--- a/Campbellford Extension/src/WordLayouts/CFS Customer Statement.docx
+++ b/Campbellford Extension/src/WordLayouts/CFS Customer Statement.docx
@@ -213,13 +213,13 @@
                             <w:sz w:val="18"/>
                             <w:szCs w:val="18"/>
                           </w:rPr>
+                          <w:alias w:val="#Nav: /Customer/CFSCustAddress4"/>
+                          <w:tag w:val="#Nav: Standard_Statement/1316"/>
                           <w:id w:val="-23253237"/>
                           <w:placeholder>
                             <w:docPart w:val="781FB13D53534CB3A86CEB1ABC62DE4F"/>
                           </w:placeholder>
-                          <w15:dataBinding w:prefixMappings="xmlns:ns0='urn:microsoft-dynamics-nav/reports/Standard_Statement/1316/' " w:xpath="/ns0:NavWordReportXmlPart[1]/ns0:Customer[1]/ns0:CFSCustAddress4[1]" w:storeItemID="{6DA4901C-D430-4D4B-9017-1CE2DD1B612E}" w16sdtdh:storeItemChecksum="ewExuA=="/>
-                          <w:alias w:val="#Nav: /Customer/CFSCustAddress4"/>
-                          <w:tag w:val="#Nav: Standard_Statement/1316"/>
+                          <w15:dataBinding w:prefixMappings="xmlns:ns0='urn:microsoft-dynamics-nav/reports/Standard_Statement/1316/' " w:xpath="/ns0:NavWordReportXmlPart[1]/ns0:Customer[1]/ns0:CFSCustAddress4[1]" w:storeItemID="{6DA4901C-D430-4D4B-9017-1CE2DD1B612E}" w16sdtdh:storeItemChecksum="T2DS/g=="/>
                         </w:sdtPr>
                         <w:sdtContent>
                           <w:p>
@@ -242,37 +242,50 @@
                           </w:p>
                         </w:sdtContent>
                       </w:sdt>
-                      <w:sdt>
-                        <w:sdtPr>
+                      <w:p>
+                        <w:pPr>
+                          <w:pStyle w:val="NoSpacing"/>
                           <w:rPr>
                             <w:rFonts w:ascii="Segoe UI" w:hAnsi="Segoe UI" w:cs="Segoe UI"/>
                             <w:sz w:val="18"/>
                             <w:szCs w:val="18"/>
                           </w:rPr>
-                          <w:id w:val="-1206250415"/>
-                          <w:placeholder>
-                            <w:docPart w:val="781FB13D53534CB3A86CEB1ABC62DE4F"/>
-                          </w:placeholder>
-                          <w15:dataBinding w:prefixMappings="xmlns:ns0='urn:microsoft-dynamics-nav/reports/Standard_Statement/1316/' " w:xpath="/ns0:NavWordReportXmlPart[1]/ns0:Customer[1]/ns0:CFSCustAddress5[1]" w:storeItemID="{6DA4901C-D430-4D4B-9017-1CE2DD1B612E}" w16sdtdh:storeItemChecksum="ewExuA=="/>
-                          <w:alias w:val="#Nav: /Customer/CFSCustAddress5"/>
-                          <w:tag w:val="#Nav: Standard_Statement/1316"/>
-                        </w:sdtPr>
-                        <w:sdtContent>
-                          <w:p>
-                            <w:pPr>
-                              <w:pStyle w:val="NoSpacing"/>
+                        </w:pPr>
+                        <w:sdt>
+                          <w:sdtPr>
+                            <w:rPr>
+                              <w:rFonts w:ascii="Segoe UI" w:hAnsi="Segoe UI" w:cs="Segoe UI"/>
+                              <w:sz w:val="18"/>
+                              <w:szCs w:val="18"/>
+                            </w:rPr>
+                            <w:alias w:val="#Nav: /Customer/CFSCustAddress5"/>
+                            <w:tag w:val="#Nav: Standard_Statement/1316"/>
+                            <w:id w:val="-1206250415"/>
+                            <w:placeholder>
+                              <w:docPart w:val="781FB13D53534CB3A86CEB1ABC62DE4F"/>
+                            </w:placeholder>
+                            <w15:dataBinding w:prefixMappings="xmlns:ns0='urn:microsoft-dynamics-nav/reports/Standard_Statement/1316/' " w:xpath="/ns0:NavWordReportXmlPart[1]/ns0:Customer[1]/ns0:CFSCustAddress5[1]" w:storeItemID="{6DA4901C-D430-4D4B-9017-1CE2DD1B612E}" w16sdtdh:storeItemChecksum="T2DS/g=="/>
+                          </w:sdtPr>
+                          <w:sdtContent>
+                            <w:r>
                               <w:rPr>
                                 <w:rFonts w:ascii="Segoe UI" w:hAnsi="Segoe UI" w:cs="Segoe UI"/>
                                 <w:sz w:val="18"/>
                                 <w:szCs w:val="18"/>
                               </w:rPr>
-                            </w:pPr>
-                            <w:r>
                               <w:t>CFSCustAddress5</w:t>
                             </w:r>
-                          </w:p>
-                        </w:sdtContent>
-                      </w:sdt>
+                          </w:sdtContent>
+                        </w:sdt>
+                        <w:r>
+                          <w:rPr>
+                            <w:rFonts w:ascii="Segoe UI" w:hAnsi="Segoe UI" w:cs="Segoe UI"/>
+                            <w:sz w:val="18"/>
+                            <w:szCs w:val="18"/>
+                          </w:rPr>
+                          <w:br/>
+                        </w:r>
+                      </w:p>
                     </w:tc>
                   </w:tr>
                 </w:tbl>
@@ -1080,12 +1093,6 @@
                                         <w:dataBinding w:prefixMappings="xmlns:ns0='urn:microsoft-dynamics-nav/reports/Standard_Statement/1316/'" w:xpath="/ns0:NavWordReportXmlPart[1]/ns0:Customer[1]/ns0:Integer[1]/ns0:CurrencyLoop[1]/ns0:CustLedgEntryHdr[1]/ns0:DtldCustLedgEntries[1]/ns0:PostDate_DtldCustLedgEntries[1]" w:storeItemID="{6DA4901C-D430-4D4B-9017-1CE2DD1B612E}"/>
                                         <w:text/>
                                       </w:sdtPr>
-                                      <w:sdtEndPr>
-                                        <w:rPr>
-                                          <w:b/>
-                                          <w:bCs/>
-                                        </w:rPr>
-                                      </w:sdtEndPr>
                                       <w:sdtContent>
                                         <w:tc>
                                           <w:tcPr>
@@ -1748,8 +1755,6 @@
                               </w:sdtPr>
                               <w:sdtEndPr>
                                 <w:rPr>
-                                  <w:b/>
-                                  <w:bCs/>
                                   <w:color w:val="FFFFFF" w:themeColor="background1"/>
                                 </w:rPr>
                               </w:sdtEndPr>
@@ -2108,6 +2113,12 @@
                                         <w:dataBinding w:prefixMappings="xmlns:ns0='urn:microsoft-dynamics-nav/reports/Standard_Statement/1316/'" w:xpath="/ns0:NavWordReportXmlPart[1]/ns0:Customer[1]/ns0:Integer[1]/ns0:CurrencyLoop[1]/ns0:OverdueVisible[1]/ns0:OverDueEntries[1]" w:storeItemID="{6DA4901C-D430-4D4B-9017-1CE2DD1B612E}"/>
                                         <w:text/>
                                       </w:sdtPr>
+                                      <w:sdtEndPr>
+                                        <w:rPr>
+                                          <w:b/>
+                                          <w:bCs/>
+                                        </w:rPr>
+                                      </w:sdtEndPr>
                                       <w:sdtContent>
                                         <w:tc>
                                           <w:tcPr>
@@ -2193,12 +2204,6 @@
                                                 <w:dataBinding w:prefixMappings="xmlns:ns0='urn:microsoft-dynamics-nav/reports/Standard_Statement/1316/'" w:xpath="/ns0:NavWordReportXmlPart[1]/ns0:Customer[1]/ns0:Integer[1]/ns0:CurrencyLoop[1]/ns0:OverdueVisible[1]/ns0:CustLedgEntry2[1]/ns0:PostDate_CustLedgEntry2[1]" w:storeItemID="{6DA4901C-D430-4D4B-9017-1CE2DD1B612E}"/>
                                                 <w:text/>
                                               </w:sdtPr>
-                                              <w:sdtEndPr>
-                                                <w:rPr>
-                                                  <w:b/>
-                                                  <w:bCs/>
-                                                </w:rPr>
-                                              </w:sdtEndPr>
                                               <w:sdtContent>
                                                 <w:tc>
                                                   <w:tcPr>
@@ -3325,6 +3330,12 @@
                                 <w:dataBinding w:prefixMappings="xmlns:ns0='urn:microsoft-dynamics-nav/reports/Standard_Statement/1316/'" w:xpath="/ns0:NavWordReportXmlPart[1]/ns0:Customer[1]/ns0:Integer[1]/ns0:AgingBandVisible[1]/ns0:AgingBandLoop[1]/ns0:AgingBandCurrencyCode[1]" w:storeItemID="{6DA4901C-D430-4D4B-9017-1CE2DD1B612E}"/>
                                 <w:text/>
                               </w:sdtPr>
+                              <w:sdtEndPr>
+                                <w:rPr>
+                                  <w:b/>
+                                  <w:bCs/>
+                                </w:rPr>
+                              </w:sdtEndPr>
                               <w:sdtContent>
                                 <w:tc>
                                   <w:tcPr>
@@ -3591,8 +3602,12 @@
       </w:sdtContent>
     </w:sdt>
     <w:sectPr>
-      <w:headerReference w:type="default" r:id="rId9"/>
-      <w:footerReference w:type="default" r:id="rId10"/>
+      <w:headerReference w:type="even" r:id="rId9"/>
+      <w:headerReference w:type="default" r:id="rId10"/>
+      <w:footerReference w:type="even" r:id="rId11"/>
+      <w:footerReference w:type="default" r:id="rId12"/>
+      <w:headerReference w:type="first" r:id="rId13"/>
+      <w:footerReference w:type="first" r:id="rId14"/>
       <w:type w:val="continuous"/>
       <w:pgSz w:w="12240" w:h="15840" w:code="1"/>
       <w:pgMar w:top="720" w:right="720" w:bottom="720" w:left="720" w:header="360" w:footer="360" w:gutter="0"/>
@@ -3629,6 +3644,16 @@
 </file>
 
 <file path=word/footer1.xml><?xml version="1.0" encoding="utf-8"?>
+<w:ftr xmlns:wpc="http://schemas.microsoft.com/office/word/2010/wordprocessingCanvas" xmlns:cx="http://schemas.microsoft.com/office/drawing/2014/chartex" xmlns:cx1="http://schemas.microsoft.com/office/drawing/2015/9/8/chartex" xmlns:cx2="http://schemas.microsoft.com/office/drawing/2015/10/21/chartex" xmlns:cx3="http://schemas.microsoft.com/office/drawing/2016/5/9/chartex" xmlns:cx4="http://schemas.microsoft.com/office/drawing/2016/5/10/chartex" xmlns:cx5="http://schemas.microsoft.com/office/drawing/2016/5/11/chartex" xmlns:cx6="http://schemas.microsoft.com/office/drawing/2016/5/12/chartex" xmlns:cx7="http://schemas.microsoft.com/office/drawing/2016/5/13/chartex" xmlns:cx8="http://schemas.microsoft.com/office/drawing/2016/5/14/chartex" xmlns:mc="http://schemas.openxmlformats.org/markup-compatibility/2006" xmlns:aink="http://schemas.microsoft.com/office/drawing/2016/ink" xmlns:am3d="http://schemas.microsoft.com/office/drawing/2017/model3d" xmlns:o="urn:schemas-microsoft-com:office:office" xmlns:oel="http://schemas.microsoft.com/office/2019/extlst" xmlns:r="http://schemas.openxmlformats.org/officeDocument/2006/relationships" xmlns:m="http://schemas.openxmlformats.org/officeDocument/2006/math" xmlns:v="urn:schemas-microsoft-com:vml" xmlns:wp14="http://schemas.microsoft.com/office/word/2010/wordprocessingDrawing" xmlns:wp="http://schemas.openxmlformats.org/drawingml/2006/wordprocessingDrawing" xmlns:w10="urn:schemas-microsoft-com:office:word" xmlns:w="http://schemas.openxmlformats.org/wordprocessingml/2006/main" xmlns:w14="http://schemas.microsoft.com/office/word/2010/wordml" xmlns:w15="http://schemas.microsoft.com/office/word/2012/wordml" xmlns:w16cex="http://schemas.microsoft.com/office/word/2018/wordml/cex" xmlns:w16cid="http://schemas.microsoft.com/office/word/2016/wordml/cid" xmlns:w16="http://schemas.microsoft.com/office/word/2018/wordml" xmlns:w16du="http://schemas.microsoft.com/office/word/2023/wordml/word16du" xmlns:w16sdtdh="http://schemas.microsoft.com/office/word/2020/wordml/sdtdatahash" xmlns:w16sdtfl="http://schemas.microsoft.com/office/word/2024/wordml/sdtformatlock" xmlns:w16se="http://schemas.microsoft.com/office/word/2015/wordml/symex" xmlns:wpg="http://schemas.microsoft.com/office/word/2010/wordprocessingGroup" xmlns:wpi="http://schemas.microsoft.com/office/word/2010/wordprocessingInk" xmlns:wne="http://schemas.microsoft.com/office/word/2006/wordml" xmlns:wps="http://schemas.microsoft.com/office/word/2010/wordprocessingShape" mc:Ignorable="w14 w15 w16se w16cid w16 w16cex w16sdtdh w16sdtfl w16du wp14">
+  <w:p>
+    <w:pPr>
+      <w:pStyle w:val="Footer"/>
+    </w:pPr>
+  </w:p>
+</w:ftr>
+</file>
+
+<file path=word/footer2.xml><?xml version="1.0" encoding="utf-8"?>
 <w:ftr xmlns:wpc="http://schemas.microsoft.com/office/word/2010/wordprocessingCanvas" xmlns:cx="http://schemas.microsoft.com/office/drawing/2014/chartex" xmlns:cx1="http://schemas.microsoft.com/office/drawing/2015/9/8/chartex" xmlns:cx2="http://schemas.microsoft.com/office/drawing/2015/10/21/chartex" xmlns:cx3="http://schemas.microsoft.com/office/drawing/2016/5/9/chartex" xmlns:cx4="http://schemas.microsoft.com/office/drawing/2016/5/10/chartex" xmlns:cx5="http://schemas.microsoft.com/office/drawing/2016/5/11/chartex" xmlns:cx6="http://schemas.microsoft.com/office/drawing/2016/5/12/chartex" xmlns:cx7="http://schemas.microsoft.com/office/drawing/2016/5/13/chartex" xmlns:cx8="http://schemas.microsoft.com/office/drawing/2016/5/14/chartex" xmlns:mc="http://schemas.openxmlformats.org/markup-compatibility/2006" xmlns:aink="http://schemas.microsoft.com/office/drawing/2016/ink" xmlns:am3d="http://schemas.microsoft.com/office/drawing/2017/model3d" xmlns:o="urn:schemas-microsoft-com:office:office" xmlns:oel="http://schemas.microsoft.com/office/2019/extlst" xmlns:r="http://schemas.openxmlformats.org/officeDocument/2006/relationships" xmlns:m="http://schemas.openxmlformats.org/officeDocument/2006/math" xmlns:v="urn:schemas-microsoft-com:vml" xmlns:wp14="http://schemas.microsoft.com/office/word/2010/wordprocessingDrawing" xmlns:wp="http://schemas.openxmlformats.org/drawingml/2006/wordprocessingDrawing" xmlns:w10="urn:schemas-microsoft-com:office:word" xmlns:w="http://schemas.openxmlformats.org/wordprocessingml/2006/main" xmlns:w14="http://schemas.microsoft.com/office/word/2010/wordml" xmlns:w15="http://schemas.microsoft.com/office/word/2012/wordml" xmlns:w16cex="http://schemas.microsoft.com/office/word/2018/wordml/cex" xmlns:w16cid="http://schemas.microsoft.com/office/word/2016/wordml/cid" xmlns:w16="http://schemas.microsoft.com/office/word/2018/wordml" xmlns:w16du="http://schemas.microsoft.com/office/word/2023/wordml/word16du" xmlns:w16sdtdh="http://schemas.microsoft.com/office/word/2020/wordml/sdtdatahash" xmlns:w16sdtfl="http://schemas.microsoft.com/office/word/2024/wordml/sdtformatlock" xmlns:w16se="http://schemas.microsoft.com/office/word/2015/wordml/symex" xmlns:wpg="http://schemas.microsoft.com/office/word/2010/wordprocessingGroup" xmlns:wpi="http://schemas.microsoft.com/office/word/2010/wordprocessingInk" xmlns:wne="http://schemas.microsoft.com/office/word/2006/wordml" xmlns:wps="http://schemas.microsoft.com/office/word/2010/wordprocessingShape" mc:Ignorable="w14 w15 w16se w16cid w16 w16cex w16sdtdh w16sdtfl w16du wp14">
   <w:tbl>
     <w:tblPr>
@@ -3979,6 +4004,16 @@
 </w:ftr>
 </file>
 
+<file path=word/footer3.xml><?xml version="1.0" encoding="utf-8"?>
+<w:ftr xmlns:wpc="http://schemas.microsoft.com/office/word/2010/wordprocessingCanvas" xmlns:cx="http://schemas.microsoft.com/office/drawing/2014/chartex" xmlns:cx1="http://schemas.microsoft.com/office/drawing/2015/9/8/chartex" xmlns:cx2="http://schemas.microsoft.com/office/drawing/2015/10/21/chartex" xmlns:cx3="http://schemas.microsoft.com/office/drawing/2016/5/9/chartex" xmlns:cx4="http://schemas.microsoft.com/office/drawing/2016/5/10/chartex" xmlns:cx5="http://schemas.microsoft.com/office/drawing/2016/5/11/chartex" xmlns:cx6="http://schemas.microsoft.com/office/drawing/2016/5/12/chartex" xmlns:cx7="http://schemas.microsoft.com/office/drawing/2016/5/13/chartex" xmlns:cx8="http://schemas.microsoft.com/office/drawing/2016/5/14/chartex" xmlns:mc="http://schemas.openxmlformats.org/markup-compatibility/2006" xmlns:aink="http://schemas.microsoft.com/office/drawing/2016/ink" xmlns:am3d="http://schemas.microsoft.com/office/drawing/2017/model3d" xmlns:o="urn:schemas-microsoft-com:office:office" xmlns:oel="http://schemas.microsoft.com/office/2019/extlst" xmlns:r="http://schemas.openxmlformats.org/officeDocument/2006/relationships" xmlns:m="http://schemas.openxmlformats.org/officeDocument/2006/math" xmlns:v="urn:schemas-microsoft-com:vml" xmlns:wp14="http://schemas.microsoft.com/office/word/2010/wordprocessingDrawing" xmlns:wp="http://schemas.openxmlformats.org/drawingml/2006/wordprocessingDrawing" xmlns:w10="urn:schemas-microsoft-com:office:word" xmlns:w="http://schemas.openxmlformats.org/wordprocessingml/2006/main" xmlns:w14="http://schemas.microsoft.com/office/word/2010/wordml" xmlns:w15="http://schemas.microsoft.com/office/word/2012/wordml" xmlns:w16cex="http://schemas.microsoft.com/office/word/2018/wordml/cex" xmlns:w16cid="http://schemas.microsoft.com/office/word/2016/wordml/cid" xmlns:w16="http://schemas.microsoft.com/office/word/2018/wordml" xmlns:w16du="http://schemas.microsoft.com/office/word/2023/wordml/word16du" xmlns:w16sdtdh="http://schemas.microsoft.com/office/word/2020/wordml/sdtdatahash" xmlns:w16sdtfl="http://schemas.microsoft.com/office/word/2024/wordml/sdtformatlock" xmlns:w16se="http://schemas.microsoft.com/office/word/2015/wordml/symex" xmlns:wpg="http://schemas.microsoft.com/office/word/2010/wordprocessingGroup" xmlns:wpi="http://schemas.microsoft.com/office/word/2010/wordprocessingInk" xmlns:wne="http://schemas.microsoft.com/office/word/2006/wordml" xmlns:wps="http://schemas.microsoft.com/office/word/2010/wordprocessingShape" mc:Ignorable="w14 w15 w16se w16cid w16 w16cex w16sdtdh w16sdtfl w16du wp14">
+  <w:p>
+    <w:pPr>
+      <w:pStyle w:val="Footer"/>
+    </w:pPr>
+  </w:p>
+</w:ftr>
+</file>
+
 <file path=word/footnotes.xml><?xml version="1.0" encoding="utf-8"?>
 <w:footnotes xmlns:wpc="http://schemas.microsoft.com/office/word/2010/wordprocessingCanvas" xmlns:cx="http://schemas.microsoft.com/office/drawing/2014/chartex" xmlns:cx1="http://schemas.microsoft.com/office/drawing/2015/9/8/chartex" xmlns:cx2="http://schemas.microsoft.com/office/drawing/2015/10/21/chartex" xmlns:cx3="http://schemas.microsoft.com/office/drawing/2016/5/9/chartex" xmlns:cx4="http://schemas.microsoft.com/office/drawing/2016/5/10/chartex" xmlns:cx5="http://schemas.microsoft.com/office/drawing/2016/5/11/chartex" xmlns:cx6="http://schemas.microsoft.com/office/drawing/2016/5/12/chartex" xmlns:cx7="http://schemas.microsoft.com/office/drawing/2016/5/13/chartex" xmlns:cx8="http://schemas.microsoft.com/office/drawing/2016/5/14/chartex" xmlns:mc="http://schemas.openxmlformats.org/markup-compatibility/2006" xmlns:aink="http://schemas.microsoft.com/office/drawing/2016/ink" xmlns:am3d="http://schemas.microsoft.com/office/drawing/2017/model3d" xmlns:o="urn:schemas-microsoft-com:office:office" xmlns:oel="http://schemas.microsoft.com/office/2019/extlst" xmlns:r="http://schemas.openxmlformats.org/officeDocument/2006/relationships" xmlns:m="http://schemas.openxmlformats.org/officeDocument/2006/math" xmlns:v="urn:schemas-microsoft-com:vml" xmlns:wp14="http://schemas.microsoft.com/office/word/2010/wordprocessingDrawing" xmlns:wp="http://schemas.openxmlformats.org/drawingml/2006/wordprocessingDrawing" xmlns:w10="urn:schemas-microsoft-com:office:word" xmlns:w="http://schemas.openxmlformats.org/wordprocessingml/2006/main" xmlns:w14="http://schemas.microsoft.com/office/word/2010/wordml" xmlns:w15="http://schemas.microsoft.com/office/word/2012/wordml" xmlns:w16cex="http://schemas.microsoft.com/office/word/2018/wordml/cex" xmlns:w16cid="http://schemas.microsoft.com/office/word/2016/wordml/cid" xmlns:w16="http://schemas.microsoft.com/office/word/2018/wordml" xmlns:w16du="http://schemas.microsoft.com/office/word/2023/wordml/word16du" xmlns:w16sdtdh="http://schemas.microsoft.com/office/word/2020/wordml/sdtdatahash" xmlns:w16sdtfl="http://schemas.microsoft.com/office/word/2024/wordml/sdtformatlock" xmlns:w16se="http://schemas.microsoft.com/office/word/2015/wordml/symex" xmlns:wpg="http://schemas.microsoft.com/office/word/2010/wordprocessingGroup" xmlns:wpi="http://schemas.microsoft.com/office/word/2010/wordprocessingInk" xmlns:wne="http://schemas.microsoft.com/office/word/2006/wordml" xmlns:wps="http://schemas.microsoft.com/office/word/2010/wordprocessingShape" mc:Ignorable="w14 w15 w16se w16cid w16 w16cex w16sdtdh w16sdtfl w16du wp14">
   <w:footnote w:type="separator" w:id="-1">
@@ -4005,6 +4040,16 @@
 </file>
 
 <file path=word/header1.xml><?xml version="1.0" encoding="utf-8"?>
+<w:hdr xmlns:wpc="http://schemas.microsoft.com/office/word/2010/wordprocessingCanvas" xmlns:cx="http://schemas.microsoft.com/office/drawing/2014/chartex" xmlns:cx1="http://schemas.microsoft.com/office/drawing/2015/9/8/chartex" xmlns:cx2="http://schemas.microsoft.com/office/drawing/2015/10/21/chartex" xmlns:cx3="http://schemas.microsoft.com/office/drawing/2016/5/9/chartex" xmlns:cx4="http://schemas.microsoft.com/office/drawing/2016/5/10/chartex" xmlns:cx5="http://schemas.microsoft.com/office/drawing/2016/5/11/chartex" xmlns:cx6="http://schemas.microsoft.com/office/drawing/2016/5/12/chartex" xmlns:cx7="http://schemas.microsoft.com/office/drawing/2016/5/13/chartex" xmlns:cx8="http://schemas.microsoft.com/office/drawing/2016/5/14/chartex" xmlns:mc="http://schemas.openxmlformats.org/markup-compatibility/2006" xmlns:aink="http://schemas.microsoft.com/office/drawing/2016/ink" xmlns:am3d="http://schemas.microsoft.com/office/drawing/2017/model3d" xmlns:o="urn:schemas-microsoft-com:office:office" xmlns:oel="http://schemas.microsoft.com/office/2019/extlst" xmlns:r="http://schemas.openxmlformats.org/officeDocument/2006/relationships" xmlns:m="http://schemas.openxmlformats.org/officeDocument/2006/math" xmlns:v="urn:schemas-microsoft-com:vml" xmlns:wp14="http://schemas.microsoft.com/office/word/2010/wordprocessingDrawing" xmlns:wp="http://schemas.openxmlformats.org/drawingml/2006/wordprocessingDrawing" xmlns:w10="urn:schemas-microsoft-com:office:word" xmlns:w="http://schemas.openxmlformats.org/wordprocessingml/2006/main" xmlns:w14="http://schemas.microsoft.com/office/word/2010/wordml" xmlns:w15="http://schemas.microsoft.com/office/word/2012/wordml" xmlns:w16cex="http://schemas.microsoft.com/office/word/2018/wordml/cex" xmlns:w16cid="http://schemas.microsoft.com/office/word/2016/wordml/cid" xmlns:w16="http://schemas.microsoft.com/office/word/2018/wordml" xmlns:w16du="http://schemas.microsoft.com/office/word/2023/wordml/word16du" xmlns:w16sdtdh="http://schemas.microsoft.com/office/word/2020/wordml/sdtdatahash" xmlns:w16sdtfl="http://schemas.microsoft.com/office/word/2024/wordml/sdtformatlock" xmlns:w16se="http://schemas.microsoft.com/office/word/2015/wordml/symex" xmlns:wpg="http://schemas.microsoft.com/office/word/2010/wordprocessingGroup" xmlns:wpi="http://schemas.microsoft.com/office/word/2010/wordprocessingInk" xmlns:wne="http://schemas.microsoft.com/office/word/2006/wordml" xmlns:wps="http://schemas.microsoft.com/office/word/2010/wordprocessingShape" mc:Ignorable="w14 w15 w16se w16cid w16 w16cex w16sdtdh w16sdtfl w16du wp14">
+  <w:p>
+    <w:pPr>
+      <w:pStyle w:val="Header"/>
+    </w:pPr>
+  </w:p>
+</w:hdr>
+</file>
+
+<file path=word/header2.xml><?xml version="1.0" encoding="utf-8"?>
 <w:hdr xmlns:a="http://schemas.openxmlformats.org/drawingml/2006/main" xmlns:pic="http://schemas.openxmlformats.org/drawingml/2006/picture" xmlns:a14="http://schemas.microsoft.com/office/drawing/2010/main" xmlns:wpc="http://schemas.microsoft.com/office/word/2010/wordprocessingCanvas" xmlns:cx="http://schemas.microsoft.com/office/drawing/2014/chartex" xmlns:cx1="http://schemas.microsoft.com/office/drawing/2015/9/8/chartex" xmlns:cx2="http://schemas.microsoft.com/office/drawing/2015/10/21/chartex" xmlns:cx3="http://schemas.microsoft.com/office/drawing/2016/5/9/chartex" xmlns:cx4="http://schemas.microsoft.com/office/drawing/2016/5/10/chartex" xmlns:cx5="http://schemas.microsoft.com/office/drawing/2016/5/11/chartex" xmlns:cx6="http://schemas.microsoft.com/office/drawing/2016/5/12/chartex" xmlns:cx7="http://schemas.microsoft.com/office/drawing/2016/5/13/chartex" xmlns:cx8="http://schemas.microsoft.com/office/drawing/2016/5/14/chartex" xmlns:mc="http://schemas.openxmlformats.org/markup-compatibility/2006" xmlns:aink="http://schemas.microsoft.com/office/drawing/2016/ink" xmlns:am3d="http://schemas.microsoft.com/office/drawing/2017/model3d" xmlns:o="urn:schemas-microsoft-com:office:office" xmlns:oel="http://schemas.microsoft.com/office/2019/extlst" xmlns:r="http://schemas.openxmlformats.org/officeDocument/2006/relationships" xmlns:m="http://schemas.openxmlformats.org/officeDocument/2006/math" xmlns:v="urn:schemas-microsoft-com:vml" xmlns:wp14="http://schemas.microsoft.com/office/word/2010/wordprocessingDrawing" xmlns:wp="http://schemas.openxmlformats.org/drawingml/2006/wordprocessingDrawing" xmlns:w10="urn:schemas-microsoft-com:office:word" xmlns:w="http://schemas.openxmlformats.org/wordprocessingml/2006/main" xmlns:w14="http://schemas.microsoft.com/office/word/2010/wordml" xmlns:w15="http://schemas.microsoft.com/office/word/2012/wordml" xmlns:w16cex="http://schemas.microsoft.com/office/word/2018/wordml/cex" xmlns:w16cid="http://schemas.microsoft.com/office/word/2016/wordml/cid" xmlns:w16="http://schemas.microsoft.com/office/word/2018/wordml" xmlns:w16du="http://schemas.microsoft.com/office/word/2023/wordml/word16du" xmlns:w16sdtdh="http://schemas.microsoft.com/office/word/2020/wordml/sdtdatahash" xmlns:w16sdtfl="http://schemas.microsoft.com/office/word/2024/wordml/sdtformatlock" xmlns:w16se="http://schemas.microsoft.com/office/word/2015/wordml/symex" xmlns:wpg="http://schemas.microsoft.com/office/word/2010/wordprocessingGroup" xmlns:wpi="http://schemas.microsoft.com/office/word/2010/wordprocessingInk" xmlns:wne="http://schemas.microsoft.com/office/word/2006/wordml" xmlns:wps="http://schemas.microsoft.com/office/word/2010/wordprocessingShape" mc:Ignorable="w14 w15 w16se w16cid w16 w16cex w16sdtdh w16sdtfl w16du wp14">
   <w:tbl>
     <w:tblPr>
@@ -4074,14 +4119,14 @@
                 <w:sz w:val="18"/>
                 <w:szCs w:val="18"/>
               </w:rPr>
+              <w:alias w:val="#Nav: /Customer/Integer/CompanyAddr1"/>
+              <w:tag w:val="#Nav: Standard_Statement/1316"/>
               <w:id w:val="-756438845"/>
               <w:placeholder>
                 <w:docPart w:val="DefaultPlaceholder_-1854013440"/>
               </w:placeholder>
               <w:dataBinding w:prefixMappings="xmlns:ns0='urn:microsoft-dynamics-nav/reports/Standard_Statement/1316/' " w:xpath="/ns0:NavWordReportXmlPart[1]/ns0:Customer[1]/ns0:Integer[1]/ns0:CompanyAddr1[1]" w:storeItemID="{6DA4901C-D430-4D4B-9017-1CE2DD1B612E}"/>
               <w:text/>
-              <w:alias w:val="#Nav: /Customer/Integer/CompanyAddr1"/>
-              <w:tag w:val="#Nav: Standard_Statement/1316"/>
             </w:sdtPr>
             <w:sdtContent>
               <w:r>
@@ -4112,14 +4157,14 @@
                 <w:sz w:val="18"/>
                 <w:szCs w:val="18"/>
               </w:rPr>
+              <w:alias w:val="#Nav: /Customer/Integer/CompanyAddr2"/>
+              <w:tag w:val="#Nav: Standard_Statement/1316"/>
               <w:id w:val="-1933971416"/>
               <w:placeholder>
                 <w:docPart w:val="DefaultPlaceholder_-1854013440"/>
               </w:placeholder>
               <w:dataBinding w:prefixMappings="xmlns:ns0='urn:microsoft-dynamics-nav/reports/Standard_Statement/1316/' " w:xpath="/ns0:NavWordReportXmlPart[1]/ns0:Customer[1]/ns0:Integer[1]/ns0:CompanyAddr2[1]" w:storeItemID="{6DA4901C-D430-4D4B-9017-1CE2DD1B612E}"/>
               <w:text/>
-              <w:alias w:val="#Nav: /Customer/Integer/CompanyAddr2"/>
-              <w:tag w:val="#Nav: Standard_Statement/1316"/>
             </w:sdtPr>
             <w:sdtContent>
               <w:r>
@@ -4150,14 +4195,14 @@
                 <w:sz w:val="18"/>
                 <w:szCs w:val="18"/>
               </w:rPr>
+              <w:alias w:val="#Nav: /Customer/Integer/CompanyAddr3"/>
+              <w:tag w:val="#Nav: Standard_Statement/1316"/>
               <w:id w:val="104780197"/>
               <w:placeholder>
                 <w:docPart w:val="DefaultPlaceholder_-1854013440"/>
               </w:placeholder>
               <w:dataBinding w:prefixMappings="xmlns:ns0='urn:microsoft-dynamics-nav/reports/Standard_Statement/1316/' " w:xpath="/ns0:NavWordReportXmlPart[1]/ns0:Customer[1]/ns0:Integer[1]/ns0:CompanyAddr3[1]" w:storeItemID="{6DA4901C-D430-4D4B-9017-1CE2DD1B612E}"/>
               <w:text/>
-              <w:alias w:val="#Nav: /Customer/Integer/CompanyAddr3"/>
-              <w:tag w:val="#Nav: Standard_Statement/1316"/>
             </w:sdtPr>
             <w:sdtContent>
               <w:r>
@@ -4188,14 +4233,14 @@
                 <w:sz w:val="18"/>
                 <w:szCs w:val="18"/>
               </w:rPr>
+              <w:alias w:val="#Nav: /Customer/Integer/PhoneNo_CompanyInfo"/>
+              <w:tag w:val="#Nav: Standard_Statement/1316"/>
               <w:id w:val="650256349"/>
               <w:placeholder>
                 <w:docPart w:val="DefaultPlaceholder_-1854013440"/>
               </w:placeholder>
               <w:dataBinding w:prefixMappings="xmlns:ns0='urn:microsoft-dynamics-nav/reports/Standard_Statement/1316/' " w:xpath="/ns0:NavWordReportXmlPart[1]/ns0:Customer[1]/ns0:Integer[1]/ns0:PhoneNo_CompanyInfo[1]" w:storeItemID="{6DA4901C-D430-4D4B-9017-1CE2DD1B612E}"/>
               <w:text/>
-              <w:alias w:val="#Nav: /Customer/Integer/PhoneNo_CompanyInfo"/>
-              <w:tag w:val="#Nav: Standard_Statement/1316"/>
             </w:sdtPr>
             <w:sdtContent>
               <w:proofErr w:type="spellStart"/>
@@ -4228,14 +4273,14 @@
                 <w:sz w:val="18"/>
                 <w:szCs w:val="18"/>
               </w:rPr>
+              <w:alias w:val="#Nav: /Customer/Integer/CompanyInfoEmail"/>
+              <w:tag w:val="#Nav: Standard_Statement/1316"/>
               <w:id w:val="2102684062"/>
               <w:placeholder>
                 <w:docPart w:val="DefaultPlaceholder_-1854013440"/>
               </w:placeholder>
               <w:dataBinding w:prefixMappings="xmlns:ns0='urn:microsoft-dynamics-nav/reports/Standard_Statement/1316/' " w:xpath="/ns0:NavWordReportXmlPart[1]/ns0:Customer[1]/ns0:Integer[1]/ns0:CompanyInfoEmail[1]" w:storeItemID="{6DA4901C-D430-4D4B-9017-1CE2DD1B612E}"/>
               <w:text/>
-              <w:alias w:val="#Nav: /Customer/Integer/CompanyInfoEmail"/>
-              <w:tag w:val="#Nav: Standard_Statement/1316"/>
             </w:sdtPr>
             <w:sdtContent>
               <w:proofErr w:type="spellStart"/>
@@ -4255,12 +4300,12 @@
       </w:tc>
       <w:sdt>
         <w:sdtPr>
+          <w:alias w:val="#Nav: /Customer/Integer/CompanyPicture"/>
+          <w:tag w:val="#Nav: Standard_Statement/1316"/>
           <w:id w:val="447510299"/>
           <w:showingPlcHdr/>
           <w:dataBinding w:prefixMappings="xmlns:ns0='urn:microsoft-dynamics-nav/reports/Standard_Statement/1316/' " w:xpath="/ns0:NavWordReportXmlPart[1]/ns0:Customer[1]/ns0:Integer[1]/ns0:CompanyPicture[1]" w:storeItemID="{6DA4901C-D430-4D4B-9017-1CE2DD1B612E}"/>
           <w:picture/>
-          <w:alias w:val="#Nav: /Customer/Integer/CompanyPicture"/>
-          <w:tag w:val="#Nav: Standard_Statement/1316"/>
         </w:sdtPr>
         <w:sdtContent>
           <w:tc>
@@ -4277,8 +4322,8 @@
                   <w:noProof/>
                 </w:rPr>
                 <w:drawing>
-                  <wp:inline distT="0" distB="0" distL="0" distR="0" wp14:anchorId="1F694867" wp14:editId="35755EFF">
-                    <wp:extent cx="1905000" cy="1905000"/>
+                  <wp:inline distT="0" distB="0" distL="0" distR="0" wp14:anchorId="1F694867" wp14:editId="2848C950">
+                    <wp:extent cx="1066800" cy="1066800"/>
                     <wp:effectExtent l="0" t="0" r="0" b="0"/>
                     <wp:docPr id="3" name="Picture 2"/>
                     <wp:cNvGraphicFramePr>
@@ -4309,7 +4354,7 @@
                           <pic:spPr bwMode="auto">
                             <a:xfrm>
                               <a:off x="0" y="0"/>
-                              <a:ext cx="1905000" cy="1905000"/>
+                              <a:ext cx="1066800" cy="1066800"/>
                             </a:xfrm>
                             <a:prstGeom prst="rect">
                               <a:avLst/>
@@ -4331,6 +4376,16 @@
       </w:sdt>
     </w:tr>
   </w:tbl>
+  <w:p>
+    <w:pPr>
+      <w:pStyle w:val="Header"/>
+    </w:pPr>
+  </w:p>
+</w:hdr>
+</file>
+
+<file path=word/header3.xml><?xml version="1.0" encoding="utf-8"?>
+<w:hdr xmlns:wpc="http://schemas.microsoft.com/office/word/2010/wordprocessingCanvas" xmlns:cx="http://schemas.microsoft.com/office/drawing/2014/chartex" xmlns:cx1="http://schemas.microsoft.com/office/drawing/2015/9/8/chartex" xmlns:cx2="http://schemas.microsoft.com/office/drawing/2015/10/21/chartex" xmlns:cx3="http://schemas.microsoft.com/office/drawing/2016/5/9/chartex" xmlns:cx4="http://schemas.microsoft.com/office/drawing/2016/5/10/chartex" xmlns:cx5="http://schemas.microsoft.com/office/drawing/2016/5/11/chartex" xmlns:cx6="http://schemas.microsoft.com/office/drawing/2016/5/12/chartex" xmlns:cx7="http://schemas.microsoft.com/office/drawing/2016/5/13/chartex" xmlns:cx8="http://schemas.microsoft.com/office/drawing/2016/5/14/chartex" xmlns:mc="http://schemas.openxmlformats.org/markup-compatibility/2006" xmlns:aink="http://schemas.microsoft.com/office/drawing/2016/ink" xmlns:am3d="http://schemas.microsoft.com/office/drawing/2017/model3d" xmlns:o="urn:schemas-microsoft-com:office:office" xmlns:oel="http://schemas.microsoft.com/office/2019/extlst" xmlns:r="http://schemas.openxmlformats.org/officeDocument/2006/relationships" xmlns:m="http://schemas.openxmlformats.org/officeDocument/2006/math" xmlns:v="urn:schemas-microsoft-com:vml" xmlns:wp14="http://schemas.microsoft.com/office/word/2010/wordprocessingDrawing" xmlns:wp="http://schemas.openxmlformats.org/drawingml/2006/wordprocessingDrawing" xmlns:w10="urn:schemas-microsoft-com:office:word" xmlns:w="http://schemas.openxmlformats.org/wordprocessingml/2006/main" xmlns:w14="http://schemas.microsoft.com/office/word/2010/wordml" xmlns:w15="http://schemas.microsoft.com/office/word/2012/wordml" xmlns:w16cex="http://schemas.microsoft.com/office/word/2018/wordml/cex" xmlns:w16cid="http://schemas.microsoft.com/office/word/2016/wordml/cid" xmlns:w16="http://schemas.microsoft.com/office/word/2018/wordml" xmlns:w16du="http://schemas.microsoft.com/office/word/2023/wordml/word16du" xmlns:w16sdtdh="http://schemas.microsoft.com/office/word/2020/wordml/sdtdatahash" xmlns:w16sdtfl="http://schemas.microsoft.com/office/word/2024/wordml/sdtformatlock" xmlns:w16se="http://schemas.microsoft.com/office/word/2015/wordml/symex" xmlns:wpg="http://schemas.microsoft.com/office/word/2010/wordprocessingGroup" xmlns:wpi="http://schemas.microsoft.com/office/word/2010/wordprocessingInk" xmlns:wne="http://schemas.microsoft.com/office/word/2006/wordml" xmlns:wps="http://schemas.microsoft.com/office/word/2010/wordprocessingShape" mc:Ignorable="w14 w15 w16se w16cid w16 w16cex w16sdtdh w16sdtfl w16du wp14">
   <w:p>
     <w:pPr>
       <w:pStyle w:val="Header"/>
@@ -5953,6 +6008,7 @@
     <w:rsid w:val="00851B88"/>
     <w:rsid w:val="008561D3"/>
     <w:rsid w:val="00857988"/>
+    <w:rsid w:val="00876692"/>
     <w:rsid w:val="008B0DBD"/>
     <w:rsid w:val="008C226E"/>
     <w:rsid w:val="009334F6"/>
@@ -5976,6 +6032,7 @@
     <w:rsid w:val="00B30DD8"/>
     <w:rsid w:val="00B52BAF"/>
     <w:rsid w:val="00B53C44"/>
+    <w:rsid w:val="00B53F77"/>
     <w:rsid w:val="00B86823"/>
     <w:rsid w:val="00BA1923"/>
     <w:rsid w:val="00BD001D"/>
@@ -6459,14 +6516,14 @@
     <w:basedOn w:val="DefaultParagraphFont"/>
     <w:uiPriority w:val="99"/>
     <w:semiHidden/>
-    <w:rsid w:val="009C1F09"/>
+    <w:rsid w:val="00B53F77"/>
     <w:rPr>
       <w:color w:val="808080"/>
     </w:rPr>
   </w:style>
-  <w:style w:type="paragraph" w:customStyle="1" w:styleId="4F6CA7E785BE46CF8A94977111592A78">
-    <w:name w:val="4F6CA7E785BE46CF8A94977111592A78"/>
-    <w:rsid w:val="009C1F09"/>
+  <w:style w:type="paragraph" w:customStyle="1" w:styleId="BA05112201474B51A9A00E69C9396407">
+    <w:name w:val="BA05112201474B51A9A00E69C9396407"/>
+    <w:rsid w:val="00B53F77"/>
     <w:pPr>
       <w:spacing w:line="278" w:lineRule="auto"/>
     </w:pPr>
@@ -6558,9 +6615,9 @@
       <w14:ligatures w14:val="standardContextual"/>
     </w:rPr>
   </w:style>
-  <w:style w:type="paragraph" w:customStyle="1" w:styleId="87634B144C0C415B84C43EF2DED5AE07">
-    <w:name w:val="87634B144C0C415B84C43EF2DED5AE07"/>
-    <w:rsid w:val="001B4D32"/>
+  <w:style w:type="paragraph" w:customStyle="1" w:styleId="5C933E47565447EE887CBD9C72858DF4">
+    <w:name w:val="5C933E47565447EE887CBD9C72858DF4"/>
+    <w:rsid w:val="00B53F77"/>
     <w:pPr>
       <w:spacing w:line="278" w:lineRule="auto"/>
     </w:pPr>
@@ -6844,9 +6901,7 @@
 </a:theme>
 </file>
 
-<file path=customXml/item1.xml>��< ? x m l   v e r s i o n = " 1 . 0 "   e n c o d i n g = " u t f - 1 6 " ? > - 
- < N a v W o r d R e p o r t X m l P a r t   x m l n s = " u r n : m i c r o s o f t - d y n a m i c s - n a v / r e p o r t s / S t a n d a r d _ S t a t e m e n t / 1 3 1 6 / " > +<file path=customXml/item1.xml>��< ? x m l   v e r s i o n = " 1 . 0 "   e n c o d i n g = " u t f - 1 6 " ? > < N a v W o r d R e p o r t X m l P a r t   x m l n s = " u r n : m i c r o s o f t - d y n a m i c s - b u s i n e s s c e n t r a l / i n t e r n a l / e x t e n d e d / r e p o r t s / S t a n d a r d _ S t a t e m e n t / 1 3 1 6 / " >   
      < B C R e p o r t I n f o r m a t i o n >   
@@ -6912,247 +6967,249 @@
  
      < / B C R e p o r t I n f o r m a t i o n >   
-     < C u s t o m e r > - 
-         < C F S C u s t A d d r e s s 1 > C F S C u s t A d d r e s s 1 < / C F S C u s t A d d r e s s 1 > - 
-         < C F S C u s t A d d r e s s 2 > C F S C u s t A d d r e s s 2 < / C F S C u s t A d d r e s s 2 > - 
-         < C F S C u s t A d d r e s s 3 > C F S C u s t A d d r e s s 3 < / C F S C u s t A d d r e s s 3 > - 
-         < C F S C u s t A d d r e s s 4 > C F S C u s t A d d r e s s 4 < / C F S C u s t A d d r e s s 4 > - 
-         < C F S C u s t A d d r e s s 5 > C F S C u s t A d d r e s s 5 < / C F S C u s t A d d r e s s 5 > - 
-         < C F S C u s t A d d r e s s 6 > C F S C u s t A d d r e s s 6 < / C F S C u s t A d d r e s s 6 > - 
-         < C F S C u s t A d d r e s s 7 > C F S C u s t A d d r e s s 7 < / C F S C u s t A d d r e s s 7 > - 
-         < C F S C u s t A d d r e s s 8 > C F S C u s t A d d r e s s 8 < / C F S C u s t A d d r e s s 8 > - 
-         < N o _ C u s t > N o _ C u s t < / N o _ C u s t > - 
-         < I n t e g e r > - 
-             < B a n k A c c N o _ C o m p a n y I n f o > B a n k A c c N o _ C o m p a n y I n f o < / B a n k A c c N o _ C o m p a n y I n f o > - 
-             < B a n k A c c N o _ C o m p a n y I n f o C a p t i o n > B a n k A c c N o _ C o m p a n y I n f o C a p t i o n < / B a n k A c c N o _ C o m p a n y I n f o C a p t i o n > - 
-             < B a n k N a m e _ C o m p a n y I n f o > B a n k N a m e _ C o m p a n y I n f o < / B a n k N a m e _ C o m p a n y I n f o > - 
-             < B a n k N a m e _ C o m p a n y I n f o C a p t i o n > B a n k N a m e _ C o m p a n y I n f o C a p t i o n < / B a n k N a m e _ C o m p a n y I n f o C a p t i o n > - 
-             < C o m p a n y A d d r 1 > C o m p a n y A d d r 1 < / C o m p a n y A d d r 1 > - 
-             < C o m p a n y A d d r 2 > C o m p a n y A d d r 2 < / C o m p a n y A d d r 2 > - 
-             < C o m p a n y A d d r 3 > C o m p a n y A d d r 3 < / C o m p a n y A d d r 3 > - 
-             < C o m p a n y A d d r 4 > C o m p a n y A d d r 4 < / C o m p a n y A d d r 4 > - 
-             < C o m p a n y A d d r 5 > C o m p a n y A d d r 5 < / C o m p a n y A d d r 5 > - 
-             < C o m p a n y A d d r 6 > C o m p a n y A d d r 6 < / C o m p a n y A d d r 6 > - 
-             < C o m p a n y A d d r 7 > C o m p a n y A d d r 7 < / C o m p a n y A d d r 7 > - 
-             < C o m p a n y A d d r 8 > C o m p a n y A d d r 8 < / C o m p a n y A d d r 8 > - 
-             < C o m p a n y I n f o 1 P i c t u r e   / > - 
-             < C o m p a n y I n f o 2 P i c t u r e   / > - 
-             < C o m p a n y I n f o 3 P i c t u r e   / > - 
-             < C o m p a n y I n f o E m a i l > C o m p a n y I n f o E m a i l < / C o m p a n y I n f o E m a i l > - 
-             < C o m p a n y I n f o E m a i l C a p t i o n > C o m p a n y I n f o E m a i l C a p t i o n < / C o m p a n y I n f o E m a i l C a p t i o n > - 
-             < C o m p a n y I n f o H o m e P a g e > C o m p a n y I n f o H o m e P a g e < / C o m p a n y I n f o H o m e P a g e > - 
-             < C o m p a n y I n f o H o m e p a g e C a p t i o n > C o m p a n y I n f o H o m e p a g e C a p t i o n < / C o m p a n y I n f o H o m e p a g e C a p t i o n > - 
-             < C o m p a n y L e g a l O f f i c e > C o m p a n y L e g a l O f f i c e < / C o m p a n y L e g a l O f f i c e > - 
-             < C o m p a n y L e g a l O f f i c e _ L b l > C o m p a n y L e g a l O f f i c e _ L b l < / C o m p a n y L e g a l O f f i c e _ L b l > - 
-             < C o m p a n y P i c t u r e   / > - 
-             < C u r r R e p o r t P a g e N o C a p t i o n > C u r r R e p o r t P a g e N o C a p t i o n < / C u r r R e p o r t P a g e N o C a p t i o n > - 
-             < C u s t A d d r 1 > C u s t A d d r 1 < / C u s t A d d r 1 > - 
-             < C u s t A d d r 2 > C u s t A d d r 2 < / C u s t A d d r 2 > - 
-             < C u s t A d d r 3 > C u s t A d d r 3 < / C u s t A d d r 3 > - 
-             < C u s t A d d r 4 > C u s t A d d r 4 < / C u s t A d d r 4 > - 
-             < C u s t A d d r 5 > C u s t A d d r 5 < / C u s t A d d r 5 > - 
-             < C u s t A d d r 6 > C u s t A d d r 6 < / C u s t A d d r 6 > - 
-             < C u s t A d d r 7 > C u s t A d d r 7 < / C u s t A d d r 7 > - 
-             < C u s t A d d r 8 > C u s t A d d r 8 < / C u s t A d d r 8 > - 
-             < C u s t B a l a n c e C a p t i o n > C u s t B a l a n c e C a p t i o n < / C u s t B a l a n c e C a p t i o n > - 
-             < D e s c _ C u s t L e d g E n t r y 2 C a p t i o n > D e s c _ C u s t L e d g E n t r y 2 C a p t i o n < / D e s c _ C u s t L e d g E n t r y 2 C a p t i o n > - 
-             < D o c D a t e C a p t i o n > D o c D a t e C a p t i o n < / D o c D a t e C a p t i o n > - 
-             < D o c N o _ D t l d C u s t L e d g E n t r i e s C a p t i o n > D o c N o _ D t l d C u s t L e d g E n t r i e s C a p t i o n < / D o c N o _ D t l d C u s t L e d g E n t r i e s C a p t i o n > - 
-             < D u e D a t e _ C u s t L e d g E n t r y 2 C a p t i o n > D u e D a t e _ C u s t L e d g E n t r y 2 C a p t i o n < / D u e D a t e _ C u s t L e d g E n t r y 2 C a p t i o n > - 
-             < E n d D a t e > E n d D a t e < / E n d D a t e > - 
-             < E n d D a t e C a p t i o n > E n d D a t e C a p t i o n < / E n d D a t e C a p t i o n > - 
-             < G i r o N o _ C o m p a n y I n f o > G i r o N o _ C o m p a n y I n f o < / G i r o N o _ C o m p a n y I n f o > - 
-             < G i r o N o _ C o m p a n y I n f o C a p t i o n > G i r o N o _ C o m p a n y I n f o C a p t i o n < / G i r o N o _ C o m p a n y I n f o C a p t i o n > - 
-             < L a s t S t a t m n t N o _ C u s t > L a s t S t a t m n t N o _ C u s t < / L a s t S t a t m n t N o _ C u s t > - 
-             < L a s t S t a t m n t N o _ C u s t C a p t i o n > L a s t S t a t m n t N o _ C u s t C a p t i o n < / L a s t S t a t m n t N o _ C u s t C a p t i o n > - 
-             < N o 1 _ C u s t > N o 1 _ C u s t < / N o 1 _ C u s t > - 
-             < N o 1 _ C u s t C a p t i o n > N o 1 _ C u s t C a p t i o n < / N o 1 _ C u s t C a p t i o n > - 
-             < O r i g i n a l A m t _ C u s t L e d g E n t r y 2 C a p t i o n > O r i g i n a l A m t _ C u s t L e d g E n t r y 2 C a p t i o n < / O r i g i n a l A m t _ C u s t L e d g E n t r y 2 C a p t i o n > - 
-             < P h o n e N o _ C o m p a n y I n f o > P h o n e N o _ C o m p a n y I n f o < / P h o n e N o _ C o m p a n y I n f o > - 
-             < P h o n e N o _ C o m p a n y I n f o C a p t i o n > P h o n e N o _ C o m p a n y I n f o C a p t i o n < / P h o n e N o _ C o m p a n y I n f o C a p t i o n > - 
-             < P o s t D a t e _ D t l d C u s t L e d g E n t r i e s C a p t i o n > P o s t D a t e _ D t l d C u s t L e d g E n t r i e s C a p t i o n < / P o s t D a t e _ D t l d C u s t L e d g E n t r i e s C a p t i o n > - 
-             < R e m a i n A m t C u s t L e d g E n t r y 2 C a p t i o n > R e m a i n A m t C u s t L e d g E n t r y 2 C a p t i o n < / R e m a i n A m t C u s t L e d g E n t r y 2 C a p t i o n > - 
-             < S t a r t D a t e > S t a r t D a t e < / S t a r t D a t e > - 
-             < S t a r t D a t e C a p t i o n > S t a r t D a t e C a p t i o n < / S t a r t D a t e C a p t i o n > - 
-             < S t a t e m e n t C a p t i o n > S t a t e m e n t C a p t i o n < / S t a t e m e n t C a p t i o n > - 
-             < T o d a y F o r m a t t e d > T o d a y F o r m a t t e d < / T o d a y F o r m a t t e d > - 
-             < V A T R e g N o _ C o m p a n y I n f o > V A T R e g N o _ C o m p a n y I n f o < / V A T R e g N o _ C o m p a n y I n f o > - 
-             < V A T R e g N o _ C o m p a n y I n f o C a p t i o n > V A T R e g N o _ C o m p a n y I n f o C a p t i o n < / V A T R e g N o _ C o m p a n y I n f o C a p t i o n > - 
-             < C u r r e n c y L o o p > - 
-                 < T o t a l _ C a p t i o n 2 > T o t a l _ C a p t i o n 2 < / T o t a l _ C a p t i o n 2 > - 
-                 < C u s t L e d g E n t r y H d r > - 
-                     < C u r r e n c y 2 C o d e _ C u s t L e d g E n t r y H d r > C u r r e n c y 2 C o d e _ C u s t L e d g E n t r y H d r < / C u r r e n c y 2 C o d e _ C u s t L e d g E n t r y H d r > - 
-                     < C u r r e n c y C o d e 3 > C u r r e n c y C o d e 3 < / C u r r e n c y C o d e 3 > - 
-                     < C u s t B a l a n c e _ C u s t L e d g E n t r y H d r > C u s t B a l a n c e _ C u s t L e d g E n t r y H d r < / C u s t B a l a n c e _ C u s t L e d g E n t r y H d r > - 
-                     < D t l d C u s t L e d g E n t r y T y p e > D t l d C u s t L e d g E n t r y T y p e < / D t l d C u s t L e d g E n t r y T y p e > - 
-                     < E n t r i e s E x i s t s > E n t r i e s E x i s t s < / E n t r i e s E x i s t s > - 
-                     < I s N e w C u s t C u r r e n c y G r o u p > I s N e w C u s t C u r r e n c y G r o u p < / I s N e w C u s t C u r r e n c y G r o u p > - 
-                     < P r i n t L i n e > P r i n t L i n e < / P r i n t L i n e > - 
-                     < S t a r t B a l a n c e > S t a r t B a l a n c e < / S t a r t B a l a n c e > - 
-                     < D t l d C u s t L e d g E n t r i e s > - 
-                         < A m t _ D t l d C u s t L e d g E n t r i e s > A m t _ D t l d C u s t L e d g E n t r i e s < / A m t _ D t l d C u s t L e d g E n t r i e s > - 
-                         < C u r r C o d e _ D t l d C u s t L e d g E n t r i e s > C u r r C o d e _ D t l d C u s t L e d g E n t r i e s < / C u r r C o d e _ D t l d C u s t L e d g E n t r i e s > - 
-                         < C u r r e n c y 2 C o d e > C u r r e n c y 2 C o d e < / C u r r e n c y 2 C o d e > - 
-                         < C u s t B a l a n c e > C u s t B a l a n c e < / C u s t B a l a n c e > - 
-                         < D e s c r i p t i o n > D e s c r i p t i o n < / D e s c r i p t i o n > - 
-                         < D o c N o _ D t l d C u s t L e d g E n t r i e s > D o c N o _ D t l d C u s t L e d g E n t r i e s < / D o c N o _ D t l d C u s t L e d g E n t r i e s > - 
-                         < D u e D a t e _ D t l d C u s t L e d g E n t r i e s > D u e D a t e _ D t l d C u s t L e d g E n t r i e s < / D u e D a t e _ D t l d C u s t L e d g E n t r i e s > - 
-                         < P o s t D a t e _ D t l d C u s t L e d g E n t r i e s > P o s t D a t e _ D t l d C u s t L e d g E n t r i e s < / P o s t D a t e _ D t l d C u s t L e d g E n t r i e s > - 
-                         < R e m a i n A m t _ D t l d C u s t L e d g E n t r i e s > R e m a i n A m t _ D t l d C u s t L e d g E n t r i e s < / R e m a i n A m t _ D t l d C u s t L e d g E n t r i e s > - 
-                         < Y o u r R e f e r e n c e _ D t l d C u s t L e d g E n t r i e s > Y o u r R e f e r e n c e _ D t l d C u s t L e d g E n t r i e s < / Y o u r R e f e r e n c e _ D t l d C u s t L e d g E n t r i e s > +     < T o o l t i p s / > + 
+     < C u s t o m e r   E l e m e n t T y p e = " D a t a I t e m "   E l e m e n t I d = " 1 5 2 5 1 9 1 9 9 " > + 
+         < C F S C u s t A d d r e s s 1   E l e m e n t T y p e = " C o l u m n "   E l e m e n t I d = " 1 0 1 0 7 4 5 6 2 7 "   D a t a T y p e = " T e x t " > C F S C u s t A d d r e s s 1 < / C F S C u s t A d d r e s s 1 > + 
+         < C F S C u s t A d d r e s s 2   E l e m e n t T y p e = " C o l u m n "   E l e m e n t I d = " 3 7 3 0 4 9 0 1 0 "   D a t a T y p e = " T e x t " > C F S C u s t A d d r e s s 2 < / C F S C u s t A d d r e s s 2 > + 
+         < C F S C u s t A d d r e s s 3   E l e m e n t T y p e = " C o l u m n "   E l e m e n t I d = " 2 6 4 6 4 7 6 0 7 "   D a t a T y p e = " T e x t " > C F S C u s t A d d r e s s 3 < / C F S C u s t A d d r e s s 3 > + 
+         < C F S C u s t A d d r e s s 4   E l e m e n t T y p e = " C o l u m n "   E l e m e n t I d = " 9 5 7 3 8 5 8 4 "   D a t a T y p e = " T e x t " > C F S C u s t A d d r e s s 4 < / C F S C u s t A d d r e s s 4 > + 
+         < C F S C u s t A d d r e s s 5   E l e m e n t T y p e = " C o l u m n "   E l e m e n t I d = " 7 3 3 4 3 5 2 0 1 "   D a t a T y p e = " T e x t " > C F S C u s t A d d r e s s 5 < / C F S C u s t A d d r e s s 5 > + 
+         < C F S C u s t A d d r e s s 6   E l e m e n t T y p e = " C o l u m n "   E l e m e n t I d = " 1 3 7 1 1 3 1 8 1 8 "   D a t a T y p e = " T e x t " > C F S C u s t A d d r e s s 6 < / C F S C u s t A d d r e s s 6 > + 
+         < C F S C u s t A d d r e s s 7   E l e m e n t T y p e = " C o l u m n "   E l e m e n t I d = " 2 0 0 8 8 2 8 4 3 5 "   D a t a T y p e = " T e x t " > C F S C u s t A d d r e s s 7 < / C F S C u s t A d d r e s s 7 > + 
+         < C F S C u s t A d d r e s s 8   E l e m e n t T y p e = " C o l u m n "   E l e m e n t I d = " 1 8 3 9 9 1 9 4 1 2 "   D a t a T y p e = " T e x t " > C F S C u s t A d d r e s s 8 < / C F S C u s t A d d r e s s 8 > + 
+         < N o _ C u s t   E l e m e n t T y p e = " C o l u m n "   E l e m e n t I d = " 6 0 3 9 7 0 8 4 6 "   D a t a T y p e = " C o d e " > N o _ C u s t < / N o _ C u s t > + 
+         < I n t e g e r   E l e m e n t T y p e = " D a t a I t e m "   E l e m e n t I d = " 1 7 3 5 6 9 8 6 1 9 " > + 
+             < B a n k A c c N o _ C o m p a n y I n f o   E l e m e n t T y p e = " C o l u m n "   E l e m e n t I d = " 8 6 4 5 4 5 9 0 7 "   D a t a T y p e = " T e x t " > B a n k A c c N o _ C o m p a n y I n f o < / B a n k A c c N o _ C o m p a n y I n f o > + 
+             < B a n k A c c N o _ C o m p a n y I n f o C a p t i o n   E l e m e n t T y p e = " C o l u m n "   E l e m e n t I d = " 1 9 1 8 8 5 3 8 1 3 "   D a t a T y p e = " L a b e l " > B a n k A c c N o _ C o m p a n y I n f o C a p t i o n < / B a n k A c c N o _ C o m p a n y I n f o C a p t i o n > + 
+             < B a n k N a m e _ C o m p a n y I n f o   E l e m e n t T y p e = " C o l u m n "   E l e m e n t I d = " 1 9 1 7 2 0 2 0 4 2 "   D a t a T y p e = " T e x t " > B a n k N a m e _ C o m p a n y I n f o < / B a n k N a m e _ C o m p a n y I n f o > + 
+             < B a n k N a m e _ C o m p a n y I n f o C a p t i o n   E l e m e n t T y p e = " C o l u m n "   E l e m e n t I d = " 1 6 0 4 3 0 7 5 8 8 "   D a t a T y p e = " L a b e l " > B a n k N a m e _ C o m p a n y I n f o C a p t i o n < / B a n k N a m e _ C o m p a n y I n f o C a p t i o n > + 
+             < C o m p a n y A d d r 1   E l e m e n t T y p e = " C o l u m n "   E l e m e n t I d = " 8 8 5 0 9 6 1 0 4 "   D a t a T y p e = " T e x t " > C o m p a n y A d d r 1 < / C o m p a n y A d d r 1 > + 
+             < C o m p a n y A d d r 2   E l e m e n t T y p e = " C o l u m n "   E l e m e n t I d = " 1 0 2 7 9 9 3 7 4 7 "   D a t a T y p e = " T e x t " > C o m p a n y A d d r 2 < / C o m p a n y A d d r 2 > + 
+             < C o m p a n y A d d r 3   E l e m e n t T y p e = " C o l u m n "   E l e m e n t I d = " 3 9 0 2 9 7 1 3 0 "   D a t a T y p e = " T e x t " > C o m p a n y A d d r 3 < / C o m p a n y A d d r 3 > + 
+             < C o m p a n y A d d r 4   E l e m e n t T y p e = " C o l u m n "   E l e m e n t I d = " 1 9 9 1 5 8 0 3 1 5 "   D a t a T y p e = " T e x t " > C o m p a n y A d d r 4 < / C o m p a n y A d d r 4 > + 
+             < C o m p a n y A d d r 5   E l e m e n t T y p e = " C o l u m n "   E l e m e n t I d = " 1 6 6 5 6 9 0 3 6 4 "   D a t a T y p e = " T e x t " > C o m p a n y A d d r 5 < / C o m p a n y A d d r 5 > + 
+             < C o m p a n y A d d r 6   E l e m e n t T y p e = " C o l u m n "   E l e m e n t I d = " 7 1 6 1 8 7 0 8 1 "   D a t a T y p e = " T e x t " > C o m p a n y A d d r 6 < / C o m p a n y A d d r 6 > + 
+             < C o m p a n y A d d r 7   E l e m e n t T y p e = " C o l u m n "   E l e m e n t I d = " 1 3 5 3 8 8 3 6 9 8 "   D a t a T y p e = " T e x t " > C o m p a n y A d d r 7 < / C o m p a n y A d d r 7 > + 
+             < C o m p a n y A d d r 8   E l e m e n t T y p e = " C o l u m n "   E l e m e n t I d = " 1 0 5 4 0 0 5 1 2 7 "   D a t a T y p e = " T e x t " > C o m p a n y A d d r 8 < / C o m p a n y A d d r 8 > + 
+             < C o m p a n y I n f o 1 P i c t u r e   E l e m e n t T y p e = " C o l u m n "   E l e m e n t I d = " 1 0 1 8 2 0 6 5 0 3 "   D a t a T y p e = " B l o b " / > + 
+             < C o m p a n y I n f o 2 P i c t u r e   E l e m e n t T y p e = " C o l u m n "   E l e m e n t I d = " 9 8 9 6 7 0 4 7 4 "   D a t a T y p e = " B l o b " / > + 
+             < C o m p a n y I n f o 3 P i c t u r e   E l e m e n t T y p e = " C o l u m n "   E l e m e n t I d = " 5 7 9 7 0 4 0 5 9 "   D a t a T y p e = " B l o b " / > + 
+             < C o m p a n y I n f o E m a i l   E l e m e n t T y p e = " C o l u m n "   E l e m e n t I d = " 9 1 4 8 1 2 2 4 0 "   D a t a T y p e = " T e x t " > C o m p a n y I n f o E m a i l < / C o m p a n y I n f o E m a i l > + 
+             < C o m p a n y I n f o E m a i l C a p t i o n   E l e m e n t T y p e = " C o l u m n "   E l e m e n t I d = " 1 5 5 2 1 6 7 2 3 0 "   D a t a T y p e = " L a b e l " > C o m p a n y I n f o E m a i l C a p t i o n < / C o m p a n y I n f o E m a i l C a p t i o n > + 
+             < C o m p a n y I n f o H o m e P a g e   E l e m e n t T y p e = " C o l u m n "   E l e m e n t I d = " 1 5 3 0 3 1 7 4 4 0 "   D a t a T y p e = " T e x t " > C o m p a n y I n f o H o m e P a g e < / C o m p a n y I n f o H o m e P a g e > + 
+             < C o m p a n y I n f o H o m e p a g e C a p t i o n   E l e m e n t T y p e = " C o l u m n "   E l e m e n t I d = " 1 5 2 9 8 2 3 8 6 "   D a t a T y p e = " L a b e l " > C o m p a n y I n f o H o m e p a g e C a p t i o n < / C o m p a n y I n f o H o m e p a g e C a p t i o n > + 
+             < C o m p a n y L e g a l O f f i c e   E l e m e n t T y p e = " C o l u m n "   E l e m e n t I d = " 7 1 4 2 5 8 1 1 1 "   D a t a T y p e = " T e x t " > C o m p a n y L e g a l O f f i c e < / C o m p a n y L e g a l O f f i c e > + 
+             < C o m p a n y L e g a l O f f i c e _ L b l   E l e m e n t T y p e = " C o l u m n "   E l e m e n t I d = " 1 5 3 3 1 7 5 1 0 8 "   D a t a T y p e = " T e x t " > C o m p a n y L e g a l O f f i c e _ L b l < / C o m p a n y L e g a l O f f i c e _ L b l > + 
+             < C o m p a n y P i c t u r e   E l e m e n t T y p e = " C o l u m n "   E l e m e n t I d = " 1 3 9 7 4 1 1 0 7 4 "   D a t a T y p e = " B l o b " / > + 
+             < C u r r R e p o r t P a g e N o C a p t i o n   E l e m e n t T y p e = " C o l u m n "   E l e m e n t I d = " 2 0 2 2 2 2 5 3 5 1 "   D a t a T y p e = " L a b e l " > C u r r R e p o r t P a g e N o C a p t i o n < / C u r r R e p o r t P a g e N o C a p t i o n > + 
+             < C u s t A d d r 1   E l e m e n t T y p e = " C o l u m n "   E l e m e n t I d = " 1 3 6 8 0 2 7 5 2 2 "   D a t a T y p e = " T e x t " > C u s t A d d r 1 < / C u s t A d d r 1 > + 
+             < C u s t A d d r 2   E l e m e n t T y p e = " C o l u m n "   E l e m e n t I d = " 2 0 0 5 7 2 4 1 3 9 "   D a t a T y p e = " T e x t " > C u s t A d d r 2 < / C u s t A d d r 2 > + 
+             < C u s t A d d r 3   E l e m e n t T y p e = " C o l u m n "   E l e m e n t I d = " 1 6 5 1 5 4 6 5 4 0 "   D a t a T y p e = " T e x t " > C u s t A d d r 3 < / C u s t A d d r 3 > + 
+             < C u s t A d d r 4   E l e m e n t T y p e = " C o l u m n "   E l e m e n t I d = " 1 0 1 3 8 4 9 9 2 3 "   D a t a T y p e = " T e x t " > C u s t A d d r 4 < / C u s t A d d r 4 > + 
+             < C u s t A d d r 5   E l e m e n t T y p e = " C o l u m n "   E l e m e n t I d = " 3 7 6 1 5 3 3 0 6 "   D a t a T y p e = " T e x t " > C u s t A d d r 5 < / C u s t A d d r 5 > + 
+             < C u s t A d d r 6   E l e m e n t T y p e = " C o l u m n "   E l e m e n t I d = " 2 6 1 5 4 3 3 1 1 "   D a t a T y p e = " T e x t " > C u s t A d d r 6 < / C u s t A d d r 6 > + 
+             < C u s t A d d r 7   E l e m e n t T y p e = " C o l u m n "   E l e m e n t I d = " 8 9 9 2 3 9 9 2 8 "   D a t a T y p e = " T e x t " > C u s t A d d r 7 < / C u s t A d d r 7 > + 
+             < C u s t A d d r 8   E l e m e n t T y p e = " C o l u m n "   E l e m e n t I d = " 1 5 3 6 9 3 6 5 4 5 "   D a t a T y p e = " T e x t " > C u s t A d d r 8 < / C u s t A d d r 8 > + 
+             < C u s t B a l a n c e C a p t i o n   E l e m e n t T y p e = " C o l u m n "   E l e m e n t I d = " 6 0 8 6 6 1 8 8 4 "   D a t a T y p e = " L a b e l " > C u s t B a l a n c e C a p t i o n < / C u s t B a l a n c e C a p t i o n > + 
+             < D e s c _ C u s t L e d g E n t r y 2 C a p t i o n   E l e m e n t T y p e = " C o l u m n "   E l e m e n t I d = " 1 8 7 4 4 3 7 6 7 2 "   D a t a T y p e = " S t r i n g " > D e s c _ C u s t L e d g E n t r y 2 C a p t i o n < / D e s c _ C u s t L e d g E n t r y 2 C a p t i o n > + 
+             < D o c D a t e C a p t i o n   E l e m e n t T y p e = " C o l u m n "   E l e m e n t I d = " 1 1 5 7 6 2 1 5 3 7 "   D a t a T y p e = " L a b e l " > D o c D a t e C a p t i o n < / D o c D a t e C a p t i o n > + 
+             < D o c N o _ D t l d C u s t L e d g E n t r i e s C a p t i o n   E l e m e n t T y p e = " C o l u m n "   E l e m e n t I d = " 6 0 1 5 1 5 5 5 6 "   D a t a T y p e = " S t r i n g " > D o c N o _ D t l d C u s t L e d g E n t r i e s C a p t i o n < / D o c N o _ D t l d C u s t L e d g E n t r i e s C a p t i o n > + 
+             < D u e D a t e _ C u s t L e d g E n t r y 2 C a p t i o n   E l e m e n t T y p e = " C o l u m n "   E l e m e n t I d = " 8 1 9 2 8 5 8 5 "   D a t a T y p e = " L a b e l " > D u e D a t e _ C u s t L e d g E n t r y 2 C a p t i o n < / D u e D a t e _ C u s t L e d g E n t r y 2 C a p t i o n > + 
+             < E n d D a t e   E l e m e n t T y p e = " C o l u m n "   E l e m e n t I d = " 1 3 0 2 0 8 2 6 1 0 "   D a t a T y p e = " S t r i n g " > E n d D a t e < / E n d D a t e > + 
+             < E n d D a t e C a p t i o n   E l e m e n t T y p e = " C o l u m n "   E l e m e n t I d = " 1 3 5 3 1 9 2 8 0 "   D a t a T y p e = " L a b e l " > E n d D a t e C a p t i o n < / E n d D a t e C a p t i o n > + 
+             < G i r o N o _ C o m p a n y I n f o   E l e m e n t T y p e = " C o l u m n "   E l e m e n t I d = " 5 6 5 4 8 5 5 1 9 "   D a t a T y p e = " T e x t " > G i r o N o _ C o m p a n y I n f o < / G i r o N o _ C o m p a n y I n f o > + 
+             < G i r o N o _ C o m p a n y I n f o C a p t i o n   E l e m e n t T y p e = " C o l u m n "   E l e m e n t I d = " 1 6 5 8 5 3 3 3 6 9 "   D a t a T y p e = " L a b e l " > G i r o N o _ C o m p a n y I n f o C a p t i o n < / G i r o N o _ C o m p a n y I n f o C a p t i o n > + 
+             < L a s t S t a t m n t N o _ C u s t   E l e m e n t T y p e = " C o l u m n "   E l e m e n t I d = " 1 3 8 8 0 8 0 0 2 9 "   D a t a T y p e = " S t r i n g " > L a s t S t a t m n t N o _ C u s t < / L a s t S t a t m n t N o _ C u s t > + 
+             < L a s t S t a t m n t N o _ C u s t C a p t i o n   E l e m e n t T y p e = " C o l u m n "   E l e m e n t I d = " 8 9 2 5 6 7 8 3 5 "   D a t a T y p e = " L a b e l " > L a s t S t a t m n t N o _ C u s t C a p t i o n < / L a s t S t a t m n t N o _ C u s t C a p t i o n > + 
+             < N o 1 _ C u s t   E l e m e n t T y p e = " C o l u m n "   E l e m e n t I d = " 9 1 2 7 7 0 5 0 9 "   D a t a T y p e = " C o d e " > N o 1 _ C u s t < / N o 1 _ C u s t > + 
+             < N o 1 _ C u s t C a p t i o n   E l e m e n t T y p e = " C o l u m n "   E l e m e n t I d = " 1 6 6 1 8 9 3 3 9 7 "   D a t a T y p e = " L a b e l " > N o 1 _ C u s t C a p t i o n < / N o 1 _ C u s t C a p t i o n > + 
+             < O r i g i n a l A m t _ C u s t L e d g E n t r y 2 C a p t i o n   E l e m e n t T y p e = " C o l u m n "   E l e m e n t I d = " 8 4 8 8 4 4 3 9 2 "   D a t a T y p e = " S t r i n g " > O r i g i n a l A m t _ C u s t L e d g E n t r y 2 C a p t i o n < / O r i g i n a l A m t _ C u s t L e d g E n t r y 2 C a p t i o n > + 
+             < P h o n e N o _ C o m p a n y I n f o   E l e m e n t T y p e = " C o l u m n "   E l e m e n t I d = " 1 6 0 6 4 2 8 3 9 4 "   D a t a T y p e = " T e x t " > P h o n e N o _ C o m p a n y I n f o < / P h o n e N o _ C o m p a n y I n f o > + 
+             < P h o n e N o _ C o m p a n y I n f o C a p t i o n   E l e m e n t T y p e = " C o l u m n "   E l e m e n t I d = " 1 8 7 6 0 4 7 7 0 4 "   D a t a T y p e = " L a b e l " > P h o n e N o _ C o m p a n y I n f o C a p t i o n < / P h o n e N o _ C o m p a n y I n f o C a p t i o n > + 
+             < P o s t D a t e _ D t l d C u s t L e d g E n t r i e s C a p t i o n   E l e m e n t T y p e = " C o l u m n "   E l e m e n t I d = " 1 0 3 3 1 2 5 4 2 5 "   D a t a T y p e = " L a b e l " > P o s t D a t e _ D t l d C u s t L e d g E n t r i e s C a p t i o n < / P o s t D a t e _ D t l d C u s t L e d g E n t r i e s C a p t i o n > + 
+             < R e m a i n A m t C u s t L e d g E n t r y 2 C a p t i o n   E l e m e n t T y p e = " C o l u m n "   E l e m e n t I d = " 1 6 3 2 7 0 6 4 0 6 "   D a t a T y p e = " S t r i n g " > R e m a i n A m t C u s t L e d g E n t r y 2 C a p t i o n < / R e m a i n A m t C u s t L e d g E n t r y 2 C a p t i o n > + 
+             < S t a r t D a t e   E l e m e n t T y p e = " C o l u m n "   E l e m e n t I d = " 1 4 5 7 6 6 9 4 1 7 "   D a t a T y p e = " S t r i n g " > S t a r t D a t e < / S t a r t D a t e > + 
+             < S t a r t D a t e C a p t i o n   E l e m e n t T y p e = " C o l u m n "   E l e m e n t I d = " 1 9 8 0 7 4 5 8 7 1 "   D a t a T y p e = " L a b e l " > S t a r t D a t e C a p t i o n < / S t a r t D a t e C a p t i o n > + 
+             < S t a t e m e n t C a p t i o n   E l e m e n t T y p e = " C o l u m n "   E l e m e n t I d = " 2 3 9 3 8 2 "   D a t a T y p e = " L a b e l " > S t a t e m e n t C a p t i o n < / S t a t e m e n t C a p t i o n > + 
+             < T o d a y F o r m a t t e d   E l e m e n t T y p e = " C o l u m n "   E l e m e n t I d = " 2 7 0 4 5 1 4 0 "   D a t a T y p e = " S t r i n g " > T o d a y F o r m a t t e d < / T o d a y F o r m a t t e d > + 
+             < V A T R e g N o _ C o m p a n y I n f o   E l e m e n t T y p e = " C o l u m n "   E l e m e n t I d = " 9 4 4 0 2 9 3 7 7 "   D a t a T y p e = " T e x t " > V A T R e g N o _ C o m p a n y I n f o < / V A T R e g N o _ C o m p a n y I n f o > + 
+             < V A T R e g N o _ C o m p a n y I n f o C a p t i o n   E l e m e n t T y p e = " C o l u m n "   E l e m e n t I d = " 1 1 9 3 2 7 6 3 7 5 "   D a t a T y p e = " L a b e l " > V A T R e g N o _ C o m p a n y I n f o C a p t i o n < / V A T R e g N o _ C o m p a n y I n f o C a p t i o n > + 
+             < C u r r e n c y L o o p   E l e m e n t T y p e = " D a t a I t e m "   E l e m e n t I d = " 1 3 0 4 5 2 2 1 9 8 " > + 
+                 < T o t a l _ C a p t i o n 2   E l e m e n t T y p e = " C o l u m n "   E l e m e n t I d = " 1 9 9 1 3 0 2 6 0 "   D a t a T y p e = " L a b e l " > T o t a l _ C a p t i o n 2 < / T o t a l _ C a p t i o n 2 > + 
+                 < C u s t L e d g E n t r y H d r   E l e m e n t T y p e = " D a t a I t e m "   E l e m e n t I d = " 9 4 2 7 0 7 9 3 2 " > + 
+                     < C u r r e n c y 2 C o d e _ C u s t L e d g E n t r y H d r   E l e m e n t T y p e = " C o l u m n "   E l e m e n t I d = " 1 3 4 9 2 7 9 6 1 1 "   D a t a T y p e = " S t r i n g " > C u r r e n c y 2 C o d e _ C u s t L e d g E n t r y H d r < / C u r r e n c y 2 C o d e _ C u s t L e d g E n t r y H d r > + 
+                     < C u r r e n c y C o d e 3   E l e m e n t T y p e = " C o l u m n "   E l e m e n t I d = " 6 1 8 1 4 2 9 0 8 "   D a t a T y p e = " C o d e " > C u r r e n c y C o d e 3 < / C u r r e n c y C o d e 3 > + 
+                     < C u s t B a l a n c e _ C u s t L e d g E n t r y H d r   E l e m e n t T y p e = " C o l u m n "   E l e m e n t I d = " 4 9 7 1 9 1 3 5 6 "   D a t a T y p e = " D e c i m a l " > C u s t B a l a n c e _ C u s t L e d g E n t r y H d r < / C u s t B a l a n c e _ C u s t L e d g E n t r y H d r > + 
+                     < D t l d C u s t L e d g E n t r y T y p e   E l e m e n t T y p e = " C o l u m n "   E l e m e n t I d = " 8 9 2 0 6 7 4 8 6 "   D a t a T y p e = " S t r i n g " > D t l d C u s t L e d g E n t r y T y p e < / D t l d C u s t L e d g E n t r y T y p e > + 
+                     < E n t r i e s E x i s t s   E l e m e n t T y p e = " C o l u m n "   E l e m e n t I d = " 1 8 9 9 2 2 0 4 1 "   D a t a T y p e = " B o o l e a n " > E n t r i e s E x i s t s < / E n t r i e s E x i s t s > + 
+                     < I s N e w C u s t C u r r e n c y G r o u p   E l e m e n t T y p e = " C o l u m n "   E l e m e n t I d = " 1 1 6 2 5 3 5 5 3 8 "   D a t a T y p e = " B o o l e a n " > I s N e w C u s t C u r r e n c y G r o u p < / I s N e w C u s t C u r r e n c y G r o u p > + 
+                     < P r i n t L i n e   E l e m e n t T y p e = " C o l u m n "   E l e m e n t I d = " 5 9 8 4 7 9 9 9 0 "   D a t a T y p e = " B o o l e a n " > P r i n t L i n e < / P r i n t L i n e > + 
+                     < S t a r t B a l a n c e   E l e m e n t T y p e = " C o l u m n "   E l e m e n t I d = " 3 2 9 4 8 3 5 7 9 "   D a t a T y p e = " D e c i m a l " > S t a r t B a l a n c e < / S t a r t B a l a n c e > + 
+                     < D t l d C u s t L e d g E n t r i e s   E l e m e n t T y p e = " D a t a I t e m "   E l e m e n t I d = " 1 1 1 1 4 6 3 1 7 2 " > + 
+                         < A m t _ D t l d C u s t L e d g E n t r i e s   E l e m e n t T y p e = " C o l u m n "   E l e m e n t I d = " 8 9 7 9 8 5 1 7 9 "   D a t a T y p e = " D e c i m a l " > A m t _ D t l d C u s t L e d g E n t r i e s < / A m t _ D t l d C u s t L e d g E n t r i e s > + 
+                         < C u r r C o d e _ D t l d C u s t L e d g E n t r i e s   E l e m e n t T y p e = " C o l u m n "   E l e m e n t I d = " 3 2 7 0 9 9 9 8 4 "   D a t a T y p e = " C o d e " > C u r r C o d e _ D t l d C u s t L e d g E n t r i e s < / C u r r C o d e _ D t l d C u s t L e d g E n t r i e s > + 
+                         < C u r r e n c y 2 C o d e   E l e m e n t T y p e = " C o l u m n "   E l e m e n t I d = " 4 6 5 9 9 3 8 2 7 "   D a t a T y p e = " C o d e " > C u r r e n c y 2 C o d e < / C u r r e n c y 2 C o d e > + 
+                         < C u s t B a l a n c e   E l e m e n t T y p e = " C o l u m n "   E l e m e n t I d = " 1 4 1 3 7 0 1 5 0 2 "   D a t a T y p e = " D e c i m a l " > C u s t B a l a n c e < / C u s t B a l a n c e > + 
+                         < D e s c r i p t i o n   E l e m e n t T y p e = " C o l u m n "   E l e m e n t I d = " 1 3 1 4 3 5 1 3 0 7 "   D a t a T y p e = " T e x t " > D e s c r i p t i o n < / D e s c r i p t i o n > + 
+                         < D o c N o _ D t l d C u s t L e d g E n t r i e s   E l e m e n t T y p e = " C o l u m n "   E l e m e n t I d = " 2 2 4 2 9 8 6 5 4 "   D a t a T y p e = " C o d e " > D o c N o _ D t l d C u s t L e d g E n t r i e s < / D o c N o _ D t l d C u s t L e d g E n t r i e s > + 
+                         < D u e D a t e _ D t l d C u s t L e d g E n t r i e s   E l e m e n t T y p e = " C o l u m n "   E l e m e n t I d = " 1 4 1 7 8 6 1 6 0 3 "   D a t a T y p e = " S t r i n g " > D u e D a t e _ D t l d C u s t L e d g E n t r i e s < / D u e D a t e _ D t l d C u s t L e d g E n t r i e s > + 
+                         < P o s t D a t e _ D t l d C u s t L e d g E n t r i e s   E l e m e n t T y p e = " C o l u m n "   E l e m e n t I d = " 1 6 8 8 2 9 9 9 1 3 "   D a t a T y p e = " S t r i n g " > P o s t D a t e _ D t l d C u s t L e d g E n t r i e s < / P o s t D a t e _ D t l d C u s t L e d g E n t r i e s > + 
+                         < R e m a i n A m t _ D t l d C u s t L e d g E n t r i e s   E l e m e n t T y p e = " C o l u m n "   E l e m e n t I d = " 1 4 5 7 2 4 8 8 2 5 "   D a t a T y p e = " D e c i m a l " > R e m a i n A m t _ D t l d C u s t L e d g E n t r i e s < / R e m a i n A m t _ D t l d C u s t L e d g E n t r i e s > + 
+                         < Y o u r R e f e r e n c e _ D t l d C u s t L e d g E n t r i e s   E l e m e n t T y p e = " C o l u m n "   E l e m e n t I d = " 6 7 5 1 3 6 1 6 7 "   D a t a T y p e = " T e x t " > Y o u r R e f e r e n c e _ D t l d C u s t L e d g E n t r i e s < / Y o u r R e f e r e n c e _ D t l d C u s t L e d g E n t r i e s >   
                      < / D t l d C u s t L e d g E n t r i e s >   
                  < / C u s t L e d g E n t r y H d r >   
-                 < C u s t L e d g E n t r y F o o t e r > - 
-                     < C u r r e n c y C o d e 3 _ C u s t L e d g E n t r y F o o t e r > C u r r e n c y C o d e 3 _ C u s t L e d g E n t r y F o o t e r < / C u r r e n c y C o d e 3 _ C u s t L e d g E n t r y F o o t e r > - 
-                     < C u s t B a l a n c e _ C u s t L e d g E n t r y H d r F o o t e r > C u s t B a l a n c e _ C u s t L e d g E n t r y H d r F o o t e r < / C u s t B a l a n c e _ C u s t L e d g E n t r y H d r F o o t e r > - 
-                     < E n t r i e s E x i s t s l _ C u s t L e d g E n t r y F o o t e r C a p t i o n > E n t r i e s E x i s t s l _ C u s t L e d g E n t r y F o o t e r C a p t i o n < / E n t r i e s E x i s t s l _ C u s t L e d g E n t r y F o o t e r C a p t i o n > - 
-                     < T o t a l _ C a p t i o n > T o t a l _ C a p t i o n < / T o t a l _ C a p t i o n > +                 < C u s t L e d g E n t r y F o o t e r   E l e m e n t T y p e = " D a t a I t e m "   E l e m e n t I d = " 9 2 5 1 1 8 7 3 5 " > + 
+                     < C u r r e n c y C o d e 3 _ C u s t L e d g E n t r y F o o t e r   E l e m e n t T y p e = " C o l u m n "   E l e m e n t I d = " 1 7 6 5 6 9 2 8 1 "   D a t a T y p e = " C o d e " > C u r r e n c y C o d e 3 _ C u s t L e d g E n t r y F o o t e r < / C u r r e n c y C o d e 3 _ C u s t L e d g E n t r y F o o t e r > + 
+                     < C u s t B a l a n c e _ C u s t L e d g E n t r y H d r F o o t e r   E l e m e n t T y p e = " C o l u m n "   E l e m e n t I d = " 1 3 6 7 2 1 4 5 9 3 "   D a t a T y p e = " D e c i m a l " > C u s t B a l a n c e _ C u s t L e d g E n t r y H d r F o o t e r < / C u s t B a l a n c e _ C u s t L e d g E n t r y H d r F o o t e r > + 
+                     < E n t r i e s E x i s t s l _ C u s t L e d g E n t r y F o o t e r C a p t i o n   E l e m e n t T y p e = " C o l u m n "   E l e m e n t I d = " 1 1 7 7 0 6 9 2 3 2 "   D a t a T y p e = " B o o l e a n " > E n t r i e s E x i s t s l _ C u s t L e d g E n t r y F o o t e r C a p t i o n < / E n t r i e s E x i s t s l _ C u s t L e d g E n t r y F o o t e r C a p t i o n > + 
+                     < T o t a l _ C a p t i o n   E l e m e n t T y p e = " C o l u m n "   E l e m e n t I d = " 6 1 1 5 9 7 6 3 4 "   D a t a T y p e = " L a b e l " > T o t a l _ C a p t i o n < / T o t a l _ C a p t i o n >   
                  < / C u s t L e d g E n t r y F o o t e r >   
-                 < O v e r d u e V i s i b l e > - 
-                     < C u r r e n c y C o d e 3 _ C u s t L e d g E n t r y 2 > C u r r e n c y C o d e 3 _ C u s t L e d g E n t r y 2 < / C u r r e n c y C o d e 3 _ C u s t L e d g E n t r y 2 > - 
-                     < D e s c _ C u s t L e d g E n t r y 2 C a p t i o n 2 > D e s c _ C u s t L e d g E n t r y 2 C a p t i o n 2 < / D e s c _ C u s t L e d g E n t r y 2 C a p t i o n 2 > - 
-                     < D o c N o _ D t l d C u s t L e d g E n t r i e s C a p t i o n 2 > D o c N o _ D t l d C u s t L e d g E n t r i e s C a p t i o n 2 < / D o c N o _ D t l d C u s t L e d g E n t r i e s C a p t i o n 2 > - 
-                     < D u e D a t e _ C u s t L e d g E n t r y 2 C a p t i o n 2 > D u e D a t e _ C u s t L e d g E n t r y 2 C a p t i o n 2 < / D u e D a t e _ C u s t L e d g E n t r y 2 C a p t i o n 2 > - 
-                     < O r i g i n a l A m t _ C u s t L e d g E n t r y 2 C a p t i o n 2 > O r i g i n a l A m t _ C u s t L e d g E n t r y 2 C a p t i o n 2 < / O r i g i n a l A m t _ C u s t L e d g E n t r y 2 C a p t i o n 2 > - 
-                     < O v e r D u e E n t r i e s > O v e r D u e E n t r i e s < / O v e r D u e E n t r i e s > - 
-                     < P o s t D a t e _ D t l d C u s t L e d g E n t r i e s C a p t i o n 2 > P o s t D a t e _ D t l d C u s t L e d g E n t r i e s C a p t i o n 2 < / P o s t D a t e _ D t l d C u s t L e d g E n t r i e s C a p t i o n 2 > - 
-                     < R e m a i n A m t C u s t L e d g E n t r y 2 C a p t i o n 2 > R e m a i n A m t C u s t L e d g E n t r y 2 C a p t i o n 2 < / R e m a i n A m t C u s t L e d g E n t r y 2 C a p t i o n 2 > - 
-                     < T o t a l _ C a p t i o n 3 > T o t a l _ C a p t i o n 3 < / T o t a l _ C a p t i o n 3 > - 
-                     < C u s t L e d g E n t r y 2 > - 
-                         < C u r r C o d e _ C u s t L e d g E n t r y 2 > C u r r C o d e _ C u s t L e d g E n t r y 2 < / C u r r C o d e _ C u s t L e d g E n t r y 2 > - 
-                         < C u r r e n c y 2 C o d e _ C u s t L e d g E n t r y 2 > C u r r e n c y 2 C o d e _ C u s t L e d g E n t r y 2 < / C u r r e n c y 2 C o d e _ C u s t L e d g E n t r y 2 > - 
-                         < C u s t N o _ C u s t L e d g E n t r y 2 > C u s t N o _ C u s t L e d g E n t r y 2 < / C u s t N o _ C u s t L e d g E n t r y 2 > - 
-                         < D e s c _ C u s t L e d g E n t r y 2 > D e s c _ C u s t L e d g E n t r y 2 < / D e s c _ C u s t L e d g E n t r y 2 > - 
-                         < D o c N o _ C u s t L e d g E n t r y 2 > D o c N o _ C u s t L e d g E n t r y 2 < / D o c N o _ C u s t L e d g E n t r y 2 > - 
-                         < D u e D a t e _ C u s t L e d g E n t r y 2 > D u e D a t e _ C u s t L e d g E n t r y 2 < / D u e D a t e _ C u s t L e d g E n t r y 2 > - 
-                         < O r i g i n a l A m t _ C u s t L e d g E n t r y 2 > O r i g i n a l A m t _ C u s t L e d g E n t r y 2 < / O r i g i n a l A m t _ C u s t L e d g E n t r y 2 > - 
-                         < P o s t D a t e _ C u s t L e d g E n t r y 2 > P o s t D a t e _ C u s t L e d g E n t r y 2 < / P o s t D a t e _ C u s t L e d g E n t r y 2 > - 
-                         < P r i n t E n t r i e s D u e > P r i n t E n t r i e s D u e < / P r i n t E n t r i e s D u e > - 
-                         < R e m a i n A m t _ C u s t L e d g E n t r y 2 > R e m a i n A m t _ C u s t L e d g E n t r y 2 < / R e m a i n A m t _ C u s t L e d g E n t r y 2 > - 
-                         < Y o u r R e f e r e n c e _ C u s t L e d g E n t r y 2 > Y o u r R e f e r e n c e _ C u s t L e d g E n t r y 2 < / Y o u r R e f e r e n c e _ C u s t L e d g E n t r y 2 > +                 < O v e r d u e V i s i b l e   E l e m e n t T y p e = " D a t a I t e m "   E l e m e n t I d = " 1 4 2 6 6 4 4 0 8 7 " > + 
+                     < C u r r e n c y C o d e 3 _ C u s t L e d g E n t r y 2   E l e m e n t T y p e = " C o l u m n "   E l e m e n t I d = " 1 4 9 4 2 9 8 6 2 2 "   D a t a T y p e = " C o d e " > C u r r e n c y C o d e 3 _ C u s t L e d g E n t r y 2 < / C u r r e n c y C o d e 3 _ C u s t L e d g E n t r y 2 > + 
+                     < D e s c _ C u s t L e d g E n t r y 2 C a p t i o n 2   E l e m e n t T y p e = " C o l u m n "   E l e m e n t I d = " 1 9 5 4 6 4 5 1 6 2 "   D a t a T y p e = " S t r i n g " > D e s c _ C u s t L e d g E n t r y 2 C a p t i o n 2 < / D e s c _ C u s t L e d g E n t r y 2 C a p t i o n 2 > + 
+                     < D o c N o _ D t l d C u s t L e d g E n t r i e s C a p t i o n 2   E l e m e n t T y p e = " C o l u m n "   E l e m e n t I d = " 1 0 9 6 5 7 7 3 7 8 "   D a t a T y p e = " S t r i n g " > D o c N o _ D t l d C u s t L e d g E n t r i e s C a p t i o n 2 < / D o c N o _ D t l d C u s t L e d g E n t r i e s C a p t i o n 2 > + 
+                     < D u e D a t e _ C u s t L e d g E n t r y 2 C a p t i o n 2   E l e m e n t T y p e = " C o l u m n "   E l e m e n t I d = " 9 0 1 1 8 8 6 8 5 "   D a t a T y p e = " L a b e l " > D u e D a t e _ C u s t L e d g E n t r y 2 C a p t i o n 2 < / D u e D a t e _ C u s t L e d g E n t r y 2 C a p t i o n 2 > + 
+                     < O r i g i n a l A m t _ C u s t L e d g E n t r y 2 C a p t i o n 2   E l e m e n t T y p e = " C o l u m n "   E l e m e n t I d = " 1 6 4 9 8 2 3 4 6 6 "   D a t a T y p e = " S t r i n g " > O r i g i n a l A m t _ C u s t L e d g E n t r y 2 C a p t i o n 2 < / O r i g i n a l A m t _ C u s t L e d g E n t r y 2 C a p t i o n 2 > + 
+                     < O v e r D u e E n t r i e s   E l e m e n t T y p e = " C o l u m n "   E l e m e n t I d = " 2 3 9 2 5 5 2 1 3 "   D a t a T y p e = " S t r i n g " > O v e r D u e E n t r i e s < / O v e r D u e E n t r i e s > + 
+                     < P o s t D a t e _ D t l d C u s t L e d g E n t r i e s C a p t i o n 2   E l e m e n t T y p e = " C o l u m n "   E l e m e n t I d = " 7 1 5 0 7 2 1 9 7 "   D a t a T y p e = " L a b e l " > P o s t D a t e _ D t l d C u s t L e d g E n t r i e s C a p t i o n 2 < / P o s t D a t e _ D t l d C u s t L e d g E n t r i e s C a p t i o n 2 > + 
+                     < R e m a i n A m t C u s t L e d g E n t r y 2 C a p t i o n 2   E l e m e n t T y p e = " C o l u m n "   E l e m e n t I d = " 5 0 5 0 3 3 9 6 0 "   D a t a T y p e = " S t r i n g " > R e m a i n A m t C u s t L e d g E n t r y 2 C a p t i o n 2 < / R e m a i n A m t C u s t L e d g E n t r y 2 C a p t i o n 2 > + 
+                     < T o t a l _ C a p t i o n 3   E l e m e n t T y p e = " C o l u m n "   E l e m e n t I d = " 4 3 8 5 6 6 3 5 7 "   D a t a T y p e = " L a b e l " > T o t a l _ C a p t i o n 3 < / T o t a l _ C a p t i o n 3 > + 
+                     < C u s t L e d g E n t r y 2   E l e m e n t T y p e = " D a t a I t e m "   E l e m e n t I d = " 1 3 7 2 6 3 7 0 0 8 " > + 
+                         < C u r r C o d e _ C u s t L e d g E n t r y 2   E l e m e n t T y p e = " C o l u m n "   E l e m e n t I d = " 1 5 8 9 5 4 6 2 6 8 "   D a t a T y p e = " C o d e " > C u r r C o d e _ C u s t L e d g E n t r y 2 < / C u r r C o d e _ C u s t L e d g E n t r y 2 > + 
+                         < C u r r e n c y 2 C o d e _ C u s t L e d g E n t r y 2   E l e m e n t T y p e = " C o l u m n "   E l e m e n t I d = " 1 4 2 6 8 6 9 3 0 3 "   D a t a T y p e = " C o d e " > C u r r e n c y 2 C o d e _ C u s t L e d g E n t r y 2 < / C u r r e n c y 2 C o d e _ C u s t L e d g E n t r y 2 > + 
+                         < C u s t N o _ C u s t L e d g E n t r y 2   E l e m e n t T y p e = " C o l u m n "   E l e m e n t I d = " 1 3 5 3 0 8 9 7 4 5 "   D a t a T y p e = " C o d e " > C u s t N o _ C u s t L e d g E n t r y 2 < / C u s t N o _ C u s t L e d g E n t r y 2 > + 
+                         < D e s c _ C u s t L e d g E n t r y 2   E l e m e n t T y p e = " C o l u m n "   E l e m e n t I d = " 4 0 4 4 4 3 7 9 8 "   D a t a T y p e = " T e x t " > D e s c _ C u s t L e d g E n t r y 2 < / D e s c _ C u s t L e d g E n t r y 2 > + 
+                         < D o c N o _ C u s t L e d g E n t r y 2   E l e m e n t T y p e = " C o l u m n "   E l e m e n t I d = " 5 1 0 9 1 4 9 4 "   D a t a T y p e = " C o d e " > D o c N o _ C u s t L e d g E n t r y 2 < / D o c N o _ C u s t L e d g E n t r y 2 > + 
+                         < D u e D a t e _ C u s t L e d g E n t r y 2   E l e m e n t T y p e = " C o l u m n "   E l e m e n t I d = " 1 6 3 5 3 6 3 6 4 7 "   D a t a T y p e = " S t r i n g " > D u e D a t e _ C u s t L e d g E n t r y 2 < / D u e D a t e _ C u s t L e d g E n t r y 2 > + 
+                         < O r i g i n a l A m t _ C u s t L e d g E n t r y 2   E l e m e n t T y p e = " C o l u m n "   E l e m e n t I d = " 6 5 4 0 4 5 0 9 8 "   D a t a T y p e = " D e c i m a l " > O r i g i n a l A m t _ C u s t L e d g E n t r y 2 < / O r i g i n a l A m t _ C u s t L e d g E n t r y 2 > + 
+                         < P o s t D a t e _ C u s t L e d g E n t r y 2   E l e m e n t T y p e = " C o l u m n "   E l e m e n t I d = " 1 8 1 7 1 9 2 0 4 3 "   D a t a T y p e = " S t r i n g " > P o s t D a t e _ C u s t L e d g E n t r y 2 < / P o s t D a t e _ C u s t L e d g E n t r y 2 > + 
+                         < P r i n t E n t r i e s D u e   E l e m e n t T y p e = " C o l u m n "   E l e m e n t I d = " 6 9 3 7 0 0 1 2 6 "   D a t a T y p e = " B o o l e a n " > P r i n t E n t r i e s D u e < / P r i n t E n t r i e s D u e > + 
+                         < R e m a i n A m t _ C u s t L e d g E n t r y 2   E l e m e n t T y p e = " C o l u m n "   E l e m e n t I d = " 7 5 6 3 4 5 4 1 3 "   D a t a T y p e = " D e c i m a l " > R e m a i n A m t _ C u s t L e d g E n t r y 2 < / R e m a i n A m t _ C u s t L e d g E n t r y 2 > + 
+                         < Y o u r R e f e r e n c e _ C u s t L e d g E n t r y 2   E l e m e n t T y p e = " C o l u m n "   E l e m e n t I d = " 2 0 5 5 4 0 4 3 9 5 "   D a t a T y p e = " T e x t " > Y o u r R e f e r e n c e _ C u s t L e d g E n t r y 2 < / Y o u r R e f e r e n c e _ C u s t L e d g E n t r y 2 >   
                      < / C u s t L e d g E n t r y 2 >   
-                     < O v e r d u e E n t r y F o o d e r > - 
-                         < O v e r d u e B a l a n c e > O v e r d u e B a l a n c e < / O v e r d u e B a l a n c e > +                     < O v e r d u e E n t r y F o o d e r   E l e m e n t T y p e = " D a t a I t e m "   E l e m e n t I d = " 1 6 5 9 2 3 5 9 3 4 " > + 
+                         < O v e r d u e B a l a n c e   E l e m e n t T y p e = " C o l u m n "   E l e m e n t I d = " 1 1 8 6 1 4 8 4 3 9 "   D a t a T y p e = " D e c i m a l " > O v e r d u e B a l a n c e < / O v e r d u e B a l a n c e >   
                      < / O v e r d u e E n t r y F o o d e r >   
@@ -7160,51 +7217,51 @@
  
              < / C u r r e n c y L o o p >   
-             < A g i n g B a n d V i s i b l e > - 
-                 < A g i n g C u s t L e d g E n t r y   / > - 
-                 < A g i n g B a n d L o o p > - 
-                     < A g i n g B a n d B u f C o l 1 A m t > A g i n g B a n d B u f C o l 1 A m t < / A g i n g B a n d B u f C o l 1 A m t > - 
-                     < A g i n g B a n d B u f C o l 2 A m t > A g i n g B a n d B u f C o l 2 A m t < / A g i n g B a n d B u f C o l 2 A m t > - 
-                     < A g i n g B a n d B u f C o l 3 A m t > A g i n g B a n d B u f C o l 3 A m t < / A g i n g B a n d B u f C o l 3 A m t > - 
-                     < A g i n g B a n d B u f C o l 4 A m t > A g i n g B a n d B u f C o l 4 A m t < / A g i n g B a n d B u f C o l 4 A m t > - 
-                     < A g i n g B a n d B u f C o l 5 A m t > A g i n g B a n d B u f C o l 5 A m t < / A g i n g B a n d B u f C o l 5 A m t > - 
-                     < A g i n g B a n d C u r r e n c y C o d e > A g i n g B a n d C u r r e n c y C o d e < / A g i n g B a n d C u r r e n c y C o d e > - 
-                     < A g i n g B a n d E n d i n g D a t e > A g i n g B a n d E n d i n g D a t e < / A g i n g B a n d E n d i n g D a t e > - 
-                     < A g i n g D a t e 1 > A g i n g D a t e 1 < / A g i n g D a t e 1 > - 
-                     < A g i n g D a t e 2 > A g i n g D a t e 2 < / A g i n g D a t e 2 > - 
-                     < A g i n g D a t e 2 1 > A g i n g D a t e 2 1 < / A g i n g D a t e 2 1 > - 
-                     < A g i n g D a t e 3 > A g i n g D a t e 3 < / A g i n g D a t e 3 > - 
-                     < A g i n g D a t e 3 1 > A g i n g D a t e 3 1 < / A g i n g D a t e 3 1 > - 
-                     < A g i n g D a t e 4 > A g i n g D a t e 4 < / A g i n g D a t e 4 > - 
-                     < A g i n g D a t e 4 1 > A g i n g D a t e 4 1 < / A g i n g D a t e 4 1 > - 
-                     < A g i n g D a t e 5 > A g i n g D a t e 5 < / A g i n g D a t e 5 > - 
-                     < A g i n g D a t e H e a d e r 1 > A g i n g D a t e H e a d e r 1 < / A g i n g D a t e H e a d e r 1 > - 
-                     < A g i n g D a t e H e a d e r 2 > A g i n g D a t e H e a d e r 2 < / A g i n g D a t e H e a d e r 2 > - 
-                     < A g i n g D a t e H e a d e r 3 > A g i n g D a t e H e a d e r 3 < / A g i n g D a t e H e a d e r 3 > - 
-                     < A g i n g D a t e H e a d e r 4 > A g i n g D a t e H e a d e r 4 < / A g i n g D a t e H e a d e r 4 > - 
-                     < b e f o r e C a p t i o n > b e f o r e C a p t i o n < / b e f o r e C a p t i o n > +             < A g i n g B a n d V i s i b l e   E l e m e n t T y p e = " D a t a I t e m "   E l e m e n t I d = " 1 9 4 1 7 6 5 1 4 0 " > + 
+                 < A g i n g C u s t L e d g E n t r y   E l e m e n t T y p e = " D a t a I t e m "   E l e m e n t I d = " 7 0 4 1 6 5 1 3 2 " / > + 
+                 < A g i n g B a n d L o o p   E l e m e n t T y p e = " D a t a I t e m "   E l e m e n t I d = " 1 5 2 9 3 9 4 0 2 2 " > + 
+                     < A g i n g B a n d B u f C o l 1 A m t   E l e m e n t T y p e = " C o l u m n "   E l e m e n t I d = " 1 9 4 8 7 4 9 4 5 4 "   D a t a T y p e = " D e c i m a l " > A g i n g B a n d B u f C o l 1 A m t < / A g i n g B a n d B u f C o l 1 A m t > + 
+                     < A g i n g B a n d B u f C o l 2 A m t   E l e m e n t T y p e = " C o l u m n "   E l e m e n t I d = " 1 9 5 6 4 3 5 6 1 5 "   D a t a T y p e = " D e c i m a l " > A g i n g B a n d B u f C o l 2 A m t < / A g i n g B a n d B u f C o l 2 A m t > + 
+                     < A g i n g B a n d B u f C o l 3 A m t   E l e m e n t T y p e = " C o l u m n "   E l e m e n t I d = " 9 7 5 6 7 9 1 5 2 "   D a t a T y p e = " D e c i m a l " > A g i n g B a n d B u f C o l 3 A m t < / A g i n g B a n d B u f C o l 3 A m t > + 
+                     < A g i n g B a n d B u f C o l 4 A m t   E l e m e n t T y p e = " C o l u m n "   E l e m e n t I d = " 1 2 3 5 5 5 5 7 0 5 "   D a t a T y p e = " D e c i m a l " > A g i n g B a n d B u f C o l 4 A m t < / A g i n g B a n d B u f C o l 4 A m t > + 
+                     < A g i n g B a n d B u f C o l 5 A m t   E l e m e n t T y p e = " C o l u m n "   E l e m e n t I d = " 4 2 4 7 8 1 3 0 2 "   D a t a T y p e = " D e c i m a l " > A g i n g B a n d B u f C o l 5 A m t < / A g i n g B a n d B u f C o l 5 A m t > + 
+                     < A g i n g B a n d C u r r e n c y C o d e   E l e m e n t T y p e = " C o l u m n "   E l e m e n t I d = " 1 3 1 1 1 3 8 9 6 8 "   D a t a T y p e = " C o d e " > A g i n g B a n d C u r r e n c y C o d e < / A g i n g B a n d C u r r e n c y C o d e > + 
+                     < A g i n g B a n d E n d i n g D a t e   E l e m e n t T y p e = " C o l u m n "   E l e m e n t I d = " 1 3 9 0 8 7 6 8 7 "   D a t a T y p e = " S t r i n g " > A g i n g B a n d E n d i n g D a t e < / A g i n g B a n d E n d i n g D a t e > + 
+                     < A g i n g D a t e 1   E l e m e n t T y p e = " C o l u m n "   E l e m e n t I d = " 4 7 9 6 0 6 2 6 6 "   D a t a T y p e = " S t r i n g " > A g i n g D a t e 1 < / A g i n g D a t e 1 > + 
+                     < A g i n g D a t e 2   E l e m e n t T y p e = " C o l u m n "   E l e m e n t I d = " 1 1 1 7 3 0 2 8 8 3 "   D a t a T y p e = " S t r i n g " > A g i n g D a t e 2 < / A g i n g D a t e 2 > + 
+                     < A g i n g D a t e 2 1   E l e m e n t T y p e = " C o l u m n "   E l e m e n t I d = " 3 1 3 5 0 1 0 6 8 "   D a t a T y p e = " S t r i n g " > A g i n g D a t e 2 1 < / A g i n g D a t e 2 1 > + 
+                     < A g i n g D a t e 3   E l e m e n t T y p e = " C o l u m n "   E l e m e n t I d = " 1 7 5 4 9 9 9 5 0 0 "   D a t a T y p e = " S t r i n g " > A g i n g D a t e 3 < / A g i n g D a t e 3 > + 
+                     < A g i n g D a t e 3 1   E l e m e n t T y p e = " C o l u m n "   E l e m e n t I d = " 1 9 1 4 0 6 0 5 3 1 "   D a t a T y p e = " S t r i n g " > A g i n g D a t e 3 1 < / A g i n g D a t e 3 1 > + 
+                     < A g i n g D a t e 4   E l e m e n t T y p e = " C o l u m n "   E l e m e n t I d = " 1 9 0 2 2 7 1 1 7 9 "   D a t a T y p e = " S t r i n g " > A g i n g D a t e 4 < / A g i n g D a t e 4 > + 
+                     < A g i n g D a t e 4 1   E l e m e n t T y p e = " C o l u m n "   E l e m e n t I d = " 8 4 9 7 6 9 6 1 0 "   D a t a T y p e = " S t r i n g " > A g i n g D a t e 4 1 < / A g i n g D a t e 4 1 > + 
+                     < A g i n g D a t e 5   E l e m e n t T y p e = " C o l u m n "   E l e m e n t I d = " 1 2 6 4 5 7 4 5 6 2 "   D a t a T y p e = " S t r i n g " > A g i n g D a t e 5 < / A g i n g D a t e 5 > + 
+                     < A g i n g D a t e H e a d e r 1   E l e m e n t T y p e = " C o l u m n "   E l e m e n t I d = " 2 8 6 3 5 0 7 5 9 "   D a t a T y p e = " T e x t " > A g i n g D a t e H e a d e r 1 < / A g i n g D a t e H e a d e r 1 > + 
+                     < A g i n g D a t e H e a d e r 2   E l e m e n t T y p e = " C o l u m n "   E l e m e n t I d = " 3 5 1 3 4 5 8 5 8 "   D a t a T y p e = " T e x t " > A g i n g D a t e H e a d e r 2 < / A g i n g D a t e H e a d e r 2 > + 
+                     < A g i n g D a t e H e a d e r 3   E l e m e n t T y p e = " C o l u m n "   E l e m e n t I d = " 9 8 9 0 4 2 4 7 5 "   D a t a T y p e = " T e x t " > A g i n g D a t e H e a d e r 3 < / A g i n g D a t e H e a d e r 3 > + 
+                     < A g i n g D a t e H e a d e r 4   E l e m e n t T y p e = " C o l u m n "   E l e m e n t I d = " 1 6 2 6 7 3 9 0 9 2 "   D a t a T y p e = " T e x t " > A g i n g D a t e H e a d e r 4 < / A g i n g D a t e H e a d e r 4 > + 
+                     < b e f o r e C a p t i o n   E l e m e n t T y p e = " C o l u m n "   E l e m e n t I d = " 1 0 1 3 0 1 9 7 1 8 "   D a t a T y p e = " L a b e l " > b e f o r e C a p t i o n < / b e f o r e C a p t i o n >   
                  < / A g i n g B a n d L o o p >   
@@ -7212,13 +7269,13 @@
  
          < / I n t e g e r >   
-         < L e t t e r T e x t > - 
-             < B o d y T e x t > B o d y T e x t < / B o d y T e x t > - 
-             < C l o s i n g T e x t > C l o s i n g T e x t < / C l o s i n g T e x t > - 
-             < G r e e t i n g T e x t > G r e e t i n g T e x t < / G r e e t i n g T e x t > +         < L e t t e r T e x t   E l e m e n t T y p e = " D a t a I t e m "   E l e m e n t I d = " 1 5 1 0 3 5 3 8 3 4 " > + 
+             < B o d y T e x t   E l e m e n t T y p e = " C o l u m n "   E l e m e n t I d = " 1 4 9 7 5 9 8 0 8 "   D a t a T y p e = " L a b e l " > B o d y T e x t < / B o d y T e x t > + 
+             < C l o s i n g T e x t   E l e m e n t T y p e = " C o l u m n "   E l e m e n t I d = " 5 1 2 1 3 5 9 0 9 "   D a t a T y p e = " L a b e l " > C l o s i n g T e x t < / C l o s i n g T e x t > + 
+             < G r e e t i n g T e x t   E l e m e n t T y p e = " C o l u m n "   E l e m e n t I d = " 1 1 7 5 2 7 9 2 8 9 "   D a t a T y p e = " L a b e l " > G r e e t i n g T e x t < / G r e e t i n g T e x t >   
          < / L e t t e r T e x t >   
@@ -7227,7 +7284,9 @@
  < / N a v W o r d R e p o r t X m l P a r t > 
 </file>
 
-<file path=customXml/item2.xml>��< ? x m l   v e r s i o n = " 1 . 0 "   e n c o d i n g = " u t f - 1 6 " ? > < N a v W o r d R e p o r t X m l P a r t   x m l n s = " u r n : m i c r o s o f t - d y n a m i c s - b u s i n e s s c e n t r a l / i n t e r n a l / e x t e n d e d / r e p o r t s / S t a n d a r d _ S t a t e m e n t / 1 3 1 6 / " > +<file path=customXml/item2.xml>��< ? x m l   v e r s i o n = " 1 . 0 "   e n c o d i n g = " u t f - 1 6 " ? > + 
+ < N a v W o r d R e p o r t X m l P a r t   x m l n s = " u r n : m i c r o s o f t - d y n a m i c s - n a v / r e p o r t s / S t a n d a r d _ S t a t e m e n t / 1 3 1 6 / " >   
      < B C R e p o r t I n f o r m a t i o n >   
@@ -7293,249 +7352,247 @@
  
      < / B C R e p o r t I n f o r m a t i o n >   
-     < T o o l t i p s / > - 
-     < C u s t o m e r   E l e m e n t T y p e = " D a t a I t e m "   E l e m e n t I d = " 1 5 2 5 1 9 1 9 9 " > - 
-         < C F S C u s t A d d r e s s 1   E l e m e n t T y p e = " C o l u m n "   E l e m e n t I d = " 1 0 1 0 7 4 5 6 2 7 "   D a t a T y p e = " T e x t " > C F S C u s t A d d r e s s 1 < / C F S C u s t A d d r e s s 1 > - 
-         < C F S C u s t A d d r e s s 2   E l e m e n t T y p e = " C o l u m n "   E l e m e n t I d = " 3 7 3 0 4 9 0 1 0 "   D a t a T y p e = " T e x t " > C F S C u s t A d d r e s s 2 < / C F S C u s t A d d r e s s 2 > - 
-         < C F S C u s t A d d r e s s 3   E l e m e n t T y p e = " C o l u m n "   E l e m e n t I d = " 2 6 4 6 4 7 6 0 7 "   D a t a T y p e = " T e x t " > C F S C u s t A d d r e s s 3 < / C F S C u s t A d d r e s s 3 > - 
-         < C F S C u s t A d d r e s s 4   E l e m e n t T y p e = " C o l u m n "   E l e m e n t I d = " 9 5 7 3 8 5 8 4 "   D a t a T y p e = " T e x t " > C F S C u s t A d d r e s s 4 < / C F S C u s t A d d r e s s 4 > - 
-         < C F S C u s t A d d r e s s 5   E l e m e n t T y p e = " C o l u m n "   E l e m e n t I d = " 7 3 3 4 3 5 2 0 1 "   D a t a T y p e = " T e x t " > C F S C u s t A d d r e s s 5 < / C F S C u s t A d d r e s s 5 > - 
-         < C F S C u s t A d d r e s s 6   E l e m e n t T y p e = " C o l u m n "   E l e m e n t I d = " 1 3 7 1 1 3 1 8 1 8 "   D a t a T y p e = " T e x t " > C F S C u s t A d d r e s s 6 < / C F S C u s t A d d r e s s 6 > - 
-         < C F S C u s t A d d r e s s 7   E l e m e n t T y p e = " C o l u m n "   E l e m e n t I d = " 2 0 0 8 8 2 8 4 3 5 "   D a t a T y p e = " T e x t " > C F S C u s t A d d r e s s 7 < / C F S C u s t A d d r e s s 7 > - 
-         < C F S C u s t A d d r e s s 8   E l e m e n t T y p e = " C o l u m n "   E l e m e n t I d = " 1 8 3 9 9 1 9 4 1 2 "   D a t a T y p e = " T e x t " > C F S C u s t A d d r e s s 8 < / C F S C u s t A d d r e s s 8 > - 
-         < N o _ C u s t   E l e m e n t T y p e = " C o l u m n "   E l e m e n t I d = " 6 0 3 9 7 0 8 4 6 "   D a t a T y p e = " C o d e " > N o _ C u s t < / N o _ C u s t > - 
-         < I n t e g e r   E l e m e n t T y p e = " D a t a I t e m "   E l e m e n t I d = " 1 7 3 5 6 9 8 6 1 9 " > - 
-             < B a n k A c c N o _ C o m p a n y I n f o   E l e m e n t T y p e = " C o l u m n "   E l e m e n t I d = " 8 6 4 5 4 5 9 0 7 "   D a t a T y p e = " T e x t " > B a n k A c c N o _ C o m p a n y I n f o < / B a n k A c c N o _ C o m p a n y I n f o > - 
-             < B a n k A c c N o _ C o m p a n y I n f o C a p t i o n   E l e m e n t T y p e = " C o l u m n "   E l e m e n t I d = " 1 9 1 8 8 5 3 8 1 3 "   D a t a T y p e = " L a b e l " > B a n k A c c N o _ C o m p a n y I n f o C a p t i o n < / B a n k A c c N o _ C o m p a n y I n f o C a p t i o n > - 
-             < B a n k N a m e _ C o m p a n y I n f o   E l e m e n t T y p e = " C o l u m n "   E l e m e n t I d = " 1 9 1 7 2 0 2 0 4 2 "   D a t a T y p e = " T e x t " > B a n k N a m e _ C o m p a n y I n f o < / B a n k N a m e _ C o m p a n y I n f o > - 
-             < B a n k N a m e _ C o m p a n y I n f o C a p t i o n   E l e m e n t T y p e = " C o l u m n "   E l e m e n t I d = " 1 6 0 4 3 0 7 5 8 8 "   D a t a T y p e = " L a b e l " > B a n k N a m e _ C o m p a n y I n f o C a p t i o n < / B a n k N a m e _ C o m p a n y I n f o C a p t i o n > - 
-             < C o m p a n y A d d r 1   E l e m e n t T y p e = " C o l u m n "   E l e m e n t I d = " 8 8 5 0 9 6 1 0 4 "   D a t a T y p e = " T e x t " > C o m p a n y A d d r 1 < / C o m p a n y A d d r 1 > - 
-             < C o m p a n y A d d r 2   E l e m e n t T y p e = " C o l u m n "   E l e m e n t I d = " 1 0 2 7 9 9 3 7 4 7 "   D a t a T y p e = " T e x t " > C o m p a n y A d d r 2 < / C o m p a n y A d d r 2 > - 
-             < C o m p a n y A d d r 3   E l e m e n t T y p e = " C o l u m n "   E l e m e n t I d = " 3 9 0 2 9 7 1 3 0 "   D a t a T y p e = " T e x t " > C o m p a n y A d d r 3 < / C o m p a n y A d d r 3 > - 
-             < C o m p a n y A d d r 4   E l e m e n t T y p e = " C o l u m n "   E l e m e n t I d = " 1 9 9 1 5 8 0 3 1 5 "   D a t a T y p e = " T e x t " > C o m p a n y A d d r 4 < / C o m p a n y A d d r 4 > - 
-             < C o m p a n y A d d r 5   E l e m e n t T y p e = " C o l u m n "   E l e m e n t I d = " 1 6 6 5 6 9 0 3 6 4 "   D a t a T y p e = " T e x t " > C o m p a n y A d d r 5 < / C o m p a n y A d d r 5 > - 
-             < C o m p a n y A d d r 6   E l e m e n t T y p e = " C o l u m n "   E l e m e n t I d = " 7 1 6 1 8 7 0 8 1 "   D a t a T y p e = " T e x t " > C o m p a n y A d d r 6 < / C o m p a n y A d d r 6 > - 
-             < C o m p a n y A d d r 7   E l e m e n t T y p e = " C o l u m n "   E l e m e n t I d = " 1 3 5 3 8 8 3 6 9 8 "   D a t a T y p e = " T e x t " > C o m p a n y A d d r 7 < / C o m p a n y A d d r 7 > - 
-             < C o m p a n y A d d r 8   E l e m e n t T y p e = " C o l u m n "   E l e m e n t I d = " 1 0 5 4 0 0 5 1 2 7 "   D a t a T y p e = " T e x t " > C o m p a n y A d d r 8 < / C o m p a n y A d d r 8 > - 
-             < C o m p a n y I n f o 1 P i c t u r e   E l e m e n t T y p e = " C o l u m n "   E l e m e n t I d = " 1 0 1 8 2 0 6 5 0 3 "   D a t a T y p e = " B l o b " / > - 
-             < C o m p a n y I n f o 2 P i c t u r e   E l e m e n t T y p e = " C o l u m n "   E l e m e n t I d = " 9 8 9 6 7 0 4 7 4 "   D a t a T y p e = " B l o b " / > - 
-             < C o m p a n y I n f o 3 P i c t u r e   E l e m e n t T y p e = " C o l u m n "   E l e m e n t I d = " 5 7 9 7 0 4 0 5 9 "   D a t a T y p e = " B l o b " / > - 
-             < C o m p a n y I n f o E m a i l   E l e m e n t T y p e = " C o l u m n "   E l e m e n t I d = " 9 1 4 8 1 2 2 4 0 "   D a t a T y p e = " T e x t " > C o m p a n y I n f o E m a i l < / C o m p a n y I n f o E m a i l > - 
-             < C o m p a n y I n f o E m a i l C a p t i o n   E l e m e n t T y p e = " C o l u m n "   E l e m e n t I d = " 1 5 5 2 1 6 7 2 3 0 "   D a t a T y p e = " L a b e l " > C o m p a n y I n f o E m a i l C a p t i o n < / C o m p a n y I n f o E m a i l C a p t i o n > - 
-             < C o m p a n y I n f o H o m e P a g e   E l e m e n t T y p e = " C o l u m n "   E l e m e n t I d = " 1 5 3 0 3 1 7 4 4 0 "   D a t a T y p e = " T e x t " > C o m p a n y I n f o H o m e P a g e < / C o m p a n y I n f o H o m e P a g e > - 
-             < C o m p a n y I n f o H o m e p a g e C a p t i o n   E l e m e n t T y p e = " C o l u m n "   E l e m e n t I d = " 1 5 2 9 8 2 3 8 6 "   D a t a T y p e = " L a b e l " > C o m p a n y I n f o H o m e p a g e C a p t i o n < / C o m p a n y I n f o H o m e p a g e C a p t i o n > - 
-             < C o m p a n y L e g a l O f f i c e   E l e m e n t T y p e = " C o l u m n "   E l e m e n t I d = " 7 1 4 2 5 8 1 1 1 "   D a t a T y p e = " T e x t " > C o m p a n y L e g a l O f f i c e < / C o m p a n y L e g a l O f f i c e > - 
-             < C o m p a n y L e g a l O f f i c e _ L b l   E l e m e n t T y p e = " C o l u m n "   E l e m e n t I d = " 1 5 3 3 1 7 5 1 0 8 "   D a t a T y p e = " T e x t " > C o m p a n y L e g a l O f f i c e _ L b l < / C o m p a n y L e g a l O f f i c e _ L b l > - 
-             < C o m p a n y P i c t u r e   E l e m e n t T y p e = " C o l u m n "   E l e m e n t I d = " 1 3 9 7 4 1 1 0 7 4 "   D a t a T y p e = " B l o b " / > - 
-             < C u r r R e p o r t P a g e N o C a p t i o n   E l e m e n t T y p e = " C o l u m n "   E l e m e n t I d = " 2 0 2 2 2 2 5 3 5 1 "   D a t a T y p e = " L a b e l " > C u r r R e p o r t P a g e N o C a p t i o n < / C u r r R e p o r t P a g e N o C a p t i o n > - 
-             < C u s t A d d r 1   E l e m e n t T y p e = " C o l u m n "   E l e m e n t I d = " 1 3 6 8 0 2 7 5 2 2 "   D a t a T y p e = " T e x t " > C u s t A d d r 1 < / C u s t A d d r 1 > - 
-             < C u s t A d d r 2   E l e m e n t T y p e = " C o l u m n "   E l e m e n t I d = " 2 0 0 5 7 2 4 1 3 9 "   D a t a T y p e = " T e x t " > C u s t A d d r 2 < / C u s t A d d r 2 > - 
-             < C u s t A d d r 3   E l e m e n t T y p e = " C o l u m n "   E l e m e n t I d = " 1 6 5 1 5 4 6 5 4 0 "   D a t a T y p e = " T e x t " > C u s t A d d r 3 < / C u s t A d d r 3 > - 
-             < C u s t A d d r 4   E l e m e n t T y p e = " C o l u m n "   E l e m e n t I d = " 1 0 1 3 8 4 9 9 2 3 "   D a t a T y p e = " T e x t " > C u s t A d d r 4 < / C u s t A d d r 4 > - 
-             < C u s t A d d r 5   E l e m e n t T y p e = " C o l u m n "   E l e m e n t I d = " 3 7 6 1 5 3 3 0 6 "   D a t a T y p e = " T e x t " > C u s t A d d r 5 < / C u s t A d d r 5 > - 
-             < C u s t A d d r 6   E l e m e n t T y p e = " C o l u m n "   E l e m e n t I d = " 2 6 1 5 4 3 3 1 1 "   D a t a T y p e = " T e x t " > C u s t A d d r 6 < / C u s t A d d r 6 > - 
-             < C u s t A d d r 7   E l e m e n t T y p e = " C o l u m n "   E l e m e n t I d = " 8 9 9 2 3 9 9 2 8 "   D a t a T y p e = " T e x t " > C u s t A d d r 7 < / C u s t A d d r 7 > - 
-             < C u s t A d d r 8   E l e m e n t T y p e = " C o l u m n "   E l e m e n t I d = " 1 5 3 6 9 3 6 5 4 5 "   D a t a T y p e = " T e x t " > C u s t A d d r 8 < / C u s t A d d r 8 > - 
-             < C u s t B a l a n c e C a p t i o n   E l e m e n t T y p e = " C o l u m n "   E l e m e n t I d = " 6 0 8 6 6 1 8 8 4 "   D a t a T y p e = " L a b e l " > C u s t B a l a n c e C a p t i o n < / C u s t B a l a n c e C a p t i o n > - 
-             < D e s c _ C u s t L e d g E n t r y 2 C a p t i o n   E l e m e n t T y p e = " C o l u m n "   E l e m e n t I d = " 1 8 7 4 4 3 7 6 7 2 "   D a t a T y p e = " S t r i n g " > D e s c _ C u s t L e d g E n t r y 2 C a p t i o n < / D e s c _ C u s t L e d g E n t r y 2 C a p t i o n > - 
-             < D o c D a t e C a p t i o n   E l e m e n t T y p e = " C o l u m n "   E l e m e n t I d = " 1 1 5 7 6 2 1 5 3 7 "   D a t a T y p e = " L a b e l " > D o c D a t e C a p t i o n < / D o c D a t e C a p t i o n > - 
-             < D o c N o _ D t l d C u s t L e d g E n t r i e s C a p t i o n   E l e m e n t T y p e = " C o l u m n "   E l e m e n t I d = " 6 0 1 5 1 5 5 5 6 "   D a t a T y p e = " S t r i n g " > D o c N o _ D t l d C u s t L e d g E n t r i e s C a p t i o n < / D o c N o _ D t l d C u s t L e d g E n t r i e s C a p t i o n > - 
-             < D u e D a t e _ C u s t L e d g E n t r y 2 C a p t i o n   E l e m e n t T y p e = " C o l u m n "   E l e m e n t I d = " 8 1 9 2 8 5 8 5 "   D a t a T y p e = " L a b e l " > D u e D a t e _ C u s t L e d g E n t r y 2 C a p t i o n < / D u e D a t e _ C u s t L e d g E n t r y 2 C a p t i o n > - 
-             < E n d D a t e   E l e m e n t T y p e = " C o l u m n "   E l e m e n t I d = " 1 3 0 2 0 8 2 6 1 0 "   D a t a T y p e = " S t r i n g " > E n d D a t e < / E n d D a t e > - 
-             < E n d D a t e C a p t i o n   E l e m e n t T y p e = " C o l u m n "   E l e m e n t I d = " 1 3 5 3 1 9 2 8 0 "   D a t a T y p e = " L a b e l " > E n d D a t e C a p t i o n < / E n d D a t e C a p t i o n > - 
-             < G i r o N o _ C o m p a n y I n f o   E l e m e n t T y p e = " C o l u m n "   E l e m e n t I d = " 5 6 5 4 8 5 5 1 9 "   D a t a T y p e = " T e x t " > G i r o N o _ C o m p a n y I n f o < / G i r o N o _ C o m p a n y I n f o > - 
-             < G i r o N o _ C o m p a n y I n f o C a p t i o n   E l e m e n t T y p e = " C o l u m n "   E l e m e n t I d = " 1 6 5 8 5 3 3 3 6 9 "   D a t a T y p e = " L a b e l " > G i r o N o _ C o m p a n y I n f o C a p t i o n < / G i r o N o _ C o m p a n y I n f o C a p t i o n > - 
-             < L a s t S t a t m n t N o _ C u s t   E l e m e n t T y p e = " C o l u m n "   E l e m e n t I d = " 1 3 8 8 0 8 0 0 2 9 "   D a t a T y p e = " S t r i n g " > L a s t S t a t m n t N o _ C u s t < / L a s t S t a t m n t N o _ C u s t > - 
-             < L a s t S t a t m n t N o _ C u s t C a p t i o n   E l e m e n t T y p e = " C o l u m n "   E l e m e n t I d = " 8 9 2 5 6 7 8 3 5 "   D a t a T y p e = " L a b e l " > L a s t S t a t m n t N o _ C u s t C a p t i o n < / L a s t S t a t m n t N o _ C u s t C a p t i o n > - 
-             < N o 1 _ C u s t   E l e m e n t T y p e = " C o l u m n "   E l e m e n t I d = " 9 1 2 7 7 0 5 0 9 "   D a t a T y p e = " C o d e " > N o 1 _ C u s t < / N o 1 _ C u s t > - 
-             < N o 1 _ C u s t C a p t i o n   E l e m e n t T y p e = " C o l u m n "   E l e m e n t I d = " 1 6 6 1 8 9 3 3 9 7 "   D a t a T y p e = " L a b e l " > N o 1 _ C u s t C a p t i o n < / N o 1 _ C u s t C a p t i o n > - 
-             < O r i g i n a l A m t _ C u s t L e d g E n t r y 2 C a p t i o n   E l e m e n t T y p e = " C o l u m n "   E l e m e n t I d = " 8 4 8 8 4 4 3 9 2 "   D a t a T y p e = " S t r i n g " > O r i g i n a l A m t _ C u s t L e d g E n t r y 2 C a p t i o n < / O r i g i n a l A m t _ C u s t L e d g E n t r y 2 C a p t i o n > - 
-             < P h o n e N o _ C o m p a n y I n f o   E l e m e n t T y p e = " C o l u m n "   E l e m e n t I d = " 1 6 0 6 4 2 8 3 9 4 "   D a t a T y p e = " T e x t " > P h o n e N o _ C o m p a n y I n f o < / P h o n e N o _ C o m p a n y I n f o > - 
-             < P h o n e N o _ C o m p a n y I n f o C a p t i o n   E l e m e n t T y p e = " C o l u m n "   E l e m e n t I d = " 1 8 7 6 0 4 7 7 0 4 "   D a t a T y p e = " L a b e l " > P h o n e N o _ C o m p a n y I n f o C a p t i o n < / P h o n e N o _ C o m p a n y I n f o C a p t i o n > - 
-             < P o s t D a t e _ D t l d C u s t L e d g E n t r i e s C a p t i o n   E l e m e n t T y p e = " C o l u m n "   E l e m e n t I d = " 1 0 3 3 1 2 5 4 2 5 "   D a t a T y p e = " L a b e l " > P o s t D a t e _ D t l d C u s t L e d g E n t r i e s C a p t i o n < / P o s t D a t e _ D t l d C u s t L e d g E n t r i e s C a p t i o n > - 
-             < R e m a i n A m t C u s t L e d g E n t r y 2 C a p t i o n   E l e m e n t T y p e = " C o l u m n "   E l e m e n t I d = " 1 6 3 2 7 0 6 4 0 6 "   D a t a T y p e = " S t r i n g " > R e m a i n A m t C u s t L e d g E n t r y 2 C a p t i o n < / R e m a i n A m t C u s t L e d g E n t r y 2 C a p t i o n > - 
-             < S t a r t D a t e   E l e m e n t T y p e = " C o l u m n "   E l e m e n t I d = " 1 4 5 7 6 6 9 4 1 7 "   D a t a T y p e = " S t r i n g " > S t a r t D a t e < / S t a r t D a t e > - 
-             < S t a r t D a t e C a p t i o n   E l e m e n t T y p e = " C o l u m n "   E l e m e n t I d = " 1 9 8 0 7 4 5 8 7 1 "   D a t a T y p e = " L a b e l " > S t a r t D a t e C a p t i o n < / S t a r t D a t e C a p t i o n > - 
-             < S t a t e m e n t C a p t i o n   E l e m e n t T y p e = " C o l u m n "   E l e m e n t I d = " 2 3 9 3 8 2 "   D a t a T y p e = " L a b e l " > S t a t e m e n t C a p t i o n < / S t a t e m e n t C a p t i o n > - 
-             < T o d a y F o r m a t t e d   E l e m e n t T y p e = " C o l u m n "   E l e m e n t I d = " 2 7 0 4 5 1 4 0 "   D a t a T y p e = " S t r i n g " > T o d a y F o r m a t t e d < / T o d a y F o r m a t t e d > - 
-             < V A T R e g N o _ C o m p a n y I n f o   E l e m e n t T y p e = " C o l u m n "   E l e m e n t I d = " 9 4 4 0 2 9 3 7 7 "   D a t a T y p e = " T e x t " > V A T R e g N o _ C o m p a n y I n f o < / V A T R e g N o _ C o m p a n y I n f o > - 
-             < V A T R e g N o _ C o m p a n y I n f o C a p t i o n   E l e m e n t T y p e = " C o l u m n "   E l e m e n t I d = " 1 1 9 3 2 7 6 3 7 5 "   D a t a T y p e = " L a b e l " > V A T R e g N o _ C o m p a n y I n f o C a p t i o n < / V A T R e g N o _ C o m p a n y I n f o C a p t i o n > - 
-             < C u r r e n c y L o o p   E l e m e n t T y p e = " D a t a I t e m "   E l e m e n t I d = " 1 3 0 4 5 2 2 1 9 8 " > - 
-                 < T o t a l _ C a p t i o n 2   E l e m e n t T y p e = " C o l u m n "   E l e m e n t I d = " 1 9 9 1 3 0 2 6 0 "   D a t a T y p e = " L a b e l " > T o t a l _ C a p t i o n 2 < / T o t a l _ C a p t i o n 2 > - 
-                 < C u s t L e d g E n t r y H d r   E l e m e n t T y p e = " D a t a I t e m "   E l e m e n t I d = " 9 4 2 7 0 7 9 3 2 " > - 
-                     < C u r r e n c y 2 C o d e _ C u s t L e d g E n t r y H d r   E l e m e n t T y p e = " C o l u m n "   E l e m e n t I d = " 1 3 4 9 2 7 9 6 1 1 "   D a t a T y p e = " S t r i n g " > C u r r e n c y 2 C o d e _ C u s t L e d g E n t r y H d r < / C u r r e n c y 2 C o d e _ C u s t L e d g E n t r y H d r > - 
-                     < C u r r e n c y C o d e 3   E l e m e n t T y p e = " C o l u m n "   E l e m e n t I d = " 6 1 8 1 4 2 9 0 8 "   D a t a T y p e = " C o d e " > C u r r e n c y C o d e 3 < / C u r r e n c y C o d e 3 > - 
-                     < C u s t B a l a n c e _ C u s t L e d g E n t r y H d r   E l e m e n t T y p e = " C o l u m n "   E l e m e n t I d = " 4 9 7 1 9 1 3 5 6 "   D a t a T y p e = " D e c i m a l " > C u s t B a l a n c e _ C u s t L e d g E n t r y H d r < / C u s t B a l a n c e _ C u s t L e d g E n t r y H d r > - 
-                     < D t l d C u s t L e d g E n t r y T y p e   E l e m e n t T y p e = " C o l u m n "   E l e m e n t I d = " 8 9 2 0 6 7 4 8 6 "   D a t a T y p e = " S t r i n g " > D t l d C u s t L e d g E n t r y T y p e < / D t l d C u s t L e d g E n t r y T y p e > - 
-                     < E n t r i e s E x i s t s   E l e m e n t T y p e = " C o l u m n "   E l e m e n t I d = " 1 8 9 9 2 2 0 4 1 "   D a t a T y p e = " B o o l e a n " > E n t r i e s E x i s t s < / E n t r i e s E x i s t s > - 
-                     < I s N e w C u s t C u r r e n c y G r o u p   E l e m e n t T y p e = " C o l u m n "   E l e m e n t I d = " 1 1 6 2 5 3 5 5 3 8 "   D a t a T y p e = " B o o l e a n " > I s N e w C u s t C u r r e n c y G r o u p < / I s N e w C u s t C u r r e n c y G r o u p > - 
-                     < P r i n t L i n e   E l e m e n t T y p e = " C o l u m n "   E l e m e n t I d = " 5 9 8 4 7 9 9 9 0 "   D a t a T y p e = " B o o l e a n " > P r i n t L i n e < / P r i n t L i n e > - 
-                     < S t a r t B a l a n c e   E l e m e n t T y p e = " C o l u m n "   E l e m e n t I d = " 3 2 9 4 8 3 5 7 9 "   D a t a T y p e = " D e c i m a l " > S t a r t B a l a n c e < / S t a r t B a l a n c e > - 
-                     < D t l d C u s t L e d g E n t r i e s   E l e m e n t T y p e = " D a t a I t e m "   E l e m e n t I d = " 1 1 1 1 4 6 3 1 7 2 " > - 
-                         < A m t _ D t l d C u s t L e d g E n t r i e s   E l e m e n t T y p e = " C o l u m n "   E l e m e n t I d = " 8 9 7 9 8 5 1 7 9 "   D a t a T y p e = " D e c i m a l " > A m t _ D t l d C u s t L e d g E n t r i e s < / A m t _ D t l d C u s t L e d g E n t r i e s > - 
-                         < C u r r C o d e _ D t l d C u s t L e d g E n t r i e s   E l e m e n t T y p e = " C o l u m n "   E l e m e n t I d = " 3 2 7 0 9 9 9 8 4 "   D a t a T y p e = " C o d e " > C u r r C o d e _ D t l d C u s t L e d g E n t r i e s < / C u r r C o d e _ D t l d C u s t L e d g E n t r i e s > - 
-                         < C u r r e n c y 2 C o d e   E l e m e n t T y p e = " C o l u m n "   E l e m e n t I d = " 4 6 5 9 9 3 8 2 7 "   D a t a T y p e = " C o d e " > C u r r e n c y 2 C o d e < / C u r r e n c y 2 C o d e > - 
-                         < C u s t B a l a n c e   E l e m e n t T y p e = " C o l u m n "   E l e m e n t I d = " 1 4 1 3 7 0 1 5 0 2 "   D a t a T y p e = " D e c i m a l " > C u s t B a l a n c e < / C u s t B a l a n c e > - 
-                         < D e s c r i p t i o n   E l e m e n t T y p e = " C o l u m n "   E l e m e n t I d = " 1 3 1 4 3 5 1 3 0 7 "   D a t a T y p e = " T e x t " > D e s c r i p t i o n < / D e s c r i p t i o n > - 
-                         < D o c N o _ D t l d C u s t L e d g E n t r i e s   E l e m e n t T y p e = " C o l u m n "   E l e m e n t I d = " 2 2 4 2 9 8 6 5 4 "   D a t a T y p e = " C o d e " > D o c N o _ D t l d C u s t L e d g E n t r i e s < / D o c N o _ D t l d C u s t L e d g E n t r i e s > - 
-                         < D u e D a t e _ D t l d C u s t L e d g E n t r i e s   E l e m e n t T y p e = " C o l u m n "   E l e m e n t I d = " 1 4 1 7 8 6 1 6 0 3 "   D a t a T y p e = " S t r i n g " > D u e D a t e _ D t l d C u s t L e d g E n t r i e s < / D u e D a t e _ D t l d C u s t L e d g E n t r i e s > - 
-                         < P o s t D a t e _ D t l d C u s t L e d g E n t r i e s   E l e m e n t T y p e = " C o l u m n "   E l e m e n t I d = " 1 6 8 8 2 9 9 9 1 3 "   D a t a T y p e = " S t r i n g " > P o s t D a t e _ D t l d C u s t L e d g E n t r i e s < / P o s t D a t e _ D t l d C u s t L e d g E n t r i e s > - 
-                         < R e m a i n A m t _ D t l d C u s t L e d g E n t r i e s   E l e m e n t T y p e = " C o l u m n "   E l e m e n t I d = " 1 4 5 7 2 4 8 8 2 5 "   D a t a T y p e = " D e c i m a l " > R e m a i n A m t _ D t l d C u s t L e d g E n t r i e s < / R e m a i n A m t _ D t l d C u s t L e d g E n t r i e s > - 
-                         < Y o u r R e f e r e n c e _ D t l d C u s t L e d g E n t r i e s   E l e m e n t T y p e = " C o l u m n "   E l e m e n t I d = " 6 7 5 1 3 6 1 6 7 "   D a t a T y p e = " T e x t " > Y o u r R e f e r e n c e _ D t l d C u s t L e d g E n t r i e s < / Y o u r R e f e r e n c e _ D t l d C u s t L e d g E n t r i e s > +     < C u s t o m e r > + 
+         < C F S C u s t A d d r e s s 1 > C F S C u s t A d d r e s s 1 < / C F S C u s t A d d r e s s 1 > + 
+         < C F S C u s t A d d r e s s 2 > C F S C u s t A d d r e s s 2 < / C F S C u s t A d d r e s s 2 > + 
+         < C F S C u s t A d d r e s s 3 > C F S C u s t A d d r e s s 3 < / C F S C u s t A d d r e s s 3 > + 
+         < C F S C u s t A d d r e s s 4 > C F S C u s t A d d r e s s 4 < / C F S C u s t A d d r e s s 4 > + 
+         < C F S C u s t A d d r e s s 5 > C F S C u s t A d d r e s s 5 < / C F S C u s t A d d r e s s 5 > + 
+         < C F S C u s t A d d r e s s 6 > C F S C u s t A d d r e s s 6 < / C F S C u s t A d d r e s s 6 > + 
+         < C F S C u s t A d d r e s s 7 > C F S C u s t A d d r e s s 7 < / C F S C u s t A d d r e s s 7 > + 
+         < C F S C u s t A d d r e s s 8 > C F S C u s t A d d r e s s 8 < / C F S C u s t A d d r e s s 8 > + 
+         < N o _ C u s t > N o _ C u s t < / N o _ C u s t > + 
+         < I n t e g e r > + 
+             < B a n k A c c N o _ C o m p a n y I n f o > B a n k A c c N o _ C o m p a n y I n f o < / B a n k A c c N o _ C o m p a n y I n f o > + 
+             < B a n k A c c N o _ C o m p a n y I n f o C a p t i o n > B a n k A c c N o _ C o m p a n y I n f o C a p t i o n < / B a n k A c c N o _ C o m p a n y I n f o C a p t i o n > + 
+             < B a n k N a m e _ C o m p a n y I n f o > B a n k N a m e _ C o m p a n y I n f o < / B a n k N a m e _ C o m p a n y I n f o > + 
+             < B a n k N a m e _ C o m p a n y I n f o C a p t i o n > B a n k N a m e _ C o m p a n y I n f o C a p t i o n < / B a n k N a m e _ C o m p a n y I n f o C a p t i o n > + 
+             < C o m p a n y A d d r 1 > C o m p a n y A d d r 1 < / C o m p a n y A d d r 1 > + 
+             < C o m p a n y A d d r 2 > C o m p a n y A d d r 2 < / C o m p a n y A d d r 2 > + 
+             < C o m p a n y A d d r 3 > C o m p a n y A d d r 3 < / C o m p a n y A d d r 3 > + 
+             < C o m p a n y A d d r 4 > C o m p a n y A d d r 4 < / C o m p a n y A d d r 4 > + 
+             < C o m p a n y A d d r 5 > C o m p a n y A d d r 5 < / C o m p a n y A d d r 5 > + 
+             < C o m p a n y A d d r 6 > C o m p a n y A d d r 6 < / C o m p a n y A d d r 6 > + 
+             < C o m p a n y A d d r 7 > C o m p a n y A d d r 7 < / C o m p a n y A d d r 7 > + 
+             < C o m p a n y A d d r 8 > C o m p a n y A d d r 8 < / C o m p a n y A d d r 8 > + 
+             < C o m p a n y I n f o 1 P i c t u r e   / > + 
+             < C o m p a n y I n f o 2 P i c t u r e   / > + 
+             < C o m p a n y I n f o 3 P i c t u r e   / > + 
+             < C o m p a n y I n f o E m a i l > C o m p a n y I n f o E m a i l < / C o m p a n y I n f o E m a i l > + 
+             < C o m p a n y I n f o E m a i l C a p t i o n > C o m p a n y I n f o E m a i l C a p t i o n < / C o m p a n y I n f o E m a i l C a p t i o n > + 
+             < C o m p a n y I n f o H o m e P a g e > C o m p a n y I n f o H o m e P a g e < / C o m p a n y I n f o H o m e P a g e > + 
+             < C o m p a n y I n f o H o m e p a g e C a p t i o n > C o m p a n y I n f o H o m e p a g e C a p t i o n < / C o m p a n y I n f o H o m e p a g e C a p t i o n > + 
+             < C o m p a n y L e g a l O f f i c e > C o m p a n y L e g a l O f f i c e < / C o m p a n y L e g a l O f f i c e > + 
+             < C o m p a n y L e g a l O f f i c e _ L b l > C o m p a n y L e g a l O f f i c e _ L b l < / C o m p a n y L e g a l O f f i c e _ L b l > + 
+             < C o m p a n y P i c t u r e   / > + 
+             < C u r r R e p o r t P a g e N o C a p t i o n > C u r r R e p o r t P a g e N o C a p t i o n < / C u r r R e p o r t P a g e N o C a p t i o n > + 
+             < C u s t A d d r 1 > C u s t A d d r 1 < / C u s t A d d r 1 > + 
+             < C u s t A d d r 2 > C u s t A d d r 2 < / C u s t A d d r 2 > + 
+             < C u s t A d d r 3 > C u s t A d d r 3 < / C u s t A d d r 3 > + 
+             < C u s t A d d r 4 > C u s t A d d r 4 < / C u s t A d d r 4 > + 
+             < C u s t A d d r 5 > C u s t A d d r 5 < / C u s t A d d r 5 > + 
+             < C u s t A d d r 6 > C u s t A d d r 6 < / C u s t A d d r 6 > + 
+             < C u s t A d d r 7 > C u s t A d d r 7 < / C u s t A d d r 7 > + 
+             < C u s t A d d r 8 > C u s t A d d r 8 < / C u s t A d d r 8 > + 
+             < C u s t B a l a n c e C a p t i o n > C u s t B a l a n c e C a p t i o n < / C u s t B a l a n c e C a p t i o n > + 
+             < D e s c _ C u s t L e d g E n t r y 2 C a p t i o n > D e s c _ C u s t L e d g E n t r y 2 C a p t i o n < / D e s c _ C u s t L e d g E n t r y 2 C a p t i o n > + 
+             < D o c D a t e C a p t i o n > D o c D a t e C a p t i o n < / D o c D a t e C a p t i o n > + 
+             < D o c N o _ D t l d C u s t L e d g E n t r i e s C a p t i o n > D o c N o _ D t l d C u s t L e d g E n t r i e s C a p t i o n < / D o c N o _ D t l d C u s t L e d g E n t r i e s C a p t i o n > + 
+             < D u e D a t e _ C u s t L e d g E n t r y 2 C a p t i o n > D u e D a t e _ C u s t L e d g E n t r y 2 C a p t i o n < / D u e D a t e _ C u s t L e d g E n t r y 2 C a p t i o n > + 
+             < E n d D a t e > E n d D a t e < / E n d D a t e > + 
+             < E n d D a t e C a p t i o n > E n d D a t e C a p t i o n < / E n d D a t e C a p t i o n > + 
+             < G i r o N o _ C o m p a n y I n f o > G i r o N o _ C o m p a n y I n f o < / G i r o N o _ C o m p a n y I n f o > + 
+             < G i r o N o _ C o m p a n y I n f o C a p t i o n > G i r o N o _ C o m p a n y I n f o C a p t i o n < / G i r o N o _ C o m p a n y I n f o C a p t i o n > + 
+             < L a s t S t a t m n t N o _ C u s t > L a s t S t a t m n t N o _ C u s t < / L a s t S t a t m n t N o _ C u s t > + 
+             < L a s t S t a t m n t N o _ C u s t C a p t i o n > L a s t S t a t m n t N o _ C u s t C a p t i o n < / L a s t S t a t m n t N o _ C u s t C a p t i o n > + 
+             < N o 1 _ C u s t > N o 1 _ C u s t < / N o 1 _ C u s t > + 
+             < N o 1 _ C u s t C a p t i o n > N o 1 _ C u s t C a p t i o n < / N o 1 _ C u s t C a p t i o n > + 
+             < O r i g i n a l A m t _ C u s t L e d g E n t r y 2 C a p t i o n > O r i g i n a l A m t _ C u s t L e d g E n t r y 2 C a p t i o n < / O r i g i n a l A m t _ C u s t L e d g E n t r y 2 C a p t i o n > + 
+             < P h o n e N o _ C o m p a n y I n f o > P h o n e N o _ C o m p a n y I n f o < / P h o n e N o _ C o m p a n y I n f o > + 
+             < P h o n e N o _ C o m p a n y I n f o C a p t i o n > P h o n e N o _ C o m p a n y I n f o C a p t i o n < / P h o n e N o _ C o m p a n y I n f o C a p t i o n > + 
+             < P o s t D a t e _ D t l d C u s t L e d g E n t r i e s C a p t i o n > P o s t D a t e _ D t l d C u s t L e d g E n t r i e s C a p t i o n < / P o s t D a t e _ D t l d C u s t L e d g E n t r i e s C a p t i o n > + 
+             < R e m a i n A m t C u s t L e d g E n t r y 2 C a p t i o n > R e m a i n A m t C u s t L e d g E n t r y 2 C a p t i o n < / R e m a i n A m t C u s t L e d g E n t r y 2 C a p t i o n > + 
+             < S t a r t D a t e > S t a r t D a t e < / S t a r t D a t e > + 
+             < S t a r t D a t e C a p t i o n > S t a r t D a t e C a p t i o n < / S t a r t D a t e C a p t i o n > + 
+             < S t a t e m e n t C a p t i o n > S t a t e m e n t C a p t i o n < / S t a t e m e n t C a p t i o n > + 
+             < T o d a y F o r m a t t e d > T o d a y F o r m a t t e d < / T o d a y F o r m a t t e d > + 
+             < V A T R e g N o _ C o m p a n y I n f o > V A T R e g N o _ C o m p a n y I n f o < / V A T R e g N o _ C o m p a n y I n f o > + 
+             < V A T R e g N o _ C o m p a n y I n f o C a p t i o n > V A T R e g N o _ C o m p a n y I n f o C a p t i o n < / V A T R e g N o _ C o m p a n y I n f o C a p t i o n > + 
+             < C u r r e n c y L o o p > + 
+                 < T o t a l _ C a p t i o n 2 > T o t a l _ C a p t i o n 2 < / T o t a l _ C a p t i o n 2 > + 
+                 < C u s t L e d g E n t r y H d r > + 
+                     < C u r r e n c y 2 C o d e _ C u s t L e d g E n t r y H d r > C u r r e n c y 2 C o d e _ C u s t L e d g E n t r y H d r < / C u r r e n c y 2 C o d e _ C u s t L e d g E n t r y H d r > + 
+                     < C u r r e n c y C o d e 3 > C u r r e n c y C o d e 3 < / C u r r e n c y C o d e 3 > + 
+                     < C u s t B a l a n c e _ C u s t L e d g E n t r y H d r > C u s t B a l a n c e _ C u s t L e d g E n t r y H d r < / C u s t B a l a n c e _ C u s t L e d g E n t r y H d r > + 
+                     < D t l d C u s t L e d g E n t r y T y p e > D t l d C u s t L e d g E n t r y T y p e < / D t l d C u s t L e d g E n t r y T y p e > + 
+                     < E n t r i e s E x i s t s > E n t r i e s E x i s t s < / E n t r i e s E x i s t s > + 
+                     < I s N e w C u s t C u r r e n c y G r o u p > I s N e w C u s t C u r r e n c y G r o u p < / I s N e w C u s t C u r r e n c y G r o u p > + 
+                     < P r i n t L i n e > P r i n t L i n e < / P r i n t L i n e > + 
+                     < S t a r t B a l a n c e > S t a r t B a l a n c e < / S t a r t B a l a n c e > + 
+                     < D t l d C u s t L e d g E n t r i e s > + 
+                         < A m t _ D t l d C u s t L e d g E n t r i e s > A m t _ D t l d C u s t L e d g E n t r i e s < / A m t _ D t l d C u s t L e d g E n t r i e s > + 
+                         < C u r r C o d e _ D t l d C u s t L e d g E n t r i e s > C u r r C o d e _ D t l d C u s t L e d g E n t r i e s < / C u r r C o d e _ D t l d C u s t L e d g E n t r i e s > + 
+                         < C u r r e n c y 2 C o d e > C u r r e n c y 2 C o d e < / C u r r e n c y 2 C o d e > + 
+                         < C u s t B a l a n c e > C u s t B a l a n c e < / C u s t B a l a n c e > + 
+                         < D e s c r i p t i o n > D e s c r i p t i o n < / D e s c r i p t i o n > + 
+                         < D o c N o _ D t l d C u s t L e d g E n t r i e s > D o c N o _ D t l d C u s t L e d g E n t r i e s < / D o c N o _ D t l d C u s t L e d g E n t r i e s > + 
+                         < D u e D a t e _ D t l d C u s t L e d g E n t r i e s > D u e D a t e _ D t l d C u s t L e d g E n t r i e s < / D u e D a t e _ D t l d C u s t L e d g E n t r i e s > + 
+                         < P o s t D a t e _ D t l d C u s t L e d g E n t r i e s > P o s t D a t e _ D t l d C u s t L e d g E n t r i e s < / P o s t D a t e _ D t l d C u s t L e d g E n t r i e s > + 
+                         < R e m a i n A m t _ D t l d C u s t L e d g E n t r i e s > R e m a i n A m t _ D t l d C u s t L e d g E n t r i e s < / R e m a i n A m t _ D t l d C u s t L e d g E n t r i e s > + 
+                         < Y o u r R e f e r e n c e _ D t l d C u s t L e d g E n t r i e s > Y o u r R e f e r e n c e _ D t l d C u s t L e d g E n t r i e s < / Y o u r R e f e r e n c e _ D t l d C u s t L e d g E n t r i e s >   
                      < / D t l d C u s t L e d g E n t r i e s >   
                  < / C u s t L e d g E n t r y H d r >   
-                 < C u s t L e d g E n t r y F o o t e r   E l e m e n t T y p e = " D a t a I t e m "   E l e m e n t I d = " 9 2 5 1 1 8 7 3 5 " > - 
-                     < C u r r e n c y C o d e 3 _ C u s t L e d g E n t r y F o o t e r   E l e m e n t T y p e = " C o l u m n "   E l e m e n t I d = " 1 7 6 5 6 9 2 8 1 "   D a t a T y p e = " C o d e " > C u r r e n c y C o d e 3 _ C u s t L e d g E n t r y F o o t e r < / C u r r e n c y C o d e 3 _ C u s t L e d g E n t r y F o o t e r > - 
-                     < C u s t B a l a n c e _ C u s t L e d g E n t r y H d r F o o t e r   E l e m e n t T y p e = " C o l u m n "   E l e m e n t I d = " 1 3 6 7 2 1 4 5 9 3 "   D a t a T y p e = " D e c i m a l " > C u s t B a l a n c e _ C u s t L e d g E n t r y H d r F o o t e r < / C u s t B a l a n c e _ C u s t L e d g E n t r y H d r F o o t e r > - 
-                     < E n t r i e s E x i s t s l _ C u s t L e d g E n t r y F o o t e r C a p t i o n   E l e m e n t T y p e = " C o l u m n "   E l e m e n t I d = " 1 1 7 7 0 6 9 2 3 2 "   D a t a T y p e = " B o o l e a n " > E n t r i e s E x i s t s l _ C u s t L e d g E n t r y F o o t e r C a p t i o n < / E n t r i e s E x i s t s l _ C u s t L e d g E n t r y F o o t e r C a p t i o n > - 
-                     < T o t a l _ C a p t i o n   E l e m e n t T y p e = " C o l u m n "   E l e m e n t I d = " 6 1 1 5 9 7 6 3 4 "   D a t a T y p e = " L a b e l " > T o t a l _ C a p t i o n < / T o t a l _ C a p t i o n > +                 < C u s t L e d g E n t r y F o o t e r > + 
+                     < C u r r e n c y C o d e 3 _ C u s t L e d g E n t r y F o o t e r > C u r r e n c y C o d e 3 _ C u s t L e d g E n t r y F o o t e r < / C u r r e n c y C o d e 3 _ C u s t L e d g E n t r y F o o t e r > + 
+                     < C u s t B a l a n c e _ C u s t L e d g E n t r y H d r F o o t e r > C u s t B a l a n c e _ C u s t L e d g E n t r y H d r F o o t e r < / C u s t B a l a n c e _ C u s t L e d g E n t r y H d r F o o t e r > + 
+                     < E n t r i e s E x i s t s l _ C u s t L e d g E n t r y F o o t e r C a p t i o n > E n t r i e s E x i s t s l _ C u s t L e d g E n t r y F o o t e r C a p t i o n < / E n t r i e s E x i s t s l _ C u s t L e d g E n t r y F o o t e r C a p t i o n > + 
+                     < T o t a l _ C a p t i o n > T o t a l _ C a p t i o n < / T o t a l _ C a p t i o n >   
                  < / C u s t L e d g E n t r y F o o t e r >   
-                 < O v e r d u e V i s i b l e   E l e m e n t T y p e = " D a t a I t e m "   E l e m e n t I d = " 1 4 2 6 6 4 4 0 8 7 " > - 
-                     < C u r r e n c y C o d e 3 _ C u s t L e d g E n t r y 2   E l e m e n t T y p e = " C o l u m n "   E l e m e n t I d = " 1 4 9 4 2 9 8 6 2 2 "   D a t a T y p e = " C o d e " > C u r r e n c y C o d e 3 _ C u s t L e d g E n t r y 2 < / C u r r e n c y C o d e 3 _ C u s t L e d g E n t r y 2 > - 
-                     < D e s c _ C u s t L e d g E n t r y 2 C a p t i o n 2   E l e m e n t T y p e = " C o l u m n "   E l e m e n t I d = " 1 9 5 4 6 4 5 1 6 2 "   D a t a T y p e = " S t r i n g " > D e s c _ C u s t L e d g E n t r y 2 C a p t i o n 2 < / D e s c _ C u s t L e d g E n t r y 2 C a p t i o n 2 > - 
-                     < D o c N o _ D t l d C u s t L e d g E n t r i e s C a p t i o n 2   E l e m e n t T y p e = " C o l u m n "   E l e m e n t I d = " 1 0 9 6 5 7 7 3 7 8 "   D a t a T y p e = " S t r i n g " > D o c N o _ D t l d C u s t L e d g E n t r i e s C a p t i o n 2 < / D o c N o _ D t l d C u s t L e d g E n t r i e s C a p t i o n 2 > - 
-                     < D u e D a t e _ C u s t L e d g E n t r y 2 C a p t i o n 2   E l e m e n t T y p e = " C o l u m n "   E l e m e n t I d = " 9 0 1 1 8 8 6 8 5 "   D a t a T y p e = " L a b e l " > D u e D a t e _ C u s t L e d g E n t r y 2 C a p t i o n 2 < / D u e D a t e _ C u s t L e d g E n t r y 2 C a p t i o n 2 > - 
-                     < O r i g i n a l A m t _ C u s t L e d g E n t r y 2 C a p t i o n 2   E l e m e n t T y p e = " C o l u m n "   E l e m e n t I d = " 1 6 4 9 8 2 3 4 6 6 "   D a t a T y p e = " S t r i n g " > O r i g i n a l A m t _ C u s t L e d g E n t r y 2 C a p t i o n 2 < / O r i g i n a l A m t _ C u s t L e d g E n t r y 2 C a p t i o n 2 > - 
-                     < O v e r D u e E n t r i e s   E l e m e n t T y p e = " C o l u m n "   E l e m e n t I d = " 2 3 9 2 5 5 2 1 3 "   D a t a T y p e = " S t r i n g " > O v e r D u e E n t r i e s < / O v e r D u e E n t r i e s > - 
-                     < P o s t D a t e _ D t l d C u s t L e d g E n t r i e s C a p t i o n 2   E l e m e n t T y p e = " C o l u m n "   E l e m e n t I d = " 7 1 5 0 7 2 1 9 7 "   D a t a T y p e = " L a b e l " > P o s t D a t e _ D t l d C u s t L e d g E n t r i e s C a p t i o n 2 < / P o s t D a t e _ D t l d C u s t L e d g E n t r i e s C a p t i o n 2 > - 
-                     < R e m a i n A m t C u s t L e d g E n t r y 2 C a p t i o n 2   E l e m e n t T y p e = " C o l u m n "   E l e m e n t I d = " 5 0 5 0 3 3 9 6 0 "   D a t a T y p e = " S t r i n g " > R e m a i n A m t C u s t L e d g E n t r y 2 C a p t i o n 2 < / R e m a i n A m t C u s t L e d g E n t r y 2 C a p t i o n 2 > - 
-                     < T o t a l _ C a p t i o n 3   E l e m e n t T y p e = " C o l u m n "   E l e m e n t I d = " 4 3 8 5 6 6 3 5 7 "   D a t a T y p e = " L a b e l " > T o t a l _ C a p t i o n 3 < / T o t a l _ C a p t i o n 3 > - 
-                     < C u s t L e d g E n t r y 2   E l e m e n t T y p e = " D a t a I t e m "   E l e m e n t I d = " 1 3 7 2 6 3 7 0 0 8 " > - 
-                         < C u r r C o d e _ C u s t L e d g E n t r y 2   E l e m e n t T y p e = " C o l u m n "   E l e m e n t I d = " 1 5 8 9 5 4 6 2 6 8 "   D a t a T y p e = " C o d e " > C u r r C o d e _ C u s t L e d g E n t r y 2 < / C u r r C o d e _ C u s t L e d g E n t r y 2 > - 
-                         < C u r r e n c y 2 C o d e _ C u s t L e d g E n t r y 2   E l e m e n t T y p e = " C o l u m n "   E l e m e n t I d = " 1 4 2 6 8 6 9 3 0 3 "   D a t a T y p e = " C o d e " > C u r r e n c y 2 C o d e _ C u s t L e d g E n t r y 2 < / C u r r e n c y 2 C o d e _ C u s t L e d g E n t r y 2 > - 
-                         < C u s t N o _ C u s t L e d g E n t r y 2   E l e m e n t T y p e = " C o l u m n "   E l e m e n t I d = " 1 3 5 3 0 8 9 7 4 5 "   D a t a T y p e = " C o d e " > C u s t N o _ C u s t L e d g E n t r y 2 < / C u s t N o _ C u s t L e d g E n t r y 2 > - 
-                         < D e s c _ C u s t L e d g E n t r y 2   E l e m e n t T y p e = " C o l u m n "   E l e m e n t I d = " 4 0 4 4 4 3 7 9 8 "   D a t a T y p e = " T e x t " > D e s c _ C u s t L e d g E n t r y 2 < / D e s c _ C u s t L e d g E n t r y 2 > - 
-                         < D o c N o _ C u s t L e d g E n t r y 2   E l e m e n t T y p e = " C o l u m n "   E l e m e n t I d = " 5 1 0 9 1 4 9 4 "   D a t a T y p e = " C o d e " > D o c N o _ C u s t L e d g E n t r y 2 < / D o c N o _ C u s t L e d g E n t r y 2 > - 
-                         < D u e D a t e _ C u s t L e d g E n t r y 2   E l e m e n t T y p e = " C o l u m n "   E l e m e n t I d = " 1 6 3 5 3 6 3 6 4 7 "   D a t a T y p e = " S t r i n g " > D u e D a t e _ C u s t L e d g E n t r y 2 < / D u e D a t e _ C u s t L e d g E n t r y 2 > - 
-                         < O r i g i n a l A m t _ C u s t L e d g E n t r y 2   E l e m e n t T y p e = " C o l u m n "   E l e m e n t I d = " 6 5 4 0 4 5 0 9 8 "   D a t a T y p e = " D e c i m a l " > O r i g i n a l A m t _ C u s t L e d g E n t r y 2 < / O r i g i n a l A m t _ C u s t L e d g E n t r y 2 > - 
-                         < P o s t D a t e _ C u s t L e d g E n t r y 2   E l e m e n t T y p e = " C o l u m n "   E l e m e n t I d = " 1 8 1 7 1 9 2 0 4 3 "   D a t a T y p e = " S t r i n g " > P o s t D a t e _ C u s t L e d g E n t r y 2 < / P o s t D a t e _ C u s t L e d g E n t r y 2 > - 
-                         < P r i n t E n t r i e s D u e   E l e m e n t T y p e = " C o l u m n "   E l e m e n t I d = " 6 9 3 7 0 0 1 2 6 "   D a t a T y p e = " B o o l e a n " > P r i n t E n t r i e s D u e < / P r i n t E n t r i e s D u e > - 
-                         < R e m a i n A m t _ C u s t L e d g E n t r y 2   E l e m e n t T y p e = " C o l u m n "   E l e m e n t I d = " 7 5 6 3 4 5 4 1 3 "   D a t a T y p e = " D e c i m a l " > R e m a i n A m t _ C u s t L e d g E n t r y 2 < / R e m a i n A m t _ C u s t L e d g E n t r y 2 > - 
-                         < Y o u r R e f e r e n c e _ C u s t L e d g E n t r y 2   E l e m e n t T y p e = " C o l u m n "   E l e m e n t I d = " 2 0 5 5 4 0 4 3 9 5 "   D a t a T y p e = " T e x t " > Y o u r R e f e r e n c e _ C u s t L e d g E n t r y 2 < / Y o u r R e f e r e n c e _ C u s t L e d g E n t r y 2 > +                 < O v e r d u e V i s i b l e > + 
+                     < C u r r e n c y C o d e 3 _ C u s t L e d g E n t r y 2 > C u r r e n c y C o d e 3 _ C u s t L e d g E n t r y 2 < / C u r r e n c y C o d e 3 _ C u s t L e d g E n t r y 2 > + 
+                     < D e s c _ C u s t L e d g E n t r y 2 C a p t i o n 2 > D e s c _ C u s t L e d g E n t r y 2 C a p t i o n 2 < / D e s c _ C u s t L e d g E n t r y 2 C a p t i o n 2 > + 
+                     < D o c N o _ D t l d C u s t L e d g E n t r i e s C a p t i o n 2 > D o c N o _ D t l d C u s t L e d g E n t r i e s C a p t i o n 2 < / D o c N o _ D t l d C u s t L e d g E n t r i e s C a p t i o n 2 > + 
+                     < D u e D a t e _ C u s t L e d g E n t r y 2 C a p t i o n 2 > D u e D a t e _ C u s t L e d g E n t r y 2 C a p t i o n 2 < / D u e D a t e _ C u s t L e d g E n t r y 2 C a p t i o n 2 > + 
+                     < O r i g i n a l A m t _ C u s t L e d g E n t r y 2 C a p t i o n 2 > O r i g i n a l A m t _ C u s t L e d g E n t r y 2 C a p t i o n 2 < / O r i g i n a l A m t _ C u s t L e d g E n t r y 2 C a p t i o n 2 > + 
+                     < O v e r D u e E n t r i e s > O v e r D u e E n t r i e s < / O v e r D u e E n t r i e s > + 
+                     < P o s t D a t e _ D t l d C u s t L e d g E n t r i e s C a p t i o n 2 > P o s t D a t e _ D t l d C u s t L e d g E n t r i e s C a p t i o n 2 < / P o s t D a t e _ D t l d C u s t L e d g E n t r i e s C a p t i o n 2 > + 
+                     < R e m a i n A m t C u s t L e d g E n t r y 2 C a p t i o n 2 > R e m a i n A m t C u s t L e d g E n t r y 2 C a p t i o n 2 < / R e m a i n A m t C u s t L e d g E n t r y 2 C a p t i o n 2 > + 
+                     < T o t a l _ C a p t i o n 3 > T o t a l _ C a p t i o n 3 < / T o t a l _ C a p t i o n 3 > + 
+                     < C u s t L e d g E n t r y 2 > + 
+                         < C u r r C o d e _ C u s t L e d g E n t r y 2 > C u r r C o d e _ C u s t L e d g E n t r y 2 < / C u r r C o d e _ C u s t L e d g E n t r y 2 > + 
+                         < C u r r e n c y 2 C o d e _ C u s t L e d g E n t r y 2 > C u r r e n c y 2 C o d e _ C u s t L e d g E n t r y 2 < / C u r r e n c y 2 C o d e _ C u s t L e d g E n t r y 2 > + 
+                         < C u s t N o _ C u s t L e d g E n t r y 2 > C u s t N o _ C u s t L e d g E n t r y 2 < / C u s t N o _ C u s t L e d g E n t r y 2 > + 
+                         < D e s c _ C u s t L e d g E n t r y 2 > D e s c _ C u s t L e d g E n t r y 2 < / D e s c _ C u s t L e d g E n t r y 2 > + 
+                         < D o c N o _ C u s t L e d g E n t r y 2 > D o c N o _ C u s t L e d g E n t r y 2 < / D o c N o _ C u s t L e d g E n t r y 2 > + 
+                         < D u e D a t e _ C u s t L e d g E n t r y 2 > D u e D a t e _ C u s t L e d g E n t r y 2 < / D u e D a t e _ C u s t L e d g E n t r y 2 > + 
+                         < O r i g i n a l A m t _ C u s t L e d g E n t r y 2 > O r i g i n a l A m t _ C u s t L e d g E n t r y 2 < / O r i g i n a l A m t _ C u s t L e d g E n t r y 2 > + 
+                         < P o s t D a t e _ C u s t L e d g E n t r y 2 > P o s t D a t e _ C u s t L e d g E n t r y 2 < / P o s t D a t e _ C u s t L e d g E n t r y 2 > + 
+                         < P r i n t E n t r i e s D u e > P r i n t E n t r i e s D u e < / P r i n t E n t r i e s D u e > + 
+                         < R e m a i n A m t _ C u s t L e d g E n t r y 2 > R e m a i n A m t _ C u s t L e d g E n t r y 2 < / R e m a i n A m t _ C u s t L e d g E n t r y 2 > + 
+                         < Y o u r R e f e r e n c e _ C u s t L e d g E n t r y 2 > Y o u r R e f e r e n c e _ C u s t L e d g E n t r y 2 < / Y o u r R e f e r e n c e _ C u s t L e d g E n t r y 2 >   
                      < / C u s t L e d g E n t r y 2 >   
-                     < O v e r d u e E n t r y F o o d e r   E l e m e n t T y p e = " D a t a I t e m "   E l e m e n t I d = " 1 6 5 9 2 3 5 9 3 4 " > - 
-                         < O v e r d u e B a l a n c e   E l e m e n t T y p e = " C o l u m n "   E l e m e n t I d = " 1 1 8 6 1 4 8 4 3 9 "   D a t a T y p e = " D e c i m a l " > O v e r d u e B a l a n c e < / O v e r d u e B a l a n c e > +                     < O v e r d u e E n t r y F o o d e r > + 
+                         < O v e r d u e B a l a n c e > O v e r d u e B a l a n c e < / O v e r d u e B a l a n c e >   
                      < / O v e r d u e E n t r y F o o d e r >   
@@ -7543,51 +7600,51 @@
  
              < / C u r r e n c y L o o p >   
-             < A g i n g B a n d V i s i b l e   E l e m e n t T y p e = " D a t a I t e m "   E l e m e n t I d = " 1 9 4 1 7 6 5 1 4 0 " > - 
-                 < A g i n g C u s t L e d g E n t r y   E l e m e n t T y p e = " D a t a I t e m "   E l e m e n t I d = " 7 0 4 1 6 5 1 3 2 " / > - 
-                 < A g i n g B a n d L o o p   E l e m e n t T y p e = " D a t a I t e m "   E l e m e n t I d = " 1 5 2 9 3 9 4 0 2 2 " > - 
-                     < A g i n g B a n d B u f C o l 1 A m t   E l e m e n t T y p e = " C o l u m n "   E l e m e n t I d = " 1 9 4 8 7 4 9 4 5 4 "   D a t a T y p e = " D e c i m a l " > A g i n g B a n d B u f C o l 1 A m t < / A g i n g B a n d B u f C o l 1 A m t > - 
-                     < A g i n g B a n d B u f C o l 2 A m t   E l e m e n t T y p e = " C o l u m n "   E l e m e n t I d = " 1 9 5 6 4 3 5 6 1 5 "   D a t a T y p e = " D e c i m a l " > A g i n g B a n d B u f C o l 2 A m t < / A g i n g B a n d B u f C o l 2 A m t > - 
-                     < A g i n g B a n d B u f C o l 3 A m t   E l e m e n t T y p e = " C o l u m n "   E l e m e n t I d = " 9 7 5 6 7 9 1 5 2 "   D a t a T y p e = " D e c i m a l " > A g i n g B a n d B u f C o l 3 A m t < / A g i n g B a n d B u f C o l 3 A m t > - 
-                     < A g i n g B a n d B u f C o l 4 A m t   E l e m e n t T y p e = " C o l u m n "   E l e m e n t I d = " 1 2 3 5 5 5 5 7 0 5 "   D a t a T y p e = " D e c i m a l " > A g i n g B a n d B u f C o l 4 A m t < / A g i n g B a n d B u f C o l 4 A m t > - 
-                     < A g i n g B a n d B u f C o l 5 A m t   E l e m e n t T y p e = " C o l u m n "   E l e m e n t I d = " 4 2 4 7 8 1 3 0 2 "   D a t a T y p e = " D e c i m a l " > A g i n g B a n d B u f C o l 5 A m t < / A g i n g B a n d B u f C o l 5 A m t > - 
-                     < A g i n g B a n d C u r r e n c y C o d e   E l e m e n t T y p e = " C o l u m n "   E l e m e n t I d = " 1 3 1 1 1 3 8 9 6 8 "   D a t a T y p e = " C o d e " > A g i n g B a n d C u r r e n c y C o d e < / A g i n g B a n d C u r r e n c y C o d e > - 
-                     < A g i n g B a n d E n d i n g D a t e   E l e m e n t T y p e = " C o l u m n "   E l e m e n t I d = " 1 3 9 0 8 7 6 8 7 "   D a t a T y p e = " S t r i n g " > A g i n g B a n d E n d i n g D a t e < / A g i n g B a n d E n d i n g D a t e > - 
-                     < A g i n g D a t e 1   E l e m e n t T y p e = " C o l u m n "   E l e m e n t I d = " 4 7 9 6 0 6 2 6 6 "   D a t a T y p e = " S t r i n g " > A g i n g D a t e 1 < / A g i n g D a t e 1 > - 
-                     < A g i n g D a t e 2   E l e m e n t T y p e = " C o l u m n "   E l e m e n t I d = " 1 1 1 7 3 0 2 8 8 3 "   D a t a T y p e = " S t r i n g " > A g i n g D a t e 2 < / A g i n g D a t e 2 > - 
-                     < A g i n g D a t e 2 1   E l e m e n t T y p e = " C o l u m n "   E l e m e n t I d = " 3 1 3 5 0 1 0 6 8 "   D a t a T y p e = " S t r i n g " > A g i n g D a t e 2 1 < / A g i n g D a t e 2 1 > - 
-                     < A g i n g D a t e 3   E l e m e n t T y p e = " C o l u m n "   E l e m e n t I d = " 1 7 5 4 9 9 9 5 0 0 "   D a t a T y p e = " S t r i n g " > A g i n g D a t e 3 < / A g i n g D a t e 3 > - 
-                     < A g i n g D a t e 3 1   E l e m e n t T y p e = " C o l u m n "   E l e m e n t I d = " 1 9 1 4 0 6 0 5 3 1 "   D a t a T y p e = " S t r i n g " > A g i n g D a t e 3 1 < / A g i n g D a t e 3 1 > - 
-                     < A g i n g D a t e 4   E l e m e n t T y p e = " C o l u m n "   E l e m e n t I d = " 1 9 0 2 2 7 1 1 7 9 "   D a t a T y p e = " S t r i n g " > A g i n g D a t e 4 < / A g i n g D a t e 4 > - 
-                     < A g i n g D a t e 4 1   E l e m e n t T y p e = " C o l u m n "   E l e m e n t I d = " 8 4 9 7 6 9 6 1 0 "   D a t a T y p e = " S t r i n g " > A g i n g D a t e 4 1 < / A g i n g D a t e 4 1 > - 
-                     < A g i n g D a t e 5   E l e m e n t T y p e = " C o l u m n "   E l e m e n t I d = " 1 2 6 4 5 7 4 5 6 2 "   D a t a T y p e = " S t r i n g " > A g i n g D a t e 5 < / A g i n g D a t e 5 > - 
-                     < A g i n g D a t e H e a d e r 1   E l e m e n t T y p e = " C o l u m n "   E l e m e n t I d = " 2 8 6 3 5 0 7 5 9 "   D a t a T y p e = " T e x t " > A g i n g D a t e H e a d e r 1 < / A g i n g D a t e H e a d e r 1 > - 
-                     < A g i n g D a t e H e a d e r 2   E l e m e n t T y p e = " C o l u m n "   E l e m e n t I d = " 3 5 1 3 4 5 8 5 8 "   D a t a T y p e = " T e x t " > A g i n g D a t e H e a d e r 2 < / A g i n g D a t e H e a d e r 2 > - 
-                     < A g i n g D a t e H e a d e r 3   E l e m e n t T y p e = " C o l u m n "   E l e m e n t I d = " 9 8 9 0 4 2 4 7 5 "   D a t a T y p e = " T e x t " > A g i n g D a t e H e a d e r 3 < / A g i n g D a t e H e a d e r 3 > - 
-                     < A g i n g D a t e H e a d e r 4   E l e m e n t T y p e = " C o l u m n "   E l e m e n t I d = " 1 6 2 6 7 3 9 0 9 2 "   D a t a T y p e = " T e x t " > A g i n g D a t e H e a d e r 4 < / A g i n g D a t e H e a d e r 4 > - 
-                     < b e f o r e C a p t i o n   E l e m e n t T y p e = " C o l u m n "   E l e m e n t I d = " 1 0 1 3 0 1 9 7 1 8 "   D a t a T y p e = " L a b e l " > b e f o r e C a p t i o n < / b e f o r e C a p t i o n > +             < A g i n g B a n d V i s i b l e > + 
+                 < A g i n g C u s t L e d g E n t r y   / > + 
+                 < A g i n g B a n d L o o p > + 
+                     < A g i n g B a n d B u f C o l 1 A m t > A g i n g B a n d B u f C o l 1 A m t < / A g i n g B a n d B u f C o l 1 A m t > + 
+                     < A g i n g B a n d B u f C o l 2 A m t > A g i n g B a n d B u f C o l 2 A m t < / A g i n g B a n d B u f C o l 2 A m t > + 
+                     < A g i n g B a n d B u f C o l 3 A m t > A g i n g B a n d B u f C o l 3 A m t < / A g i n g B a n d B u f C o l 3 A m t > + 
+                     < A g i n g B a n d B u f C o l 4 A m t > A g i n g B a n d B u f C o l 4 A m t < / A g i n g B a n d B u f C o l 4 A m t > + 
+                     < A g i n g B a n d B u f C o l 5 A m t > A g i n g B a n d B u f C o l 5 A m t < / A g i n g B a n d B u f C o l 5 A m t > + 
+                     < A g i n g B a n d C u r r e n c y C o d e > A g i n g B a n d C u r r e n c y C o d e < / A g i n g B a n d C u r r e n c y C o d e > + 
+                     < A g i n g B a n d E n d i n g D a t e > A g i n g B a n d E n d i n g D a t e < / A g i n g B a n d E n d i n g D a t e > + 
+                     < A g i n g D a t e 1 > A g i n g D a t e 1 < / A g i n g D a t e 1 > + 
+                     < A g i n g D a t e 2 > A g i n g D a t e 2 < / A g i n g D a t e 2 > + 
+                     < A g i n g D a t e 2 1 > A g i n g D a t e 2 1 < / A g i n g D a t e 2 1 > + 
+                     < A g i n g D a t e 3 > A g i n g D a t e 3 < / A g i n g D a t e 3 > + 
+                     < A g i n g D a t e 3 1 > A g i n g D a t e 3 1 < / A g i n g D a t e 3 1 > + 
+                     < A g i n g D a t e 4 > A g i n g D a t e 4 < / A g i n g D a t e 4 > + 
+                     < A g i n g D a t e 4 1 > A g i n g D a t e 4 1 < / A g i n g D a t e 4 1 > + 
+                     < A g i n g D a t e 5 > A g i n g D a t e 5 < / A g i n g D a t e 5 > + 
+                     < A g i n g D a t e H e a d e r 1 > A g i n g D a t e H e a d e r 1 < / A g i n g D a t e H e a d e r 1 > + 
+                     < A g i n g D a t e H e a d e r 2 > A g i n g D a t e H e a d e r 2 < / A g i n g D a t e H e a d e r 2 > + 
+                     < A g i n g D a t e H e a d e r 3 > A g i n g D a t e H e a d e r 3 < / A g i n g D a t e H e a d e r 3 > + 
+                     < A g i n g D a t e H e a d e r 4 > A g i n g D a t e H e a d e r 4 < / A g i n g D a t e H e a d e r 4 > + 
+                     < b e f o r e C a p t i o n > b e f o r e C a p t i o n < / b e f o r e C a p t i o n >   
                  < / A g i n g B a n d L o o p >   
@@ -7595,13 +7652,13 @@
  
          < / I n t e g e r >   
-         < L e t t e r T e x t   E l e m e n t T y p e = " D a t a I t e m "   E l e m e n t I d = " 1 5 1 0 3 5 3 8 3 4 " > - 
-             < B o d y T e x t   E l e m e n t T y p e = " C o l u m n "   E l e m e n t I d = " 1 4 9 7 5 9 8 0 8 "   D a t a T y p e = " L a b e l " > B o d y T e x t < / B o d y T e x t > - 
-             < C l o s i n g T e x t   E l e m e n t T y p e = " C o l u m n "   E l e m e n t I d = " 5 1 2 1 3 5 9 0 9 "   D a t a T y p e = " L a b e l " > C l o s i n g T e x t < / C l o s i n g T e x t > - 
-             < G r e e t i n g T e x t   E l e m e n t T y p e = " C o l u m n "   E l e m e n t I d = " 1 1 7 5 2 7 9 2 8 9 "   D a t a T y p e = " L a b e l " > G r e e t i n g T e x t < / G r e e t i n g T e x t > +         < L e t t e r T e x t > + 
+             < B o d y T e x t > B o d y T e x t < / B o d y T e x t > + 
+             < C l o s i n g T e x t > C l o s i n g T e x t < / C l o s i n g T e x t > + 
+             < G r e e t i n g T e x t > G r e e t i n g T e x t < / G r e e t i n g T e x t >   
          < / L e t t e r T e x t >   
@@ -7615,17 +7672,17 @@
 </file>
 
 <file path=customXml/itemProps1.xml><?xml version="1.0" encoding="utf-8"?>
-<ds:datastoreItem xmlns:ds="http://schemas.openxmlformats.org/officeDocument/2006/customXml" ds:itemID="{6DA4901C-D430-4D4B-9017-1CE2DD1B612E}">
+<ds:datastoreItem xmlns:ds="http://schemas.openxmlformats.org/officeDocument/2006/customXml" ds:itemID="{F7EEA1EF-F088-48B3-A77F-0F97170C0FF3}">
   <ds:schemaRefs>
-    <ds:schemaRef ds:uri="urn:microsoft-dynamics-nav/reports/Standard_Statement/1316/"/>
+    <ds:schemaRef ds:uri="urn:microsoft-dynamics-businesscentral/internal/extended/reports/Standard_Statement/1316/"/>
   </ds:schemaRefs>
 </ds:datastoreItem>
 </file>
 
 <file path=customXml/itemProps2.xml><?xml version="1.0" encoding="utf-8"?>
-<ds:datastoreItem xmlns:ds="http://schemas.openxmlformats.org/officeDocument/2006/customXml" ds:itemID="{F7EEA1EF-F088-48B3-A77F-0F97170C0FF3}">
+<ds:datastoreItem xmlns:ds="http://schemas.openxmlformats.org/officeDocument/2006/customXml" ds:itemID="{6DA4901C-D430-4D4B-9017-1CE2DD1B612E}">
   <ds:schemaRefs>
-    <ds:schemaRef ds:uri="urn:microsoft-dynamics-businesscentral/internal/extended/reports/Standard_Statement/1316/"/>
+    <ds:schemaRef ds:uri="urn:microsoft-dynamics-nav/reports/Standard_Statement/1316/"/>
   </ds:schemaRefs>
 </ds:datastoreItem>
 </file>

--- a/Campbellford Extension/src/WordLayouts/CFS Customer Statement.docx
+++ b/Campbellford Extension/src/WordLayouts/CFS Customer Statement.docx
@@ -285,6 +285,41 @@
                           </w:rPr>
                           <w:br/>
                         </w:r>
+                        <w:sdt>
+                          <w:sdtPr>
+                            <w:rPr>
+                              <w:rFonts w:ascii="Segoe UI" w:hAnsi="Segoe UI" w:cs="Segoe UI"/>
+                              <w:sz w:val="18"/>
+                              <w:szCs w:val="18"/>
+                            </w:rPr>
+                            <w:id w:val="-2099781677"/>
+                            <w:placeholder>
+                              <w:docPart w:val="DefaultPlaceholder_-1854013440"/>
+                            </w:placeholder>
+                            <w:dataBinding w:prefixMappings="xmlns:ns0='urn:microsoft-dynamics-nav/reports/Standard_Statement/1316/' " w:xpath="/ns0:NavWordReportXmlPart[1]/ns0:Customer[1]/ns0:CFSCustAddress6[1]" w:storeItemID="{6DA4901C-D430-4D4B-9017-1CE2DD1B612E}"/>
+                            <w:text/>
+                            <w:alias w:val="#Nav: /Customer/CFSCustAddress6"/>
+                            <w:tag w:val="#Nav: Standard_Statement/1316"/>
+                          </w:sdtPr>
+                          <w:sdtContent>
+                            <w:r>
+                              <w:rPr>
+                                <w:rFonts w:ascii="Segoe UI" w:hAnsi="Segoe UI" w:cs="Segoe UI"/>
+                                <w:sz w:val="18"/>
+                                <w:szCs w:val="18"/>
+                              </w:rPr>
+                              <w:t>CFSCustAddress6</w:t>
+                            </w:r>
+                          </w:sdtContent>
+                        </w:sdt>
+                        <w:r>
+                          <w:rPr>
+                            <w:rFonts w:ascii="Segoe UI" w:hAnsi="Segoe UI" w:cs="Segoe UI"/>
+                            <w:sz w:val="18"/>
+                            <w:szCs w:val="18"/>
+                          </w:rPr>
+                          <w:br/>
+                        </w:r>
                       </w:p>
                     </w:tc>
                   </w:tr>
@@ -350,7 +385,6 @@
                                 <w:szCs w:val="16"/>
                               </w:rPr>
                             </w:pPr>
-                            <w:proofErr w:type="spellStart"/>
                             <w:r>
                               <w:rPr>
                                 <w:rFonts w:ascii="Segoe UI" w:hAnsi="Segoe UI" w:cs="Segoe UI"/>
@@ -359,7 +393,6 @@
                               </w:rPr>
                               <w:t>DocDateCaption</w:t>
                             </w:r>
-                            <w:proofErr w:type="spellEnd"/>
                           </w:p>
                         </w:tc>
                       </w:sdtContent>
@@ -393,7 +426,6 @@
                                 <w:szCs w:val="16"/>
                               </w:rPr>
                             </w:pPr>
-                            <w:proofErr w:type="spellStart"/>
                             <w:r>
                               <w:rPr>
                                 <w:rFonts w:ascii="Segoe UI" w:hAnsi="Segoe UI" w:cs="Segoe UI"/>
@@ -402,7 +434,6 @@
                               </w:rPr>
                               <w:t>TodayFormatted</w:t>
                             </w:r>
-                            <w:proofErr w:type="spellEnd"/>
                           </w:p>
                         </w:tc>
                       </w:sdtContent>
@@ -438,7 +469,6 @@
                                 <w:szCs w:val="16"/>
                               </w:rPr>
                             </w:pPr>
-                            <w:proofErr w:type="spellStart"/>
                             <w:r>
                               <w:rPr>
                                 <w:rFonts w:ascii="Segoe UI" w:hAnsi="Segoe UI" w:cs="Segoe UI"/>
@@ -447,7 +477,6 @@
                               </w:rPr>
                               <w:t>StartDateCaption</w:t>
                             </w:r>
-                            <w:proofErr w:type="spellEnd"/>
                           </w:p>
                         </w:tc>
                       </w:sdtContent>
@@ -524,7 +553,6 @@
                                 <w:szCs w:val="16"/>
                               </w:rPr>
                             </w:pPr>
-                            <w:proofErr w:type="spellStart"/>
                             <w:r>
                               <w:rPr>
                                 <w:rFonts w:ascii="Segoe UI" w:hAnsi="Segoe UI" w:cs="Segoe UI"/>
@@ -533,7 +561,6 @@
                               </w:rPr>
                               <w:t>EndDateCaption</w:t>
                             </w:r>
-                            <w:proofErr w:type="spellEnd"/>
                           </w:p>
                         </w:tc>
                       </w:sdtContent>
@@ -567,7 +594,6 @@
                                 <w:szCs w:val="16"/>
                               </w:rPr>
                             </w:pPr>
-                            <w:proofErr w:type="spellStart"/>
                             <w:r>
                               <w:rPr>
                                 <w:rFonts w:ascii="Segoe UI" w:hAnsi="Segoe UI" w:cs="Segoe UI"/>
@@ -576,7 +602,6 @@
                               </w:rPr>
                               <w:t>EndDate</w:t>
                             </w:r>
-                            <w:proofErr w:type="spellEnd"/>
                           </w:p>
                         </w:tc>
                       </w:sdtContent>
@@ -646,7 +671,6 @@
                                 <w:szCs w:val="18"/>
                               </w:rPr>
                             </w:pPr>
-                            <w:proofErr w:type="spellStart"/>
                             <w:r>
                               <w:rPr>
                                 <w:rFonts w:ascii="Segoe UI" w:hAnsi="Segoe UI" w:cs="Segoe UI"/>
@@ -655,7 +679,6 @@
                               </w:rPr>
                               <w:t>PostDate_DtldCustLedgEntriesCaption</w:t>
                             </w:r>
-                            <w:proofErr w:type="spellEnd"/>
                           </w:p>
                         </w:tc>
                       </w:sdtContent>
@@ -691,7 +714,6 @@
                                 <w:szCs w:val="18"/>
                               </w:rPr>
                             </w:pPr>
-                            <w:proofErr w:type="spellStart"/>
                             <w:r>
                               <w:rPr>
                                 <w:rFonts w:ascii="Segoe UI" w:hAnsi="Segoe UI" w:cs="Segoe UI"/>
@@ -700,7 +722,6 @@
                               </w:rPr>
                               <w:t>DocNo_DtldCustLedgEntriesCaption</w:t>
                             </w:r>
-                            <w:proofErr w:type="spellEnd"/>
                           </w:p>
                         </w:tc>
                       </w:sdtContent>
@@ -909,7 +930,6 @@
                                 <w:szCs w:val="18"/>
                               </w:rPr>
                             </w:pPr>
-                            <w:proofErr w:type="spellStart"/>
                             <w:r>
                               <w:rPr>
                                 <w:rFonts w:ascii="Segoe UI" w:hAnsi="Segoe UI" w:cs="Segoe UI"/>
@@ -918,7 +938,6 @@
                               </w:rPr>
                               <w:t>CustBalanceCaption</w:t>
                             </w:r>
-                            <w:proofErr w:type="spellEnd"/>
                           </w:p>
                         </w:tc>
                       </w:sdtContent>
@@ -1032,11 +1051,9 @@
                                     <w:text/>
                                   </w:sdtPr>
                                   <w:sdtContent>
-                                    <w:proofErr w:type="spellStart"/>
                                     <w:r>
                                       <w:t>StartBalance</w:t>
                                     </w:r>
-                                    <w:proofErr w:type="spellEnd"/>
                                   </w:sdtContent>
                                 </w:sdt>
                               </w:p>
@@ -1093,6 +1110,12 @@
                                         <w:dataBinding w:prefixMappings="xmlns:ns0='urn:microsoft-dynamics-nav/reports/Standard_Statement/1316/'" w:xpath="/ns0:NavWordReportXmlPart[1]/ns0:Customer[1]/ns0:Integer[1]/ns0:CurrencyLoop[1]/ns0:CustLedgEntryHdr[1]/ns0:DtldCustLedgEntries[1]/ns0:PostDate_DtldCustLedgEntries[1]" w:storeItemID="{6DA4901C-D430-4D4B-9017-1CE2DD1B612E}"/>
                                         <w:text/>
                                       </w:sdtPr>
+                                      <w:sdtEndPr>
+                                        <w:rPr>
+                                          <w:b/>
+                                          <w:bCs/>
+                                        </w:rPr>
+                                      </w:sdtEndPr>
                                       <w:sdtContent>
                                         <w:tc>
                                           <w:tcPr>
@@ -1109,7 +1132,6 @@
                                                 <w:szCs w:val="18"/>
                                               </w:rPr>
                                             </w:pPr>
-                                            <w:proofErr w:type="spellStart"/>
                                             <w:r>
                                               <w:rPr>
                                                 <w:rFonts w:ascii="Segoe UI" w:hAnsi="Segoe UI" w:cs="Segoe UI"/>
@@ -1119,7 +1141,6 @@
                                               </w:rPr>
                                               <w:t>PostDate_DtldCustLedgEntries</w:t>
                                             </w:r>
-                                            <w:proofErr w:type="spellEnd"/>
                                           </w:p>
                                         </w:tc>
                                       </w:sdtContent>
@@ -1242,7 +1263,6 @@
                                                 <w:szCs w:val="18"/>
                                               </w:rPr>
                                             </w:pPr>
-                                            <w:proofErr w:type="spellStart"/>
                                             <w:r>
                                               <w:rPr>
                                                 <w:rFonts w:ascii="Segoe UI" w:hAnsi="Segoe UI" w:cs="Segoe UI"/>
@@ -1251,7 +1271,6 @@
                                               </w:rPr>
                                               <w:t>DueDate_DtldCustLedgEntries</w:t>
                                             </w:r>
-                                            <w:proofErr w:type="spellEnd"/>
                                           </w:p>
                                         </w:tc>
                                       </w:sdtContent>
@@ -1287,7 +1306,6 @@
                                                 <w:szCs w:val="18"/>
                                               </w:rPr>
                                             </w:pPr>
-                                            <w:proofErr w:type="spellStart"/>
                                             <w:r>
                                               <w:rPr>
                                                 <w:rFonts w:ascii="Segoe UI" w:hAnsi="Segoe UI" w:cs="Segoe UI"/>
@@ -1296,7 +1314,6 @@
                                               </w:rPr>
                                               <w:t>Amt_DtldCustLedgEntries</w:t>
                                             </w:r>
-                                            <w:proofErr w:type="spellEnd"/>
                                           </w:p>
                                         </w:tc>
                                       </w:sdtContent>
@@ -1332,7 +1349,6 @@
                                                 <w:szCs w:val="18"/>
                                               </w:rPr>
                                             </w:pPr>
-                                            <w:proofErr w:type="spellStart"/>
                                             <w:r>
                                               <w:rPr>
                                                 <w:rFonts w:ascii="Segoe UI" w:hAnsi="Segoe UI" w:cs="Segoe UI"/>
@@ -1341,7 +1357,6 @@
                                               </w:rPr>
                                               <w:t>RemainAmt_DtldCustLedgEntries</w:t>
                                             </w:r>
-                                            <w:proofErr w:type="spellEnd"/>
                                           </w:p>
                                         </w:tc>
                                       </w:sdtContent>
@@ -1377,7 +1392,6 @@
                                                 <w:szCs w:val="18"/>
                                               </w:rPr>
                                             </w:pPr>
-                                            <w:proofErr w:type="spellStart"/>
                                             <w:r>
                                               <w:rPr>
                                                 <w:rFonts w:ascii="Segoe UI" w:hAnsi="Segoe UI" w:cs="Segoe UI"/>
@@ -1386,7 +1400,6 @@
                                               </w:rPr>
                                               <w:t>CustBalance</w:t>
                                             </w:r>
-                                            <w:proofErr w:type="spellEnd"/>
                                           </w:p>
                                         </w:tc>
                                       </w:sdtContent>
@@ -1433,7 +1446,6 @@
                                     <w15:dataBinding w:prefixMappings="xmlns:ns0='urn:microsoft-dynamics-nav/reports/Standard_Statement/1316/' " w:xpath="/ns0:NavWordReportXmlPart[1]/ns0:Customer[1]/ns0:Integer[1]/ns0:CurrencyLoop[1]/ns0:HSTCaption_CurrencyLoop[1]" w:storeItemID="{6DA4901C-D430-4D4B-9017-1CE2DD1B612E}"/>
                                   </w:sdtPr>
                                   <w:sdtContent>
-                                    <w:proofErr w:type="spellStart"/>
                                     <w:r>
                                       <w:rPr>
                                         <w:rFonts w:ascii="Segoe UI" w:hAnsi="Segoe UI" w:cs="Segoe UI"/>
@@ -1442,7 +1454,6 @@
                                       </w:rPr>
                                       <w:t>HSTCaption_CurrencyLoop</w:t>
                                     </w:r>
-                                    <w:proofErr w:type="spellEnd"/>
                                   </w:sdtContent>
                                 </w:sdt>
                                 <w:r>
@@ -1469,7 +1480,6 @@
                                     <w15:dataBinding w:prefixMappings="xmlns:ns0='urn:microsoft-dynamics-nav/reports/Standard_Statement/1316/' " w:xpath="/ns0:NavWordReportXmlPart[1]/ns0:Customer[1]/ns0:Integer[1]/ns0:CurrencyLoop[1]/ns0:totalTax_CurrencyLoop[1]" w:storeItemID="{6DA4901C-D430-4D4B-9017-1CE2DD1B612E}"/>
                                   </w:sdtPr>
                                   <w:sdtContent>
-                                    <w:proofErr w:type="spellStart"/>
                                     <w:r>
                                       <w:rPr>
                                         <w:rFonts w:ascii="Segoe UI" w:hAnsi="Segoe UI" w:cs="Segoe UI"/>
@@ -1478,7 +1488,6 @@
                                       </w:rPr>
                                       <w:t>totalTax_CurrencyLoop</w:t>
                                     </w:r>
-                                    <w:proofErr w:type="spellEnd"/>
                                   </w:sdtContent>
                                 </w:sdt>
                                 <w:r>
@@ -1651,7 +1660,6 @@
                                         <w:szCs w:val="18"/>
                                       </w:rPr>
                                     </w:pPr>
-                                    <w:proofErr w:type="spellStart"/>
                                     <w:r>
                                       <w:rPr>
                                         <w:rFonts w:ascii="Segoe UI" w:hAnsi="Segoe UI" w:cs="Segoe UI"/>
@@ -1661,7 +1669,6 @@
                                       </w:rPr>
                                       <w:t>CustBalance_CustLedgEntryHdrFooter</w:t>
                                     </w:r>
-                                    <w:proofErr w:type="spellEnd"/>
                                   </w:p>
                                 </w:tc>
                               </w:sdtContent>
@@ -1755,6 +1762,8 @@
                               </w:sdtPr>
                               <w:sdtEndPr>
                                 <w:rPr>
+                                  <w:b/>
+                                  <w:bCs/>
                                   <w:color w:val="FFFFFF" w:themeColor="background1"/>
                                 </w:rPr>
                               </w:sdtEndPr>
@@ -2113,12 +2122,6 @@
                                         <w:dataBinding w:prefixMappings="xmlns:ns0='urn:microsoft-dynamics-nav/reports/Standard_Statement/1316/'" w:xpath="/ns0:NavWordReportXmlPart[1]/ns0:Customer[1]/ns0:Integer[1]/ns0:CurrencyLoop[1]/ns0:OverdueVisible[1]/ns0:OverDueEntries[1]" w:storeItemID="{6DA4901C-D430-4D4B-9017-1CE2DD1B612E}"/>
                                         <w:text/>
                                       </w:sdtPr>
-                                      <w:sdtEndPr>
-                                        <w:rPr>
-                                          <w:b/>
-                                          <w:bCs/>
-                                        </w:rPr>
-                                      </w:sdtEndPr>
                                       <w:sdtContent>
                                         <w:tc>
                                           <w:tcPr>
@@ -2136,7 +2139,6 @@
                                                 <w:szCs w:val="18"/>
                                               </w:rPr>
                                             </w:pPr>
-                                            <w:proofErr w:type="spellStart"/>
                                             <w:r>
                                               <w:rPr>
                                                 <w:rFonts w:ascii="Segoe UI" w:hAnsi="Segoe UI" w:cs="Segoe UI"/>
@@ -2147,7 +2149,6 @@
                                               </w:rPr>
                                               <w:t>OverDueEntries</w:t>
                                             </w:r>
-                                            <w:proofErr w:type="spellEnd"/>
                                           </w:p>
                                         </w:tc>
                                       </w:sdtContent>
@@ -2204,6 +2205,12 @@
                                                 <w:dataBinding w:prefixMappings="xmlns:ns0='urn:microsoft-dynamics-nav/reports/Standard_Statement/1316/'" w:xpath="/ns0:NavWordReportXmlPart[1]/ns0:Customer[1]/ns0:Integer[1]/ns0:CurrencyLoop[1]/ns0:OverdueVisible[1]/ns0:CustLedgEntry2[1]/ns0:PostDate_CustLedgEntry2[1]" w:storeItemID="{6DA4901C-D430-4D4B-9017-1CE2DD1B612E}"/>
                                                 <w:text/>
                                               </w:sdtPr>
+                                              <w:sdtEndPr>
+                                                <w:rPr>
+                                                  <w:b/>
+                                                  <w:bCs/>
+                                                </w:rPr>
+                                              </w:sdtEndPr>
                                               <w:sdtContent>
                                                 <w:tc>
                                                   <w:tcPr>
@@ -2490,7 +2497,6 @@
                                             <w15:dataBinding w:prefixMappings="xmlns:ns0='urn:microsoft-dynamics-nav/reports/Standard_Statement/1316/' " w:xpath="/ns0:NavWordReportXmlPart[1]/ns0:Customer[1]/ns0:Integer[1]/ns0:CurrencyLoop[1]/ns0:OverdueVisible[1]/ns0:HSTCaptionIMT[1]" w:storeItemID="{6DA4901C-D430-4D4B-9017-1CE2DD1B612E}"/>
                                           </w:sdtPr>
                                           <w:sdtContent>
-                                            <w:proofErr w:type="spellStart"/>
                                             <w:r>
                                               <w:rPr>
                                                 <w:rFonts w:ascii="Segoe UI" w:hAnsi="Segoe UI" w:cs="Segoe UI"/>
@@ -2499,7 +2505,6 @@
                                               </w:rPr>
                                               <w:t>HSTCaptionIMT</w:t>
                                             </w:r>
-                                            <w:proofErr w:type="spellEnd"/>
                                           </w:sdtContent>
                                         </w:sdt>
                                         <w:r>
@@ -2526,7 +2531,6 @@
                                             <w15:dataBinding w:prefixMappings="xmlns:ns0='urn:microsoft-dynamics-nav/reports/Standard_Statement/1316/' " w:xpath="/ns0:NavWordReportXmlPart[1]/ns0:Customer[1]/ns0:Integer[1]/ns0:CurrencyLoop[1]/ns0:OverdueVisible[1]/ns0:totalTaxIMT[1]" w:storeItemID="{6DA4901C-D430-4D4B-9017-1CE2DD1B612E}"/>
                                           </w:sdtPr>
                                           <w:sdtContent>
-                                            <w:proofErr w:type="spellStart"/>
                                             <w:r>
                                               <w:rPr>
                                                 <w:rFonts w:ascii="Segoe UI" w:hAnsi="Segoe UI" w:cs="Segoe UI"/>
@@ -2535,7 +2539,6 @@
                                               </w:rPr>
                                               <w:t>totalTaxIMT</w:t>
                                             </w:r>
-                                            <w:proofErr w:type="spellEnd"/>
                                           </w:sdtContent>
                                         </w:sdt>
                                       </w:p>
@@ -2727,7 +2730,6 @@
                                                 <w:szCs w:val="18"/>
                                               </w:rPr>
                                             </w:pPr>
-                                            <w:proofErr w:type="spellStart"/>
                                             <w:r>
                                               <w:rPr>
                                                 <w:rFonts w:ascii="Segoe UI" w:hAnsi="Segoe UI" w:cs="Segoe UI"/>
@@ -2737,7 +2739,6 @@
                                               </w:rPr>
                                               <w:t>OverdueBalance</w:t>
                                             </w:r>
-                                            <w:proofErr w:type="spellEnd"/>
                                           </w:p>
                                         </w:tc>
                                       </w:sdtContent>
@@ -2814,7 +2815,6 @@
                                   <w:szCs w:val="18"/>
                                 </w:rPr>
                               </w:pPr>
-                              <w:proofErr w:type="spellStart"/>
                               <w:r>
                                 <w:rPr>
                                   <w:rFonts w:ascii="Segoe UI" w:hAnsi="Segoe UI" w:cs="Segoe UI"/>
@@ -2823,7 +2823,6 @@
                                 </w:rPr>
                                 <w:t>AgingBandEndingDate</w:t>
                               </w:r>
-                              <w:proofErr w:type="spellEnd"/>
                             </w:p>
                           </w:sdtContent>
                         </w:sdt>
@@ -3257,7 +3256,6 @@
                                         <w:szCs w:val="18"/>
                                       </w:rPr>
                                     </w:pPr>
-                                    <w:proofErr w:type="spellStart"/>
                                     <w:r>
                                       <w:rPr>
                                         <w:rFonts w:ascii="Segoe UI" w:hAnsi="Segoe UI" w:cs="Segoe UI"/>
@@ -3266,7 +3264,6 @@
                                       </w:rPr>
                                       <w:t>beforeCaption</w:t>
                                     </w:r>
-                                    <w:proofErr w:type="spellEnd"/>
                                   </w:p>
                                 </w:tc>
                               </w:sdtContent>
@@ -3330,12 +3327,6 @@
                                 <w:dataBinding w:prefixMappings="xmlns:ns0='urn:microsoft-dynamics-nav/reports/Standard_Statement/1316/'" w:xpath="/ns0:NavWordReportXmlPart[1]/ns0:Customer[1]/ns0:Integer[1]/ns0:AgingBandVisible[1]/ns0:AgingBandLoop[1]/ns0:AgingBandCurrencyCode[1]" w:storeItemID="{6DA4901C-D430-4D4B-9017-1CE2DD1B612E}"/>
                                 <w:text/>
                               </w:sdtPr>
-                              <w:sdtEndPr>
-                                <w:rPr>
-                                  <w:b/>
-                                  <w:bCs/>
-                                </w:rPr>
-                              </w:sdtEndPr>
                               <w:sdtContent>
                                 <w:tc>
                                   <w:tcPr>
@@ -3352,7 +3343,6 @@
                                         <w:szCs w:val="18"/>
                                       </w:rPr>
                                     </w:pPr>
-                                    <w:proofErr w:type="spellStart"/>
                                     <w:r>
                                       <w:rPr>
                                         <w:rFonts w:ascii="Segoe UI" w:hAnsi="Segoe UI" w:cs="Segoe UI"/>
@@ -3362,7 +3352,6 @@
                                       </w:rPr>
                                       <w:t>AgingBandCurrencyCode</w:t>
                                     </w:r>
-                                    <w:proofErr w:type="spellEnd"/>
                                   </w:p>
                                 </w:tc>
                               </w:sdtContent>
@@ -4243,7 +4232,6 @@
               <w:text/>
             </w:sdtPr>
             <w:sdtContent>
-              <w:proofErr w:type="spellStart"/>
               <w:r>
                 <w:rPr>
                   <w:rFonts w:ascii="Segoe UI" w:hAnsi="Segoe UI" w:cs="Segoe UI"/>
@@ -4253,7 +4241,6 @@
                 </w:rPr>
                 <w:t>PhoneNo_CompanyInfo</w:t>
               </w:r>
-              <w:proofErr w:type="spellEnd"/>
             </w:sdtContent>
           </w:sdt>
           <w:r>
@@ -4283,7 +4270,6 @@
               <w:text/>
             </w:sdtPr>
             <w:sdtContent>
-              <w:proofErr w:type="spellStart"/>
               <w:r>
                 <w:rPr>
                   <w:rFonts w:ascii="Segoe UI" w:hAnsi="Segoe UI" w:cs="Segoe UI"/>
@@ -4293,7 +4279,6 @@
                 </w:rPr>
                 <w:t>CompanyInfoEmail</w:t>
               </w:r>
-              <w:proofErr w:type="spellEnd"/>
             </w:sdtContent>
           </w:sdt>
         </w:p>
@@ -6060,6 +6045,7 @@
     <w:rsid w:val="00F34D36"/>
     <w:rsid w:val="00F65E13"/>
     <w:rsid w:val="00F67775"/>
+    <w:rsid w:val="00FE5C32"/>
     <w:rsid w:val="00FF00AB"/>
     <w:rsid w:val="00FF13F9"/>
     <w:rsid w:val="00FF4422"/>
@@ -6521,20 +6507,6 @@
       <w:color w:val="808080"/>
     </w:rPr>
   </w:style>
-  <w:style w:type="paragraph" w:customStyle="1" w:styleId="BA05112201474B51A9A00E69C9396407">
-    <w:name w:val="BA05112201474B51A9A00E69C9396407"/>
-    <w:rsid w:val="00B53F77"/>
-    <w:pPr>
-      <w:spacing w:line="278" w:lineRule="auto"/>
-    </w:pPr>
-    <w:rPr>
-      <w:kern w:val="2"/>
-      <w:sz w:val="24"/>
-      <w:szCs w:val="24"/>
-      <w:lang w:val="en-CA" w:eastAsia="en-CA"/>
-      <w14:ligatures w14:val="standardContextual"/>
-    </w:rPr>
-  </w:style>
   <w:style w:type="paragraph" w:customStyle="1" w:styleId="855D4422C7114360A0F59F2144FCEB74">
     <w:name w:val="855D4422C7114360A0F59F2144FCEB74"/>
     <w:rsid w:val="009C1F09"/>
@@ -6604,20 +6576,6 @@
   <w:style w:type="paragraph" w:customStyle="1" w:styleId="781FB13D53534CB3A86CEB1ABC62DE4F">
     <w:name w:val="781FB13D53534CB3A86CEB1ABC62DE4F"/>
     <w:rsid w:val="001B4D32"/>
-    <w:pPr>
-      <w:spacing w:line="278" w:lineRule="auto"/>
-    </w:pPr>
-    <w:rPr>
-      <w:kern w:val="2"/>
-      <w:sz w:val="24"/>
-      <w:szCs w:val="24"/>
-      <w:lang w:val="en-CA" w:eastAsia="en-CA"/>
-      <w14:ligatures w14:val="standardContextual"/>
-    </w:rPr>
-  </w:style>
-  <w:style w:type="paragraph" w:customStyle="1" w:styleId="5C933E47565447EE887CBD9C72858DF4">
-    <w:name w:val="5C933E47565447EE887CBD9C72858DF4"/>
-    <w:rsid w:val="00B53F77"/>
     <w:pPr>
       <w:spacing w:line="278" w:lineRule="auto"/>
     </w:pPr>
@@ -6901,7 +6859,13 @@
 </a:theme>
 </file>
 
-<file path=customXml/item1.xml>��< ? x m l   v e r s i o n = " 1 . 0 "   e n c o d i n g = " u t f - 1 6 " ? > < N a v W o r d R e p o r t X m l P a r t   x m l n s = " u r n : m i c r o s o f t - d y n a m i c s - b u s i n e s s c e n t r a l / i n t e r n a l / e x t e n d e d / r e p o r t s / S t a n d a r d _ S t a t e m e n t / 1 3 1 6 / " > +<file path=customXml/item1.xml><?xml version="1.0" encoding="utf-8"?>
+<b:Sources xmlns:b="http://schemas.openxmlformats.org/officeDocument/2006/bibliography" xmlns="http://schemas.openxmlformats.org/officeDocument/2006/bibliography" SelectedStyle="\apasixtheditionofficeonline.xsl" StyleName="APA" Version="6"/>
+</file>
+
+<file path=customXml/item2.xml>��< ? x m l   v e r s i o n = " 1 . 0 "   e n c o d i n g = " u t f - 1 6 " ? > + 
+ < N a v W o r d R e p o r t X m l P a r t   x m l n s = " u r n : m i c r o s o f t - d y n a m i c s - n a v / r e p o r t s / S t a n d a r d _ S t a t e m e n t / 1 3 1 6 / " >   
      < B C R e p o r t I n f o r m a t i o n >   
@@ -6967,249 +6931,247 @@
  
      < / B C R e p o r t I n f o r m a t i o n >   
-     < T o o l t i p s / > - 
-     < C u s t o m e r   E l e m e n t T y p e = " D a t a I t e m "   E l e m e n t I d = " 1 5 2 5 1 9 1 9 9 " > - 
-         < C F S C u s t A d d r e s s 1   E l e m e n t T y p e = " C o l u m n "   E l e m e n t I d = " 1 0 1 0 7 4 5 6 2 7 "   D a t a T y p e = " T e x t " > C F S C u s t A d d r e s s 1 < / C F S C u s t A d d r e s s 1 > - 
-         < C F S C u s t A d d r e s s 2   E l e m e n t T y p e = " C o l u m n "   E l e m e n t I d = " 3 7 3 0 4 9 0 1 0 "   D a t a T y p e = " T e x t " > C F S C u s t A d d r e s s 2 < / C F S C u s t A d d r e s s 2 > - 
-         < C F S C u s t A d d r e s s 3   E l e m e n t T y p e = " C o l u m n "   E l e m e n t I d = " 2 6 4 6 4 7 6 0 7 "   D a t a T y p e = " T e x t " > C F S C u s t A d d r e s s 3 < / C F S C u s t A d d r e s s 3 > - 
-         < C F S C u s t A d d r e s s 4   E l e m e n t T y p e = " C o l u m n "   E l e m e n t I d = " 9 5 7 3 8 5 8 4 "   D a t a T y p e = " T e x t " > C F S C u s t A d d r e s s 4 < / C F S C u s t A d d r e s s 4 > - 
-         < C F S C u s t A d d r e s s 5   E l e m e n t T y p e = " C o l u m n "   E l e m e n t I d = " 7 3 3 4 3 5 2 0 1 "   D a t a T y p e = " T e x t " > C F S C u s t A d d r e s s 5 < / C F S C u s t A d d r e s s 5 > - 
-         < C F S C u s t A d d r e s s 6   E l e m e n t T y p e = " C o l u m n "   E l e m e n t I d = " 1 3 7 1 1 3 1 8 1 8 "   D a t a T y p e = " T e x t " > C F S C u s t A d d r e s s 6 < / C F S C u s t A d d r e s s 6 > - 
-         < C F S C u s t A d d r e s s 7   E l e m e n t T y p e = " C o l u m n "   E l e m e n t I d = " 2 0 0 8 8 2 8 4 3 5 "   D a t a T y p e = " T e x t " > C F S C u s t A d d r e s s 7 < / C F S C u s t A d d r e s s 7 > - 
-         < C F S C u s t A d d r e s s 8   E l e m e n t T y p e = " C o l u m n "   E l e m e n t I d = " 1 8 3 9 9 1 9 4 1 2 "   D a t a T y p e = " T e x t " > C F S C u s t A d d r e s s 8 < / C F S C u s t A d d r e s s 8 > - 
-         < N o _ C u s t   E l e m e n t T y p e = " C o l u m n "   E l e m e n t I d = " 6 0 3 9 7 0 8 4 6 "   D a t a T y p e = " C o d e " > N o _ C u s t < / N o _ C u s t > - 
-         < I n t e g e r   E l e m e n t T y p e = " D a t a I t e m "   E l e m e n t I d = " 1 7 3 5 6 9 8 6 1 9 " > - 
-             < B a n k A c c N o _ C o m p a n y I n f o   E l e m e n t T y p e = " C o l u m n "   E l e m e n t I d = " 8 6 4 5 4 5 9 0 7 "   D a t a T y p e = " T e x t " > B a n k A c c N o _ C o m p a n y I n f o < / B a n k A c c N o _ C o m p a n y I n f o > - 
-             < B a n k A c c N o _ C o m p a n y I n f o C a p t i o n   E l e m e n t T y p e = " C o l u m n "   E l e m e n t I d = " 1 9 1 8 8 5 3 8 1 3 "   D a t a T y p e = " L a b e l " > B a n k A c c N o _ C o m p a n y I n f o C a p t i o n < / B a n k A c c N o _ C o m p a n y I n f o C a p t i o n > - 
-             < B a n k N a m e _ C o m p a n y I n f o   E l e m e n t T y p e = " C o l u m n "   E l e m e n t I d = " 1 9 1 7 2 0 2 0 4 2 "   D a t a T y p e = " T e x t " > B a n k N a m e _ C o m p a n y I n f o < / B a n k N a m e _ C o m p a n y I n f o > - 
-             < B a n k N a m e _ C o m p a n y I n f o C a p t i o n   E l e m e n t T y p e = " C o l u m n "   E l e m e n t I d = " 1 6 0 4 3 0 7 5 8 8 "   D a t a T y p e = " L a b e l " > B a n k N a m e _ C o m p a n y I n f o C a p t i o n < / B a n k N a m e _ C o m p a n y I n f o C a p t i o n > - 
-             < C o m p a n y A d d r 1   E l e m e n t T y p e = " C o l u m n "   E l e m e n t I d = " 8 8 5 0 9 6 1 0 4 "   D a t a T y p e = " T e x t " > C o m p a n y A d d r 1 < / C o m p a n y A d d r 1 > - 
-             < C o m p a n y A d d r 2   E l e m e n t T y p e = " C o l u m n "   E l e m e n t I d = " 1 0 2 7 9 9 3 7 4 7 "   D a t a T y p e = " T e x t " > C o m p a n y A d d r 2 < / C o m p a n y A d d r 2 > - 
-             < C o m p a n y A d d r 3   E l e m e n t T y p e = " C o l u m n "   E l e m e n t I d = " 3 9 0 2 9 7 1 3 0 "   D a t a T y p e = " T e x t " > C o m p a n y A d d r 3 < / C o m p a n y A d d r 3 > - 
-             < C o m p a n y A d d r 4   E l e m e n t T y p e = " C o l u m n "   E l e m e n t I d = " 1 9 9 1 5 8 0 3 1 5 "   D a t a T y p e = " T e x t " > C o m p a n y A d d r 4 < / C o m p a n y A d d r 4 > - 
-             < C o m p a n y A d d r 5   E l e m e n t T y p e = " C o l u m n "   E l e m e n t I d = " 1 6 6 5 6 9 0 3 6 4 "   D a t a T y p e = " T e x t " > C o m p a n y A d d r 5 < / C o m p a n y A d d r 5 > - 
-             < C o m p a n y A d d r 6   E l e m e n t T y p e = " C o l u m n "   E l e m e n t I d = " 7 1 6 1 8 7 0 8 1 "   D a t a T y p e = " T e x t " > C o m p a n y A d d r 6 < / C o m p a n y A d d r 6 > - 
-             < C o m p a n y A d d r 7   E l e m e n t T y p e = " C o l u m n "   E l e m e n t I d = " 1 3 5 3 8 8 3 6 9 8 "   D a t a T y p e = " T e x t " > C o m p a n y A d d r 7 < / C o m p a n y A d d r 7 > - 
-             < C o m p a n y A d d r 8   E l e m e n t T y p e = " C o l u m n "   E l e m e n t I d = " 1 0 5 4 0 0 5 1 2 7 "   D a t a T y p e = " T e x t " > C o m p a n y A d d r 8 < / C o m p a n y A d d r 8 > - 
-             < C o m p a n y I n f o 1 P i c t u r e   E l e m e n t T y p e = " C o l u m n "   E l e m e n t I d = " 1 0 1 8 2 0 6 5 0 3 "   D a t a T y p e = " B l o b " / > - 
-             < C o m p a n y I n f o 2 P i c t u r e   E l e m e n t T y p e = " C o l u m n "   E l e m e n t I d = " 9 8 9 6 7 0 4 7 4 "   D a t a T y p e = " B l o b " / > - 
-             < C o m p a n y I n f o 3 P i c t u r e   E l e m e n t T y p e = " C o l u m n "   E l e m e n t I d = " 5 7 9 7 0 4 0 5 9 "   D a t a T y p e = " B l o b " / > - 
-             < C o m p a n y I n f o E m a i l   E l e m e n t T y p e = " C o l u m n "   E l e m e n t I d = " 9 1 4 8 1 2 2 4 0 "   D a t a T y p e = " T e x t " > C o m p a n y I n f o E m a i l < / C o m p a n y I n f o E m a i l > - 
-             < C o m p a n y I n f o E m a i l C a p t i o n   E l e m e n t T y p e = " C o l u m n "   E l e m e n t I d = " 1 5 5 2 1 6 7 2 3 0 "   D a t a T y p e = " L a b e l " > C o m p a n y I n f o E m a i l C a p t i o n < / C o m p a n y I n f o E m a i l C a p t i o n > - 
-             < C o m p a n y I n f o H o m e P a g e   E l e m e n t T y p e = " C o l u m n "   E l e m e n t I d = " 1 5 3 0 3 1 7 4 4 0 "   D a t a T y p e = " T e x t " > C o m p a n y I n f o H o m e P a g e < / C o m p a n y I n f o H o m e P a g e > - 
-             < C o m p a n y I n f o H o m e p a g e C a p t i o n   E l e m e n t T y p e = " C o l u m n "   E l e m e n t I d = " 1 5 2 9 8 2 3 8 6 "   D a t a T y p e = " L a b e l " > C o m p a n y I n f o H o m e p a g e C a p t i o n < / C o m p a n y I n f o H o m e p a g e C a p t i o n > - 
-             < C o m p a n y L e g a l O f f i c e   E l e m e n t T y p e = " C o l u m n "   E l e m e n t I d = " 7 1 4 2 5 8 1 1 1 "   D a t a T y p e = " T e x t " > C o m p a n y L e g a l O f f i c e < / C o m p a n y L e g a l O f f i c e > - 
-             < C o m p a n y L e g a l O f f i c e _ L b l   E l e m e n t T y p e = " C o l u m n "   E l e m e n t I d = " 1 5 3 3 1 7 5 1 0 8 "   D a t a T y p e = " T e x t " > C o m p a n y L e g a l O f f i c e _ L b l < / C o m p a n y L e g a l O f f i c e _ L b l > - 
-             < C o m p a n y P i c t u r e   E l e m e n t T y p e = " C o l u m n "   E l e m e n t I d = " 1 3 9 7 4 1 1 0 7 4 "   D a t a T y p e = " B l o b " / > - 
-             < C u r r R e p o r t P a g e N o C a p t i o n   E l e m e n t T y p e = " C o l u m n "   E l e m e n t I d = " 2 0 2 2 2 2 5 3 5 1 "   D a t a T y p e = " L a b e l " > C u r r R e p o r t P a g e N o C a p t i o n < / C u r r R e p o r t P a g e N o C a p t i o n > - 
-             < C u s t A d d r 1   E l e m e n t T y p e = " C o l u m n "   E l e m e n t I d = " 1 3 6 8 0 2 7 5 2 2 "   D a t a T y p e = " T e x t " > C u s t A d d r 1 < / C u s t A d d r 1 > - 
-             < C u s t A d d r 2   E l e m e n t T y p e = " C o l u m n "   E l e m e n t I d = " 2 0 0 5 7 2 4 1 3 9 "   D a t a T y p e = " T e x t " > C u s t A d d r 2 < / C u s t A d d r 2 > - 
-             < C u s t A d d r 3   E l e m e n t T y p e = " C o l u m n "   E l e m e n t I d = " 1 6 5 1 5 4 6 5 4 0 "   D a t a T y p e = " T e x t " > C u s t A d d r 3 < / C u s t A d d r 3 > - 
-             < C u s t A d d r 4   E l e m e n t T y p e = " C o l u m n "   E l e m e n t I d = " 1 0 1 3 8 4 9 9 2 3 "   D a t a T y p e = " T e x t " > C u s t A d d r 4 < / C u s t A d d r 4 > - 
-             < C u s t A d d r 5   E l e m e n t T y p e = " C o l u m n "   E l e m e n t I d = " 3 7 6 1 5 3 3 0 6 "   D a t a T y p e = " T e x t " > C u s t A d d r 5 < / C u s t A d d r 5 > - 
-             < C u s t A d d r 6   E l e m e n t T y p e = " C o l u m n "   E l e m e n t I d = " 2 6 1 5 4 3 3 1 1 "   D a t a T y p e = " T e x t " > C u s t A d d r 6 < / C u s t A d d r 6 > - 
-             < C u s t A d d r 7   E l e m e n t T y p e = " C o l u m n "   E l e m e n t I d = " 8 9 9 2 3 9 9 2 8 "   D a t a T y p e = " T e x t " > C u s t A d d r 7 < / C u s t A d d r 7 > - 
-             < C u s t A d d r 8   E l e m e n t T y p e = " C o l u m n "   E l e m e n t I d = " 1 5 3 6 9 3 6 5 4 5 "   D a t a T y p e = " T e x t " > C u s t A d d r 8 < / C u s t A d d r 8 > - 
-             < C u s t B a l a n c e C a p t i o n   E l e m e n t T y p e = " C o l u m n "   E l e m e n t I d = " 6 0 8 6 6 1 8 8 4 "   D a t a T y p e = " L a b e l " > C u s t B a l a n c e C a p t i o n < / C u s t B a l a n c e C a p t i o n > - 
-             < D e s c _ C u s t L e d g E n t r y 2 C a p t i o n   E l e m e n t T y p e = " C o l u m n "   E l e m e n t I d = " 1 8 7 4 4 3 7 6 7 2 "   D a t a T y p e = " S t r i n g " > D e s c _ C u s t L e d g E n t r y 2 C a p t i o n < / D e s c _ C u s t L e d g E n t r y 2 C a p t i o n > - 
-             < D o c D a t e C a p t i o n   E l e m e n t T y p e = " C o l u m n "   E l e m e n t I d = " 1 1 5 7 6 2 1 5 3 7 "   D a t a T y p e = " L a b e l " > D o c D a t e C a p t i o n < / D o c D a t e C a p t i o n > - 
-             < D o c N o _ D t l d C u s t L e d g E n t r i e s C a p t i o n   E l e m e n t T y p e = " C o l u m n "   E l e m e n t I d = " 6 0 1 5 1 5 5 5 6 "   D a t a T y p e = " S t r i n g " > D o c N o _ D t l d C u s t L e d g E n t r i e s C a p t i o n < / D o c N o _ D t l d C u s t L e d g E n t r i e s C a p t i o n > - 
-             < D u e D a t e _ C u s t L e d g E n t r y 2 C a p t i o n   E l e m e n t T y p e = " C o l u m n "   E l e m e n t I d = " 8 1 9 2 8 5 8 5 "   D a t a T y p e = " L a b e l " > D u e D a t e _ C u s t L e d g E n t r y 2 C a p t i o n < / D u e D a t e _ C u s t L e d g E n t r y 2 C a p t i o n > - 
-             < E n d D a t e   E l e m e n t T y p e = " C o l u m n "   E l e m e n t I d = " 1 3 0 2 0 8 2 6 1 0 "   D a t a T y p e = " S t r i n g " > E n d D a t e < / E n d D a t e > - 
-             < E n d D a t e C a p t i o n   E l e m e n t T y p e = " C o l u m n "   E l e m e n t I d = " 1 3 5 3 1 9 2 8 0 "   D a t a T y p e = " L a b e l " > E n d D a t e C a p t i o n < / E n d D a t e C a p t i o n > - 
-             < G i r o N o _ C o m p a n y I n f o   E l e m e n t T y p e = " C o l u m n "   E l e m e n t I d = " 5 6 5 4 8 5 5 1 9 "   D a t a T y p e = " T e x t " > G i r o N o _ C o m p a n y I n f o < / G i r o N o _ C o m p a n y I n f o > - 
-             < G i r o N o _ C o m p a n y I n f o C a p t i o n   E l e m e n t T y p e = " C o l u m n "   E l e m e n t I d = " 1 6 5 8 5 3 3 3 6 9 "   D a t a T y p e = " L a b e l " > G i r o N o _ C o m p a n y I n f o C a p t i o n < / G i r o N o _ C o m p a n y I n f o C a p t i o n > - 
-             < L a s t S t a t m n t N o _ C u s t   E l e m e n t T y p e = " C o l u m n "   E l e m e n t I d = " 1 3 8 8 0 8 0 0 2 9 "   D a t a T y p e = " S t r i n g " > L a s t S t a t m n t N o _ C u s t < / L a s t S t a t m n t N o _ C u s t > - 
-             < L a s t S t a t m n t N o _ C u s t C a p t i o n   E l e m e n t T y p e = " C o l u m n "   E l e m e n t I d = " 8 9 2 5 6 7 8 3 5 "   D a t a T y p e = " L a b e l " > L a s t S t a t m n t N o _ C u s t C a p t i o n < / L a s t S t a t m n t N o _ C u s t C a p t i o n > - 
-             < N o 1 _ C u s t   E l e m e n t T y p e = " C o l u m n "   E l e m e n t I d = " 9 1 2 7 7 0 5 0 9 "   D a t a T y p e = " C o d e " > N o 1 _ C u s t < / N o 1 _ C u s t > - 
-             < N o 1 _ C u s t C a p t i o n   E l e m e n t T y p e = " C o l u m n "   E l e m e n t I d = " 1 6 6 1 8 9 3 3 9 7 "   D a t a T y p e = " L a b e l " > N o 1 _ C u s t C a p t i o n < / N o 1 _ C u s t C a p t i o n > - 
-             < O r i g i n a l A m t _ C u s t L e d g E n t r y 2 C a p t i o n   E l e m e n t T y p e = " C o l u m n "   E l e m e n t I d = " 8 4 8 8 4 4 3 9 2 "   D a t a T y p e = " S t r i n g " > O r i g i n a l A m t _ C u s t L e d g E n t r y 2 C a p t i o n < / O r i g i n a l A m t _ C u s t L e d g E n t r y 2 C a p t i o n > - 
-             < P h o n e N o _ C o m p a n y I n f o   E l e m e n t T y p e = " C o l u m n "   E l e m e n t I d = " 1 6 0 6 4 2 8 3 9 4 "   D a t a T y p e = " T e x t " > P h o n e N o _ C o m p a n y I n f o < / P h o n e N o _ C o m p a n y I n f o > - 
-             < P h o n e N o _ C o m p a n y I n f o C a p t i o n   E l e m e n t T y p e = " C o l u m n "   E l e m e n t I d = " 1 8 7 6 0 4 7 7 0 4 "   D a t a T y p e = " L a b e l " > P h o n e N o _ C o m p a n y I n f o C a p t i o n < / P h o n e N o _ C o m p a n y I n f o C a p t i o n > - 
-             < P o s t D a t e _ D t l d C u s t L e d g E n t r i e s C a p t i o n   E l e m e n t T y p e = " C o l u m n "   E l e m e n t I d = " 1 0 3 3 1 2 5 4 2 5 "   D a t a T y p e = " L a b e l " > P o s t D a t e _ D t l d C u s t L e d g E n t r i e s C a p t i o n < / P o s t D a t e _ D t l d C u s t L e d g E n t r i e s C a p t i o n > - 
-             < R e m a i n A m t C u s t L e d g E n t r y 2 C a p t i o n   E l e m e n t T y p e = " C o l u m n "   E l e m e n t I d = " 1 6 3 2 7 0 6 4 0 6 "   D a t a T y p e = " S t r i n g " > R e m a i n A m t C u s t L e d g E n t r y 2 C a p t i o n < / R e m a i n A m t C u s t L e d g E n t r y 2 C a p t i o n > - 
-             < S t a r t D a t e   E l e m e n t T y p e = " C o l u m n "   E l e m e n t I d = " 1 4 5 7 6 6 9 4 1 7 "   D a t a T y p e = " S t r i n g " > S t a r t D a t e < / S t a r t D a t e > - 
-             < S t a r t D a t e C a p t i o n   E l e m e n t T y p e = " C o l u m n "   E l e m e n t I d = " 1 9 8 0 7 4 5 8 7 1 "   D a t a T y p e = " L a b e l " > S t a r t D a t e C a p t i o n < / S t a r t D a t e C a p t i o n > - 
-             < S t a t e m e n t C a p t i o n   E l e m e n t T y p e = " C o l u m n "   E l e m e n t I d = " 2 3 9 3 8 2 "   D a t a T y p e = " L a b e l " > S t a t e m e n t C a p t i o n < / S t a t e m e n t C a p t i o n > - 
-             < T o d a y F o r m a t t e d   E l e m e n t T y p e = " C o l u m n "   E l e m e n t I d = " 2 7 0 4 5 1 4 0 "   D a t a T y p e = " S t r i n g " > T o d a y F o r m a t t e d < / T o d a y F o r m a t t e d > - 
-             < V A T R e g N o _ C o m p a n y I n f o   E l e m e n t T y p e = " C o l u m n "   E l e m e n t I d = " 9 4 4 0 2 9 3 7 7 "   D a t a T y p e = " T e x t " > V A T R e g N o _ C o m p a n y I n f o < / V A T R e g N o _ C o m p a n y I n f o > - 
-             < V A T R e g N o _ C o m p a n y I n f o C a p t i o n   E l e m e n t T y p e = " C o l u m n "   E l e m e n t I d = " 1 1 9 3 2 7 6 3 7 5 "   D a t a T y p e = " L a b e l " > V A T R e g N o _ C o m p a n y I n f o C a p t i o n < / V A T R e g N o _ C o m p a n y I n f o C a p t i o n > - 
-             < C u r r e n c y L o o p   E l e m e n t T y p e = " D a t a I t e m "   E l e m e n t I d = " 1 3 0 4 5 2 2 1 9 8 " > - 
-                 < T o t a l _ C a p t i o n 2   E l e m e n t T y p e = " C o l u m n "   E l e m e n t I d = " 1 9 9 1 3 0 2 6 0 "   D a t a T y p e = " L a b e l " > T o t a l _ C a p t i o n 2 < / T o t a l _ C a p t i o n 2 > - 
-                 < C u s t L e d g E n t r y H d r   E l e m e n t T y p e = " D a t a I t e m "   E l e m e n t I d = " 9 4 2 7 0 7 9 3 2 " > - 
-                     < C u r r e n c y 2 C o d e _ C u s t L e d g E n t r y H d r   E l e m e n t T y p e = " C o l u m n "   E l e m e n t I d = " 1 3 4 9 2 7 9 6 1 1 "   D a t a T y p e = " S t r i n g " > C u r r e n c y 2 C o d e _ C u s t L e d g E n t r y H d r < / C u r r e n c y 2 C o d e _ C u s t L e d g E n t r y H d r > - 
-                     < C u r r e n c y C o d e 3   E l e m e n t T y p e = " C o l u m n "   E l e m e n t I d = " 6 1 8 1 4 2 9 0 8 "   D a t a T y p e = " C o d e " > C u r r e n c y C o d e 3 < / C u r r e n c y C o d e 3 > - 
-                     < C u s t B a l a n c e _ C u s t L e d g E n t r y H d r   E l e m e n t T y p e = " C o l u m n "   E l e m e n t I d = " 4 9 7 1 9 1 3 5 6 "   D a t a T y p e = " D e c i m a l " > C u s t B a l a n c e _ C u s t L e d g E n t r y H d r < / C u s t B a l a n c e _ C u s t L e d g E n t r y H d r > - 
-                     < D t l d C u s t L e d g E n t r y T y p e   E l e m e n t T y p e = " C o l u m n "   E l e m e n t I d = " 8 9 2 0 6 7 4 8 6 "   D a t a T y p e = " S t r i n g " > D t l d C u s t L e d g E n t r y T y p e < / D t l d C u s t L e d g E n t r y T y p e > - 
-                     < E n t r i e s E x i s t s   E l e m e n t T y p e = " C o l u m n "   E l e m e n t I d = " 1 8 9 9 2 2 0 4 1 "   D a t a T y p e = " B o o l e a n " > E n t r i e s E x i s t s < / E n t r i e s E x i s t s > - 
-                     < I s N e w C u s t C u r r e n c y G r o u p   E l e m e n t T y p e = " C o l u m n "   E l e m e n t I d = " 1 1 6 2 5 3 5 5 3 8 "   D a t a T y p e = " B o o l e a n " > I s N e w C u s t C u r r e n c y G r o u p < / I s N e w C u s t C u r r e n c y G r o u p > - 
-                     < P r i n t L i n e   E l e m e n t T y p e = " C o l u m n "   E l e m e n t I d = " 5 9 8 4 7 9 9 9 0 "   D a t a T y p e = " B o o l e a n " > P r i n t L i n e < / P r i n t L i n e > - 
-                     < S t a r t B a l a n c e   E l e m e n t T y p e = " C o l u m n "   E l e m e n t I d = " 3 2 9 4 8 3 5 7 9 "   D a t a T y p e = " D e c i m a l " > S t a r t B a l a n c e < / S t a r t B a l a n c e > - 
-                     < D t l d C u s t L e d g E n t r i e s   E l e m e n t T y p e = " D a t a I t e m "   E l e m e n t I d = " 1 1 1 1 4 6 3 1 7 2 " > - 
-                         < A m t _ D t l d C u s t L e d g E n t r i e s   E l e m e n t T y p e = " C o l u m n "   E l e m e n t I d = " 8 9 7 9 8 5 1 7 9 "   D a t a T y p e = " D e c i m a l " > A m t _ D t l d C u s t L e d g E n t r i e s < / A m t _ D t l d C u s t L e d g E n t r i e s > - 
-                         < C u r r C o d e _ D t l d C u s t L e d g E n t r i e s   E l e m e n t T y p e = " C o l u m n "   E l e m e n t I d = " 3 2 7 0 9 9 9 8 4 "   D a t a T y p e = " C o d e " > C u r r C o d e _ D t l d C u s t L e d g E n t r i e s < / C u r r C o d e _ D t l d C u s t L e d g E n t r i e s > - 
-                         < C u r r e n c y 2 C o d e   E l e m e n t T y p e = " C o l u m n "   E l e m e n t I d = " 4 6 5 9 9 3 8 2 7 "   D a t a T y p e = " C o d e " > C u r r e n c y 2 C o d e < / C u r r e n c y 2 C o d e > - 
-                         < C u s t B a l a n c e   E l e m e n t T y p e = " C o l u m n "   E l e m e n t I d = " 1 4 1 3 7 0 1 5 0 2 "   D a t a T y p e = " D e c i m a l " > C u s t B a l a n c e < / C u s t B a l a n c e > - 
-                         < D e s c r i p t i o n   E l e m e n t T y p e = " C o l u m n "   E l e m e n t I d = " 1 3 1 4 3 5 1 3 0 7 "   D a t a T y p e = " T e x t " > D e s c r i p t i o n < / D e s c r i p t i o n > - 
-                         < D o c N o _ D t l d C u s t L e d g E n t r i e s   E l e m e n t T y p e = " C o l u m n "   E l e m e n t I d = " 2 2 4 2 9 8 6 5 4 "   D a t a T y p e = " C o d e " > D o c N o _ D t l d C u s t L e d g E n t r i e s < / D o c N o _ D t l d C u s t L e d g E n t r i e s > - 
-                         < D u e D a t e _ D t l d C u s t L e d g E n t r i e s   E l e m e n t T y p e = " C o l u m n "   E l e m e n t I d = " 1 4 1 7 8 6 1 6 0 3 "   D a t a T y p e = " S t r i n g " > D u e D a t e _ D t l d C u s t L e d g E n t r i e s < / D u e D a t e _ D t l d C u s t L e d g E n t r i e s > - 
-                         < P o s t D a t e _ D t l d C u s t L e d g E n t r i e s   E l e m e n t T y p e = " C o l u m n "   E l e m e n t I d = " 1 6 8 8 2 9 9 9 1 3 "   D a t a T y p e = " S t r i n g " > P o s t D a t e _ D t l d C u s t L e d g E n t r i e s < / P o s t D a t e _ D t l d C u s t L e d g E n t r i e s > - 
-                         < R e m a i n A m t _ D t l d C u s t L e d g E n t r i e s   E l e m e n t T y p e = " C o l u m n "   E l e m e n t I d = " 1 4 5 7 2 4 8 8 2 5 "   D a t a T y p e = " D e c i m a l " > R e m a i n A m t _ D t l d C u s t L e d g E n t r i e s < / R e m a i n A m t _ D t l d C u s t L e d g E n t r i e s > - 
-                         < Y o u r R e f e r e n c e _ D t l d C u s t L e d g E n t r i e s   E l e m e n t T y p e = " C o l u m n "   E l e m e n t I d = " 6 7 5 1 3 6 1 6 7 "   D a t a T y p e = " T e x t " > Y o u r R e f e r e n c e _ D t l d C u s t L e d g E n t r i e s < / Y o u r R e f e r e n c e _ D t l d C u s t L e d g E n t r i e s > +     < C u s t o m e r > + 
+         < C F S C u s t A d d r e s s 1 > C F S C u s t A d d r e s s 1 < / C F S C u s t A d d r e s s 1 > + 
+         < C F S C u s t A d d r e s s 2 > C F S C u s t A d d r e s s 2 < / C F S C u s t A d d r e s s 2 > + 
+         < C F S C u s t A d d r e s s 3 > C F S C u s t A d d r e s s 3 < / C F S C u s t A d d r e s s 3 > + 
+         < C F S C u s t A d d r e s s 4 > C F S C u s t A d d r e s s 4 < / C F S C u s t A d d r e s s 4 > + 
+         < C F S C u s t A d d r e s s 5 > C F S C u s t A d d r e s s 5 < / C F S C u s t A d d r e s s 5 > + 
+         < C F S C u s t A d d r e s s 6 > C F S C u s t A d d r e s s 6 < / C F S C u s t A d d r e s s 6 > + 
+         < C F S C u s t A d d r e s s 7 > C F S C u s t A d d r e s s 7 < / C F S C u s t A d d r e s s 7 > + 
+         < C F S C u s t A d d r e s s 8 > C F S C u s t A d d r e s s 8 < / C F S C u s t A d d r e s s 8 > + 
+         < N o _ C u s t > N o _ C u s t < / N o _ C u s t > + 
+         < I n t e g e r > + 
+             < B a n k A c c N o _ C o m p a n y I n f o > B a n k A c c N o _ C o m p a n y I n f o < / B a n k A c c N o _ C o m p a n y I n f o > + 
+             < B a n k A c c N o _ C o m p a n y I n f o C a p t i o n > B a n k A c c N o _ C o m p a n y I n f o C a p t i o n < / B a n k A c c N o _ C o m p a n y I n f o C a p t i o n > + 
+             < B a n k N a m e _ C o m p a n y I n f o > B a n k N a m e _ C o m p a n y I n f o < / B a n k N a m e _ C o m p a n y I n f o > + 
+             < B a n k N a m e _ C o m p a n y I n f o C a p t i o n > B a n k N a m e _ C o m p a n y I n f o C a p t i o n < / B a n k N a m e _ C o m p a n y I n f o C a p t i o n > + 
+             < C o m p a n y A d d r 1 > C o m p a n y A d d r 1 < / C o m p a n y A d d r 1 > + 
+             < C o m p a n y A d d r 2 > C o m p a n y A d d r 2 < / C o m p a n y A d d r 2 > + 
+             < C o m p a n y A d d r 3 > C o m p a n y A d d r 3 < / C o m p a n y A d d r 3 > + 
+             < C o m p a n y A d d r 4 > C o m p a n y A d d r 4 < / C o m p a n y A d d r 4 > + 
+             < C o m p a n y A d d r 5 > C o m p a n y A d d r 5 < / C o m p a n y A d d r 5 > + 
+             < C o m p a n y A d d r 6 > C o m p a n y A d d r 6 < / C o m p a n y A d d r 6 > + 
+             < C o m p a n y A d d r 7 > C o m p a n y A d d r 7 < / C o m p a n y A d d r 7 > + 
+             < C o m p a n y A d d r 8 > C o m p a n y A d d r 8 < / C o m p a n y A d d r 8 > + 
+             < C o m p a n y I n f o 1 P i c t u r e   / > + 
+             < C o m p a n y I n f o 2 P i c t u r e   / > + 
+             < C o m p a n y I n f o 3 P i c t u r e   / > + 
+             < C o m p a n y I n f o E m a i l > C o m p a n y I n f o E m a i l < / C o m p a n y I n f o E m a i l > + 
+             < C o m p a n y I n f o E m a i l C a p t i o n > C o m p a n y I n f o E m a i l C a p t i o n < / C o m p a n y I n f o E m a i l C a p t i o n > + 
+             < C o m p a n y I n f o H o m e P a g e > C o m p a n y I n f o H o m e P a g e < / C o m p a n y I n f o H o m e P a g e > + 
+             < C o m p a n y I n f o H o m e p a g e C a p t i o n > C o m p a n y I n f o H o m e p a g e C a p t i o n < / C o m p a n y I n f o H o m e p a g e C a p t i o n > + 
+             < C o m p a n y L e g a l O f f i c e > C o m p a n y L e g a l O f f i c e < / C o m p a n y L e g a l O f f i c e > + 
+             < C o m p a n y L e g a l O f f i c e _ L b l > C o m p a n y L e g a l O f f i c e _ L b l < / C o m p a n y L e g a l O f f i c e _ L b l > + 
+             < C o m p a n y P i c t u r e   / > + 
+             < C u r r R e p o r t P a g e N o C a p t i o n > C u r r R e p o r t P a g e N o C a p t i o n < / C u r r R e p o r t P a g e N o C a p t i o n > + 
+             < C u s t A d d r 1 > C u s t A d d r 1 < / C u s t A d d r 1 > + 
+             < C u s t A d d r 2 > C u s t A d d r 2 < / C u s t A d d r 2 > + 
+             < C u s t A d d r 3 > C u s t A d d r 3 < / C u s t A d d r 3 > + 
+             < C u s t A d d r 4 > C u s t A d d r 4 < / C u s t A d d r 4 > + 
+             < C u s t A d d r 5 > C u s t A d d r 5 < / C u s t A d d r 5 > + 
+             < C u s t A d d r 6 > C u s t A d d r 6 < / C u s t A d d r 6 > + 
+             < C u s t A d d r 7 > C u s t A d d r 7 < / C u s t A d d r 7 > + 
+             < C u s t A d d r 8 > C u s t A d d r 8 < / C u s t A d d r 8 > + 
+             < C u s t B a l a n c e C a p t i o n > C u s t B a l a n c e C a p t i o n < / C u s t B a l a n c e C a p t i o n > + 
+             < D e s c _ C u s t L e d g E n t r y 2 C a p t i o n > D e s c _ C u s t L e d g E n t r y 2 C a p t i o n < / D e s c _ C u s t L e d g E n t r y 2 C a p t i o n > + 
+             < D o c D a t e C a p t i o n > D o c D a t e C a p t i o n < / D o c D a t e C a p t i o n > + 
+             < D o c N o _ D t l d C u s t L e d g E n t r i e s C a p t i o n > D o c N o _ D t l d C u s t L e d g E n t r i e s C a p t i o n < / D o c N o _ D t l d C u s t L e d g E n t r i e s C a p t i o n > + 
+             < D u e D a t e _ C u s t L e d g E n t r y 2 C a p t i o n > D u e D a t e _ C u s t L e d g E n t r y 2 C a p t i o n < / D u e D a t e _ C u s t L e d g E n t r y 2 C a p t i o n > + 
+             < E n d D a t e > E n d D a t e < / E n d D a t e > + 
+             < E n d D a t e C a p t i o n > E n d D a t e C a p t i o n < / E n d D a t e C a p t i o n > + 
+             < G i r o N o _ C o m p a n y I n f o > G i r o N o _ C o m p a n y I n f o < / G i r o N o _ C o m p a n y I n f o > + 
+             < G i r o N o _ C o m p a n y I n f o C a p t i o n > G i r o N o _ C o m p a n y I n f o C a p t i o n < / G i r o N o _ C o m p a n y I n f o C a p t i o n > + 
+             < L a s t S t a t m n t N o _ C u s t > L a s t S t a t m n t N o _ C u s t < / L a s t S t a t m n t N o _ C u s t > + 
+             < L a s t S t a t m n t N o _ C u s t C a p t i o n > L a s t S t a t m n t N o _ C u s t C a p t i o n < / L a s t S t a t m n t N o _ C u s t C a p t i o n > + 
+             < N o 1 _ C u s t > N o 1 _ C u s t < / N o 1 _ C u s t > + 
+             < N o 1 _ C u s t C a p t i o n > N o 1 _ C u s t C a p t i o n < / N o 1 _ C u s t C a p t i o n > + 
+             < O r i g i n a l A m t _ C u s t L e d g E n t r y 2 C a p t i o n > O r i g i n a l A m t _ C u s t L e d g E n t r y 2 C a p t i o n < / O r i g i n a l A m t _ C u s t L e d g E n t r y 2 C a p t i o n > + 
+             < P h o n e N o _ C o m p a n y I n f o > P h o n e N o _ C o m p a n y I n f o < / P h o n e N o _ C o m p a n y I n f o > + 
+             < P h o n e N o _ C o m p a n y I n f o C a p t i o n > P h o n e N o _ C o m p a n y I n f o C a p t i o n < / P h o n e N o _ C o m p a n y I n f o C a p t i o n > + 
+             < P o s t D a t e _ D t l d C u s t L e d g E n t r i e s C a p t i o n > P o s t D a t e _ D t l d C u s t L e d g E n t r i e s C a p t i o n < / P o s t D a t e _ D t l d C u s t L e d g E n t r i e s C a p t i o n > + 
+             < R e m a i n A m t C u s t L e d g E n t r y 2 C a p t i o n > R e m a i n A m t C u s t L e d g E n t r y 2 C a p t i o n < / R e m a i n A m t C u s t L e d g E n t r y 2 C a p t i o n > + 
+             < S t a r t D a t e > S t a r t D a t e < / S t a r t D a t e > + 
+             < S t a r t D a t e C a p t i o n > S t a r t D a t e C a p t i o n < / S t a r t D a t e C a p t i o n > + 
+             < S t a t e m e n t C a p t i o n > S t a t e m e n t C a p t i o n < / S t a t e m e n t C a p t i o n > + 
+             < T o d a y F o r m a t t e d > T o d a y F o r m a t t e d < / T o d a y F o r m a t t e d > + 
+             < V A T R e g N o _ C o m p a n y I n f o > V A T R e g N o _ C o m p a n y I n f o < / V A T R e g N o _ C o m p a n y I n f o > + 
+             < V A T R e g N o _ C o m p a n y I n f o C a p t i o n > V A T R e g N o _ C o m p a n y I n f o C a p t i o n < / V A T R e g N o _ C o m p a n y I n f o C a p t i o n > + 
+             < C u r r e n c y L o o p > + 
+                 < T o t a l _ C a p t i o n 2 > T o t a l _ C a p t i o n 2 < / T o t a l _ C a p t i o n 2 > + 
+                 < C u s t L e d g E n t r y H d r > + 
+                     < C u r r e n c y 2 C o d e _ C u s t L e d g E n t r y H d r > C u r r e n c y 2 C o d e _ C u s t L e d g E n t r y H d r < / C u r r e n c y 2 C o d e _ C u s t L e d g E n t r y H d r > + 
+                     < C u r r e n c y C o d e 3 > C u r r e n c y C o d e 3 < / C u r r e n c y C o d e 3 > + 
+                     < C u s t B a l a n c e _ C u s t L e d g E n t r y H d r > C u s t B a l a n c e _ C u s t L e d g E n t r y H d r < / C u s t B a l a n c e _ C u s t L e d g E n t r y H d r > + 
+                     < D t l d C u s t L e d g E n t r y T y p e > D t l d C u s t L e d g E n t r y T y p e < / D t l d C u s t L e d g E n t r y T y p e > + 
+                     < E n t r i e s E x i s t s > E n t r i e s E x i s t s < / E n t r i e s E x i s t s > + 
+                     < I s N e w C u s t C u r r e n c y G r o u p > I s N e w C u s t C u r r e n c y G r o u p < / I s N e w C u s t C u r r e n c y G r o u p > + 
+                     < P r i n t L i n e > P r i n t L i n e < / P r i n t L i n e > + 
+                     < S t a r t B a l a n c e > S t a r t B a l a n c e < / S t a r t B a l a n c e > + 
+                     < D t l d C u s t L e d g E n t r i e s > + 
+                         < A m t _ D t l d C u s t L e d g E n t r i e s > A m t _ D t l d C u s t L e d g E n t r i e s < / A m t _ D t l d C u s t L e d g E n t r i e s > + 
+                         < C u r r C o d e _ D t l d C u s t L e d g E n t r i e s > C u r r C o d e _ D t l d C u s t L e d g E n t r i e s < / C u r r C o d e _ D t l d C u s t L e d g E n t r i e s > + 
+                         < C u r r e n c y 2 C o d e > C u r r e n c y 2 C o d e < / C u r r e n c y 2 C o d e > + 
+                         < C u s t B a l a n c e > C u s t B a l a n c e < / C u s t B a l a n c e > + 
+                         < D e s c r i p t i o n > D e s c r i p t i o n < / D e s c r i p t i o n > + 
+                         < D o c N o _ D t l d C u s t L e d g E n t r i e s > D o c N o _ D t l d C u s t L e d g E n t r i e s < / D o c N o _ D t l d C u s t L e d g E n t r i e s > + 
+                         < D u e D a t e _ D t l d C u s t L e d g E n t r i e s > D u e D a t e _ D t l d C u s t L e d g E n t r i e s < / D u e D a t e _ D t l d C u s t L e d g E n t r i e s > + 
+                         < P o s t D a t e _ D t l d C u s t L e d g E n t r i e s > P o s t D a t e _ D t l d C u s t L e d g E n t r i e s < / P o s t D a t e _ D t l d C u s t L e d g E n t r i e s > + 
+                         < R e m a i n A m t _ D t l d C u s t L e d g E n t r i e s > R e m a i n A m t _ D t l d C u s t L e d g E n t r i e s < / R e m a i n A m t _ D t l d C u s t L e d g E n t r i e s > + 
+                         < Y o u r R e f e r e n c e _ D t l d C u s t L e d g E n t r i e s > Y o u r R e f e r e n c e _ D t l d C u s t L e d g E n t r i e s < / Y o u r R e f e r e n c e _ D t l d C u s t L e d g E n t r i e s >   
                      < / D t l d C u s t L e d g E n t r i e s >   
                  < / C u s t L e d g E n t r y H d r >   
-                 < C u s t L e d g E n t r y F o o t e r   E l e m e n t T y p e = " D a t a I t e m "   E l e m e n t I d = " 9 2 5 1 1 8 7 3 5 " > - 
-                     < C u r r e n c y C o d e 3 _ C u s t L e d g E n t r y F o o t e r   E l e m e n t T y p e = " C o l u m n "   E l e m e n t I d = " 1 7 6 5 6 9 2 8 1 "   D a t a T y p e = " C o d e " > C u r r e n c y C o d e 3 _ C u s t L e d g E n t r y F o o t e r < / C u r r e n c y C o d e 3 _ C u s t L e d g E n t r y F o o t e r > - 
-                     < C u s t B a l a n c e _ C u s t L e d g E n t r y H d r F o o t e r   E l e m e n t T y p e = " C o l u m n "   E l e m e n t I d = " 1 3 6 7 2 1 4 5 9 3 "   D a t a T y p e = " D e c i m a l " > C u s t B a l a n c e _ C u s t L e d g E n t r y H d r F o o t e r < / C u s t B a l a n c e _ C u s t L e d g E n t r y H d r F o o t e r > - 
-                     < E n t r i e s E x i s t s l _ C u s t L e d g E n t r y F o o t e r C a p t i o n   E l e m e n t T y p e = " C o l u m n "   E l e m e n t I d = " 1 1 7 7 0 6 9 2 3 2 "   D a t a T y p e = " B o o l e a n " > E n t r i e s E x i s t s l _ C u s t L e d g E n t r y F o o t e r C a p t i o n < / E n t r i e s E x i s t s l _ C u s t L e d g E n t r y F o o t e r C a p t i o n > - 
-                     < T o t a l _ C a p t i o n   E l e m e n t T y p e = " C o l u m n "   E l e m e n t I d = " 6 1 1 5 9 7 6 3 4 "   D a t a T y p e = " L a b e l " > T o t a l _ C a p t i o n < / T o t a l _ C a p t i o n > +                 < C u s t L e d g E n t r y F o o t e r > + 
+                     < C u r r e n c y C o d e 3 _ C u s t L e d g E n t r y F o o t e r > C u r r e n c y C o d e 3 _ C u s t L e d g E n t r y F o o t e r < / C u r r e n c y C o d e 3 _ C u s t L e d g E n t r y F o o t e r > + 
+                     < C u s t B a l a n c e _ C u s t L e d g E n t r y H d r F o o t e r > C u s t B a l a n c e _ C u s t L e d g E n t r y H d r F o o t e r < / C u s t B a l a n c e _ C u s t L e d g E n t r y H d r F o o t e r > + 
+                     < E n t r i e s E x i s t s l _ C u s t L e d g E n t r y F o o t e r C a p t i o n > E n t r i e s E x i s t s l _ C u s t L e d g E n t r y F o o t e r C a p t i o n < / E n t r i e s E x i s t s l _ C u s t L e d g E n t r y F o o t e r C a p t i o n > + 
+                     < T o t a l _ C a p t i o n > T o t a l _ C a p t i o n < / T o t a l _ C a p t i o n >   
                  < / C u s t L e d g E n t r y F o o t e r >   
-                 < O v e r d u e V i s i b l e   E l e m e n t T y p e = " D a t a I t e m "   E l e m e n t I d = " 1 4 2 6 6 4 4 0 8 7 " > - 
-                     < C u r r e n c y C o d e 3 _ C u s t L e d g E n t r y 2   E l e m e n t T y p e = " C o l u m n "   E l e m e n t I d = " 1 4 9 4 2 9 8 6 2 2 "   D a t a T y p e = " C o d e " > C u r r e n c y C o d e 3 _ C u s t L e d g E n t r y 2 < / C u r r e n c y C o d e 3 _ C u s t L e d g E n t r y 2 > - 
-                     < D e s c _ C u s t L e d g E n t r y 2 C a p t i o n 2   E l e m e n t T y p e = " C o l u m n "   E l e m e n t I d = " 1 9 5 4 6 4 5 1 6 2 "   D a t a T y p e = " S t r i n g " > D e s c _ C u s t L e d g E n t r y 2 C a p t i o n 2 < / D e s c _ C u s t L e d g E n t r y 2 C a p t i o n 2 > - 
-                     < D o c N o _ D t l d C u s t L e d g E n t r i e s C a p t i o n 2   E l e m e n t T y p e = " C o l u m n "   E l e m e n t I d = " 1 0 9 6 5 7 7 3 7 8 "   D a t a T y p e = " S t r i n g " > D o c N o _ D t l d C u s t L e d g E n t r i e s C a p t i o n 2 < / D o c N o _ D t l d C u s t L e d g E n t r i e s C a p t i o n 2 > - 
-                     < D u e D a t e _ C u s t L e d g E n t r y 2 C a p t i o n 2   E l e m e n t T y p e = " C o l u m n "   E l e m e n t I d = " 9 0 1 1 8 8 6 8 5 "   D a t a T y p e = " L a b e l " > D u e D a t e _ C u s t L e d g E n t r y 2 C a p t i o n 2 < / D u e D a t e _ C u s t L e d g E n t r y 2 C a p t i o n 2 > - 
-                     < O r i g i n a l A m t _ C u s t L e d g E n t r y 2 C a p t i o n 2   E l e m e n t T y p e = " C o l u m n "   E l e m e n t I d = " 1 6 4 9 8 2 3 4 6 6 "   D a t a T y p e = " S t r i n g " > O r i g i n a l A m t _ C u s t L e d g E n t r y 2 C a p t i o n 2 < / O r i g i n a l A m t _ C u s t L e d g E n t r y 2 C a p t i o n 2 > - 
-                     < O v e r D u e E n t r i e s   E l e m e n t T y p e = " C o l u m n "   E l e m e n t I d = " 2 3 9 2 5 5 2 1 3 "   D a t a T y p e = " S t r i n g " > O v e r D u e E n t r i e s < / O v e r D u e E n t r i e s > - 
-                     < P o s t D a t e _ D t l d C u s t L e d g E n t r i e s C a p t i o n 2   E l e m e n t T y p e = " C o l u m n "   E l e m e n t I d = " 7 1 5 0 7 2 1 9 7 "   D a t a T y p e = " L a b e l " > P o s t D a t e _ D t l d C u s t L e d g E n t r i e s C a p t i o n 2 < / P o s t D a t e _ D t l d C u s t L e d g E n t r i e s C a p t i o n 2 > - 
-                     < R e m a i n A m t C u s t L e d g E n t r y 2 C a p t i o n 2   E l e m e n t T y p e = " C o l u m n "   E l e m e n t I d = " 5 0 5 0 3 3 9 6 0 "   D a t a T y p e = " S t r i n g " > R e m a i n A m t C u s t L e d g E n t r y 2 C a p t i o n 2 < / R e m a i n A m t C u s t L e d g E n t r y 2 C a p t i o n 2 > - 
-                     < T o t a l _ C a p t i o n 3   E l e m e n t T y p e = " C o l u m n "   E l e m e n t I d = " 4 3 8 5 6 6 3 5 7 "   D a t a T y p e = " L a b e l " > T o t a l _ C a p t i o n 3 < / T o t a l _ C a p t i o n 3 > - 
-                     < C u s t L e d g E n t r y 2   E l e m e n t T y p e = " D a t a I t e m "   E l e m e n t I d = " 1 3 7 2 6 3 7 0 0 8 " > - 
-                         < C u r r C o d e _ C u s t L e d g E n t r y 2   E l e m e n t T y p e = " C o l u m n "   E l e m e n t I d = " 1 5 8 9 5 4 6 2 6 8 "   D a t a T y p e = " C o d e " > C u r r C o d e _ C u s t L e d g E n t r y 2 < / C u r r C o d e _ C u s t L e d g E n t r y 2 > - 
-                         < C u r r e n c y 2 C o d e _ C u s t L e d g E n t r y 2   E l e m e n t T y p e = " C o l u m n "   E l e m e n t I d = " 1 4 2 6 8 6 9 3 0 3 "   D a t a T y p e = " C o d e " > C u r r e n c y 2 C o d e _ C u s t L e d g E n t r y 2 < / C u r r e n c y 2 C o d e _ C u s t L e d g E n t r y 2 > - 
-                         < C u s t N o _ C u s t L e d g E n t r y 2   E l e m e n t T y p e = " C o l u m n "   E l e m e n t I d = " 1 3 5 3 0 8 9 7 4 5 "   D a t a T y p e = " C o d e " > C u s t N o _ C u s t L e d g E n t r y 2 < / C u s t N o _ C u s t L e d g E n t r y 2 > - 
-                         < D e s c _ C u s t L e d g E n t r y 2   E l e m e n t T y p e = " C o l u m n "   E l e m e n t I d = " 4 0 4 4 4 3 7 9 8 "   D a t a T y p e = " T e x t " > D e s c _ C u s t L e d g E n t r y 2 < / D e s c _ C u s t L e d g E n t r y 2 > - 
-                         < D o c N o _ C u s t L e d g E n t r y 2   E l e m e n t T y p e = " C o l u m n "   E l e m e n t I d = " 5 1 0 9 1 4 9 4 "   D a t a T y p e = " C o d e " > D o c N o _ C u s t L e d g E n t r y 2 < / D o c N o _ C u s t L e d g E n t r y 2 > - 
-                         < D u e D a t e _ C u s t L e d g E n t r y 2   E l e m e n t T y p e = " C o l u m n "   E l e m e n t I d = " 1 6 3 5 3 6 3 6 4 7 "   D a t a T y p e = " S t r i n g " > D u e D a t e _ C u s t L e d g E n t r y 2 < / D u e D a t e _ C u s t L e d g E n t r y 2 > - 
-                         < O r i g i n a l A m t _ C u s t L e d g E n t r y 2   E l e m e n t T y p e = " C o l u m n "   E l e m e n t I d = " 6 5 4 0 4 5 0 9 8 "   D a t a T y p e = " D e c i m a l " > O r i g i n a l A m t _ C u s t L e d g E n t r y 2 < / O r i g i n a l A m t _ C u s t L e d g E n t r y 2 > - 
-                         < P o s t D a t e _ C u s t L e d g E n t r y 2   E l e m e n t T y p e = " C o l u m n "   E l e m e n t I d = " 1 8 1 7 1 9 2 0 4 3 "   D a t a T y p e = " S t r i n g " > P o s t D a t e _ C u s t L e d g E n t r y 2 < / P o s t D a t e _ C u s t L e d g E n t r y 2 > - 
-                         < P r i n t E n t r i e s D u e   E l e m e n t T y p e = " C o l u m n "   E l e m e n t I d = " 6 9 3 7 0 0 1 2 6 "   D a t a T y p e = " B o o l e a n " > P r i n t E n t r i e s D u e < / P r i n t E n t r i e s D u e > - 
-                         < R e m a i n A m t _ C u s t L e d g E n t r y 2   E l e m e n t T y p e = " C o l u m n "   E l e m e n t I d = " 7 5 6 3 4 5 4 1 3 "   D a t a T y p e = " D e c i m a l " > R e m a i n A m t _ C u s t L e d g E n t r y 2 < / R e m a i n A m t _ C u s t L e d g E n t r y 2 > - 
-                         < Y o u r R e f e r e n c e _ C u s t L e d g E n t r y 2   E l e m e n t T y p e = " C o l u m n "   E l e m e n t I d = " 2 0 5 5 4 0 4 3 9 5 "   D a t a T y p e = " T e x t " > Y o u r R e f e r e n c e _ C u s t L e d g E n t r y 2 < / Y o u r R e f e r e n c e _ C u s t L e d g E n t r y 2 > +                 < O v e r d u e V i s i b l e > + 
+                     < C u r r e n c y C o d e 3 _ C u s t L e d g E n t r y 2 > C u r r e n c y C o d e 3 _ C u s t L e d g E n t r y 2 < / C u r r e n c y C o d e 3 _ C u s t L e d g E n t r y 2 > + 
+                     < D e s c _ C u s t L e d g E n t r y 2 C a p t i o n 2 > D e s c _ C u s t L e d g E n t r y 2 C a p t i o n 2 < / D e s c _ C u s t L e d g E n t r y 2 C a p t i o n 2 > + 
+                     < D o c N o _ D t l d C u s t L e d g E n t r i e s C a p t i o n 2 > D o c N o _ D t l d C u s t L e d g E n t r i e s C a p t i o n 2 < / D o c N o _ D t l d C u s t L e d g E n t r i e s C a p t i o n 2 > + 
+                     < D u e D a t e _ C u s t L e d g E n t r y 2 C a p t i o n 2 > D u e D a t e _ C u s t L e d g E n t r y 2 C a p t i o n 2 < / D u e D a t e _ C u s t L e d g E n t r y 2 C a p t i o n 2 > + 
+                     < O r i g i n a l A m t _ C u s t L e d g E n t r y 2 C a p t i o n 2 > O r i g i n a l A m t _ C u s t L e d g E n t r y 2 C a p t i o n 2 < / O r i g i n a l A m t _ C u s t L e d g E n t r y 2 C a p t i o n 2 > + 
+                     < O v e r D u e E n t r i e s > O v e r D u e E n t r i e s < / O v e r D u e E n t r i e s > + 
+                     < P o s t D a t e _ D t l d C u s t L e d g E n t r i e s C a p t i o n 2 > P o s t D a t e _ D t l d C u s t L e d g E n t r i e s C a p t i o n 2 < / P o s t D a t e _ D t l d C u s t L e d g E n t r i e s C a p t i o n 2 > + 
+                     < R e m a i n A m t C u s t L e d g E n t r y 2 C a p t i o n 2 > R e m a i n A m t C u s t L e d g E n t r y 2 C a p t i o n 2 < / R e m a i n A m t C u s t L e d g E n t r y 2 C a p t i o n 2 > + 
+                     < T o t a l _ C a p t i o n 3 > T o t a l _ C a p t i o n 3 < / T o t a l _ C a p t i o n 3 > + 
+                     < C u s t L e d g E n t r y 2 > + 
+                         < C u r r C o d e _ C u s t L e d g E n t r y 2 > C u r r C o d e _ C u s t L e d g E n t r y 2 < / C u r r C o d e _ C u s t L e d g E n t r y 2 > + 
+                         < C u r r e n c y 2 C o d e _ C u s t L e d g E n t r y 2 > C u r r e n c y 2 C o d e _ C u s t L e d g E n t r y 2 < / C u r r e n c y 2 C o d e _ C u s t L e d g E n t r y 2 > + 
+                         < C u s t N o _ C u s t L e d g E n t r y 2 > C u s t N o _ C u s t L e d g E n t r y 2 < / C u s t N o _ C u s t L e d g E n t r y 2 > + 
+                         < D e s c _ C u s t L e d g E n t r y 2 > D e s c _ C u s t L e d g E n t r y 2 < / D e s c _ C u s t L e d g E n t r y 2 > + 
+                         < D o c N o _ C u s t L e d g E n t r y 2 > D o c N o _ C u s t L e d g E n t r y 2 < / D o c N o _ C u s t L e d g E n t r y 2 > + 
+                         < D u e D a t e _ C u s t L e d g E n t r y 2 > D u e D a t e _ C u s t L e d g E n t r y 2 < / D u e D a t e _ C u s t L e d g E n t r y 2 > + 
+                         < O r i g i n a l A m t _ C u s t L e d g E n t r y 2 > O r i g i n a l A m t _ C u s t L e d g E n t r y 2 < / O r i g i n a l A m t _ C u s t L e d g E n t r y 2 > + 
+                         < P o s t D a t e _ C u s t L e d g E n t r y 2 > P o s t D a t e _ C u s t L e d g E n t r y 2 < / P o s t D a t e _ C u s t L e d g E n t r y 2 > + 
+                         < P r i n t E n t r i e s D u e > P r i n t E n t r i e s D u e < / P r i n t E n t r i e s D u e > + 
+                         < R e m a i n A m t _ C u s t L e d g E n t r y 2 > R e m a i n A m t _ C u s t L e d g E n t r y 2 < / R e m a i n A m t _ C u s t L e d g E n t r y 2 > + 
+                         < Y o u r R e f e r e n c e _ C u s t L e d g E n t r y 2 > Y o u r R e f e r e n c e _ C u s t L e d g E n t r y 2 < / Y o u r R e f e r e n c e _ C u s t L e d g E n t r y 2 >   
                      < / C u s t L e d g E n t r y 2 >   
-                     < O v e r d u e E n t r y F o o d e r   E l e m e n t T y p e = " D a t a I t e m "   E l e m e n t I d = " 1 6 5 9 2 3 5 9 3 4 " > - 
-                         < O v e r d u e B a l a n c e   E l e m e n t T y p e = " C o l u m n "   E l e m e n t I d = " 1 1 8 6 1 4 8 4 3 9 "   D a t a T y p e = " D e c i m a l " > O v e r d u e B a l a n c e < / O v e r d u e B a l a n c e > +                     < O v e r d u e E n t r y F o o d e r > + 
+                         < O v e r d u e B a l a n c e > O v e r d u e B a l a n c e < / O v e r d u e B a l a n c e >   
                      < / O v e r d u e E n t r y F o o d e r >   
@@ -7217,51 +7179,51 @@
  
              < / C u r r e n c y L o o p >   
-             < A g i n g B a n d V i s i b l e   E l e m e n t T y p e = " D a t a I t e m "   E l e m e n t I d = " 1 9 4 1 7 6 5 1 4 0 " > - 
-                 < A g i n g C u s t L e d g E n t r y   E l e m e n t T y p e = " D a t a I t e m "   E l e m e n t I d = " 7 0 4 1 6 5 1 3 2 " / > - 
-                 < A g i n g B a n d L o o p   E l e m e n t T y p e = " D a t a I t e m "   E l e m e n t I d = " 1 5 2 9 3 9 4 0 2 2 " > - 
-                     < A g i n g B a n d B u f C o l 1 A m t   E l e m e n t T y p e = " C o l u m n "   E l e m e n t I d = " 1 9 4 8 7 4 9 4 5 4 "   D a t a T y p e = " D e c i m a l " > A g i n g B a n d B u f C o l 1 A m t < / A g i n g B a n d B u f C o l 1 A m t > - 
-                     < A g i n g B a n d B u f C o l 2 A m t   E l e m e n t T y p e = " C o l u m n "   E l e m e n t I d = " 1 9 5 6 4 3 5 6 1 5 "   D a t a T y p e = " D e c i m a l " > A g i n g B a n d B u f C o l 2 A m t < / A g i n g B a n d B u f C o l 2 A m t > - 
-                     < A g i n g B a n d B u f C o l 3 A m t   E l e m e n t T y p e = " C o l u m n "   E l e m e n t I d = " 9 7 5 6 7 9 1 5 2 "   D a t a T y p e = " D e c i m a l " > A g i n g B a n d B u f C o l 3 A m t < / A g i n g B a n d B u f C o l 3 A m t > - 
-                     < A g i n g B a n d B u f C o l 4 A m t   E l e m e n t T y p e = " C o l u m n "   E l e m e n t I d = " 1 2 3 5 5 5 5 7 0 5 "   D a t a T y p e = " D e c i m a l " > A g i n g B a n d B u f C o l 4 A m t < / A g i n g B a n d B u f C o l 4 A m t > - 
-                     < A g i n g B a n d B u f C o l 5 A m t   E l e m e n t T y p e = " C o l u m n "   E l e m e n t I d = " 4 2 4 7 8 1 3 0 2 "   D a t a T y p e = " D e c i m a l " > A g i n g B a n d B u f C o l 5 A m t < / A g i n g B a n d B u f C o l 5 A m t > - 
-                     < A g i n g B a n d C u r r e n c y C o d e   E l e m e n t T y p e = " C o l u m n "   E l e m e n t I d = " 1 3 1 1 1 3 8 9 6 8 "   D a t a T y p e = " C o d e " > A g i n g B a n d C u r r e n c y C o d e < / A g i n g B a n d C u r r e n c y C o d e > - 
-                     < A g i n g B a n d E n d i n g D a t e   E l e m e n t T y p e = " C o l u m n "   E l e m e n t I d = " 1 3 9 0 8 7 6 8 7 "   D a t a T y p e = " S t r i n g " > A g i n g B a n d E n d i n g D a t e < / A g i n g B a n d E n d i n g D a t e > - 
-                     < A g i n g D a t e 1   E l e m e n t T y p e = " C o l u m n "   E l e m e n t I d = " 4 7 9 6 0 6 2 6 6 "   D a t a T y p e = " S t r i n g " > A g i n g D a t e 1 < / A g i n g D a t e 1 > - 
-                     < A g i n g D a t e 2   E l e m e n t T y p e = " C o l u m n "   E l e m e n t I d = " 1 1 1 7 3 0 2 8 8 3 "   D a t a T y p e = " S t r i n g " > A g i n g D a t e 2 < / A g i n g D a t e 2 > - 
-                     < A g i n g D a t e 2 1   E l e m e n t T y p e = " C o l u m n "   E l e m e n t I d = " 3 1 3 5 0 1 0 6 8 "   D a t a T y p e = " S t r i n g " > A g i n g D a t e 2 1 < / A g i n g D a t e 2 1 > - 
-                     < A g i n g D a t e 3   E l e m e n t T y p e = " C o l u m n "   E l e m e n t I d = " 1 7 5 4 9 9 9 5 0 0 "   D a t a T y p e = " S t r i n g " > A g i n g D a t e 3 < / A g i n g D a t e 3 > - 
-                     < A g i n g D a t e 3 1   E l e m e n t T y p e = " C o l u m n "   E l e m e n t I d = " 1 9 1 4 0 6 0 5 3 1 "   D a t a T y p e = " S t r i n g " > A g i n g D a t e 3 1 < / A g i n g D a t e 3 1 > - 
-                     < A g i n g D a t e 4   E l e m e n t T y p e = " C o l u m n "   E l e m e n t I d = " 1 9 0 2 2 7 1 1 7 9 "   D a t a T y p e = " S t r i n g " > A g i n g D a t e 4 < / A g i n g D a t e 4 > - 
-                     < A g i n g D a t e 4 1   E l e m e n t T y p e = " C o l u m n "   E l e m e n t I d = " 8 4 9 7 6 9 6 1 0 "   D a t a T y p e = " S t r i n g " > A g i n g D a t e 4 1 < / A g i n g D a t e 4 1 > - 
-                     < A g i n g D a t e 5   E l e m e n t T y p e = " C o l u m n "   E l e m e n t I d = " 1 2 6 4 5 7 4 5 6 2 "   D a t a T y p e = " S t r i n g " > A g i n g D a t e 5 < / A g i n g D a t e 5 > - 
-                     < A g i n g D a t e H e a d e r 1   E l e m e n t T y p e = " C o l u m n "   E l e m e n t I d = " 2 8 6 3 5 0 7 5 9 "   D a t a T y p e = " T e x t " > A g i n g D a t e H e a d e r 1 < / A g i n g D a t e H e a d e r 1 > - 
-                     < A g i n g D a t e H e a d e r 2   E l e m e n t T y p e = " C o l u m n "   E l e m e n t I d = " 3 5 1 3 4 5 8 5 8 "   D a t a T y p e = " T e x t " > A g i n g D a t e H e a d e r 2 < / A g i n g D a t e H e a d e r 2 > - 
-                     < A g i n g D a t e H e a d e r 3   E l e m e n t T y p e = " C o l u m n "   E l e m e n t I d = " 9 8 9 0 4 2 4 7 5 "   D a t a T y p e = " T e x t " > A g i n g D a t e H e a d e r 3 < / A g i n g D a t e H e a d e r 3 > - 
-                     < A g i n g D a t e H e a d e r 4   E l e m e n t T y p e = " C o l u m n "   E l e m e n t I d = " 1 6 2 6 7 3 9 0 9 2 "   D a t a T y p e = " T e x t " > A g i n g D a t e H e a d e r 4 < / A g i n g D a t e H e a d e r 4 > - 
-                     < b e f o r e C a p t i o n   E l e m e n t T y p e = " C o l u m n "   E l e m e n t I d = " 1 0 1 3 0 1 9 7 1 8 "   D a t a T y p e = " L a b e l " > b e f o r e C a p t i o n < / b e f o r e C a p t i o n > +             < A g i n g B a n d V i s i b l e > + 
+                 < A g i n g C u s t L e d g E n t r y   / > + 
+                 < A g i n g B a n d L o o p > + 
+                     < A g i n g B a n d B u f C o l 1 A m t > A g i n g B a n d B u f C o l 1 A m t < / A g i n g B a n d B u f C o l 1 A m t > + 
+                     < A g i n g B a n d B u f C o l 2 A m t > A g i n g B a n d B u f C o l 2 A m t < / A g i n g B a n d B u f C o l 2 A m t > + 
+                     < A g i n g B a n d B u f C o l 3 A m t > A g i n g B a n d B u f C o l 3 A m t < / A g i n g B a n d B u f C o l 3 A m t > + 
+                     < A g i n g B a n d B u f C o l 4 A m t > A g i n g B a n d B u f C o l 4 A m t < / A g i n g B a n d B u f C o l 4 A m t > + 
+                     < A g i n g B a n d B u f C o l 5 A m t > A g i n g B a n d B u f C o l 5 A m t < / A g i n g B a n d B u f C o l 5 A m t > + 
+                     < A g i n g B a n d C u r r e n c y C o d e > A g i n g B a n d C u r r e n c y C o d e < / A g i n g B a n d C u r r e n c y C o d e > + 
+                     < A g i n g B a n d E n d i n g D a t e > A g i n g B a n d E n d i n g D a t e < / A g i n g B a n d E n d i n g D a t e > + 
+                     < A g i n g D a t e 1 > A g i n g D a t e 1 < / A g i n g D a t e 1 > + 
+                     < A g i n g D a t e 2 > A g i n g D a t e 2 < / A g i n g D a t e 2 > + 
+                     < A g i n g D a t e 2 1 > A g i n g D a t e 2 1 < / A g i n g D a t e 2 1 > + 
+                     < A g i n g D a t e 3 > A g i n g D a t e 3 < / A g i n g D a t e 3 > + 
+                     < A g i n g D a t e 3 1 > A g i n g D a t e 3 1 < / A g i n g D a t e 3 1 > + 
+                     < A g i n g D a t e 4 > A g i n g D a t e 4 < / A g i n g D a t e 4 > + 
+                     < A g i n g D a t e 4 1 > A g i n g D a t e 4 1 < / A g i n g D a t e 4 1 > + 
+                     < A g i n g D a t e 5 > A g i n g D a t e 5 < / A g i n g D a t e 5 > + 
+                     < A g i n g D a t e H e a d e r 1 > A g i n g D a t e H e a d e r 1 < / A g i n g D a t e H e a d e r 1 > + 
+                     < A g i n g D a t e H e a d e r 2 > A g i n g D a t e H e a d e r 2 < / A g i n g D a t e H e a d e r 2 > + 
+                     < A g i n g D a t e H e a d e r 3 > A g i n g D a t e H e a d e r 3 < / A g i n g D a t e H e a d e r 3 > + 
+                     < A g i n g D a t e H e a d e r 4 > A g i n g D a t e H e a d e r 4 < / A g i n g D a t e H e a d e r 4 > + 
+                     < b e f o r e C a p t i o n > b e f o r e C a p t i o n < / b e f o r e C a p t i o n >   
                  < / A g i n g B a n d L o o p >   
@@ -7269,13 +7231,13 @@
  
          < / I n t e g e r >   
-         < L e t t e r T e x t   E l e m e n t T y p e = " D a t a I t e m "   E l e m e n t I d = " 1 5 1 0 3 5 3 8 3 4 " > - 
-             < B o d y T e x t   E l e m e n t T y p e = " C o l u m n "   E l e m e n t I d = " 1 4 9 7 5 9 8 0 8 "   D a t a T y p e = " L a b e l " > B o d y T e x t < / B o d y T e x t > - 
-             < C l o s i n g T e x t   E l e m e n t T y p e = " C o l u m n "   E l e m e n t I d = " 5 1 2 1 3 5 9 0 9 "   D a t a T y p e = " L a b e l " > C l o s i n g T e x t < / C l o s i n g T e x t > - 
-             < G r e e t i n g T e x t   E l e m e n t T y p e = " C o l u m n "   E l e m e n t I d = " 1 1 7 5 2 7 9 2 8 9 "   D a t a T y p e = " L a b e l " > G r e e t i n g T e x t < / G r e e t i n g T e x t > +         < L e t t e r T e x t > + 
+             < B o d y T e x t > B o d y T e x t < / B o d y T e x t > + 
+             < C l o s i n g T e x t > C l o s i n g T e x t < / C l o s i n g T e x t > + 
+             < G r e e t i n g T e x t > G r e e t i n g T e x t < / G r e e t i n g T e x t >   
          < / L e t t e r T e x t >   
@@ -7284,9 +7246,7 @@
  < / N a v W o r d R e p o r t X m l P a r t > 
 </file>
 
-<file path=customXml/item2.xml>��< ? x m l   v e r s i o n = " 1 . 0 "   e n c o d i n g = " u t f - 1 6 " ? > - 
- < N a v W o r d R e p o r t X m l P a r t   x m l n s = " u r n : m i c r o s o f t - d y n a m i c s - n a v / r e p o r t s / S t a n d a r d _ S t a t e m e n t / 1 3 1 6 / " > +<file path=customXml/item3.xml>��< ? x m l   v e r s i o n = " 1 . 0 "   e n c o d i n g = " u t f - 1 6 " ? > < N a v W o r d R e p o r t X m l P a r t   x m l n s = " u r n : m i c r o s o f t - d y n a m i c s - b u s i n e s s c e n t r a l / i n t e r n a l / e x t e n d e d / r e p o r t s / S t a n d a r d _ S t a t e m e n t / 1 3 1 6 / " >   
      < B C R e p o r t I n f o r m a t i o n >   
@@ -7352,247 +7312,249 @@
  
      < / B C R e p o r t I n f o r m a t i o n >   
-     < C u s t o m e r > - 
-         < C F S C u s t A d d r e s s 1 > C F S C u s t A d d r e s s 1 < / C F S C u s t A d d r e s s 1 > - 
-         < C F S C u s t A d d r e s s 2 > C F S C u s t A d d r e s s 2 < / C F S C u s t A d d r e s s 2 > - 
-         < C F S C u s t A d d r e s s 3 > C F S C u s t A d d r e s s 3 < / C F S C u s t A d d r e s s 3 > - 
-         < C F S C u s t A d d r e s s 4 > C F S C u s t A d d r e s s 4 < / C F S C u s t A d d r e s s 4 > - 
-         < C F S C u s t A d d r e s s 5 > C F S C u s t A d d r e s s 5 < / C F S C u s t A d d r e s s 5 > - 
-         < C F S C u s t A d d r e s s 6 > C F S C u s t A d d r e s s 6 < / C F S C u s t A d d r e s s 6 > - 
-         < C F S C u s t A d d r e s s 7 > C F S C u s t A d d r e s s 7 < / C F S C u s t A d d r e s s 7 > - 
-         < C F S C u s t A d d r e s s 8 > C F S C u s t A d d r e s s 8 < / C F S C u s t A d d r e s s 8 > - 
-         < N o _ C u s t > N o _ C u s t < / N o _ C u s t > - 
-         < I n t e g e r > - 
-             < B a n k A c c N o _ C o m p a n y I n f o > B a n k A c c N o _ C o m p a n y I n f o < / B a n k A c c N o _ C o m p a n y I n f o > - 
-             < B a n k A c c N o _ C o m p a n y I n f o C a p t i o n > B a n k A c c N o _ C o m p a n y I n f o C a p t i o n < / B a n k A c c N o _ C o m p a n y I n f o C a p t i o n > - 
-             < B a n k N a m e _ C o m p a n y I n f o > B a n k N a m e _ C o m p a n y I n f o < / B a n k N a m e _ C o m p a n y I n f o > - 
-             < B a n k N a m e _ C o m p a n y I n f o C a p t i o n > B a n k N a m e _ C o m p a n y I n f o C a p t i o n < / B a n k N a m e _ C o m p a n y I n f o C a p t i o n > - 
-             < C o m p a n y A d d r 1 > C o m p a n y A d d r 1 < / C o m p a n y A d d r 1 > - 
-             < C o m p a n y A d d r 2 > C o m p a n y A d d r 2 < / C o m p a n y A d d r 2 > - 
-             < C o m p a n y A d d r 3 > C o m p a n y A d d r 3 < / C o m p a n y A d d r 3 > - 
-             < C o m p a n y A d d r 4 > C o m p a n y A d d r 4 < / C o m p a n y A d d r 4 > - 
-             < C o m p a n y A d d r 5 > C o m p a n y A d d r 5 < / C o m p a n y A d d r 5 > - 
-             < C o m p a n y A d d r 6 > C o m p a n y A d d r 6 < / C o m p a n y A d d r 6 > - 
-             < C o m p a n y A d d r 7 > C o m p a n y A d d r 7 < / C o m p a n y A d d r 7 > - 
-             < C o m p a n y A d d r 8 > C o m p a n y A d d r 8 < / C o m p a n y A d d r 8 > - 
-             < C o m p a n y I n f o 1 P i c t u r e   / > - 
-             < C o m p a n y I n f o 2 P i c t u r e   / > - 
-             < C o m p a n y I n f o 3 P i c t u r e   / > - 
-             < C o m p a n y I n f o E m a i l > C o m p a n y I n f o E m a i l < / C o m p a n y I n f o E m a i l > - 
-             < C o m p a n y I n f o E m a i l C a p t i o n > C o m p a n y I n f o E m a i l C a p t i o n < / C o m p a n y I n f o E m a i l C a p t i o n > - 
-             < C o m p a n y I n f o H o m e P a g e > C o m p a n y I n f o H o m e P a g e < / C o m p a n y I n f o H o m e P a g e > - 
-             < C o m p a n y I n f o H o m e p a g e C a p t i o n > C o m p a n y I n f o H o m e p a g e C a p t i o n < / C o m p a n y I n f o H o m e p a g e C a p t i o n > - 
-             < C o m p a n y L e g a l O f f i c e > C o m p a n y L e g a l O f f i c e < / C o m p a n y L e g a l O f f i c e > - 
-             < C o m p a n y L e g a l O f f i c e _ L b l > C o m p a n y L e g a l O f f i c e _ L b l < / C o m p a n y L e g a l O f f i c e _ L b l > - 
-             < C o m p a n y P i c t u r e   / > - 
-             < C u r r R e p o r t P a g e N o C a p t i o n > C u r r R e p o r t P a g e N o C a p t i o n < / C u r r R e p o r t P a g e N o C a p t i o n > - 
-             < C u s t A d d r 1 > C u s t A d d r 1 < / C u s t A d d r 1 > - 
-             < C u s t A d d r 2 > C u s t A d d r 2 < / C u s t A d d r 2 > - 
-             < C u s t A d d r 3 > C u s t A d d r 3 < / C u s t A d d r 3 > - 
-             < C u s t A d d r 4 > C u s t A d d r 4 < / C u s t A d d r 4 > - 
-             < C u s t A d d r 5 > C u s t A d d r 5 < / C u s t A d d r 5 > - 
-             < C u s t A d d r 6 > C u s t A d d r 6 < / C u s t A d d r 6 > - 
-             < C u s t A d d r 7 > C u s t A d d r 7 < / C u s t A d d r 7 > - 
-             < C u s t A d d r 8 > C u s t A d d r 8 < / C u s t A d d r 8 > - 
-             < C u s t B a l a n c e C a p t i o n > C u s t B a l a n c e C a p t i o n < / C u s t B a l a n c e C a p t i o n > - 
-             < D e s c _ C u s t L e d g E n t r y 2 C a p t i o n > D e s c _ C u s t L e d g E n t r y 2 C a p t i o n < / D e s c _ C u s t L e d g E n t r y 2 C a p t i o n > - 
-             < D o c D a t e C a p t i o n > D o c D a t e C a p t i o n < / D o c D a t e C a p t i o n > - 
-             < D o c N o _ D t l d C u s t L e d g E n t r i e s C a p t i o n > D o c N o _ D t l d C u s t L e d g E n t r i e s C a p t i o n < / D o c N o _ D t l d C u s t L e d g E n t r i e s C a p t i o n > - 
-             < D u e D a t e _ C u s t L e d g E n t r y 2 C a p t i o n > D u e D a t e _ C u s t L e d g E n t r y 2 C a p t i o n < / D u e D a t e _ C u s t L e d g E n t r y 2 C a p t i o n > - 
-             < E n d D a t e > E n d D a t e < / E n d D a t e > - 
-             < E n d D a t e C a p t i o n > E n d D a t e C a p t i o n < / E n d D a t e C a p t i o n > - 
-             < G i r o N o _ C o m p a n y I n f o > G i r o N o _ C o m p a n y I n f o < / G i r o N o _ C o m p a n y I n f o > - 
-             < G i r o N o _ C o m p a n y I n f o C a p t i o n > G i r o N o _ C o m p a n y I n f o C a p t i o n < / G i r o N o _ C o m p a n y I n f o C a p t i o n > - 
-             < L a s t S t a t m n t N o _ C u s t > L a s t S t a t m n t N o _ C u s t < / L a s t S t a t m n t N o _ C u s t > - 
-             < L a s t S t a t m n t N o _ C u s t C a p t i o n > L a s t S t a t m n t N o _ C u s t C a p t i o n < / L a s t S t a t m n t N o _ C u s t C a p t i o n > - 
-             < N o 1 _ C u s t > N o 1 _ C u s t < / N o 1 _ C u s t > - 
-             < N o 1 _ C u s t C a p t i o n > N o 1 _ C u s t C a p t i o n < / N o 1 _ C u s t C a p t i o n > - 
-             < O r i g i n a l A m t _ C u s t L e d g E n t r y 2 C a p t i o n > O r i g i n a l A m t _ C u s t L e d g E n t r y 2 C a p t i o n < / O r i g i n a l A m t _ C u s t L e d g E n t r y 2 C a p t i o n > - 
-             < P h o n e N o _ C o m p a n y I n f o > P h o n e N o _ C o m p a n y I n f o < / P h o n e N o _ C o m p a n y I n f o > - 
-             < P h o n e N o _ C o m p a n y I n f o C a p t i o n > P h o n e N o _ C o m p a n y I n f o C a p t i o n < / P h o n e N o _ C o m p a n y I n f o C a p t i o n > - 
-             < P o s t D a t e _ D t l d C u s t L e d g E n t r i e s C a p t i o n > P o s t D a t e _ D t l d C u s t L e d g E n t r i e s C a p t i o n < / P o s t D a t e _ D t l d C u s t L e d g E n t r i e s C a p t i o n > - 
-             < R e m a i n A m t C u s t L e d g E n t r y 2 C a p t i o n > R e m a i n A m t C u s t L e d g E n t r y 2 C a p t i o n < / R e m a i n A m t C u s t L e d g E n t r y 2 C a p t i o n > - 
-             < S t a r t D a t e > S t a r t D a t e < / S t a r t D a t e > - 
-             < S t a r t D a t e C a p t i o n > S t a r t D a t e C a p t i o n < / S t a r t D a t e C a p t i o n > - 
-             < S t a t e m e n t C a p t i o n > S t a t e m e n t C a p t i o n < / S t a t e m e n t C a p t i o n > - 
-             < T o d a y F o r m a t t e d > T o d a y F o r m a t t e d < / T o d a y F o r m a t t e d > - 
-             < V A T R e g N o _ C o m p a n y I n f o > V A T R e g N o _ C o m p a n y I n f o < / V A T R e g N o _ C o m p a n y I n f o > - 
-             < V A T R e g N o _ C o m p a n y I n f o C a p t i o n > V A T R e g N o _ C o m p a n y I n f o C a p t i o n < / V A T R e g N o _ C o m p a n y I n f o C a p t i o n > - 
-             < C u r r e n c y L o o p > - 
-                 < T o t a l _ C a p t i o n 2 > T o t a l _ C a p t i o n 2 < / T o t a l _ C a p t i o n 2 > - 
-                 < C u s t L e d g E n t r y H d r > - 
-                     < C u r r e n c y 2 C o d e _ C u s t L e d g E n t r y H d r > C u r r e n c y 2 C o d e _ C u s t L e d g E n t r y H d r < / C u r r e n c y 2 C o d e _ C u s t L e d g E n t r y H d r > - 
-                     < C u r r e n c y C o d e 3 > C u r r e n c y C o d e 3 < / C u r r e n c y C o d e 3 > - 
-                     < C u s t B a l a n c e _ C u s t L e d g E n t r y H d r > C u s t B a l a n c e _ C u s t L e d g E n t r y H d r < / C u s t B a l a n c e _ C u s t L e d g E n t r y H d r > - 
-                     < D t l d C u s t L e d g E n t r y T y p e > D t l d C u s t L e d g E n t r y T y p e < / D t l d C u s t L e d g E n t r y T y p e > - 
-                     < E n t r i e s E x i s t s > E n t r i e s E x i s t s < / E n t r i e s E x i s t s > - 
-                     < I s N e w C u s t C u r r e n c y G r o u p > I s N e w C u s t C u r r e n c y G r o u p < / I s N e w C u s t C u r r e n c y G r o u p > - 
-                     < P r i n t L i n e > P r i n t L i n e < / P r i n t L i n e > - 
-                     < S t a r t B a l a n c e > S t a r t B a l a n c e < / S t a r t B a l a n c e > - 
-                     < D t l d C u s t L e d g E n t r i e s > - 
-                         < A m t _ D t l d C u s t L e d g E n t r i e s > A m t _ D t l d C u s t L e d g E n t r i e s < / A m t _ D t l d C u s t L e d g E n t r i e s > - 
-                         < C u r r C o d e _ D t l d C u s t L e d g E n t r i e s > C u r r C o d e _ D t l d C u s t L e d g E n t r i e s < / C u r r C o d e _ D t l d C u s t L e d g E n t r i e s > - 
-                         < C u r r e n c y 2 C o d e > C u r r e n c y 2 C o d e < / C u r r e n c y 2 C o d e > - 
-                         < C u s t B a l a n c e > C u s t B a l a n c e < / C u s t B a l a n c e > - 
-                         < D e s c r i p t i o n > D e s c r i p t i o n < / D e s c r i p t i o n > - 
-                         < D o c N o _ D t l d C u s t L e d g E n t r i e s > D o c N o _ D t l d C u s t L e d g E n t r i e s < / D o c N o _ D t l d C u s t L e d g E n t r i e s > - 
-                         < D u e D a t e _ D t l d C u s t L e d g E n t r i e s > D u e D a t e _ D t l d C u s t L e d g E n t r i e s < / D u e D a t e _ D t l d C u s t L e d g E n t r i e s > - 
-                         < P o s t D a t e _ D t l d C u s t L e d g E n t r i e s > P o s t D a t e _ D t l d C u s t L e d g E n t r i e s < / P o s t D a t e _ D t l d C u s t L e d g E n t r i e s > - 
-                         < R e m a i n A m t _ D t l d C u s t L e d g E n t r i e s > R e m a i n A m t _ D t l d C u s t L e d g E n t r i e s < / R e m a i n A m t _ D t l d C u s t L e d g E n t r i e s > - 
-                         < Y o u r R e f e r e n c e _ D t l d C u s t L e d g E n t r i e s > Y o u r R e f e r e n c e _ D t l d C u s t L e d g E n t r i e s < / Y o u r R e f e r e n c e _ D t l d C u s t L e d g E n t r i e s > +     < T o o l t i p s / > + 
+     < C u s t o m e r   E l e m e n t T y p e = " D a t a I t e m "   E l e m e n t I d = " 1 5 2 5 1 9 1 9 9 " > + 
+         < C F S C u s t A d d r e s s 1   E l e m e n t T y p e = " C o l u m n "   E l e m e n t I d = " 1 0 1 0 7 4 5 6 2 7 "   D a t a T y p e = " T e x t " > C F S C u s t A d d r e s s 1 < / C F S C u s t A d d r e s s 1 > + 
+         < C F S C u s t A d d r e s s 2   E l e m e n t T y p e = " C o l u m n "   E l e m e n t I d = " 3 7 3 0 4 9 0 1 0 "   D a t a T y p e = " T e x t " > C F S C u s t A d d r e s s 2 < / C F S C u s t A d d r e s s 2 > + 
+         < C F S C u s t A d d r e s s 3   E l e m e n t T y p e = " C o l u m n "   E l e m e n t I d = " 2 6 4 6 4 7 6 0 7 "   D a t a T y p e = " T e x t " > C F S C u s t A d d r e s s 3 < / C F S C u s t A d d r e s s 3 > + 
+         < C F S C u s t A d d r e s s 4   E l e m e n t T y p e = " C o l u m n "   E l e m e n t I d = " 9 5 7 3 8 5 8 4 "   D a t a T y p e = " T e x t " > C F S C u s t A d d r e s s 4 < / C F S C u s t A d d r e s s 4 > + 
+         < C F S C u s t A d d r e s s 5   E l e m e n t T y p e = " C o l u m n "   E l e m e n t I d = " 7 3 3 4 3 5 2 0 1 "   D a t a T y p e = " T e x t " > C F S C u s t A d d r e s s 5 < / C F S C u s t A d d r e s s 5 > + 
+         < C F S C u s t A d d r e s s 6   E l e m e n t T y p e = " C o l u m n "   E l e m e n t I d = " 1 3 7 1 1 3 1 8 1 8 "   D a t a T y p e = " T e x t " > C F S C u s t A d d r e s s 6 < / C F S C u s t A d d r e s s 6 > + 
+         < C F S C u s t A d d r e s s 7   E l e m e n t T y p e = " C o l u m n "   E l e m e n t I d = " 2 0 0 8 8 2 8 4 3 5 "   D a t a T y p e = " T e x t " > C F S C u s t A d d r e s s 7 < / C F S C u s t A d d r e s s 7 > + 
+         < C F S C u s t A d d r e s s 8   E l e m e n t T y p e = " C o l u m n "   E l e m e n t I d = " 1 8 3 9 9 1 9 4 1 2 "   D a t a T y p e = " T e x t " > C F S C u s t A d d r e s s 8 < / C F S C u s t A d d r e s s 8 > + 
+         < N o _ C u s t   E l e m e n t T y p e = " C o l u m n "   E l e m e n t I d = " 6 0 3 9 7 0 8 4 6 "   D a t a T y p e = " C o d e " > N o _ C u s t < / N o _ C u s t > + 
+         < I n t e g e r   E l e m e n t T y p e = " D a t a I t e m "   E l e m e n t I d = " 1 7 3 5 6 9 8 6 1 9 " > + 
+             < B a n k A c c N o _ C o m p a n y I n f o   E l e m e n t T y p e = " C o l u m n "   E l e m e n t I d = " 8 6 4 5 4 5 9 0 7 "   D a t a T y p e = " T e x t " > B a n k A c c N o _ C o m p a n y I n f o < / B a n k A c c N o _ C o m p a n y I n f o > + 
+             < B a n k A c c N o _ C o m p a n y I n f o C a p t i o n   E l e m e n t T y p e = " C o l u m n "   E l e m e n t I d = " 1 9 1 8 8 5 3 8 1 3 "   D a t a T y p e = " L a b e l " > B a n k A c c N o _ C o m p a n y I n f o C a p t i o n < / B a n k A c c N o _ C o m p a n y I n f o C a p t i o n > + 
+             < B a n k N a m e _ C o m p a n y I n f o   E l e m e n t T y p e = " C o l u m n "   E l e m e n t I d = " 1 9 1 7 2 0 2 0 4 2 "   D a t a T y p e = " T e x t " > B a n k N a m e _ C o m p a n y I n f o < / B a n k N a m e _ C o m p a n y I n f o > + 
+             < B a n k N a m e _ C o m p a n y I n f o C a p t i o n   E l e m e n t T y p e = " C o l u m n "   E l e m e n t I d = " 1 6 0 4 3 0 7 5 8 8 "   D a t a T y p e = " L a b e l " > B a n k N a m e _ C o m p a n y I n f o C a p t i o n < / B a n k N a m e _ C o m p a n y I n f o C a p t i o n > + 
+             < C o m p a n y A d d r 1   E l e m e n t T y p e = " C o l u m n "   E l e m e n t I d = " 8 8 5 0 9 6 1 0 4 "   D a t a T y p e = " T e x t " > C o m p a n y A d d r 1 < / C o m p a n y A d d r 1 > + 
+             < C o m p a n y A d d r 2   E l e m e n t T y p e = " C o l u m n "   E l e m e n t I d = " 1 0 2 7 9 9 3 7 4 7 "   D a t a T y p e = " T e x t " > C o m p a n y A d d r 2 < / C o m p a n y A d d r 2 > + 
+             < C o m p a n y A d d r 3   E l e m e n t T y p e = " C o l u m n "   E l e m e n t I d = " 3 9 0 2 9 7 1 3 0 "   D a t a T y p e = " T e x t " > C o m p a n y A d d r 3 < / C o m p a n y A d d r 3 > + 
+             < C o m p a n y A d d r 4   E l e m e n t T y p e = " C o l u m n "   E l e m e n t I d = " 1 9 9 1 5 8 0 3 1 5 "   D a t a T y p e = " T e x t " > C o m p a n y A d d r 4 < / C o m p a n y A d d r 4 > + 
+             < C o m p a n y A d d r 5   E l e m e n t T y p e = " C o l u m n "   E l e m e n t I d = " 1 6 6 5 6 9 0 3 6 4 "   D a t a T y p e = " T e x t " > C o m p a n y A d d r 5 < / C o m p a n y A d d r 5 > + 
+             < C o m p a n y A d d r 6   E l e m e n t T y p e = " C o l u m n "   E l e m e n t I d = " 7 1 6 1 8 7 0 8 1 "   D a t a T y p e = " T e x t " > C o m p a n y A d d r 6 < / C o m p a n y A d d r 6 > + 
+             < C o m p a n y A d d r 7   E l e m e n t T y p e = " C o l u m n "   E l e m e n t I d = " 1 3 5 3 8 8 3 6 9 8 "   D a t a T y p e = " T e x t " > C o m p a n y A d d r 7 < / C o m p a n y A d d r 7 > + 
+             < C o m p a n y A d d r 8   E l e m e n t T y p e = " C o l u m n "   E l e m e n t I d = " 1 0 5 4 0 0 5 1 2 7 "   D a t a T y p e = " T e x t " > C o m p a n y A d d r 8 < / C o m p a n y A d d r 8 > + 
+             < C o m p a n y I n f o 1 P i c t u r e   E l e m e n t T y p e = " C o l u m n "   E l e m e n t I d = " 1 0 1 8 2 0 6 5 0 3 "   D a t a T y p e = " B l o b " / > + 
+             < C o m p a n y I n f o 2 P i c t u r e   E l e m e n t T y p e = " C o l u m n "   E l e m e n t I d = " 9 8 9 6 7 0 4 7 4 "   D a t a T y p e = " B l o b " / > + 
+             < C o m p a n y I n f o 3 P i c t u r e   E l e m e n t T y p e = " C o l u m n "   E l e m e n t I d = " 5 7 9 7 0 4 0 5 9 "   D a t a T y p e = " B l o b " / > + 
+             < C o m p a n y I n f o E m a i l   E l e m e n t T y p e = " C o l u m n "   E l e m e n t I d = " 9 1 4 8 1 2 2 4 0 "   D a t a T y p e = " T e x t " > C o m p a n y I n f o E m a i l < / C o m p a n y I n f o E m a i l > + 
+             < C o m p a n y I n f o E m a i l C a p t i o n   E l e m e n t T y p e = " C o l u m n "   E l e m e n t I d = " 1 5 5 2 1 6 7 2 3 0 "   D a t a T y p e = " L a b e l " > C o m p a n y I n f o E m a i l C a p t i o n < / C o m p a n y I n f o E m a i l C a p t i o n > + 
+             < C o m p a n y I n f o H o m e P a g e   E l e m e n t T y p e = " C o l u m n "   E l e m e n t I d = " 1 5 3 0 3 1 7 4 4 0 "   D a t a T y p e = " T e x t " > C o m p a n y I n f o H o m e P a g e < / C o m p a n y I n f o H o m e P a g e > + 
+             < C o m p a n y I n f o H o m e p a g e C a p t i o n   E l e m e n t T y p e = " C o l u m n "   E l e m e n t I d = " 1 5 2 9 8 2 3 8 6 "   D a t a T y p e = " L a b e l " > C o m p a n y I n f o H o m e p a g e C a p t i o n < / C o m p a n y I n f o H o m e p a g e C a p t i o n > + 
+             < C o m p a n y L e g a l O f f i c e   E l e m e n t T y p e = " C o l u m n "   E l e m e n t I d = " 7 1 4 2 5 8 1 1 1 "   D a t a T y p e = " T e x t " > C o m p a n y L e g a l O f f i c e < / C o m p a n y L e g a l O f f i c e > + 
+             < C o m p a n y L e g a l O f f i c e _ L b l   E l e m e n t T y p e = " C o l u m n "   E l e m e n t I d = " 1 5 3 3 1 7 5 1 0 8 "   D a t a T y p e = " T e x t " > C o m p a n y L e g a l O f f i c e _ L b l < / C o m p a n y L e g a l O f f i c e _ L b l > + 
+             < C o m p a n y P i c t u r e   E l e m e n t T y p e = " C o l u m n "   E l e m e n t I d = " 1 3 9 7 4 1 1 0 7 4 "   D a t a T y p e = " B l o b " / > + 
+             < C u r r R e p o r t P a g e N o C a p t i o n   E l e m e n t T y p e = " C o l u m n "   E l e m e n t I d = " 2 0 2 2 2 2 5 3 5 1 "   D a t a T y p e = " L a b e l " > C u r r R e p o r t P a g e N o C a p t i o n < / C u r r R e p o r t P a g e N o C a p t i o n > + 
+             < C u s t A d d r 1   E l e m e n t T y p e = " C o l u m n "   E l e m e n t I d = " 1 3 6 8 0 2 7 5 2 2 "   D a t a T y p e = " T e x t " > C u s t A d d r 1 < / C u s t A d d r 1 > + 
+             < C u s t A d d r 2   E l e m e n t T y p e = " C o l u m n "   E l e m e n t I d = " 2 0 0 5 7 2 4 1 3 9 "   D a t a T y p e = " T e x t " > C u s t A d d r 2 < / C u s t A d d r 2 > + 
+             < C u s t A d d r 3   E l e m e n t T y p e = " C o l u m n "   E l e m e n t I d = " 1 6 5 1 5 4 6 5 4 0 "   D a t a T y p e = " T e x t " > C u s t A d d r 3 < / C u s t A d d r 3 > + 
+             < C u s t A d d r 4   E l e m e n t T y p e = " C o l u m n "   E l e m e n t I d = " 1 0 1 3 8 4 9 9 2 3 "   D a t a T y p e = " T e x t " > C u s t A d d r 4 < / C u s t A d d r 4 > + 
+             < C u s t A d d r 5   E l e m e n t T y p e = " C o l u m n "   E l e m e n t I d = " 3 7 6 1 5 3 3 0 6 "   D a t a T y p e = " T e x t " > C u s t A d d r 5 < / C u s t A d d r 5 > + 
+             < C u s t A d d r 6   E l e m e n t T y p e = " C o l u m n "   E l e m e n t I d = " 2 6 1 5 4 3 3 1 1 "   D a t a T y p e = " T e x t " > C u s t A d d r 6 < / C u s t A d d r 6 > + 
+             < C u s t A d d r 7   E l e m e n t T y p e = " C o l u m n "   E l e m e n t I d = " 8 9 9 2 3 9 9 2 8 "   D a t a T y p e = " T e x t " > C u s t A d d r 7 < / C u s t A d d r 7 > + 
+             < C u s t A d d r 8   E l e m e n t T y p e = " C o l u m n "   E l e m e n t I d = " 1 5 3 6 9 3 6 5 4 5 "   D a t a T y p e = " T e x t " > C u s t A d d r 8 < / C u s t A d d r 8 > + 
+             < C u s t B a l a n c e C a p t i o n   E l e m e n t T y p e = " C o l u m n "   E l e m e n t I d = " 6 0 8 6 6 1 8 8 4 "   D a t a T y p e = " L a b e l " > C u s t B a l a n c e C a p t i o n < / C u s t B a l a n c e C a p t i o n > + 
+             < D e s c _ C u s t L e d g E n t r y 2 C a p t i o n   E l e m e n t T y p e = " C o l u m n "   E l e m e n t I d = " 1 8 7 4 4 3 7 6 7 2 "   D a t a T y p e = " S t r i n g " > D e s c _ C u s t L e d g E n t r y 2 C a p t i o n < / D e s c _ C u s t L e d g E n t r y 2 C a p t i o n > + 
+             < D o c D a t e C a p t i o n   E l e m e n t T y p e = " C o l u m n "   E l e m e n t I d = " 1 1 5 7 6 2 1 5 3 7 "   D a t a T y p e = " L a b e l " > D o c D a t e C a p t i o n < / D o c D a t e C a p t i o n > + 
+             < D o c N o _ D t l d C u s t L e d g E n t r i e s C a p t i o n   E l e m e n t T y p e = " C o l u m n "   E l e m e n t I d = " 6 0 1 5 1 5 5 5 6 "   D a t a T y p e = " S t r i n g " > D o c N o _ D t l d C u s t L e d g E n t r i e s C a p t i o n < / D o c N o _ D t l d C u s t L e d g E n t r i e s C a p t i o n > + 
+             < D u e D a t e _ C u s t L e d g E n t r y 2 C a p t i o n   E l e m e n t T y p e = " C o l u m n "   E l e m e n t I d = " 8 1 9 2 8 5 8 5 "   D a t a T y p e = " L a b e l " > D u e D a t e _ C u s t L e d g E n t r y 2 C a p t i o n < / D u e D a t e _ C u s t L e d g E n t r y 2 C a p t i o n > + 
+             < E n d D a t e   E l e m e n t T y p e = " C o l u m n "   E l e m e n t I d = " 1 3 0 2 0 8 2 6 1 0 "   D a t a T y p e = " S t r i n g " > E n d D a t e < / E n d D a t e > + 
+             < E n d D a t e C a p t i o n   E l e m e n t T y p e = " C o l u m n "   E l e m e n t I d = " 1 3 5 3 1 9 2 8 0 "   D a t a T y p e = " L a b e l " > E n d D a t e C a p t i o n < / E n d D a t e C a p t i o n > + 
+             < G i r o N o _ C o m p a n y I n f o   E l e m e n t T y p e = " C o l u m n "   E l e m e n t I d = " 5 6 5 4 8 5 5 1 9 "   D a t a T y p e = " T e x t " > G i r o N o _ C o m p a n y I n f o < / G i r o N o _ C o m p a n y I n f o > + 
+             < G i r o N o _ C o m p a n y I n f o C a p t i o n   E l e m e n t T y p e = " C o l u m n "   E l e m e n t I d = " 1 6 5 8 5 3 3 3 6 9 "   D a t a T y p e = " L a b e l " > G i r o N o _ C o m p a n y I n f o C a p t i o n < / G i r o N o _ C o m p a n y I n f o C a p t i o n > + 
+             < L a s t S t a t m n t N o _ C u s t   E l e m e n t T y p e = " C o l u m n "   E l e m e n t I d = " 1 3 8 8 0 8 0 0 2 9 "   D a t a T y p e = " S t r i n g " > L a s t S t a t m n t N o _ C u s t < / L a s t S t a t m n t N o _ C u s t > + 
+             < L a s t S t a t m n t N o _ C u s t C a p t i o n   E l e m e n t T y p e = " C o l u m n "   E l e m e n t I d = " 8 9 2 5 6 7 8 3 5 "   D a t a T y p e = " L a b e l " > L a s t S t a t m n t N o _ C u s t C a p t i o n < / L a s t S t a t m n t N o _ C u s t C a p t i o n > + 
+             < N o 1 _ C u s t   E l e m e n t T y p e = " C o l u m n "   E l e m e n t I d = " 9 1 2 7 7 0 5 0 9 "   D a t a T y p e = " C o d e " > N o 1 _ C u s t < / N o 1 _ C u s t > + 
+             < N o 1 _ C u s t C a p t i o n   E l e m e n t T y p e = " C o l u m n "   E l e m e n t I d = " 1 6 6 1 8 9 3 3 9 7 "   D a t a T y p e = " L a b e l " > N o 1 _ C u s t C a p t i o n < / N o 1 _ C u s t C a p t i o n > + 
+             < O r i g i n a l A m t _ C u s t L e d g E n t r y 2 C a p t i o n   E l e m e n t T y p e = " C o l u m n "   E l e m e n t I d = " 8 4 8 8 4 4 3 9 2 "   D a t a T y p e = " S t r i n g " > O r i g i n a l A m t _ C u s t L e d g E n t r y 2 C a p t i o n < / O r i g i n a l A m t _ C u s t L e d g E n t r y 2 C a p t i o n > + 
+             < P h o n e N o _ C o m p a n y I n f o   E l e m e n t T y p e = " C o l u m n "   E l e m e n t I d = " 1 6 0 6 4 2 8 3 9 4 "   D a t a T y p e = " T e x t " > P h o n e N o _ C o m p a n y I n f o < / P h o n e N o _ C o m p a n y I n f o > + 
+             < P h o n e N o _ C o m p a n y I n f o C a p t i o n   E l e m e n t T y p e = " C o l u m n "   E l e m e n t I d = " 1 8 7 6 0 4 7 7 0 4 "   D a t a T y p e = " L a b e l " > P h o n e N o _ C o m p a n y I n f o C a p t i o n < / P h o n e N o _ C o m p a n y I n f o C a p t i o n > + 
+             < P o s t D a t e _ D t l d C u s t L e d g E n t r i e s C a p t i o n   E l e m e n t T y p e = " C o l u m n "   E l e m e n t I d = " 1 0 3 3 1 2 5 4 2 5 "   D a t a T y p e = " L a b e l " > P o s t D a t e _ D t l d C u s t L e d g E n t r i e s C a p t i o n < / P o s t D a t e _ D t l d C u s t L e d g E n t r i e s C a p t i o n > + 
+             < R e m a i n A m t C u s t L e d g E n t r y 2 C a p t i o n   E l e m e n t T y p e = " C o l u m n "   E l e m e n t I d = " 1 6 3 2 7 0 6 4 0 6 "   D a t a T y p e = " S t r i n g " > R e m a i n A m t C u s t L e d g E n t r y 2 C a p t i o n < / R e m a i n A m t C u s t L e d g E n t r y 2 C a p t i o n > + 
+             < S t a r t D a t e   E l e m e n t T y p e = " C o l u m n "   E l e m e n t I d = " 1 4 5 7 6 6 9 4 1 7 "   D a t a T y p e = " S t r i n g " > S t a r t D a t e < / S t a r t D a t e > + 
+             < S t a r t D a t e C a p t i o n   E l e m e n t T y p e = " C o l u m n "   E l e m e n t I d = " 1 9 8 0 7 4 5 8 7 1 "   D a t a T y p e = " L a b e l " > S t a r t D a t e C a p t i o n < / S t a r t D a t e C a p t i o n > + 
+             < S t a t e m e n t C a p t i o n   E l e m e n t T y p e = " C o l u m n "   E l e m e n t I d = " 2 3 9 3 8 2 "   D a t a T y p e = " L a b e l " > S t a t e m e n t C a p t i o n < / S t a t e m e n t C a p t i o n > + 
+             < T o d a y F o r m a t t e d   E l e m e n t T y p e = " C o l u m n "   E l e m e n t I d = " 2 7 0 4 5 1 4 0 "   D a t a T y p e = " S t r i n g " > T o d a y F o r m a t t e d < / T o d a y F o r m a t t e d > + 
+             < V A T R e g N o _ C o m p a n y I n f o   E l e m e n t T y p e = " C o l u m n "   E l e m e n t I d = " 9 4 4 0 2 9 3 7 7 "   D a t a T y p e = " T e x t " > V A T R e g N o _ C o m p a n y I n f o < / V A T R e g N o _ C o m p a n y I n f o > + 
+             < V A T R e g N o _ C o m p a n y I n f o C a p t i o n   E l e m e n t T y p e = " C o l u m n "   E l e m e n t I d = " 1 1 9 3 2 7 6 3 7 5 "   D a t a T y p e = " L a b e l " > V A T R e g N o _ C o m p a n y I n f o C a p t i o n < / V A T R e g N o _ C o m p a n y I n f o C a p t i o n > + 
+             < C u r r e n c y L o o p   E l e m e n t T y p e = " D a t a I t e m "   E l e m e n t I d = " 1 3 0 4 5 2 2 1 9 8 " > + 
+                 < T o t a l _ C a p t i o n 2   E l e m e n t T y p e = " C o l u m n "   E l e m e n t I d = " 1 9 9 1 3 0 2 6 0 "   D a t a T y p e = " L a b e l " > T o t a l _ C a p t i o n 2 < / T o t a l _ C a p t i o n 2 > + 
+                 < C u s t L e d g E n t r y H d r   E l e m e n t T y p e = " D a t a I t e m "   E l e m e n t I d = " 9 4 2 7 0 7 9 3 2 " > + 
+                     < C u r r e n c y 2 C o d e _ C u s t L e d g E n t r y H d r   E l e m e n t T y p e = " C o l u m n "   E l e m e n t I d = " 1 3 4 9 2 7 9 6 1 1 "   D a t a T y p e = " S t r i n g " > C u r r e n c y 2 C o d e _ C u s t L e d g E n t r y H d r < / C u r r e n c y 2 C o d e _ C u s t L e d g E n t r y H d r > + 
+                     < C u r r e n c y C o d e 3   E l e m e n t T y p e = " C o l u m n "   E l e m e n t I d = " 6 1 8 1 4 2 9 0 8 "   D a t a T y p e = " C o d e " > C u r r e n c y C o d e 3 < / C u r r e n c y C o d e 3 > + 
+                     < C u s t B a l a n c e _ C u s t L e d g E n t r y H d r   E l e m e n t T y p e = " C o l u m n "   E l e m e n t I d = " 4 9 7 1 9 1 3 5 6 "   D a t a T y p e = " D e c i m a l " > C u s t B a l a n c e _ C u s t L e d g E n t r y H d r < / C u s t B a l a n c e _ C u s t L e d g E n t r y H d r > + 
+                     < D t l d C u s t L e d g E n t r y T y p e   E l e m e n t T y p e = " C o l u m n "   E l e m e n t I d = " 8 9 2 0 6 7 4 8 6 "   D a t a T y p e = " S t r i n g " > D t l d C u s t L e d g E n t r y T y p e < / D t l d C u s t L e d g E n t r y T y p e > + 
+                     < E n t r i e s E x i s t s   E l e m e n t T y p e = " C o l u m n "   E l e m e n t I d = " 1 8 9 9 2 2 0 4 1 "   D a t a T y p e = " B o o l e a n " > E n t r i e s E x i s t s < / E n t r i e s E x i s t s > + 
+                     < I s N e w C u s t C u r r e n c y G r o u p   E l e m e n t T y p e = " C o l u m n "   E l e m e n t I d = " 1 1 6 2 5 3 5 5 3 8 "   D a t a T y p e = " B o o l e a n " > I s N e w C u s t C u r r e n c y G r o u p < / I s N e w C u s t C u r r e n c y G r o u p > + 
+                     < P r i n t L i n e   E l e m e n t T y p e = " C o l u m n "   E l e m e n t I d = " 5 9 8 4 7 9 9 9 0 "   D a t a T y p e = " B o o l e a n " > P r i n t L i n e < / P r i n t L i n e > + 
+                     < S t a r t B a l a n c e   E l e m e n t T y p e = " C o l u m n "   E l e m e n t I d = " 3 2 9 4 8 3 5 7 9 "   D a t a T y p e = " D e c i m a l " > S t a r t B a l a n c e < / S t a r t B a l a n c e > + 
+                     < D t l d C u s t L e d g E n t r i e s   E l e m e n t T y p e = " D a t a I t e m "   E l e m e n t I d = " 1 1 1 1 4 6 3 1 7 2 " > + 
+                         < A m t _ D t l d C u s t L e d g E n t r i e s   E l e m e n t T y p e = " C o l u m n "   E l e m e n t I d = " 8 9 7 9 8 5 1 7 9 "   D a t a T y p e = " D e c i m a l " > A m t _ D t l d C u s t L e d g E n t r i e s < / A m t _ D t l d C u s t L e d g E n t r i e s > + 
+                         < C u r r C o d e _ D t l d C u s t L e d g E n t r i e s   E l e m e n t T y p e = " C o l u m n "   E l e m e n t I d = " 3 2 7 0 9 9 9 8 4 "   D a t a T y p e = " C o d e " > C u r r C o d e _ D t l d C u s t L e d g E n t r i e s < / C u r r C o d e _ D t l d C u s t L e d g E n t r i e s > + 
+                         < C u r r e n c y 2 C o d e   E l e m e n t T y p e = " C o l u m n "   E l e m e n t I d = " 4 6 5 9 9 3 8 2 7 "   D a t a T y p e = " C o d e " > C u r r e n c y 2 C o d e < / C u r r e n c y 2 C o d e > + 
+                         < C u s t B a l a n c e   E l e m e n t T y p e = " C o l u m n "   E l e m e n t I d = " 1 4 1 3 7 0 1 5 0 2 "   D a t a T y p e = " D e c i m a l " > C u s t B a l a n c e < / C u s t B a l a n c e > + 
+                         < D e s c r i p t i o n   E l e m e n t T y p e = " C o l u m n "   E l e m e n t I d = " 1 3 1 4 3 5 1 3 0 7 "   D a t a T y p e = " T e x t " > D e s c r i p t i o n < / D e s c r i p t i o n > + 
+                         < D o c N o _ D t l d C u s t L e d g E n t r i e s   E l e m e n t T y p e = " C o l u m n "   E l e m e n t I d = " 2 2 4 2 9 8 6 5 4 "   D a t a T y p e = " C o d e " > D o c N o _ D t l d C u s t L e d g E n t r i e s < / D o c N o _ D t l d C u s t L e d g E n t r i e s > + 
+                         < D u e D a t e _ D t l d C u s t L e d g E n t r i e s   E l e m e n t T y p e = " C o l u m n "   E l e m e n t I d = " 1 4 1 7 8 6 1 6 0 3 "   D a t a T y p e = " S t r i n g " > D u e D a t e _ D t l d C u s t L e d g E n t r i e s < / D u e D a t e _ D t l d C u s t L e d g E n t r i e s > + 
+                         < P o s t D a t e _ D t l d C u s t L e d g E n t r i e s   E l e m e n t T y p e = " C o l u m n "   E l e m e n t I d = " 1 6 8 8 2 9 9 9 1 3 "   D a t a T y p e = " S t r i n g " > P o s t D a t e _ D t l d C u s t L e d g E n t r i e s < / P o s t D a t e _ D t l d C u s t L e d g E n t r i e s > + 
+                         < R e m a i n A m t _ D t l d C u s t L e d g E n t r i e s   E l e m e n t T y p e = " C o l u m n "   E l e m e n t I d = " 1 4 5 7 2 4 8 8 2 5 "   D a t a T y p e = " D e c i m a l " > R e m a i n A m t _ D t l d C u s t L e d g E n t r i e s < / R e m a i n A m t _ D t l d C u s t L e d g E n t r i e s > + 
+                         < Y o u r R e f e r e n c e _ D t l d C u s t L e d g E n t r i e s   E l e m e n t T y p e = " C o l u m n "   E l e m e n t I d = " 6 7 5 1 3 6 1 6 7 "   D a t a T y p e = " T e x t " > Y o u r R e f e r e n c e _ D t l d C u s t L e d g E n t r i e s < / Y o u r R e f e r e n c e _ D t l d C u s t L e d g E n t r i e s >   
                      < / D t l d C u s t L e d g E n t r i e s >   
                  < / C u s t L e d g E n t r y H d r >   
-                 < C u s t L e d g E n t r y F o o t e r > - 
-                     < C u r r e n c y C o d e 3 _ C u s t L e d g E n t r y F o o t e r > C u r r e n c y C o d e 3 _ C u s t L e d g E n t r y F o o t e r < / C u r r e n c y C o d e 3 _ C u s t L e d g E n t r y F o o t e r > - 
-                     < C u s t B a l a n c e _ C u s t L e d g E n t r y H d r F o o t e r > C u s t B a l a n c e _ C u s t L e d g E n t r y H d r F o o t e r < / C u s t B a l a n c e _ C u s t L e d g E n t r y H d r F o o t e r > - 
-                     < E n t r i e s E x i s t s l _ C u s t L e d g E n t r y F o o t e r C a p t i o n > E n t r i e s E x i s t s l _ C u s t L e d g E n t r y F o o t e r C a p t i o n < / E n t r i e s E x i s t s l _ C u s t L e d g E n t r y F o o t e r C a p t i o n > - 
-                     < T o t a l _ C a p t i o n > T o t a l _ C a p t i o n < / T o t a l _ C a p t i o n > +                 < C u s t L e d g E n t r y F o o t e r   E l e m e n t T y p e = " D a t a I t e m "   E l e m e n t I d = " 9 2 5 1 1 8 7 3 5 " > + 
+                     < C u r r e n c y C o d e 3 _ C u s t L e d g E n t r y F o o t e r   E l e m e n t T y p e = " C o l u m n "   E l e m e n t I d = " 1 7 6 5 6 9 2 8 1 "   D a t a T y p e = " C o d e " > C u r r e n c y C o d e 3 _ C u s t L e d g E n t r y F o o t e r < / C u r r e n c y C o d e 3 _ C u s t L e d g E n t r y F o o t e r > + 
+                     < C u s t B a l a n c e _ C u s t L e d g E n t r y H d r F o o t e r   E l e m e n t T y p e = " C o l u m n "   E l e m e n t I d = " 1 3 6 7 2 1 4 5 9 3 "   D a t a T y p e = " D e c i m a l " > C u s t B a l a n c e _ C u s t L e d g E n t r y H d r F o o t e r < / C u s t B a l a n c e _ C u s t L e d g E n t r y H d r F o o t e r > + 
+                     < E n t r i e s E x i s t s l _ C u s t L e d g E n t r y F o o t e r C a p t i o n   E l e m e n t T y p e = " C o l u m n "   E l e m e n t I d = " 1 1 7 7 0 6 9 2 3 2 "   D a t a T y p e = " B o o l e a n " > E n t r i e s E x i s t s l _ C u s t L e d g E n t r y F o o t e r C a p t i o n < / E n t r i e s E x i s t s l _ C u s t L e d g E n t r y F o o t e r C a p t i o n > + 
+                     < T o t a l _ C a p t i o n   E l e m e n t T y p e = " C o l u m n "   E l e m e n t I d = " 6 1 1 5 9 7 6 3 4 "   D a t a T y p e = " L a b e l " > T o t a l _ C a p t i o n < / T o t a l _ C a p t i o n >   
                  < / C u s t L e d g E n t r y F o o t e r >   
-                 < O v e r d u e V i s i b l e > - 
-                     < C u r r e n c y C o d e 3 _ C u s t L e d g E n t r y 2 > C u r r e n c y C o d e 3 _ C u s t L e d g E n t r y 2 < / C u r r e n c y C o d e 3 _ C u s t L e d g E n t r y 2 > - 
-                     < D e s c _ C u s t L e d g E n t r y 2 C a p t i o n 2 > D e s c _ C u s t L e d g E n t r y 2 C a p t i o n 2 < / D e s c _ C u s t L e d g E n t r y 2 C a p t i o n 2 > - 
-                     < D o c N o _ D t l d C u s t L e d g E n t r i e s C a p t i o n 2 > D o c N o _ D t l d C u s t L e d g E n t r i e s C a p t i o n 2 < / D o c N o _ D t l d C u s t L e d g E n t r i e s C a p t i o n 2 > - 
-                     < D u e D a t e _ C u s t L e d g E n t r y 2 C a p t i o n 2 > D u e D a t e _ C u s t L e d g E n t r y 2 C a p t i o n 2 < / D u e D a t e _ C u s t L e d g E n t r y 2 C a p t i o n 2 > - 
-                     < O r i g i n a l A m t _ C u s t L e d g E n t r y 2 C a p t i o n 2 > O r i g i n a l A m t _ C u s t L e d g E n t r y 2 C a p t i o n 2 < / O r i g i n a l A m t _ C u s t L e d g E n t r y 2 C a p t i o n 2 > - 
-                     < O v e r D u e E n t r i e s > O v e r D u e E n t r i e s < / O v e r D u e E n t r i e s > - 
-                     < P o s t D a t e _ D t l d C u s t L e d g E n t r i e s C a p t i o n 2 > P o s t D a t e _ D t l d C u s t L e d g E n t r i e s C a p t i o n 2 < / P o s t D a t e _ D t l d C u s t L e d g E n t r i e s C a p t i o n 2 > - 
-                     < R e m a i n A m t C u s t L e d g E n t r y 2 C a p t i o n 2 > R e m a i n A m t C u s t L e d g E n t r y 2 C a p t i o n 2 < / R e m a i n A m t C u s t L e d g E n t r y 2 C a p t i o n 2 > - 
-                     < T o t a l _ C a p t i o n 3 > T o t a l _ C a p t i o n 3 < / T o t a l _ C a p t i o n 3 > - 
-                     < C u s t L e d g E n t r y 2 > - 
-                         < C u r r C o d e _ C u s t L e d g E n t r y 2 > C u r r C o d e _ C u s t L e d g E n t r y 2 < / C u r r C o d e _ C u s t L e d g E n t r y 2 > - 
-                         < C u r r e n c y 2 C o d e _ C u s t L e d g E n t r y 2 > C u r r e n c y 2 C o d e _ C u s t L e d g E n t r y 2 < / C u r r e n c y 2 C o d e _ C u s t L e d g E n t r y 2 > - 
-                         < C u s t N o _ C u s t L e d g E n t r y 2 > C u s t N o _ C u s t L e d g E n t r y 2 < / C u s t N o _ C u s t L e d g E n t r y 2 > - 
-                         < D e s c _ C u s t L e d g E n t r y 2 > D e s c _ C u s t L e d g E n t r y 2 < / D e s c _ C u s t L e d g E n t r y 2 > - 
-                         < D o c N o _ C u s t L e d g E n t r y 2 > D o c N o _ C u s t L e d g E n t r y 2 < / D o c N o _ C u s t L e d g E n t r y 2 > - 
-                         < D u e D a t e _ C u s t L e d g E n t r y 2 > D u e D a t e _ C u s t L e d g E n t r y 2 < / D u e D a t e _ C u s t L e d g E n t r y 2 > - 
-                         < O r i g i n a l A m t _ C u s t L e d g E n t r y 2 > O r i g i n a l A m t _ C u s t L e d g E n t r y 2 < / O r i g i n a l A m t _ C u s t L e d g E n t r y 2 > - 
-                         < P o s t D a t e _ C u s t L e d g E n t r y 2 > P o s t D a t e _ C u s t L e d g E n t r y 2 < / P o s t D a t e _ C u s t L e d g E n t r y 2 > - 
-                         < P r i n t E n t r i e s D u e > P r i n t E n t r i e s D u e < / P r i n t E n t r i e s D u e > - 
-                         < R e m a i n A m t _ C u s t L e d g E n t r y 2 > R e m a i n A m t _ C u s t L e d g E n t r y 2 < / R e m a i n A m t _ C u s t L e d g E n t r y 2 > - 
-                         < Y o u r R e f e r e n c e _ C u s t L e d g E n t r y 2 > Y o u r R e f e r e n c e _ C u s t L e d g E n t r y 2 < / Y o u r R e f e r e n c e _ C u s t L e d g E n t r y 2 > +                 < O v e r d u e V i s i b l e   E l e m e n t T y p e = " D a t a I t e m "   E l e m e n t I d = " 1 4 2 6 6 4 4 0 8 7 " > + 
+                     < C u r r e n c y C o d e 3 _ C u s t L e d g E n t r y 2   E l e m e n t T y p e = " C o l u m n "   E l e m e n t I d = " 1 4 9 4 2 9 8 6 2 2 "   D a t a T y p e = " C o d e " > C u r r e n c y C o d e 3 _ C u s t L e d g E n t r y 2 < / C u r r e n c y C o d e 3 _ C u s t L e d g E n t r y 2 > + 
+                     < D e s c _ C u s t L e d g E n t r y 2 C a p t i o n 2   E l e m e n t T y p e = " C o l u m n "   E l e m e n t I d = " 1 9 5 4 6 4 5 1 6 2 "   D a t a T y p e = " S t r i n g " > D e s c _ C u s t L e d g E n t r y 2 C a p t i o n 2 < / D e s c _ C u s t L e d g E n t r y 2 C a p t i o n 2 > + 
+                     < D o c N o _ D t l d C u s t L e d g E n t r i e s C a p t i o n 2   E l e m e n t T y p e = " C o l u m n "   E l e m e n t I d = " 1 0 9 6 5 7 7 3 7 8 "   D a t a T y p e = " S t r i n g " > D o c N o _ D t l d C u s t L e d g E n t r i e s C a p t i o n 2 < / D o c N o _ D t l d C u s t L e d g E n t r i e s C a p t i o n 2 > + 
+                     < D u e D a t e _ C u s t L e d g E n t r y 2 C a p t i o n 2   E l e m e n t T y p e = " C o l u m n "   E l e m e n t I d = " 9 0 1 1 8 8 6 8 5 "   D a t a T y p e = " L a b e l " > D u e D a t e _ C u s t L e d g E n t r y 2 C a p t i o n 2 < / D u e D a t e _ C u s t L e d g E n t r y 2 C a p t i o n 2 > + 
+                     < O r i g i n a l A m t _ C u s t L e d g E n t r y 2 C a p t i o n 2   E l e m e n t T y p e = " C o l u m n "   E l e m e n t I d = " 1 6 4 9 8 2 3 4 6 6 "   D a t a T y p e = " S t r i n g " > O r i g i n a l A m t _ C u s t L e d g E n t r y 2 C a p t i o n 2 < / O r i g i n a l A m t _ C u s t L e d g E n t r y 2 C a p t i o n 2 > + 
+                     < O v e r D u e E n t r i e s   E l e m e n t T y p e = " C o l u m n "   E l e m e n t I d = " 2 3 9 2 5 5 2 1 3 "   D a t a T y p e = " S t r i n g " > O v e r D u e E n t r i e s < / O v e r D u e E n t r i e s > + 
+                     < P o s t D a t e _ D t l d C u s t L e d g E n t r i e s C a p t i o n 2   E l e m e n t T y p e = " C o l u m n "   E l e m e n t I d = " 7 1 5 0 7 2 1 9 7 "   D a t a T y p e = " L a b e l " > P o s t D a t e _ D t l d C u s t L e d g E n t r i e s C a p t i o n 2 < / P o s t D a t e _ D t l d C u s t L e d g E n t r i e s C a p t i o n 2 > + 
+                     < R e m a i n A m t C u s t L e d g E n t r y 2 C a p t i o n 2   E l e m e n t T y p e = " C o l u m n "   E l e m e n t I d = " 5 0 5 0 3 3 9 6 0 "   D a t a T y p e = " S t r i n g " > R e m a i n A m t C u s t L e d g E n t r y 2 C a p t i o n 2 < / R e m a i n A m t C u s t L e d g E n t r y 2 C a p t i o n 2 > + 
+                     < T o t a l _ C a p t i o n 3   E l e m e n t T y p e = " C o l u m n "   E l e m e n t I d = " 4 3 8 5 6 6 3 5 7 "   D a t a T y p e = " L a b e l " > T o t a l _ C a p t i o n 3 < / T o t a l _ C a p t i o n 3 > + 
+                     < C u s t L e d g E n t r y 2   E l e m e n t T y p e = " D a t a I t e m "   E l e m e n t I d = " 1 3 7 2 6 3 7 0 0 8 " > + 
+                         < C u r r C o d e _ C u s t L e d g E n t r y 2   E l e m e n t T y p e = " C o l u m n "   E l e m e n t I d = " 1 5 8 9 5 4 6 2 6 8 "   D a t a T y p e = " C o d e " > C u r r C o d e _ C u s t L e d g E n t r y 2 < / C u r r C o d e _ C u s t L e d g E n t r y 2 > + 
+                         < C u r r e n c y 2 C o d e _ C u s t L e d g E n t r y 2   E l e m e n t T y p e = " C o l u m n "   E l e m e n t I d = " 1 4 2 6 8 6 9 3 0 3 "   D a t a T y p e = " C o d e " > C u r r e n c y 2 C o d e _ C u s t L e d g E n t r y 2 < / C u r r e n c y 2 C o d e _ C u s t L e d g E n t r y 2 > + 
+                         < C u s t N o _ C u s t L e d g E n t r y 2   E l e m e n t T y p e = " C o l u m n "   E l e m e n t I d = " 1 3 5 3 0 8 9 7 4 5 "   D a t a T y p e = " C o d e " > C u s t N o _ C u s t L e d g E n t r y 2 < / C u s t N o _ C u s t L e d g E n t r y 2 > + 
+                         < D e s c _ C u s t L e d g E n t r y 2   E l e m e n t T y p e = " C o l u m n "   E l e m e n t I d = " 4 0 4 4 4 3 7 9 8 "   D a t a T y p e = " T e x t " > D e s c _ C u s t L e d g E n t r y 2 < / D e s c _ C u s t L e d g E n t r y 2 > + 
+                         < D o c N o _ C u s t L e d g E n t r y 2   E l e m e n t T y p e = " C o l u m n "   E l e m e n t I d = " 5 1 0 9 1 4 9 4 "   D a t a T y p e = " C o d e " > D o c N o _ C u s t L e d g E n t r y 2 < / D o c N o _ C u s t L e d g E n t r y 2 > + 
+                         < D u e D a t e _ C u s t L e d g E n t r y 2   E l e m e n t T y p e = " C o l u m n "   E l e m e n t I d = " 1 6 3 5 3 6 3 6 4 7 "   D a t a T y p e = " S t r i n g " > D u e D a t e _ C u s t L e d g E n t r y 2 < / D u e D a t e _ C u s t L e d g E n t r y 2 > + 
+                         < O r i g i n a l A m t _ C u s t L e d g E n t r y 2   E l e m e n t T y p e = " C o l u m n "   E l e m e n t I d = " 6 5 4 0 4 5 0 9 8 "   D a t a T y p e = " D e c i m a l " > O r i g i n a l A m t _ C u s t L e d g E n t r y 2 < / O r i g i n a l A m t _ C u s t L e d g E n t r y 2 > + 
+                         < P o s t D a t e _ C u s t L e d g E n t r y 2   E l e m e n t T y p e = " C o l u m n "   E l e m e n t I d = " 1 8 1 7 1 9 2 0 4 3 "   D a t a T y p e = " S t r i n g " > P o s t D a t e _ C u s t L e d g E n t r y 2 < / P o s t D a t e _ C u s t L e d g E n t r y 2 > + 
+                         < P r i n t E n t r i e s D u e   E l e m e n t T y p e = " C o l u m n "   E l e m e n t I d = " 6 9 3 7 0 0 1 2 6 "   D a t a T y p e = " B o o l e a n " > P r i n t E n t r i e s D u e < / P r i n t E n t r i e s D u e > + 
+                         < R e m a i n A m t _ C u s t L e d g E n t r y 2   E l e m e n t T y p e = " C o l u m n "   E l e m e n t I d = " 7 5 6 3 4 5 4 1 3 "   D a t a T y p e = " D e c i m a l " > R e m a i n A m t _ C u s t L e d g E n t r y 2 < / R e m a i n A m t _ C u s t L e d g E n t r y 2 > + 
+                         < Y o u r R e f e r e n c e _ C u s t L e d g E n t r y 2   E l e m e n t T y p e = " C o l u m n "   E l e m e n t I d = " 2 0 5 5 4 0 4 3 9 5 "   D a t a T y p e = " T e x t " > Y o u r R e f e r e n c e _ C u s t L e d g E n t r y 2 < / Y o u r R e f e r e n c e _ C u s t L e d g E n t r y 2 >   
                      < / C u s t L e d g E n t r y 2 >   
-                     < O v e r d u e E n t r y F o o d e r > - 
-                         < O v e r d u e B a l a n c e > O v e r d u e B a l a n c e < / O v e r d u e B a l a n c e > +                     < O v e r d u e E n t r y F o o d e r   E l e m e n t T y p e = " D a t a I t e m "   E l e m e n t I d = " 1 6 5 9 2 3 5 9 3 4 " > + 
+                         < O v e r d u e B a l a n c e   E l e m e n t T y p e = " C o l u m n "   E l e m e n t I d = " 1 1 8 6 1 4 8 4 3 9 "   D a t a T y p e = " D e c i m a l " > O v e r d u e B a l a n c e < / O v e r d u e B a l a n c e >   
                      < / O v e r d u e E n t r y F o o d e r >   
@@ -7600,51 +7562,51 @@
  
              < / C u r r e n c y L o o p >   
-             < A g i n g B a n d V i s i b l e > - 
-                 < A g i n g C u s t L e d g E n t r y   / > - 
-                 < A g i n g B a n d L o o p > - 
-                     < A g i n g B a n d B u f C o l 1 A m t > A g i n g B a n d B u f C o l 1 A m t < / A g i n g B a n d B u f C o l 1 A m t > - 
-                     < A g i n g B a n d B u f C o l 2 A m t > A g i n g B a n d B u f C o l 2 A m t < / A g i n g B a n d B u f C o l 2 A m t > - 
-                     < A g i n g B a n d B u f C o l 3 A m t > A g i n g B a n d B u f C o l 3 A m t < / A g i n g B a n d B u f C o l 3 A m t > - 
-                     < A g i n g B a n d B u f C o l 4 A m t > A g i n g B a n d B u f C o l 4 A m t < / A g i n g B a n d B u f C o l 4 A m t > - 
-                     < A g i n g B a n d B u f C o l 5 A m t > A g i n g B a n d B u f C o l 5 A m t < / A g i n g B a n d B u f C o l 5 A m t > - 
-                     < A g i n g B a n d C u r r e n c y C o d e > A g i n g B a n d C u r r e n c y C o d e < / A g i n g B a n d C u r r e n c y C o d e > - 
-                     < A g i n g B a n d E n d i n g D a t e > A g i n g B a n d E n d i n g D a t e < / A g i n g B a n d E n d i n g D a t e > - 
-                     < A g i n g D a t e 1 > A g i n g D a t e 1 < / A g i n g D a t e 1 > - 
-                     < A g i n g D a t e 2 > A g i n g D a t e 2 < / A g i n g D a t e 2 > - 
-                     < A g i n g D a t e 2 1 > A g i n g D a t e 2 1 < / A g i n g D a t e 2 1 > - 
-                     < A g i n g D a t e 3 > A g i n g D a t e 3 < / A g i n g D a t e 3 > - 
-                     < A g i n g D a t e 3 1 > A g i n g D a t e 3 1 < / A g i n g D a t e 3 1 > - 
-                     < A g i n g D a t e 4 > A g i n g D a t e 4 < / A g i n g D a t e 4 > - 
-                     < A g i n g D a t e 4 1 > A g i n g D a t e 4 1 < / A g i n g D a t e 4 1 > - 
-                     < A g i n g D a t e 5 > A g i n g D a t e 5 < / A g i n g D a t e 5 > - 
-                     < A g i n g D a t e H e a d e r 1 > A g i n g D a t e H e a d e r 1 < / A g i n g D a t e H e a d e r 1 > - 
-                     < A g i n g D a t e H e a d e r 2 > A g i n g D a t e H e a d e r 2 < / A g i n g D a t e H e a d e r 2 > - 
-                     < A g i n g D a t e H e a d e r 3 > A g i n g D a t e H e a d e r 3 < / A g i n g D a t e H e a d e r 3 > - 
-                     < A g i n g D a t e H e a d e r 4 > A g i n g D a t e H e a d e r 4 < / A g i n g D a t e H e a d e r 4 > - 
-                     < b e f o r e C a p t i o n > b e f o r e C a p t i o n < / b e f o r e C a p t i o n > +             < A g i n g B a n d V i s i b l e   E l e m e n t T y p e = " D a t a I t e m "   E l e m e n t I d = " 1 9 4 1 7 6 5 1 4 0 " > + 
+                 < A g i n g C u s t L e d g E n t r y   E l e m e n t T y p e = " D a t a I t e m "   E l e m e n t I d = " 7 0 4 1 6 5 1 3 2 " / > + 
+                 < A g i n g B a n d L o o p   E l e m e n t T y p e = " D a t a I t e m "   E l e m e n t I d = " 1 5 2 9 3 9 4 0 2 2 " > + 
+                     < A g i n g B a n d B u f C o l 1 A m t   E l e m e n t T y p e = " C o l u m n "   E l e m e n t I d = " 1 9 4 8 7 4 9 4 5 4 "   D a t a T y p e = " D e c i m a l " > A g i n g B a n d B u f C o l 1 A m t < / A g i n g B a n d B u f C o l 1 A m t > + 
+                     < A g i n g B a n d B u f C o l 2 A m t   E l e m e n t T y p e = " C o l u m n "   E l e m e n t I d = " 1 9 5 6 4 3 5 6 1 5 "   D a t a T y p e = " D e c i m a l " > A g i n g B a n d B u f C o l 2 A m t < / A g i n g B a n d B u f C o l 2 A m t > + 
+                     < A g i n g B a n d B u f C o l 3 A m t   E l e m e n t T y p e = " C o l u m n "   E l e m e n t I d = " 9 7 5 6 7 9 1 5 2 "   D a t a T y p e = " D e c i m a l " > A g i n g B a n d B u f C o l 3 A m t < / A g i n g B a n d B u f C o l 3 A m t > + 
+                     < A g i n g B a n d B u f C o l 4 A m t   E l e m e n t T y p e = " C o l u m n "   E l e m e n t I d = " 1 2 3 5 5 5 5 7 0 5 "   D a t a T y p e = " D e c i m a l " > A g i n g B a n d B u f C o l 4 A m t < / A g i n g B a n d B u f C o l 4 A m t > + 
+                     < A g i n g B a n d B u f C o l 5 A m t   E l e m e n t T y p e = " C o l u m n "   E l e m e n t I d = " 4 2 4 7 8 1 3 0 2 "   D a t a T y p e = " D e c i m a l " > A g i n g B a n d B u f C o l 5 A m t < / A g i n g B a n d B u f C o l 5 A m t > + 
+                     < A g i n g B a n d C u r r e n c y C o d e   E l e m e n t T y p e = " C o l u m n "   E l e m e n t I d = " 1 3 1 1 1 3 8 9 6 8 "   D a t a T y p e = " C o d e " > A g i n g B a n d C u r r e n c y C o d e < / A g i n g B a n d C u r r e n c y C o d e > + 
+                     < A g i n g B a n d E n d i n g D a t e   E l e m e n t T y p e = " C o l u m n "   E l e m e n t I d = " 1 3 9 0 8 7 6 8 7 "   D a t a T y p e = " S t r i n g " > A g i n g B a n d E n d i n g D a t e < / A g i n g B a n d E n d i n g D a t e > + 
+                     < A g i n g D a t e 1   E l e m e n t T y p e = " C o l u m n "   E l e m e n t I d = " 4 7 9 6 0 6 2 6 6 "   D a t a T y p e = " S t r i n g " > A g i n g D a t e 1 < / A g i n g D a t e 1 > + 
+                     < A g i n g D a t e 2   E l e m e n t T y p e = " C o l u m n "   E l e m e n t I d = " 1 1 1 7 3 0 2 8 8 3 "   D a t a T y p e = " S t r i n g " > A g i n g D a t e 2 < / A g i n g D a t e 2 > + 
+                     < A g i n g D a t e 2 1   E l e m e n t T y p e = " C o l u m n "   E l e m e n t I d = " 3 1 3 5 0 1 0 6 8 "   D a t a T y p e = " S t r i n g " > A g i n g D a t e 2 1 < / A g i n g D a t e 2 1 > + 
+                     < A g i n g D a t e 3   E l e m e n t T y p e = " C o l u m n "   E l e m e n t I d = " 1 7 5 4 9 9 9 5 0 0 "   D a t a T y p e = " S t r i n g " > A g i n g D a t e 3 < / A g i n g D a t e 3 > + 
+                     < A g i n g D a t e 3 1   E l e m e n t T y p e = " C o l u m n "   E l e m e n t I d = " 1 9 1 4 0 6 0 5 3 1 "   D a t a T y p e = " S t r i n g " > A g i n g D a t e 3 1 < / A g i n g D a t e 3 1 > + 
+                     < A g i n g D a t e 4   E l e m e n t T y p e = " C o l u m n "   E l e m e n t I d = " 1 9 0 2 2 7 1 1 7 9 "   D a t a T y p e = " S t r i n g " > A g i n g D a t e 4 < / A g i n g D a t e 4 > + 
+                     < A g i n g D a t e 4 1   E l e m e n t T y p e = " C o l u m n "   E l e m e n t I d = " 8 4 9 7 6 9 6 1 0 "   D a t a T y p e = " S t r i n g " > A g i n g D a t e 4 1 < / A g i n g D a t e 4 1 > + 
+                     < A g i n g D a t e 5   E l e m e n t T y p e = " C o l u m n "   E l e m e n t I d = " 1 2 6 4 5 7 4 5 6 2 "   D a t a T y p e = " S t r i n g " > A g i n g D a t e 5 < / A g i n g D a t e 5 > + 
+                     < A g i n g D a t e H e a d e r 1   E l e m e n t T y p e = " C o l u m n "   E l e m e n t I d = " 2 8 6 3 5 0 7 5 9 "   D a t a T y p e = " T e x t " > A g i n g D a t e H e a d e r 1 < / A g i n g D a t e H e a d e r 1 > + 
+                     < A g i n g D a t e H e a d e r 2   E l e m e n t T y p e = " C o l u m n "   E l e m e n t I d = " 3 5 1 3 4 5 8 5 8 "   D a t a T y p e = " T e x t " > A g i n g D a t e H e a d e r 2 < / A g i n g D a t e H e a d e r 2 > + 
+                     < A g i n g D a t e H e a d e r 3   E l e m e n t T y p e = " C o l u m n "   E l e m e n t I d = " 9 8 9 0 4 2 4 7 5 "   D a t a T y p e = " T e x t " > A g i n g D a t e H e a d e r 3 < / A g i n g D a t e H e a d e r 3 > + 
+                     < A g i n g D a t e H e a d e r 4   E l e m e n t T y p e = " C o l u m n "   E l e m e n t I d = " 1 6 2 6 7 3 9 0 9 2 "   D a t a T y p e = " T e x t " > A g i n g D a t e H e a d e r 4 < / A g i n g D a t e H e a d e r 4 > + 
+                     < b e f o r e C a p t i o n   E l e m e n t T y p e = " C o l u m n "   E l e m e n t I d = " 1 0 1 3 0 1 9 7 1 8 "   D a t a T y p e = " L a b e l " > b e f o r e C a p t i o n < / b e f o r e C a p t i o n >   
                  < / A g i n g B a n d L o o p >   
@@ -7652,13 +7614,13 @@
  
          < / I n t e g e r >   
-         < L e t t e r T e x t > - 
-             < B o d y T e x t > B o d y T e x t < / B o d y T e x t > - 
-             < C l o s i n g T e x t > C l o s i n g T e x t < / C l o s i n g T e x t > - 
-             < G r e e t i n g T e x t > G r e e t i n g T e x t < / G r e e t i n g T e x t > +         < L e t t e r T e x t   E l e m e n t T y p e = " D a t a I t e m "   E l e m e n t I d = " 1 5 1 0 3 5 3 8 3 4 " > + 
+             < B o d y T e x t   E l e m e n t T y p e = " C o l u m n "   E l e m e n t I d = " 1 4 9 7 5 9 8 0 8 "   D a t a T y p e = " L a b e l " > B o d y T e x t < / B o d y T e x t > + 
+             < C l o s i n g T e x t   E l e m e n t T y p e = " C o l u m n "   E l e m e n t I d = " 5 1 2 1 3 5 9 0 9 "   D a t a T y p e = " L a b e l " > C l o s i n g T e x t < / C l o s i n g T e x t > + 
+             < G r e e t i n g T e x t   E l e m e n t T y p e = " C o l u m n "   E l e m e n t I d = " 1 1 7 5 2 7 9 2 8 9 "   D a t a T y p e = " L a b e l " > G r e e t i n g T e x t < / G r e e t i n g T e x t >   
          < / L e t t e r T e x t >   
@@ -7667,14 +7629,10 @@
  < / N a v W o r d R e p o r t X m l P a r t > 
 </file>
 
-<file path=customXml/item3.xml><?xml version="1.0" encoding="utf-8"?>
-<b:Sources xmlns:b="http://schemas.openxmlformats.org/officeDocument/2006/bibliography" xmlns="http://schemas.openxmlformats.org/officeDocument/2006/bibliography" SelectedStyle="\apasixtheditionofficeonline.xsl" StyleName="APA" Version="6"/>
-</file>
-
 <file path=customXml/itemProps1.xml><?xml version="1.0" encoding="utf-8"?>
-<ds:datastoreItem xmlns:ds="http://schemas.openxmlformats.org/officeDocument/2006/customXml" ds:itemID="{F7EEA1EF-F088-48B3-A77F-0F97170C0FF3}">
+<ds:datastoreItem xmlns:ds="http://schemas.openxmlformats.org/officeDocument/2006/customXml" ds:itemID="{9CB80131-D8C5-4FD0-8654-DF7242DD7038}">
   <ds:schemaRefs>
-    <ds:schemaRef ds:uri="urn:microsoft-dynamics-businesscentral/internal/extended/reports/Standard_Statement/1316/"/>
+    <ds:schemaRef ds:uri="http://schemas.openxmlformats.org/officeDocument/2006/bibliography"/>
   </ds:schemaRefs>
 </ds:datastoreItem>
 </file>
@@ -7688,9 +7646,9 @@
 </file>
 
 <file path=customXml/itemProps3.xml><?xml version="1.0" encoding="utf-8"?>
-<ds:datastoreItem xmlns:ds="http://schemas.openxmlformats.org/officeDocument/2006/customXml" ds:itemID="{9CB80131-D8C5-4FD0-8654-DF7242DD7038}">
+<ds:datastoreItem xmlns:ds="http://schemas.openxmlformats.org/officeDocument/2006/customXml" ds:itemID="{F7EEA1EF-F088-48B3-A77F-0F97170C0FF3}">
   <ds:schemaRefs>
-    <ds:schemaRef ds:uri="http://schemas.openxmlformats.org/officeDocument/2006/bibliography"/>
+    <ds:schemaRef ds:uri="urn:microsoft-dynamics-businesscentral/internal/extended/reports/Standard_Statement/1316/"/>
   </ds:schemaRefs>
 </ds:datastoreItem>
 </file>
--- a/Campbellford Extension/src/WordLayouts/CFS Customer Statement.docx
+++ b/Campbellford Extension/src/WordLayouts/CFS Customer Statement.docx
@@ -292,14 +292,14 @@
                               <w:sz w:val="18"/>
                               <w:szCs w:val="18"/>
                             </w:rPr>
+                            <w:alias w:val="#Nav: /Customer/CFSCustAddress6"/>
+                            <w:tag w:val="#Nav: Standard_Statement/1316"/>
                             <w:id w:val="-2099781677"/>
                             <w:placeholder>
                               <w:docPart w:val="DefaultPlaceholder_-1854013440"/>
                             </w:placeholder>
                             <w:dataBinding w:prefixMappings="xmlns:ns0='urn:microsoft-dynamics-nav/reports/Standard_Statement/1316/' " w:xpath="/ns0:NavWordReportXmlPart[1]/ns0:Customer[1]/ns0:CFSCustAddress6[1]" w:storeItemID="{6DA4901C-D430-4D4B-9017-1CE2DD1B612E}"/>
                             <w:text/>
-                            <w:alias w:val="#Nav: /Customer/CFSCustAddress6"/>
-                            <w:tag w:val="#Nav: Standard_Statement/1316"/>
                           </w:sdtPr>
                           <w:sdtContent>
                             <w:r>
@@ -385,6 +385,7 @@
                                 <w:szCs w:val="16"/>
                               </w:rPr>
                             </w:pPr>
+                            <w:proofErr w:type="spellStart"/>
                             <w:r>
                               <w:rPr>
                                 <w:rFonts w:ascii="Segoe UI" w:hAnsi="Segoe UI" w:cs="Segoe UI"/>
@@ -393,6 +394,7 @@
                               </w:rPr>
                               <w:t>DocDateCaption</w:t>
                             </w:r>
+                            <w:proofErr w:type="spellEnd"/>
                           </w:p>
                         </w:tc>
                       </w:sdtContent>
@@ -426,6 +428,7 @@
                                 <w:szCs w:val="16"/>
                               </w:rPr>
                             </w:pPr>
+                            <w:proofErr w:type="spellStart"/>
                             <w:r>
                               <w:rPr>
                                 <w:rFonts w:ascii="Segoe UI" w:hAnsi="Segoe UI" w:cs="Segoe UI"/>
@@ -434,6 +437,7 @@
                               </w:rPr>
                               <w:t>TodayFormatted</w:t>
                             </w:r>
+                            <w:proofErr w:type="spellEnd"/>
                           </w:p>
                         </w:tc>
                       </w:sdtContent>
@@ -469,6 +473,7 @@
                                 <w:szCs w:val="16"/>
                               </w:rPr>
                             </w:pPr>
+                            <w:proofErr w:type="spellStart"/>
                             <w:r>
                               <w:rPr>
                                 <w:rFonts w:ascii="Segoe UI" w:hAnsi="Segoe UI" w:cs="Segoe UI"/>
@@ -477,6 +482,7 @@
                               </w:rPr>
                               <w:t>StartDateCaption</w:t>
                             </w:r>
+                            <w:proofErr w:type="spellEnd"/>
                           </w:p>
                         </w:tc>
                       </w:sdtContent>
@@ -553,6 +559,7 @@
                                 <w:szCs w:val="16"/>
                               </w:rPr>
                             </w:pPr>
+                            <w:proofErr w:type="spellStart"/>
                             <w:r>
                               <w:rPr>
                                 <w:rFonts w:ascii="Segoe UI" w:hAnsi="Segoe UI" w:cs="Segoe UI"/>
@@ -561,6 +568,7 @@
                               </w:rPr>
                               <w:t>EndDateCaption</w:t>
                             </w:r>
+                            <w:proofErr w:type="spellEnd"/>
                           </w:p>
                         </w:tc>
                       </w:sdtContent>
@@ -594,6 +602,7 @@
                                 <w:szCs w:val="16"/>
                               </w:rPr>
                             </w:pPr>
+                            <w:proofErr w:type="spellStart"/>
                             <w:r>
                               <w:rPr>
                                 <w:rFonts w:ascii="Segoe UI" w:hAnsi="Segoe UI" w:cs="Segoe UI"/>
@@ -602,6 +611,7 @@
                               </w:rPr>
                               <w:t>EndDate</w:t>
                             </w:r>
+                            <w:proofErr w:type="spellEnd"/>
                           </w:p>
                         </w:tc>
                       </w:sdtContent>
@@ -671,6 +681,7 @@
                                 <w:szCs w:val="18"/>
                               </w:rPr>
                             </w:pPr>
+                            <w:proofErr w:type="spellStart"/>
                             <w:r>
                               <w:rPr>
                                 <w:rFonts w:ascii="Segoe UI" w:hAnsi="Segoe UI" w:cs="Segoe UI"/>
@@ -679,6 +690,7 @@
                               </w:rPr>
                               <w:t>PostDate_DtldCustLedgEntriesCaption</w:t>
                             </w:r>
+                            <w:proofErr w:type="spellEnd"/>
                           </w:p>
                         </w:tc>
                       </w:sdtContent>
@@ -714,6 +726,7 @@
                                 <w:szCs w:val="18"/>
                               </w:rPr>
                             </w:pPr>
+                            <w:proofErr w:type="spellStart"/>
                             <w:r>
                               <w:rPr>
                                 <w:rFonts w:ascii="Segoe UI" w:hAnsi="Segoe UI" w:cs="Segoe UI"/>
@@ -722,6 +735,7 @@
                               </w:rPr>
                               <w:t>DocNo_DtldCustLedgEntriesCaption</w:t>
                             </w:r>
+                            <w:proofErr w:type="spellEnd"/>
                           </w:p>
                         </w:tc>
                       </w:sdtContent>
@@ -930,6 +944,7 @@
                                 <w:szCs w:val="18"/>
                               </w:rPr>
                             </w:pPr>
+                            <w:proofErr w:type="spellStart"/>
                             <w:r>
                               <w:rPr>
                                 <w:rFonts w:ascii="Segoe UI" w:hAnsi="Segoe UI" w:cs="Segoe UI"/>
@@ -938,6 +953,7 @@
                               </w:rPr>
                               <w:t>CustBalanceCaption</w:t>
                             </w:r>
+                            <w:proofErr w:type="spellEnd"/>
                           </w:p>
                         </w:tc>
                       </w:sdtContent>
@@ -1051,9 +1067,11 @@
                                     <w:text/>
                                   </w:sdtPr>
                                   <w:sdtContent>
+                                    <w:proofErr w:type="spellStart"/>
                                     <w:r>
                                       <w:t>StartBalance</w:t>
                                     </w:r>
+                                    <w:proofErr w:type="spellEnd"/>
                                   </w:sdtContent>
                                 </w:sdt>
                               </w:p>
@@ -1132,6 +1150,7 @@
                                                 <w:szCs w:val="18"/>
                                               </w:rPr>
                                             </w:pPr>
+                                            <w:proofErr w:type="spellStart"/>
                                             <w:r>
                                               <w:rPr>
                                                 <w:rFonts w:ascii="Segoe UI" w:hAnsi="Segoe UI" w:cs="Segoe UI"/>
@@ -1141,6 +1160,7 @@
                                               </w:rPr>
                                               <w:t>PostDate_DtldCustLedgEntries</w:t>
                                             </w:r>
+                                            <w:proofErr w:type="spellEnd"/>
                                           </w:p>
                                         </w:tc>
                                       </w:sdtContent>
@@ -1176,6 +1196,7 @@
                                                 <w:szCs w:val="18"/>
                                               </w:rPr>
                                             </w:pPr>
+                                            <w:proofErr w:type="spellStart"/>
                                             <w:r>
                                               <w:rPr>
                                                 <w:rFonts w:ascii="Segoe UI" w:hAnsi="Segoe UI" w:cs="Segoe UI"/>
@@ -1184,6 +1205,7 @@
                                               </w:rPr>
                                               <w:t>DocNo_DtldCustLedgEntries</w:t>
                                             </w:r>
+                                            <w:proofErr w:type="spellEnd"/>
                                           </w:p>
                                         </w:tc>
                                       </w:sdtContent>
@@ -1263,6 +1285,7 @@
                                                 <w:szCs w:val="18"/>
                                               </w:rPr>
                                             </w:pPr>
+                                            <w:proofErr w:type="spellStart"/>
                                             <w:r>
                                               <w:rPr>
                                                 <w:rFonts w:ascii="Segoe UI" w:hAnsi="Segoe UI" w:cs="Segoe UI"/>
@@ -1271,6 +1294,7 @@
                                               </w:rPr>
                                               <w:t>DueDate_DtldCustLedgEntries</w:t>
                                             </w:r>
+                                            <w:proofErr w:type="spellEnd"/>
                                           </w:p>
                                         </w:tc>
                                       </w:sdtContent>
@@ -1306,6 +1330,7 @@
                                                 <w:szCs w:val="18"/>
                                               </w:rPr>
                                             </w:pPr>
+                                            <w:proofErr w:type="spellStart"/>
                                             <w:r>
                                               <w:rPr>
                                                 <w:rFonts w:ascii="Segoe UI" w:hAnsi="Segoe UI" w:cs="Segoe UI"/>
@@ -1314,6 +1339,7 @@
                                               </w:rPr>
                                               <w:t>Amt_DtldCustLedgEntries</w:t>
                                             </w:r>
+                                            <w:proofErr w:type="spellEnd"/>
                                           </w:p>
                                         </w:tc>
                                       </w:sdtContent>
@@ -1349,6 +1375,7 @@
                                                 <w:szCs w:val="18"/>
                                               </w:rPr>
                                             </w:pPr>
+                                            <w:proofErr w:type="spellStart"/>
                                             <w:r>
                                               <w:rPr>
                                                 <w:rFonts w:ascii="Segoe UI" w:hAnsi="Segoe UI" w:cs="Segoe UI"/>
@@ -1357,6 +1384,7 @@
                                               </w:rPr>
                                               <w:t>RemainAmt_DtldCustLedgEntries</w:t>
                                             </w:r>
+                                            <w:proofErr w:type="spellEnd"/>
                                           </w:p>
                                         </w:tc>
                                       </w:sdtContent>
@@ -1392,6 +1420,7 @@
                                                 <w:szCs w:val="18"/>
                                               </w:rPr>
                                             </w:pPr>
+                                            <w:proofErr w:type="spellStart"/>
                                             <w:r>
                                               <w:rPr>
                                                 <w:rFonts w:ascii="Segoe UI" w:hAnsi="Segoe UI" w:cs="Segoe UI"/>
@@ -1400,6 +1429,7 @@
                                               </w:rPr>
                                               <w:t>CustBalance</w:t>
                                             </w:r>
+                                            <w:proofErr w:type="spellEnd"/>
                                           </w:p>
                                         </w:tc>
                                       </w:sdtContent>
@@ -1412,116 +1442,6 @@
                           <w:tr>
                             <w:trPr>
                               <w:cnfStyle w:val="000000100000" w:firstRow="0" w:lastRow="0" w:firstColumn="0" w:lastColumn="0" w:oddVBand="0" w:evenVBand="0" w:oddHBand="1" w:evenHBand="0" w:firstRowFirstColumn="0" w:firstRowLastColumn="0" w:lastRowFirstColumn="0" w:lastRowLastColumn="0"/>
-                              <w:trHeight w:val="359"/>
-                            </w:trPr>
-                            <w:tc>
-                              <w:tcPr>
-                                <w:cnfStyle w:val="001000000000" w:firstRow="0" w:lastRow="0" w:firstColumn="1" w:lastColumn="0" w:oddVBand="0" w:evenVBand="0" w:oddHBand="0" w:evenHBand="0" w:firstRowFirstColumn="0" w:firstRowLastColumn="0" w:lastRowFirstColumn="0" w:lastRowLastColumn="0"/>
-                                <w:tcW w:w="8905" w:type="dxa"/>
-                                <w:gridSpan w:val="7"/>
-                              </w:tcPr>
-                              <w:p>
-                                <w:pPr>
-                                  <w:pStyle w:val="NoSpacing"/>
-                                  <w:rPr>
-                                    <w:rFonts w:ascii="Segoe UI" w:hAnsi="Segoe UI" w:cs="Segoe UI"/>
-                                    <w:b w:val="0"/>
-                                    <w:sz w:val="18"/>
-                                    <w:szCs w:val="18"/>
-                                  </w:rPr>
-                                </w:pPr>
-                                <w:sdt>
-                                  <w:sdtPr>
-                                    <w:rPr>
-                                      <w:rFonts w:ascii="Segoe UI" w:hAnsi="Segoe UI" w:cs="Segoe UI"/>
-                                      <w:sz w:val="18"/>
-                                      <w:szCs w:val="18"/>
-                                    </w:rPr>
-                                    <w:alias w:val="#Nav: /Customer/Integer/CurrencyLoop/HSTCaption_CurrencyLoop"/>
-                                    <w:tag w:val="#Nav: Standard_Statement/1316"/>
-                                    <w:id w:val="289096982"/>
-                                    <w:placeholder>
-                                      <w:docPart w:val="3834BC54B19A4BD6950A4B7BA50B6792"/>
-                                    </w:placeholder>
-                                    <w15:dataBinding w:prefixMappings="xmlns:ns0='urn:microsoft-dynamics-nav/reports/Standard_Statement/1316/' " w:xpath="/ns0:NavWordReportXmlPart[1]/ns0:Customer[1]/ns0:Integer[1]/ns0:CurrencyLoop[1]/ns0:HSTCaption_CurrencyLoop[1]" w:storeItemID="{6DA4901C-D430-4D4B-9017-1CE2DD1B612E}"/>
-                                  </w:sdtPr>
-                                  <w:sdtContent>
-                                    <w:r>
-                                      <w:rPr>
-                                        <w:rFonts w:ascii="Segoe UI" w:hAnsi="Segoe UI" w:cs="Segoe UI"/>
-                                        <w:sz w:val="18"/>
-                                        <w:szCs w:val="18"/>
-                                      </w:rPr>
-                                      <w:t>HSTCaption_CurrencyLoop</w:t>
-                                    </w:r>
-                                  </w:sdtContent>
-                                </w:sdt>
-                                <w:r>
-                                  <w:rPr>
-                                    <w:rFonts w:ascii="Segoe UI" w:hAnsi="Segoe UI" w:cs="Segoe UI"/>
-                                    <w:sz w:val="18"/>
-                                    <w:szCs w:val="18"/>
-                                  </w:rPr>
-                                  <w:t xml:space="preserve"> </w:t>
-                                </w:r>
-                                <w:sdt>
-                                  <w:sdtPr>
-                                    <w:rPr>
-                                      <w:rFonts w:ascii="Segoe UI" w:hAnsi="Segoe UI" w:cs="Segoe UI"/>
-                                      <w:sz w:val="18"/>
-                                      <w:szCs w:val="18"/>
-                                    </w:rPr>
-                                    <w:alias w:val="#Nav: /Customer/Integer/CurrencyLoop/totalTax_CurrencyLoop"/>
-                                    <w:tag w:val="#Nav: Standard_Statement/1316"/>
-                                    <w:id w:val="773441136"/>
-                                    <w:placeholder>
-                                      <w:docPart w:val="DefaultPlaceholder_-1854013440"/>
-                                    </w:placeholder>
-                                    <w15:dataBinding w:prefixMappings="xmlns:ns0='urn:microsoft-dynamics-nav/reports/Standard_Statement/1316/' " w:xpath="/ns0:NavWordReportXmlPart[1]/ns0:Customer[1]/ns0:Integer[1]/ns0:CurrencyLoop[1]/ns0:totalTax_CurrencyLoop[1]" w:storeItemID="{6DA4901C-D430-4D4B-9017-1CE2DD1B612E}"/>
-                                  </w:sdtPr>
-                                  <w:sdtContent>
-                                    <w:r>
-                                      <w:rPr>
-                                        <w:rFonts w:ascii="Segoe UI" w:hAnsi="Segoe UI" w:cs="Segoe UI"/>
-                                        <w:sz w:val="18"/>
-                                        <w:szCs w:val="18"/>
-                                      </w:rPr>
-                                      <w:t>totalTax_CurrencyLoop</w:t>
-                                    </w:r>
-                                  </w:sdtContent>
-                                </w:sdt>
-                                <w:r>
-                                  <w:rPr>
-                                    <w:rFonts w:ascii="Segoe UI" w:hAnsi="Segoe UI" w:cs="Segoe UI"/>
-                                    <w:b w:val="0"/>
-                                    <w:bCs w:val="0"/>
-                                    <w:sz w:val="18"/>
-                                    <w:szCs w:val="18"/>
-                                  </w:rPr>
-                                  <w:tab/>
-                                </w:r>
-                              </w:p>
-                            </w:tc>
-                            <w:tc>
-                              <w:tcPr>
-                                <w:tcW w:w="1890" w:type="dxa"/>
-                              </w:tcPr>
-                              <w:p>
-                                <w:pPr>
-                                  <w:pStyle w:val="NoSpacing"/>
-                                  <w:cnfStyle w:val="000000100000" w:firstRow="0" w:lastRow="0" w:firstColumn="0" w:lastColumn="0" w:oddVBand="0" w:evenVBand="0" w:oddHBand="1" w:evenHBand="0" w:firstRowFirstColumn="0" w:firstRowLastColumn="0" w:lastRowFirstColumn="0" w:lastRowLastColumn="0"/>
-                                  <w:rPr>
-                                    <w:rFonts w:ascii="Segoe UI" w:hAnsi="Segoe UI" w:cs="Segoe UI"/>
-                                    <w:b/>
-                                    <w:sz w:val="18"/>
-                                    <w:szCs w:val="18"/>
-                                  </w:rPr>
-                                </w:pPr>
-                              </w:p>
-                            </w:tc>
-                          </w:tr>
-                          <w:tr>
-                            <w:trPr>
                               <w:trHeight w:val="359"/>
                             </w:trPr>
                             <w:tc>
@@ -1550,7 +1470,7 @@
                                 <w:pPr>
                                   <w:pStyle w:val="NoSpacing"/>
                                   <w:jc w:val="right"/>
-                                  <w:cnfStyle w:val="000000000000" w:firstRow="0" w:lastRow="0" w:firstColumn="0" w:lastColumn="0" w:oddVBand="0" w:evenVBand="0" w:oddHBand="0" w:evenHBand="0" w:firstRowFirstColumn="0" w:firstRowLastColumn="0" w:lastRowFirstColumn="0" w:lastRowLastColumn="0"/>
+                                  <w:cnfStyle w:val="000000100000" w:firstRow="0" w:lastRow="0" w:firstColumn="0" w:lastColumn="0" w:oddVBand="0" w:evenVBand="0" w:oddHBand="1" w:evenHBand="0" w:firstRowFirstColumn="0" w:firstRowLastColumn="0" w:lastRowFirstColumn="0" w:lastRowLastColumn="0"/>
                                   <w:rPr>
                                     <w:rFonts w:ascii="Segoe UI" w:hAnsi="Segoe UI" w:cs="Segoe UI"/>
                                     <w:b/>
@@ -1652,7 +1572,7 @@
                                   <w:p>
                                     <w:pPr>
                                       <w:pStyle w:val="NoSpacing"/>
-                                      <w:cnfStyle w:val="000000000000" w:firstRow="0" w:lastRow="0" w:firstColumn="0" w:lastColumn="0" w:oddVBand="0" w:evenVBand="0" w:oddHBand="0" w:evenHBand="0" w:firstRowFirstColumn="0" w:firstRowLastColumn="0" w:lastRowFirstColumn="0" w:lastRowLastColumn="0"/>
+                                      <w:cnfStyle w:val="000000100000" w:firstRow="0" w:lastRow="0" w:firstColumn="0" w:lastColumn="0" w:oddVBand="0" w:evenVBand="0" w:oddHBand="1" w:evenHBand="0" w:firstRowFirstColumn="0" w:firstRowLastColumn="0" w:lastRowFirstColumn="0" w:lastRowLastColumn="0"/>
                                       <w:rPr>
                                         <w:rFonts w:ascii="Segoe UI" w:hAnsi="Segoe UI" w:cs="Segoe UI"/>
                                         <w:b/>
@@ -1660,6 +1580,7 @@
                                         <w:szCs w:val="18"/>
                                       </w:rPr>
                                     </w:pPr>
+                                    <w:proofErr w:type="spellStart"/>
                                     <w:r>
                                       <w:rPr>
                                         <w:rFonts w:ascii="Segoe UI" w:hAnsi="Segoe UI" w:cs="Segoe UI"/>
@@ -1669,6 +1590,7 @@
                                       </w:rPr>
                                       <w:t>CustBalance_CustLedgEntryHdrFooter</w:t>
                                     </w:r>
+                                    <w:proofErr w:type="spellEnd"/>
                                   </w:p>
                                 </w:tc>
                               </w:sdtContent>
@@ -1687,1896 +1609,6 @@
                     </w:rPr>
                   </w:pPr>
                 </w:p>
-                <w:tbl>
-                  <w:tblPr>
-                    <w:tblStyle w:val="ListTable4-Accent1"/>
-                    <w:tblW w:w="10795" w:type="dxa"/>
-                    <w:tblLayout w:type="fixed"/>
-                    <w:tblLook w:val="04A0" w:firstRow="1" w:lastRow="0" w:firstColumn="1" w:lastColumn="0" w:noHBand="0" w:noVBand="1"/>
-                  </w:tblPr>
-                  <w:tblGrid>
-                    <w:gridCol w:w="1345"/>
-                    <w:gridCol w:w="1530"/>
-                    <w:gridCol w:w="1620"/>
-                    <w:gridCol w:w="1170"/>
-                    <w:gridCol w:w="2340"/>
-                    <w:gridCol w:w="720"/>
-                    <w:gridCol w:w="2070"/>
-                  </w:tblGrid>
-                  <w:sdt>
-                    <w:sdtPr>
-                      <w:rPr>
-                        <w:rFonts w:ascii="Segoe UI" w:hAnsi="Segoe UI" w:cs="Segoe UI"/>
-                        <w:b w:val="0"/>
-                        <w:bCs w:val="0"/>
-                        <w:color w:val="auto"/>
-                        <w:sz w:val="18"/>
-                        <w:szCs w:val="18"/>
-                      </w:rPr>
-                      <w:alias w:val="#Nav: /Customer/Integer/CurrencyLoop/OverdueVisible"/>
-                      <w:tag w:val="#Nav: Standard_Statement/1316"/>
-                      <w:id w:val="-1945292196"/>
-                      <w15:dataBinding w:prefixMappings="xmlns:ns0='urn:microsoft-dynamics-nav/reports/Standard_Statement/1316/' " w:xpath="/ns0:NavWordReportXmlPart[1]/ns0:Customer[1]/ns0:Integer[1]/ns0:CurrencyLoop[1]/ns0:OverdueVisible" w:storeItemID="{6DA4901C-D430-4D4B-9017-1CE2DD1B612E}"/>
-                      <w15:repeatingSection/>
-                    </w:sdtPr>
-                    <w:sdtContent>
-                      <w:sdt>
-                        <w:sdtPr>
-                          <w:rPr>
-                            <w:rFonts w:ascii="Segoe UI" w:hAnsi="Segoe UI" w:cs="Segoe UI"/>
-                            <w:b w:val="0"/>
-                            <w:bCs w:val="0"/>
-                            <w:color w:val="auto"/>
-                            <w:sz w:val="18"/>
-                            <w:szCs w:val="18"/>
-                          </w:rPr>
-                          <w:id w:val="42419390"/>
-                          <w:placeholder>
-                            <w:docPart w:val="DefaultPlaceholder_1081868578"/>
-                          </w:placeholder>
-                          <w15:repeatingSectionItem/>
-                        </w:sdtPr>
-                        <w:sdtContent>
-                          <w:tr>
-                            <w:trPr>
-                              <w:cnfStyle w:val="100000000000" w:firstRow="1" w:lastRow="0" w:firstColumn="0" w:lastColumn="0" w:oddVBand="0" w:evenVBand="0" w:oddHBand="0" w:evenHBand="0" w:firstRowFirstColumn="0" w:firstRowLastColumn="0" w:lastRowFirstColumn="0" w:lastRowLastColumn="0"/>
-                            </w:trPr>
-                            <w:sdt>
-                              <w:sdtPr>
-                                <w:rPr>
-                                  <w:rFonts w:ascii="Segoe UI" w:hAnsi="Segoe UI" w:cs="Segoe UI"/>
-                                  <w:b w:val="0"/>
-                                  <w:bCs w:val="0"/>
-                                  <w:color w:val="auto"/>
-                                  <w:sz w:val="18"/>
-                                  <w:szCs w:val="18"/>
-                                </w:rPr>
-                                <w:alias w:val="#Nav: /Customer/Integer/CurrencyLoop/OverdueVisible/PostDate_DtldCustLedgEntriesCaption2"/>
-                                <w:tag w:val="#Nav: Standard_Statement/1316"/>
-                                <w:id w:val="-1343390162"/>
-                                <w:placeholder>
-                                  <w:docPart w:val="DefaultPlaceholder_1081868574"/>
-                                </w:placeholder>
-                                <w:dataBinding w:prefixMappings="xmlns:ns0='urn:microsoft-dynamics-nav/reports/Standard_Statement/1316/'" w:xpath="/ns0:NavWordReportXmlPart[1]/ns0:Customer[1]/ns0:Integer[1]/ns0:CurrencyLoop[1]/ns0:OverdueVisible[1]/ns0:PostDate_DtldCustLedgEntriesCaption2[1]" w:storeItemID="{6DA4901C-D430-4D4B-9017-1CE2DD1B612E}"/>
-                                <w:text/>
-                              </w:sdtPr>
-                              <w:sdtEndPr>
-                                <w:rPr>
-                                  <w:b/>
-                                  <w:bCs/>
-                                  <w:color w:val="FFFFFF" w:themeColor="background1"/>
-                                </w:rPr>
-                              </w:sdtEndPr>
-                              <w:sdtContent>
-                                <w:tc>
-                                  <w:tcPr>
-                                    <w:cnfStyle w:val="001000000000" w:firstRow="0" w:lastRow="0" w:firstColumn="1" w:lastColumn="0" w:oddVBand="0" w:evenVBand="0" w:oddHBand="0" w:evenHBand="0" w:firstRowFirstColumn="0" w:firstRowLastColumn="0" w:lastRowFirstColumn="0" w:lastRowLastColumn="0"/>
-                                    <w:tcW w:w="1345" w:type="dxa"/>
-                                  </w:tcPr>
-                                  <w:p>
-                                    <w:pPr>
-                                      <w:pStyle w:val="NoSpacing"/>
-                                      <w:rPr>
-                                        <w:rFonts w:ascii="Segoe UI" w:hAnsi="Segoe UI" w:cs="Segoe UI"/>
-                                        <w:b w:val="0"/>
-                                        <w:sz w:val="18"/>
-                                        <w:szCs w:val="18"/>
-                                      </w:rPr>
-                                    </w:pPr>
-                                    <w:r>
-                                      <w:rPr>
-                                        <w:rFonts w:ascii="Segoe UI" w:hAnsi="Segoe UI" w:cs="Segoe UI"/>
-                                        <w:sz w:val="18"/>
-                                        <w:szCs w:val="18"/>
-                                      </w:rPr>
-                                      <w:t>PostDate_DtldCustLedgEntriesCaption2</w:t>
-                                    </w:r>
-                                  </w:p>
-                                </w:tc>
-                              </w:sdtContent>
-                            </w:sdt>
-                            <w:sdt>
-                              <w:sdtPr>
-                                <w:rPr>
-                                  <w:rFonts w:ascii="Segoe UI" w:hAnsi="Segoe UI" w:cs="Segoe UI"/>
-                                  <w:sz w:val="18"/>
-                                  <w:szCs w:val="18"/>
-                                </w:rPr>
-                                <w:alias w:val="#Nav: /Customer/Integer/CurrencyLoop/OverdueVisible/DocNo_DtldCustLedgEntriesCaption2"/>
-                                <w:tag w:val="#Nav: Standard_Statement/1316"/>
-                                <w:id w:val="919139622"/>
-                                <w:placeholder>
-                                  <w:docPart w:val="DefaultPlaceholder_1081868574"/>
-                                </w:placeholder>
-                                <w:dataBinding w:prefixMappings="xmlns:ns0='urn:microsoft-dynamics-nav/reports/Standard_Statement/1316/'" w:xpath="/ns0:NavWordReportXmlPart[1]/ns0:Customer[1]/ns0:Integer[1]/ns0:CurrencyLoop[1]/ns0:OverdueVisible[1]/ns0:DocNo_DtldCustLedgEntriesCaption2[1]" w:storeItemID="{6DA4901C-D430-4D4B-9017-1CE2DD1B612E}"/>
-                                <w:text/>
-                              </w:sdtPr>
-                              <w:sdtContent>
-                                <w:tc>
-                                  <w:tcPr>
-                                    <w:tcW w:w="1530" w:type="dxa"/>
-                                  </w:tcPr>
-                                  <w:p>
-                                    <w:pPr>
-                                      <w:pStyle w:val="NoSpacing"/>
-                                      <w:cnfStyle w:val="100000000000" w:firstRow="1" w:lastRow="0" w:firstColumn="0" w:lastColumn="0" w:oddVBand="0" w:evenVBand="0" w:oddHBand="0" w:evenHBand="0" w:firstRowFirstColumn="0" w:firstRowLastColumn="0" w:lastRowFirstColumn="0" w:lastRowLastColumn="0"/>
-                                      <w:rPr>
-                                        <w:rFonts w:ascii="Segoe UI" w:hAnsi="Segoe UI" w:cs="Segoe UI"/>
-                                        <w:sz w:val="18"/>
-                                        <w:szCs w:val="18"/>
-                                      </w:rPr>
-                                    </w:pPr>
-                                    <w:r>
-                                      <w:rPr>
-                                        <w:rFonts w:ascii="Segoe UI" w:hAnsi="Segoe UI" w:cs="Segoe UI"/>
-                                        <w:sz w:val="18"/>
-                                        <w:szCs w:val="18"/>
-                                      </w:rPr>
-                                      <w:t>DocNo_DtldCustLedgEntriesCaption2</w:t>
-                                    </w:r>
-                                  </w:p>
-                                </w:tc>
-                              </w:sdtContent>
-                            </w:sdt>
-                            <w:sdt>
-                              <w:sdtPr>
-                                <w:rPr>
-                                  <w:rFonts w:ascii="Segoe UI" w:hAnsi="Segoe UI" w:cs="Segoe UI"/>
-                                  <w:sz w:val="18"/>
-                                  <w:szCs w:val="18"/>
-                                </w:rPr>
-                                <w:alias w:val="#Nav: /Customer/Integer/CurrencyLoop/OverdueVisible/Desc_CustLedgEntry2Caption2"/>
-                                <w:tag w:val="#Nav: Standard_Statement/1316"/>
-                                <w:id w:val="-1973196731"/>
-                                <w:placeholder>
-                                  <w:docPart w:val="DefaultPlaceholder_1081868574"/>
-                                </w:placeholder>
-                                <w:dataBinding w:prefixMappings="xmlns:ns0='urn:microsoft-dynamics-nav/reports/Standard_Statement/1316/'" w:xpath="/ns0:NavWordReportXmlPart[1]/ns0:Customer[1]/ns0:Integer[1]/ns0:CurrencyLoop[1]/ns0:OverdueVisible[1]/ns0:Desc_CustLedgEntry2Caption2[1]" w:storeItemID="{6DA4901C-D430-4D4B-9017-1CE2DD1B612E}"/>
-                                <w:text/>
-                              </w:sdtPr>
-                              <w:sdtContent>
-                                <w:tc>
-                                  <w:tcPr>
-                                    <w:tcW w:w="1620" w:type="dxa"/>
-                                  </w:tcPr>
-                                  <w:p>
-                                    <w:pPr>
-                                      <w:pStyle w:val="NoSpacing"/>
-                                      <w:cnfStyle w:val="100000000000" w:firstRow="1" w:lastRow="0" w:firstColumn="0" w:lastColumn="0" w:oddVBand="0" w:evenVBand="0" w:oddHBand="0" w:evenHBand="0" w:firstRowFirstColumn="0" w:firstRowLastColumn="0" w:lastRowFirstColumn="0" w:lastRowLastColumn="0"/>
-                                      <w:rPr>
-                                        <w:rFonts w:ascii="Segoe UI" w:hAnsi="Segoe UI" w:cs="Segoe UI"/>
-                                        <w:sz w:val="18"/>
-                                        <w:szCs w:val="18"/>
-                                      </w:rPr>
-                                    </w:pPr>
-                                    <w:r>
-                                      <w:rPr>
-                                        <w:rFonts w:ascii="Segoe UI" w:hAnsi="Segoe UI" w:cs="Segoe UI"/>
-                                        <w:sz w:val="18"/>
-                                        <w:szCs w:val="18"/>
-                                      </w:rPr>
-                                      <w:t>Desc_CustLedgEntry2Caption2</w:t>
-                                    </w:r>
-                                  </w:p>
-                                </w:tc>
-                              </w:sdtContent>
-                            </w:sdt>
-                            <w:sdt>
-                              <w:sdtPr>
-                                <w:rPr>
-                                  <w:rFonts w:ascii="Segoe UI" w:hAnsi="Segoe UI" w:cs="Segoe UI"/>
-                                  <w:sz w:val="18"/>
-                                  <w:szCs w:val="18"/>
-                                </w:rPr>
-                                <w:alias w:val="#Nav: /Customer/Integer/CurrencyLoop/OverdueVisible/DueDate_CustLedgEntry2Caption2"/>
-                                <w:tag w:val="#Nav: Standard_Statement/1316"/>
-                                <w:id w:val="2068072881"/>
-                                <w:placeholder>
-                                  <w:docPart w:val="DefaultPlaceholder_1081868574"/>
-                                </w:placeholder>
-                                <w:dataBinding w:prefixMappings="xmlns:ns0='urn:microsoft-dynamics-nav/reports/Standard_Statement/1316/'" w:xpath="/ns0:NavWordReportXmlPart[1]/ns0:Customer[1]/ns0:Integer[1]/ns0:CurrencyLoop[1]/ns0:OverdueVisible[1]/ns0:DueDate_CustLedgEntry2Caption2[1]" w:storeItemID="{6DA4901C-D430-4D4B-9017-1CE2DD1B612E}"/>
-                                <w:text/>
-                              </w:sdtPr>
-                              <w:sdtContent>
-                                <w:tc>
-                                  <w:tcPr>
-                                    <w:tcW w:w="1170" w:type="dxa"/>
-                                  </w:tcPr>
-                                  <w:p>
-                                    <w:pPr>
-                                      <w:pStyle w:val="NoSpacing"/>
-                                      <w:cnfStyle w:val="100000000000" w:firstRow="1" w:lastRow="0" w:firstColumn="0" w:lastColumn="0" w:oddVBand="0" w:evenVBand="0" w:oddHBand="0" w:evenHBand="0" w:firstRowFirstColumn="0" w:firstRowLastColumn="0" w:lastRowFirstColumn="0" w:lastRowLastColumn="0"/>
-                                      <w:rPr>
-                                        <w:rFonts w:ascii="Segoe UI" w:hAnsi="Segoe UI" w:cs="Segoe UI"/>
-                                        <w:sz w:val="18"/>
-                                        <w:szCs w:val="18"/>
-                                      </w:rPr>
-                                    </w:pPr>
-                                    <w:r>
-                                      <w:rPr>
-                                        <w:rFonts w:ascii="Segoe UI" w:hAnsi="Segoe UI" w:cs="Segoe UI"/>
-                                        <w:sz w:val="18"/>
-                                        <w:szCs w:val="18"/>
-                                      </w:rPr>
-                                      <w:t>DueDate_CustLedgEntry2Caption2</w:t>
-                                    </w:r>
-                                  </w:p>
-                                </w:tc>
-                              </w:sdtContent>
-                            </w:sdt>
-                            <w:sdt>
-                              <w:sdtPr>
-                                <w:rPr>
-                                  <w:rFonts w:ascii="Segoe UI" w:hAnsi="Segoe UI" w:cs="Segoe UI"/>
-                                  <w:sz w:val="18"/>
-                                  <w:szCs w:val="18"/>
-                                </w:rPr>
-                                <w:alias w:val="#Nav: /Customer/Integer/CurrencyLoop/OverdueVisible/OriginalAmt_CustLedgEntry2Caption2"/>
-                                <w:tag w:val="#Nav: Standard_Statement/1316"/>
-                                <w:id w:val="1032545067"/>
-                                <w:placeholder>
-                                  <w:docPart w:val="DefaultPlaceholder_1081868574"/>
-                                </w:placeholder>
-                                <w:dataBinding w:prefixMappings="xmlns:ns0='urn:microsoft-dynamics-nav/reports/Standard_Statement/1316/'" w:xpath="/ns0:NavWordReportXmlPart[1]/ns0:Customer[1]/ns0:Integer[1]/ns0:CurrencyLoop[1]/ns0:OverdueVisible[1]/ns0:OriginalAmt_CustLedgEntry2Caption2[1]" w:storeItemID="{6DA4901C-D430-4D4B-9017-1CE2DD1B612E}"/>
-                                <w:text/>
-                              </w:sdtPr>
-                              <w:sdtContent>
-                                <w:tc>
-                                  <w:tcPr>
-                                    <w:tcW w:w="2340" w:type="dxa"/>
-                                  </w:tcPr>
-                                  <w:p>
-                                    <w:pPr>
-                                      <w:pStyle w:val="NoSpacing"/>
-                                      <w:cnfStyle w:val="100000000000" w:firstRow="1" w:lastRow="0" w:firstColumn="0" w:lastColumn="0" w:oddVBand="0" w:evenVBand="0" w:oddHBand="0" w:evenHBand="0" w:firstRowFirstColumn="0" w:firstRowLastColumn="0" w:lastRowFirstColumn="0" w:lastRowLastColumn="0"/>
-                                      <w:rPr>
-                                        <w:rFonts w:ascii="Segoe UI" w:hAnsi="Segoe UI" w:cs="Segoe UI"/>
-                                        <w:sz w:val="18"/>
-                                        <w:szCs w:val="18"/>
-                                      </w:rPr>
-                                    </w:pPr>
-                                    <w:r>
-                                      <w:rPr>
-                                        <w:rFonts w:ascii="Segoe UI" w:hAnsi="Segoe UI" w:cs="Segoe UI"/>
-                                        <w:sz w:val="18"/>
-                                        <w:szCs w:val="18"/>
-                                      </w:rPr>
-                                      <w:t>OriginalAmt_CustLedgEntry2Caption2</w:t>
-                                    </w:r>
-                                  </w:p>
-                                </w:tc>
-                              </w:sdtContent>
-                            </w:sdt>
-                            <w:sdt>
-                              <w:sdtPr>
-                                <w:rPr>
-                                  <w:rFonts w:ascii="Segoe UI" w:hAnsi="Segoe UI" w:cs="Segoe UI"/>
-                                  <w:sz w:val="18"/>
-                                  <w:szCs w:val="18"/>
-                                </w:rPr>
-                                <w:alias w:val="#Nav: /Customer/Integer/CurrencyLoop/OverdueVisible/RemainAmtCustLedgEntry2Caption2"/>
-                                <w:tag w:val="#Nav: Standard_Statement/1316"/>
-                                <w:id w:val="-561246524"/>
-                                <w:placeholder>
-                                  <w:docPart w:val="DefaultPlaceholder_1081868574"/>
-                                </w:placeholder>
-                                <w:dataBinding w:prefixMappings="xmlns:ns0='urn:microsoft-dynamics-nav/reports/Standard_Statement/1316/'" w:xpath="/ns0:NavWordReportXmlPart[1]/ns0:Customer[1]/ns0:Integer[1]/ns0:CurrencyLoop[1]/ns0:OverdueVisible[1]/ns0:RemainAmtCustLedgEntry2Caption2[1]" w:storeItemID="{6DA4901C-D430-4D4B-9017-1CE2DD1B612E}"/>
-                                <w:text/>
-                              </w:sdtPr>
-                              <w:sdtContent>
-                                <w:tc>
-                                  <w:tcPr>
-                                    <w:tcW w:w="2790" w:type="dxa"/>
-                                    <w:gridSpan w:val="2"/>
-                                  </w:tcPr>
-                                  <w:p>
-                                    <w:pPr>
-                                      <w:pStyle w:val="NoSpacing"/>
-                                      <w:cnfStyle w:val="100000000000" w:firstRow="1" w:lastRow="0" w:firstColumn="0" w:lastColumn="0" w:oddVBand="0" w:evenVBand="0" w:oddHBand="0" w:evenHBand="0" w:firstRowFirstColumn="0" w:firstRowLastColumn="0" w:lastRowFirstColumn="0" w:lastRowLastColumn="0"/>
-                                      <w:rPr>
-                                        <w:rFonts w:ascii="Segoe UI" w:hAnsi="Segoe UI" w:cs="Segoe UI"/>
-                                        <w:sz w:val="18"/>
-                                        <w:szCs w:val="18"/>
-                                      </w:rPr>
-                                    </w:pPr>
-                                    <w:r>
-                                      <w:rPr>
-                                        <w:rFonts w:ascii="Segoe UI" w:hAnsi="Segoe UI" w:cs="Segoe UI"/>
-                                        <w:sz w:val="18"/>
-                                        <w:szCs w:val="18"/>
-                                      </w:rPr>
-                                      <w:t>RemainAmtCustLedgEntry2Caption2</w:t>
-                                    </w:r>
-                                  </w:p>
-                                </w:tc>
-                              </w:sdtContent>
-                            </w:sdt>
-                          </w:tr>
-                        </w:sdtContent>
-                      </w:sdt>
-                    </w:sdtContent>
-                  </w:sdt>
-                  <w:sdt>
-                    <w:sdtPr>
-                      <w:rPr>
-                        <w:rFonts w:ascii="Segoe UI" w:hAnsi="Segoe UI" w:cs="Segoe UI"/>
-                        <w:b w:val="0"/>
-                        <w:bCs w:val="0"/>
-                        <w:sz w:val="18"/>
-                        <w:szCs w:val="18"/>
-                      </w:rPr>
-                      <w:alias w:val="#Nav: /Customer/Integer/CurrencyLoop"/>
-                      <w:tag w:val="#Nav: Standard_Statement/1316"/>
-                      <w:id w:val="-1488938559"/>
-                      <w15:dataBinding w:prefixMappings="xmlns:ns0='urn:microsoft-dynamics-nav/reports/Standard_Statement/1316/' " w:xpath="/ns0:NavWordReportXmlPart[1]/ns0:Customer[1]/ns0:Integer[1]/ns0:CurrencyLoop" w:storeItemID="{6DA4901C-D430-4D4B-9017-1CE2DD1B612E}"/>
-                      <w15:repeatingSection/>
-                    </w:sdtPr>
-                    <w:sdtEndPr>
-                      <w:rPr>
-                        <w:b/>
-                      </w:rPr>
-                    </w:sdtEndPr>
-                    <w:sdtContent>
-                      <w:sdt>
-                        <w:sdtPr>
-                          <w:rPr>
-                            <w:rFonts w:ascii="Segoe UI" w:hAnsi="Segoe UI" w:cs="Segoe UI"/>
-                            <w:b w:val="0"/>
-                            <w:bCs w:val="0"/>
-                            <w:sz w:val="18"/>
-                            <w:szCs w:val="18"/>
-                          </w:rPr>
-                          <w:id w:val="-981379417"/>
-                          <w:placeholder>
-                            <w:docPart w:val="DefaultPlaceholder_1081868578"/>
-                          </w:placeholder>
-                          <w15:repeatingSectionItem/>
-                        </w:sdtPr>
-                        <w:sdtEndPr>
-                          <w:rPr>
-                            <w:b/>
-                          </w:rPr>
-                        </w:sdtEndPr>
-                        <w:sdtContent>
-                          <w:sdt>
-                            <w:sdtPr>
-                              <w:rPr>
-                                <w:rFonts w:ascii="Segoe UI" w:hAnsi="Segoe UI" w:cs="Segoe UI"/>
-                                <w:b w:val="0"/>
-                                <w:bCs w:val="0"/>
-                                <w:sz w:val="18"/>
-                                <w:szCs w:val="18"/>
-                              </w:rPr>
-                              <w:alias w:val="#Nav: /Customer/Integer/CurrencyLoop/OverdueVisible"/>
-                              <w:tag w:val="#Nav: Standard_Statement/1316"/>
-                              <w:id w:val="-1783570720"/>
-                              <w15:dataBinding w:prefixMappings="xmlns:ns0='urn:microsoft-dynamics-nav/reports/Standard_Statement/1316/' " w:xpath="/ns0:NavWordReportXmlPart[1]/ns0:Customer[1]/ns0:Integer[1]/ns0:CurrencyLoop[1]/ns0:OverdueVisible" w:storeItemID="{6DA4901C-D430-4D4B-9017-1CE2DD1B612E}"/>
-                              <w15:repeatingSection/>
-                            </w:sdtPr>
-                            <w:sdtEndPr>
-                              <w:rPr>
-                                <w:b/>
-                              </w:rPr>
-                            </w:sdtEndPr>
-                            <w:sdtContent>
-                              <w:sdt>
-                                <w:sdtPr>
-                                  <w:rPr>
-                                    <w:rFonts w:ascii="Segoe UI" w:hAnsi="Segoe UI" w:cs="Segoe UI"/>
-                                    <w:b w:val="0"/>
-                                    <w:bCs w:val="0"/>
-                                    <w:sz w:val="18"/>
-                                    <w:szCs w:val="18"/>
-                                  </w:rPr>
-                                  <w:id w:val="-2052139911"/>
-                                  <w:placeholder>
-                                    <w:docPart w:val="DefaultPlaceholder_1081868578"/>
-                                  </w:placeholder>
-                                  <w15:repeatingSectionItem/>
-                                </w:sdtPr>
-                                <w:sdtEndPr>
-                                  <w:rPr>
-                                    <w:b/>
-                                  </w:rPr>
-                                </w:sdtEndPr>
-                                <w:sdtContent>
-                                  <w:tr>
-                                    <w:trPr>
-                                      <w:cnfStyle w:val="000000100000" w:firstRow="0" w:lastRow="0" w:firstColumn="0" w:lastColumn="0" w:oddVBand="0" w:evenVBand="0" w:oddHBand="1" w:evenHBand="0" w:firstRowFirstColumn="0" w:firstRowLastColumn="0" w:lastRowFirstColumn="0" w:lastRowLastColumn="0"/>
-                                    </w:trPr>
-                                    <w:sdt>
-                                      <w:sdtPr>
-                                        <w:rPr>
-                                          <w:rFonts w:ascii="Segoe UI" w:hAnsi="Segoe UI" w:cs="Segoe UI"/>
-                                          <w:b w:val="0"/>
-                                          <w:bCs w:val="0"/>
-                                          <w:sz w:val="18"/>
-                                          <w:szCs w:val="18"/>
-                                        </w:rPr>
-                                        <w:alias w:val="#Nav: /Customer/Integer/CurrencyLoop/OverdueVisible/OverDueEntries"/>
-                                        <w:tag w:val="#Nav: Standard_Statement/1316"/>
-                                        <w:id w:val="-257672097"/>
-                                        <w:placeholder>
-                                          <w:docPart w:val="DefaultPlaceholder_1081868574"/>
-                                        </w:placeholder>
-                                        <w:dataBinding w:prefixMappings="xmlns:ns0='urn:microsoft-dynamics-nav/reports/Standard_Statement/1316/'" w:xpath="/ns0:NavWordReportXmlPart[1]/ns0:Customer[1]/ns0:Integer[1]/ns0:CurrencyLoop[1]/ns0:OverdueVisible[1]/ns0:OverDueEntries[1]" w:storeItemID="{6DA4901C-D430-4D4B-9017-1CE2DD1B612E}"/>
-                                        <w:text/>
-                                      </w:sdtPr>
-                                      <w:sdtContent>
-                                        <w:tc>
-                                          <w:tcPr>
-                                            <w:cnfStyle w:val="001000000000" w:firstRow="0" w:lastRow="0" w:firstColumn="1" w:lastColumn="0" w:oddVBand="0" w:evenVBand="0" w:oddHBand="0" w:evenHBand="0" w:firstRowFirstColumn="0" w:firstRowLastColumn="0" w:lastRowFirstColumn="0" w:lastRowLastColumn="0"/>
-                                            <w:tcW w:w="10795" w:type="dxa"/>
-                                            <w:gridSpan w:val="7"/>
-                                          </w:tcPr>
-                                          <w:p>
-                                            <w:pPr>
-                                              <w:pStyle w:val="NoSpacing"/>
-                                              <w:rPr>
-                                                <w:rFonts w:ascii="Segoe UI" w:hAnsi="Segoe UI" w:cs="Segoe UI"/>
-                                                <w:b w:val="0"/>
-                                                <w:sz w:val="18"/>
-                                                <w:szCs w:val="18"/>
-                                              </w:rPr>
-                                            </w:pPr>
-                                            <w:r>
-                                              <w:rPr>
-                                                <w:rFonts w:ascii="Segoe UI" w:hAnsi="Segoe UI" w:cs="Segoe UI"/>
-                                                <w:b w:val="0"/>
-                                                <w:bCs w:val="0"/>
-                                                <w:sz w:val="18"/>
-                                                <w:szCs w:val="18"/>
-                                              </w:rPr>
-                                              <w:t>OverDueEntries</w:t>
-                                            </w:r>
-                                          </w:p>
-                                        </w:tc>
-                                      </w:sdtContent>
-                                    </w:sdt>
-                                  </w:tr>
-                                  <w:sdt>
-                                    <w:sdtPr>
-                                      <w:rPr>
-                                        <w:rFonts w:ascii="Segoe UI" w:hAnsi="Segoe UI" w:cs="Segoe UI"/>
-                                        <w:b w:val="0"/>
-                                        <w:bCs w:val="0"/>
-                                        <w:sz w:val="18"/>
-                                        <w:szCs w:val="18"/>
-                                      </w:rPr>
-                                      <w:alias w:val="#Nav: /Customer/Integer/CurrencyLoop/OverdueVisible/CustLedgEntry2"/>
-                                      <w:tag w:val="#Nav: Standard_Statement/1316"/>
-                                      <w:id w:val="2012786416"/>
-                                      <w15:dataBinding w:prefixMappings="xmlns:ns0='urn:microsoft-dynamics-nav/reports/Standard_Statement/1316/' " w:xpath="/ns0:NavWordReportXmlPart[1]/ns0:Customer[1]/ns0:Integer[1]/ns0:CurrencyLoop[1]/ns0:OverdueVisible[1]/ns0:CustLedgEntry2" w:storeItemID="{6DA4901C-D430-4D4B-9017-1CE2DD1B612E}"/>
-                                      <w15:repeatingSection/>
-                                    </w:sdtPr>
-                                    <w:sdtContent>
-                                      <w:sdt>
-                                        <w:sdtPr>
-                                          <w:rPr>
-                                            <w:rFonts w:ascii="Segoe UI" w:hAnsi="Segoe UI" w:cs="Segoe UI"/>
-                                            <w:b w:val="0"/>
-                                            <w:bCs w:val="0"/>
-                                            <w:sz w:val="18"/>
-                                            <w:szCs w:val="18"/>
-                                          </w:rPr>
-                                          <w:id w:val="-1283029708"/>
-                                          <w:placeholder>
-                                            <w:docPart w:val="DefaultPlaceholder_1081868578"/>
-                                          </w:placeholder>
-                                          <w15:repeatingSectionItem/>
-                                        </w:sdtPr>
-                                        <w:sdtContent>
-                                          <w:tr>
-                                            <w:sdt>
-                                              <w:sdtPr>
-                                                <w:rPr>
-                                                  <w:rFonts w:ascii="Segoe UI" w:hAnsi="Segoe UI" w:cs="Segoe UI"/>
-                                                  <w:b w:val="0"/>
-                                                  <w:bCs w:val="0"/>
-                                                  <w:sz w:val="18"/>
-                                                  <w:szCs w:val="18"/>
-                                                </w:rPr>
-                                                <w:alias w:val="#Nav: /Customer/Integer/CurrencyLoop/OverdueVisible/CustLedgEntry2/PostDate_CustLedgEntry2"/>
-                                                <w:tag w:val="#Nav: Standard_Statement/1316"/>
-                                                <w:id w:val="1024125593"/>
-                                                <w:placeholder>
-                                                  <w:docPart w:val="DefaultPlaceholder_1081868574"/>
-                                                </w:placeholder>
-                                                <w:dataBinding w:prefixMappings="xmlns:ns0='urn:microsoft-dynamics-nav/reports/Standard_Statement/1316/'" w:xpath="/ns0:NavWordReportXmlPart[1]/ns0:Customer[1]/ns0:Integer[1]/ns0:CurrencyLoop[1]/ns0:OverdueVisible[1]/ns0:CustLedgEntry2[1]/ns0:PostDate_CustLedgEntry2[1]" w:storeItemID="{6DA4901C-D430-4D4B-9017-1CE2DD1B612E}"/>
-                                                <w:text/>
-                                              </w:sdtPr>
-                                              <w:sdtEndPr>
-                                                <w:rPr>
-                                                  <w:b/>
-                                                  <w:bCs/>
-                                                </w:rPr>
-                                              </w:sdtEndPr>
-                                              <w:sdtContent>
-                                                <w:tc>
-                                                  <w:tcPr>
-                                                    <w:cnfStyle w:val="001000000000" w:firstRow="0" w:lastRow="0" w:firstColumn="1" w:lastColumn="0" w:oddVBand="0" w:evenVBand="0" w:oddHBand="0" w:evenHBand="0" w:firstRowFirstColumn="0" w:firstRowLastColumn="0" w:lastRowFirstColumn="0" w:lastRowLastColumn="0"/>
-                                                    <w:tcW w:w="1345" w:type="dxa"/>
-                                                  </w:tcPr>
-                                                  <w:p>
-                                                    <w:pPr>
-                                                      <w:pStyle w:val="NoSpacing"/>
-                                                      <w:rPr>
-                                                        <w:rFonts w:ascii="Segoe UI" w:hAnsi="Segoe UI" w:cs="Segoe UI"/>
-                                                        <w:sz w:val="18"/>
-                                                        <w:szCs w:val="18"/>
-                                                      </w:rPr>
-                                                    </w:pPr>
-                                                    <w:r>
-                                                      <w:rPr>
-                                                        <w:rFonts w:ascii="Segoe UI" w:hAnsi="Segoe UI" w:cs="Segoe UI"/>
-                                                        <w:b w:val="0"/>
-                                                        <w:bCs w:val="0"/>
-                                                        <w:sz w:val="18"/>
-                                                        <w:szCs w:val="18"/>
-                                                      </w:rPr>
-                                                      <w:t>PostDate_CustLedgEntry2</w:t>
-                                                    </w:r>
-                                                  </w:p>
-                                                </w:tc>
-                                              </w:sdtContent>
-                                            </w:sdt>
-                                            <w:sdt>
-                                              <w:sdtPr>
-                                                <w:rPr>
-                                                  <w:rFonts w:ascii="Segoe UI" w:hAnsi="Segoe UI" w:cs="Segoe UI"/>
-                                                  <w:sz w:val="18"/>
-                                                  <w:szCs w:val="18"/>
-                                                </w:rPr>
-                                                <w:alias w:val="#Nav: /Customer/Integer/CurrencyLoop/OverdueVisible/CustLedgEntry2/DocNo_CustLedgEntry2"/>
-                                                <w:tag w:val="#Nav: Standard_Statement/1316"/>
-                                                <w:id w:val="575325811"/>
-                                                <w:placeholder>
-                                                  <w:docPart w:val="DefaultPlaceholder_1081868574"/>
-                                                </w:placeholder>
-                                                <w:dataBinding w:prefixMappings="xmlns:ns0='urn:microsoft-dynamics-nav/reports/Standard_Statement/1316/'" w:xpath="/ns0:NavWordReportXmlPart[1]/ns0:Customer[1]/ns0:Integer[1]/ns0:CurrencyLoop[1]/ns0:OverdueVisible[1]/ns0:CustLedgEntry2[1]/ns0:DocNo_CustLedgEntry2[1]" w:storeItemID="{6DA4901C-D430-4D4B-9017-1CE2DD1B612E}"/>
-                                                <w:text/>
-                                              </w:sdtPr>
-                                              <w:sdtContent>
-                                                <w:tc>
-                                                  <w:tcPr>
-                                                    <w:tcW w:w="1530" w:type="dxa"/>
-                                                  </w:tcPr>
-                                                  <w:p>
-                                                    <w:pPr>
-                                                      <w:pStyle w:val="NoSpacing"/>
-                                                      <w:cnfStyle w:val="000000000000" w:firstRow="0" w:lastRow="0" w:firstColumn="0" w:lastColumn="0" w:oddVBand="0" w:evenVBand="0" w:oddHBand="0" w:evenHBand="0" w:firstRowFirstColumn="0" w:firstRowLastColumn="0" w:lastRowFirstColumn="0" w:lastRowLastColumn="0"/>
-                                                      <w:rPr>
-                                                        <w:rFonts w:ascii="Segoe UI" w:hAnsi="Segoe UI" w:cs="Segoe UI"/>
-                                                        <w:sz w:val="18"/>
-                                                        <w:szCs w:val="18"/>
-                                                      </w:rPr>
-                                                    </w:pPr>
-                                                    <w:r>
-                                                      <w:rPr>
-                                                        <w:rFonts w:ascii="Segoe UI" w:hAnsi="Segoe UI" w:cs="Segoe UI"/>
-                                                        <w:sz w:val="18"/>
-                                                        <w:szCs w:val="18"/>
-                                                      </w:rPr>
-                                                      <w:t>DocNo_CustLedgEntry2</w:t>
-                                                    </w:r>
-                                                  </w:p>
-                                                </w:tc>
-                                              </w:sdtContent>
-                                            </w:sdt>
-                                            <w:sdt>
-                                              <w:sdtPr>
-                                                <w:rPr>
-                                                  <w:rFonts w:ascii="Segoe UI" w:hAnsi="Segoe UI" w:cs="Segoe UI"/>
-                                                  <w:sz w:val="18"/>
-                                                  <w:szCs w:val="18"/>
-                                                </w:rPr>
-                                                <w:alias w:val="#Nav: /Customer/Integer/CurrencyLoop/OverdueVisible/CustLedgEntry2/Desc_CustLedgEntry2"/>
-                                                <w:tag w:val="#Nav: Standard_Statement/1316"/>
-                                                <w:id w:val="-1268923736"/>
-                                                <w:placeholder>
-                                                  <w:docPart w:val="DefaultPlaceholder_1081868574"/>
-                                                </w:placeholder>
-                                                <w:dataBinding w:prefixMappings="xmlns:ns0='urn:microsoft-dynamics-nav/reports/Standard_Statement/1316/'" w:xpath="/ns0:NavWordReportXmlPart[1]/ns0:Customer[1]/ns0:Integer[1]/ns0:CurrencyLoop[1]/ns0:OverdueVisible[1]/ns0:CustLedgEntry2[1]/ns0:Desc_CustLedgEntry2[1]" w:storeItemID="{6DA4901C-D430-4D4B-9017-1CE2DD1B612E}"/>
-                                                <w:text/>
-                                              </w:sdtPr>
-                                              <w:sdtContent>
-                                                <w:tc>
-                                                  <w:tcPr>
-                                                    <w:tcW w:w="1620" w:type="dxa"/>
-                                                  </w:tcPr>
-                                                  <w:p>
-                                                    <w:pPr>
-                                                      <w:pStyle w:val="NoSpacing"/>
-                                                      <w:cnfStyle w:val="000000000000" w:firstRow="0" w:lastRow="0" w:firstColumn="0" w:lastColumn="0" w:oddVBand="0" w:evenVBand="0" w:oddHBand="0" w:evenHBand="0" w:firstRowFirstColumn="0" w:firstRowLastColumn="0" w:lastRowFirstColumn="0" w:lastRowLastColumn="0"/>
-                                                      <w:rPr>
-                                                        <w:rFonts w:ascii="Segoe UI" w:hAnsi="Segoe UI" w:cs="Segoe UI"/>
-                                                        <w:sz w:val="18"/>
-                                                        <w:szCs w:val="18"/>
-                                                      </w:rPr>
-                                                    </w:pPr>
-                                                    <w:r>
-                                                      <w:rPr>
-                                                        <w:rFonts w:ascii="Segoe UI" w:hAnsi="Segoe UI" w:cs="Segoe UI"/>
-                                                        <w:sz w:val="18"/>
-                                                        <w:szCs w:val="18"/>
-                                                      </w:rPr>
-                                                      <w:t>Desc_CustLedgEntry2</w:t>
-                                                    </w:r>
-                                                  </w:p>
-                                                </w:tc>
-                                              </w:sdtContent>
-                                            </w:sdt>
-                                            <w:sdt>
-                                              <w:sdtPr>
-                                                <w:rPr>
-                                                  <w:rFonts w:ascii="Segoe UI" w:hAnsi="Segoe UI" w:cs="Segoe UI"/>
-                                                  <w:sz w:val="18"/>
-                                                  <w:szCs w:val="18"/>
-                                                </w:rPr>
-                                                <w:alias w:val="#Nav: /Customer/Integer/CurrencyLoop/OverdueVisible/CustLedgEntry2/DueDate_CustLedgEntry2"/>
-                                                <w:tag w:val="#Nav: Standard_Statement/1316"/>
-                                                <w:id w:val="449526944"/>
-                                                <w:placeholder>
-                                                  <w:docPart w:val="DefaultPlaceholder_1081868574"/>
-                                                </w:placeholder>
-                                                <w:dataBinding w:prefixMappings="xmlns:ns0='urn:microsoft-dynamics-nav/reports/Standard_Statement/1316/'" w:xpath="/ns0:NavWordReportXmlPart[1]/ns0:Customer[1]/ns0:Integer[1]/ns0:CurrencyLoop[1]/ns0:OverdueVisible[1]/ns0:CustLedgEntry2[1]/ns0:DueDate_CustLedgEntry2[1]" w:storeItemID="{6DA4901C-D430-4D4B-9017-1CE2DD1B612E}"/>
-                                                <w:text/>
-                                              </w:sdtPr>
-                                              <w:sdtContent>
-                                                <w:tc>
-                                                  <w:tcPr>
-                                                    <w:tcW w:w="1170" w:type="dxa"/>
-                                                  </w:tcPr>
-                                                  <w:p>
-                                                    <w:pPr>
-                                                      <w:pStyle w:val="NoSpacing"/>
-                                                      <w:cnfStyle w:val="000000000000" w:firstRow="0" w:lastRow="0" w:firstColumn="0" w:lastColumn="0" w:oddVBand="0" w:evenVBand="0" w:oddHBand="0" w:evenHBand="0" w:firstRowFirstColumn="0" w:firstRowLastColumn="0" w:lastRowFirstColumn="0" w:lastRowLastColumn="0"/>
-                                                      <w:rPr>
-                                                        <w:rFonts w:ascii="Segoe UI" w:hAnsi="Segoe UI" w:cs="Segoe UI"/>
-                                                        <w:sz w:val="18"/>
-                                                        <w:szCs w:val="18"/>
-                                                      </w:rPr>
-                                                    </w:pPr>
-                                                    <w:r>
-                                                      <w:rPr>
-                                                        <w:rFonts w:ascii="Segoe UI" w:hAnsi="Segoe UI" w:cs="Segoe UI"/>
-                                                        <w:sz w:val="18"/>
-                                                        <w:szCs w:val="18"/>
-                                                      </w:rPr>
-                                                      <w:t>DueDate_CustLedgEntry2</w:t>
-                                                    </w:r>
-                                                  </w:p>
-                                                </w:tc>
-                                              </w:sdtContent>
-                                            </w:sdt>
-                                            <w:sdt>
-                                              <w:sdtPr>
-                                                <w:rPr>
-                                                  <w:rFonts w:ascii="Segoe UI" w:hAnsi="Segoe UI" w:cs="Segoe UI"/>
-                                                  <w:sz w:val="18"/>
-                                                  <w:szCs w:val="18"/>
-                                                </w:rPr>
-                                                <w:alias w:val="#Nav: /Customer/Integer/CurrencyLoop/OverdueVisible/CustLedgEntry2/OriginalAmt_CustLedgEntry2"/>
-                                                <w:tag w:val="#Nav: Standard_Statement/1316"/>
-                                                <w:id w:val="-2093068206"/>
-                                                <w:placeholder>
-                                                  <w:docPart w:val="DefaultPlaceholder_1081868574"/>
-                                                </w:placeholder>
-                                                <w:dataBinding w:prefixMappings="xmlns:ns0='urn:microsoft-dynamics-nav/reports/Standard_Statement/1316/'" w:xpath="/ns0:NavWordReportXmlPart[1]/ns0:Customer[1]/ns0:Integer[1]/ns0:CurrencyLoop[1]/ns0:OverdueVisible[1]/ns0:CustLedgEntry2[1]/ns0:OriginalAmt_CustLedgEntry2[1]" w:storeItemID="{6DA4901C-D430-4D4B-9017-1CE2DD1B612E}"/>
-                                                <w:text/>
-                                              </w:sdtPr>
-                                              <w:sdtContent>
-                                                <w:tc>
-                                                  <w:tcPr>
-                                                    <w:tcW w:w="2340" w:type="dxa"/>
-                                                  </w:tcPr>
-                                                  <w:p>
-                                                    <w:pPr>
-                                                      <w:pStyle w:val="NoSpacing"/>
-                                                      <w:cnfStyle w:val="000000000000" w:firstRow="0" w:lastRow="0" w:firstColumn="0" w:lastColumn="0" w:oddVBand="0" w:evenVBand="0" w:oddHBand="0" w:evenHBand="0" w:firstRowFirstColumn="0" w:firstRowLastColumn="0" w:lastRowFirstColumn="0" w:lastRowLastColumn="0"/>
-                                                      <w:rPr>
-                                                        <w:rFonts w:ascii="Segoe UI" w:hAnsi="Segoe UI" w:cs="Segoe UI"/>
-                                                        <w:sz w:val="18"/>
-                                                        <w:szCs w:val="18"/>
-                                                      </w:rPr>
-                                                    </w:pPr>
-                                                    <w:r>
-                                                      <w:rPr>
-                                                        <w:rFonts w:ascii="Segoe UI" w:hAnsi="Segoe UI" w:cs="Segoe UI"/>
-                                                        <w:sz w:val="18"/>
-                                                        <w:szCs w:val="18"/>
-                                                      </w:rPr>
-                                                      <w:t>OriginalAmt_CustLedgEntry2</w:t>
-                                                    </w:r>
-                                                  </w:p>
-                                                </w:tc>
-                                              </w:sdtContent>
-                                            </w:sdt>
-                                            <w:sdt>
-                                              <w:sdtPr>
-                                                <w:rPr>
-                                                  <w:rFonts w:ascii="Segoe UI" w:hAnsi="Segoe UI" w:cs="Segoe UI"/>
-                                                  <w:sz w:val="18"/>
-                                                  <w:szCs w:val="18"/>
-                                                </w:rPr>
-                                                <w:alias w:val="#Nav: /Customer/Integer/CurrencyLoop/OverdueVisible/CustLedgEntry2/RemainAmt_CustLedgEntry2"/>
-                                                <w:tag w:val="#Nav: Standard_Statement/1316"/>
-                                                <w:id w:val="-1408762425"/>
-                                                <w:placeholder>
-                                                  <w:docPart w:val="DefaultPlaceholder_1081868574"/>
-                                                </w:placeholder>
-                                                <w:dataBinding w:prefixMappings="xmlns:ns0='urn:microsoft-dynamics-nav/reports/Standard_Statement/1316/'" w:xpath="/ns0:NavWordReportXmlPart[1]/ns0:Customer[1]/ns0:Integer[1]/ns0:CurrencyLoop[1]/ns0:OverdueVisible[1]/ns0:CustLedgEntry2[1]/ns0:RemainAmt_CustLedgEntry2[1]" w:storeItemID="{6DA4901C-D430-4D4B-9017-1CE2DD1B612E}"/>
-                                                <w:text/>
-                                              </w:sdtPr>
-                                              <w:sdtContent>
-                                                <w:tc>
-                                                  <w:tcPr>
-                                                    <w:tcW w:w="2790" w:type="dxa"/>
-                                                    <w:gridSpan w:val="2"/>
-                                                  </w:tcPr>
-                                                  <w:p>
-                                                    <w:pPr>
-                                                      <w:pStyle w:val="NoSpacing"/>
-                                                      <w:cnfStyle w:val="000000000000" w:firstRow="0" w:lastRow="0" w:firstColumn="0" w:lastColumn="0" w:oddVBand="0" w:evenVBand="0" w:oddHBand="0" w:evenHBand="0" w:firstRowFirstColumn="0" w:firstRowLastColumn="0" w:lastRowFirstColumn="0" w:lastRowLastColumn="0"/>
-                                                      <w:rPr>
-                                                        <w:rFonts w:ascii="Segoe UI" w:hAnsi="Segoe UI" w:cs="Segoe UI"/>
-                                                        <w:sz w:val="18"/>
-                                                        <w:szCs w:val="18"/>
-                                                      </w:rPr>
-                                                    </w:pPr>
-                                                    <w:r>
-                                                      <w:rPr>
-                                                        <w:rFonts w:ascii="Segoe UI" w:hAnsi="Segoe UI" w:cs="Segoe UI"/>
-                                                        <w:sz w:val="18"/>
-                                                        <w:szCs w:val="18"/>
-                                                      </w:rPr>
-                                                      <w:t>RemainAmt_CustLedgEntry2</w:t>
-                                                    </w:r>
-                                                  </w:p>
-                                                </w:tc>
-                                              </w:sdtContent>
-                                            </w:sdt>
-                                          </w:tr>
-                                        </w:sdtContent>
-                                      </w:sdt>
-                                    </w:sdtContent>
-                                  </w:sdt>
-                                  <w:tr>
-                                    <w:trPr>
-                                      <w:cnfStyle w:val="000000100000" w:firstRow="0" w:lastRow="0" w:firstColumn="0" w:lastColumn="0" w:oddVBand="0" w:evenVBand="0" w:oddHBand="1" w:evenHBand="0" w:firstRowFirstColumn="0" w:firstRowLastColumn="0" w:lastRowFirstColumn="0" w:lastRowLastColumn="0"/>
-                                      <w:trHeight w:val="323"/>
-                                    </w:trPr>
-                                    <w:tc>
-                                      <w:tcPr>
-                                        <w:cnfStyle w:val="001000000000" w:firstRow="0" w:lastRow="0" w:firstColumn="1" w:lastColumn="0" w:oddVBand="0" w:evenVBand="0" w:oddHBand="0" w:evenHBand="0" w:firstRowFirstColumn="0" w:firstRowLastColumn="0" w:lastRowFirstColumn="0" w:lastRowLastColumn="0"/>
-                                        <w:tcW w:w="2875" w:type="dxa"/>
-                                        <w:gridSpan w:val="2"/>
-                                      </w:tcPr>
-                                      <w:p>
-                                        <w:pPr>
-                                          <w:pStyle w:val="NoSpacing"/>
-                                          <w:rPr>
-                                            <w:rFonts w:ascii="Segoe UI" w:hAnsi="Segoe UI" w:cs="Segoe UI"/>
-                                            <w:sz w:val="18"/>
-                                            <w:szCs w:val="18"/>
-                                          </w:rPr>
-                                        </w:pPr>
-                                        <w:sdt>
-                                          <w:sdtPr>
-                                            <w:rPr>
-                                              <w:rFonts w:ascii="Segoe UI" w:hAnsi="Segoe UI" w:cs="Segoe UI"/>
-                                              <w:sz w:val="18"/>
-                                              <w:szCs w:val="18"/>
-                                            </w:rPr>
-                                            <w:alias w:val="#Nav: /Customer/Integer/CurrencyLoop/OverdueVisible/HSTCaptionIMT"/>
-                                            <w:tag w:val="#Nav: Standard_Statement/1316"/>
-                                            <w:id w:val="-1146048894"/>
-                                            <w:placeholder>
-                                              <w:docPart w:val="DefaultPlaceholder_-1854013440"/>
-                                            </w:placeholder>
-                                            <w15:dataBinding w:prefixMappings="xmlns:ns0='urn:microsoft-dynamics-nav/reports/Standard_Statement/1316/' " w:xpath="/ns0:NavWordReportXmlPart[1]/ns0:Customer[1]/ns0:Integer[1]/ns0:CurrencyLoop[1]/ns0:OverdueVisible[1]/ns0:HSTCaptionIMT[1]" w:storeItemID="{6DA4901C-D430-4D4B-9017-1CE2DD1B612E}"/>
-                                          </w:sdtPr>
-                                          <w:sdtContent>
-                                            <w:r>
-                                              <w:rPr>
-                                                <w:rFonts w:ascii="Segoe UI" w:hAnsi="Segoe UI" w:cs="Segoe UI"/>
-                                                <w:sz w:val="18"/>
-                                                <w:szCs w:val="18"/>
-                                              </w:rPr>
-                                              <w:t>HSTCaptionIMT</w:t>
-                                            </w:r>
-                                          </w:sdtContent>
-                                        </w:sdt>
-                                        <w:r>
-                                          <w:rPr>
-                                            <w:rFonts w:ascii="Segoe UI" w:hAnsi="Segoe UI" w:cs="Segoe UI"/>
-                                            <w:sz w:val="18"/>
-                                            <w:szCs w:val="18"/>
-                                          </w:rPr>
-                                          <w:t xml:space="preserve"> </w:t>
-                                        </w:r>
-                                        <w:sdt>
-                                          <w:sdtPr>
-                                            <w:rPr>
-                                              <w:rFonts w:ascii="Segoe UI" w:hAnsi="Segoe UI" w:cs="Segoe UI"/>
-                                              <w:sz w:val="18"/>
-                                              <w:szCs w:val="18"/>
-                                            </w:rPr>
-                                            <w:alias w:val="#Nav: /Customer/Integer/CurrencyLoop/OverdueVisible/totalTaxIMT"/>
-                                            <w:tag w:val="#Nav: Standard_Statement/1316"/>
-                                            <w:id w:val="216948371"/>
-                                            <w:placeholder>
-                                              <w:docPart w:val="DefaultPlaceholder_-1854013440"/>
-                                            </w:placeholder>
-                                            <w15:dataBinding w:prefixMappings="xmlns:ns0='urn:microsoft-dynamics-nav/reports/Standard_Statement/1316/' " w:xpath="/ns0:NavWordReportXmlPart[1]/ns0:Customer[1]/ns0:Integer[1]/ns0:CurrencyLoop[1]/ns0:OverdueVisible[1]/ns0:totalTaxIMT[1]" w:storeItemID="{6DA4901C-D430-4D4B-9017-1CE2DD1B612E}"/>
-                                          </w:sdtPr>
-                                          <w:sdtContent>
-                                            <w:r>
-                                              <w:rPr>
-                                                <w:rFonts w:ascii="Segoe UI" w:hAnsi="Segoe UI" w:cs="Segoe UI"/>
-                                                <w:sz w:val="18"/>
-                                                <w:szCs w:val="18"/>
-                                              </w:rPr>
-                                              <w:t>totalTaxIMT</w:t>
-                                            </w:r>
-                                          </w:sdtContent>
-                                        </w:sdt>
-                                      </w:p>
-                                    </w:tc>
-                                    <w:tc>
-                                      <w:tcPr>
-                                        <w:tcW w:w="5850" w:type="dxa"/>
-                                        <w:gridSpan w:val="4"/>
-                                      </w:tcPr>
-                                      <w:p>
-                                        <w:pPr>
-                                          <w:pStyle w:val="NoSpacing"/>
-                                          <w:jc w:val="right"/>
-                                          <w:cnfStyle w:val="000000100000" w:firstRow="0" w:lastRow="0" w:firstColumn="0" w:lastColumn="0" w:oddVBand="0" w:evenVBand="0" w:oddHBand="1" w:evenHBand="0" w:firstRowFirstColumn="0" w:firstRowLastColumn="0" w:lastRowFirstColumn="0" w:lastRowLastColumn="0"/>
-                                          <w:rPr>
-                                            <w:rFonts w:ascii="Segoe UI" w:hAnsi="Segoe UI" w:cs="Segoe UI"/>
-                                            <w:b/>
-                                            <w:sz w:val="18"/>
-                                            <w:szCs w:val="18"/>
-                                          </w:rPr>
-                                        </w:pPr>
-                                      </w:p>
-                                    </w:tc>
-                                    <w:tc>
-                                      <w:tcPr>
-                                        <w:tcW w:w="2070" w:type="dxa"/>
-                                      </w:tcPr>
-                                      <w:p>
-                                        <w:pPr>
-                                          <w:pStyle w:val="NoSpacing"/>
-                                          <w:cnfStyle w:val="000000100000" w:firstRow="0" w:lastRow="0" w:firstColumn="0" w:lastColumn="0" w:oddVBand="0" w:evenVBand="0" w:oddHBand="1" w:evenHBand="0" w:firstRowFirstColumn="0" w:firstRowLastColumn="0" w:lastRowFirstColumn="0" w:lastRowLastColumn="0"/>
-                                          <w:rPr>
-                                            <w:rFonts w:ascii="Segoe UI" w:hAnsi="Segoe UI" w:cs="Segoe UI"/>
-                                            <w:b/>
-                                            <w:sz w:val="18"/>
-                                            <w:szCs w:val="18"/>
-                                          </w:rPr>
-                                        </w:pPr>
-                                      </w:p>
-                                    </w:tc>
-                                  </w:tr>
-                                  <w:tr>
-                                    <w:trPr>
-                                      <w:trHeight w:val="323"/>
-                                    </w:trPr>
-                                    <w:tc>
-                                      <w:tcPr>
-                                        <w:cnfStyle w:val="001000000000" w:firstRow="0" w:lastRow="0" w:firstColumn="1" w:lastColumn="0" w:oddVBand="0" w:evenVBand="0" w:oddHBand="0" w:evenHBand="0" w:firstRowFirstColumn="0" w:firstRowLastColumn="0" w:lastRowFirstColumn="0" w:lastRowLastColumn="0"/>
-                                        <w:tcW w:w="2875" w:type="dxa"/>
-                                        <w:gridSpan w:val="2"/>
-                                      </w:tcPr>
-                                      <w:p>
-                                        <w:pPr>
-                                          <w:pStyle w:val="NoSpacing"/>
-                                          <w:jc w:val="right"/>
-                                          <w:rPr>
-                                            <w:rFonts w:ascii="Segoe UI" w:hAnsi="Segoe UI" w:cs="Segoe UI"/>
-                                            <w:sz w:val="18"/>
-                                            <w:szCs w:val="18"/>
-                                          </w:rPr>
-                                        </w:pPr>
-                                      </w:p>
-                                    </w:tc>
-                                    <w:tc>
-                                      <w:tcPr>
-                                        <w:tcW w:w="5850" w:type="dxa"/>
-                                        <w:gridSpan w:val="4"/>
-                                      </w:tcPr>
-                                      <w:p>
-                                        <w:pPr>
-                                          <w:pStyle w:val="NoSpacing"/>
-                                          <w:jc w:val="right"/>
-                                          <w:cnfStyle w:val="000000000000" w:firstRow="0" w:lastRow="0" w:firstColumn="0" w:lastColumn="0" w:oddVBand="0" w:evenVBand="0" w:oddHBand="0" w:evenHBand="0" w:firstRowFirstColumn="0" w:firstRowLastColumn="0" w:lastRowFirstColumn="0" w:lastRowLastColumn="0"/>
-                                          <w:rPr>
-                                            <w:rFonts w:ascii="Segoe UI" w:hAnsi="Segoe UI" w:cs="Segoe UI"/>
-                                            <w:b/>
-                                            <w:sz w:val="18"/>
-                                            <w:szCs w:val="18"/>
-                                          </w:rPr>
-                                        </w:pPr>
-                                        <w:r>
-                                          <w:rPr>
-                                            <w:rFonts w:ascii="Segoe UI" w:hAnsi="Segoe UI" w:cs="Segoe UI"/>
-                                            <w:b/>
-                                            <w:sz w:val="18"/>
-                                            <w:szCs w:val="18"/>
-                                          </w:rPr>
-                                          <w:t xml:space="preserve"> </w:t>
-                                        </w:r>
-                                        <w:sdt>
-                                          <w:sdtPr>
-                                            <w:rPr>
-                                              <w:rFonts w:ascii="Segoe UI" w:hAnsi="Segoe UI" w:cs="Segoe UI"/>
-                                              <w:b/>
-                                              <w:sz w:val="18"/>
-                                              <w:szCs w:val="18"/>
-                                            </w:rPr>
-                                            <w:alias w:val="#Nav: /Customer/Integer/CurrencyLoop/OverdueVisible/Total_Caption3"/>
-                                            <w:tag w:val="#Nav: Standard_Statement/1316"/>
-                                            <w:id w:val="301891210"/>
-                                            <w:placeholder>
-                                              <w:docPart w:val="DefaultPlaceholder_1081868574"/>
-                                            </w:placeholder>
-                                            <w:dataBinding w:prefixMappings="xmlns:ns0='urn:microsoft-dynamics-nav/reports/Standard_Statement/1316/'" w:xpath="/ns0:NavWordReportXmlPart[1]/ns0:Customer[1]/ns0:Integer[1]/ns0:CurrencyLoop[1]/ns0:OverdueVisible[1]/ns0:Total_Caption3[1]" w:storeItemID="{6DA4901C-D430-4D4B-9017-1CE2DD1B612E}"/>
-                                            <w:text/>
-                                          </w:sdtPr>
-                                          <w:sdtContent>
-                                            <w:r>
-                                              <w:rPr>
-                                                <w:rFonts w:ascii="Segoe UI" w:hAnsi="Segoe UI" w:cs="Segoe UI"/>
-                                                <w:b/>
-                                                <w:sz w:val="18"/>
-                                                <w:szCs w:val="18"/>
-                                              </w:rPr>
-                                              <w:t>Total_Caption3</w:t>
-                                            </w:r>
-                                          </w:sdtContent>
-                                        </w:sdt>
-                                        <w:r>
-                                          <w:rPr>
-                                            <w:rFonts w:ascii="Segoe UI" w:hAnsi="Segoe UI" w:cs="Segoe UI"/>
-                                            <w:b/>
-                                            <w:sz w:val="18"/>
-                                            <w:szCs w:val="18"/>
-                                          </w:rPr>
-                                          <w:t xml:space="preserve"> </w:t>
-                                        </w:r>
-                                        <w:sdt>
-                                          <w:sdtPr>
-                                            <w:rPr>
-                                              <w:rFonts w:ascii="Segoe UI" w:hAnsi="Segoe UI" w:cs="Segoe UI"/>
-                                              <w:b/>
-                                              <w:sz w:val="18"/>
-                                              <w:szCs w:val="18"/>
-                                            </w:rPr>
-                                            <w:alias w:val="#Nav: /Customer/Integer/CurrencyLoop/OverdueVisible/CurrencyCode3_CustLedgEntry2"/>
-                                            <w:tag w:val="#Nav: Standard_Statement/1316"/>
-                                            <w:id w:val="-1505823757"/>
-                                            <w:placeholder>
-                                              <w:docPart w:val="DefaultPlaceholder_1081868574"/>
-                                            </w:placeholder>
-                                            <w:dataBinding w:prefixMappings="xmlns:ns0='urn:microsoft-dynamics-nav/reports/Standard_Statement/1316/'" w:xpath="/ns0:NavWordReportXmlPart[1]/ns0:Customer[1]/ns0:Integer[1]/ns0:CurrencyLoop[1]/ns0:OverdueVisible[1]/ns0:CurrencyCode3_CustLedgEntry2[1]" w:storeItemID="{6DA4901C-D430-4D4B-9017-1CE2DD1B612E}"/>
-                                            <w:text/>
-                                          </w:sdtPr>
-                                          <w:sdtContent>
-                                            <w:r>
-                                              <w:rPr>
-                                                <w:rFonts w:ascii="Segoe UI" w:hAnsi="Segoe UI" w:cs="Segoe UI"/>
-                                                <w:b/>
-                                                <w:sz w:val="18"/>
-                                                <w:szCs w:val="18"/>
-                                              </w:rPr>
-                                              <w:t>CurrencyCode3_CustLedgEntry2</w:t>
-                                            </w:r>
-                                          </w:sdtContent>
-                                        </w:sdt>
-                                      </w:p>
-                                    </w:tc>
-                                    <w:sdt>
-                                      <w:sdtPr>
-                                        <w:rPr>
-                                          <w:rFonts w:ascii="Segoe UI" w:hAnsi="Segoe UI" w:cs="Segoe UI"/>
-                                          <w:b/>
-                                          <w:sz w:val="18"/>
-                                          <w:szCs w:val="18"/>
-                                        </w:rPr>
-                                        <w:alias w:val="#Nav: /Customer/Integer/CurrencyLoop/OverdueVisible/OverdueEntryFooder/OverdueBalance"/>
-                                        <w:tag w:val="#Nav: Standard_Statement/1316"/>
-                                        <w:id w:val="-1330047758"/>
-                                        <w:placeholder>
-                                          <w:docPart w:val="DefaultPlaceholder_1081868574"/>
-                                        </w:placeholder>
-                                        <w:dataBinding w:prefixMappings="xmlns:ns0='urn:microsoft-dynamics-nav/reports/Standard_Statement/1316/'" w:xpath="/ns0:NavWordReportXmlPart[1]/ns0:Customer[1]/ns0:Integer[1]/ns0:CurrencyLoop[1]/ns0:OverdueVisible[1]/ns0:OverdueEntryFooder[1]/ns0:OverdueBalance[1]" w:storeItemID="{6DA4901C-D430-4D4B-9017-1CE2DD1B612E}"/>
-                                        <w:text/>
-                                      </w:sdtPr>
-                                      <w:sdtContent>
-                                        <w:tc>
-                                          <w:tcPr>
-                                            <w:tcW w:w="2070" w:type="dxa"/>
-                                          </w:tcPr>
-                                          <w:p>
-                                            <w:pPr>
-                                              <w:pStyle w:val="NoSpacing"/>
-                                              <w:cnfStyle w:val="000000000000" w:firstRow="0" w:lastRow="0" w:firstColumn="0" w:lastColumn="0" w:oddVBand="0" w:evenVBand="0" w:oddHBand="0" w:evenHBand="0" w:firstRowFirstColumn="0" w:firstRowLastColumn="0" w:lastRowFirstColumn="0" w:lastRowLastColumn="0"/>
-                                              <w:rPr>
-                                                <w:rFonts w:ascii="Segoe UI" w:hAnsi="Segoe UI" w:cs="Segoe UI"/>
-                                                <w:b/>
-                                                <w:sz w:val="18"/>
-                                                <w:szCs w:val="18"/>
-                                              </w:rPr>
-                                            </w:pPr>
-                                            <w:r>
-                                              <w:rPr>
-                                                <w:rFonts w:ascii="Segoe UI" w:hAnsi="Segoe UI" w:cs="Segoe UI"/>
-                                                <w:b/>
-                                                <w:sz w:val="18"/>
-                                                <w:szCs w:val="18"/>
-                                              </w:rPr>
-                                              <w:t>OverdueBalance</w:t>
-                                            </w:r>
-                                          </w:p>
-                                        </w:tc>
-                                      </w:sdtContent>
-                                    </w:sdt>
-                                  </w:tr>
-                                </w:sdtContent>
-                              </w:sdt>
-                            </w:sdtContent>
-                          </w:sdt>
-                        </w:sdtContent>
-                      </w:sdt>
-                    </w:sdtContent>
-                  </w:sdt>
-                </w:tbl>
-                <w:p>
-                  <w:pPr>
-                    <w:pStyle w:val="NoSpacing"/>
-                    <w:rPr>
-                      <w:rFonts w:ascii="Segoe UI" w:hAnsi="Segoe UI" w:cs="Segoe UI"/>
-                    </w:rPr>
-                  </w:pPr>
-                </w:p>
-                <w:sdt>
-                  <w:sdtPr>
-                    <w:rPr>
-                      <w:rFonts w:ascii="Segoe UI" w:hAnsi="Segoe UI" w:cs="Segoe UI"/>
-                      <w:sz w:val="18"/>
-                      <w:szCs w:val="18"/>
-                    </w:rPr>
-                    <w:alias w:val="#Nav: /Customer/Integer/AgingBandVisible"/>
-                    <w:tag w:val="#Nav: Standard_Statement/1316"/>
-                    <w:id w:val="1363945228"/>
-                    <w15:dataBinding w:prefixMappings="xmlns:ns0='urn:microsoft-dynamics-nav/reports/Standard_Statement/1316/' " w:xpath="/ns0:NavWordReportXmlPart[1]/ns0:Customer[1]/ns0:Integer[1]/ns0:AgingBandVisible" w:storeItemID="{6DA4901C-D430-4D4B-9017-1CE2DD1B612E}"/>
-                    <w15:repeatingSection/>
-                  </w:sdtPr>
-                  <w:sdtContent>
-                    <w:sdt>
-                      <w:sdtPr>
-                        <w:rPr>
-                          <w:rFonts w:ascii="Segoe UI" w:hAnsi="Segoe UI" w:cs="Segoe UI"/>
-                          <w:sz w:val="18"/>
-                          <w:szCs w:val="18"/>
-                        </w:rPr>
-                        <w:id w:val="-810322144"/>
-                        <w:placeholder>
-                          <w:docPart w:val="DefaultPlaceholder_1081868578"/>
-                        </w:placeholder>
-                        <w15:repeatingSectionItem/>
-                      </w:sdtPr>
-                      <w:sdtContent>
-                        <w:sdt>
-                          <w:sdtPr>
-                            <w:rPr>
-                              <w:rFonts w:ascii="Segoe UI" w:hAnsi="Segoe UI" w:cs="Segoe UI"/>
-                              <w:sz w:val="18"/>
-                              <w:szCs w:val="18"/>
-                            </w:rPr>
-                            <w:alias w:val="#Nav: /Customer/Integer/AgingBandVisible/AgingBandLoop/AgingBandEndingDate"/>
-                            <w:tag w:val="#Nav: Standard_Statement/1316"/>
-                            <w:id w:val="-1456399055"/>
-                            <w:placeholder>
-                              <w:docPart w:val="DefaultPlaceholder_1081868574"/>
-                            </w:placeholder>
-                            <w:dataBinding w:prefixMappings="xmlns:ns0='urn:microsoft-dynamics-nav/reports/Standard_Statement/1316/'" w:xpath="/ns0:NavWordReportXmlPart[1]/ns0:Customer[1]/ns0:Integer[1]/ns0:AgingBandVisible[1]/ns0:AgingBandLoop[1]/ns0:AgingBandEndingDate[1]" w:storeItemID="{6DA4901C-D430-4D4B-9017-1CE2DD1B612E}"/>
-                            <w:text/>
-                          </w:sdtPr>
-                          <w:sdtContent>
-                            <w:p>
-                              <w:pPr>
-                                <w:pStyle w:val="NoSpacing"/>
-                                <w:rPr>
-                                  <w:rFonts w:ascii="Segoe UI" w:hAnsi="Segoe UI" w:cs="Segoe UI"/>
-                                  <w:sz w:val="18"/>
-                                  <w:szCs w:val="18"/>
-                                </w:rPr>
-                              </w:pPr>
-                              <w:r>
-                                <w:rPr>
-                                  <w:rFonts w:ascii="Segoe UI" w:hAnsi="Segoe UI" w:cs="Segoe UI"/>
-                                  <w:sz w:val="18"/>
-                                  <w:szCs w:val="18"/>
-                                </w:rPr>
-                                <w:t>AgingBandEndingDate</w:t>
-                              </w:r>
-                            </w:p>
-                          </w:sdtContent>
-                        </w:sdt>
-                      </w:sdtContent>
-                    </w:sdt>
-                  </w:sdtContent>
-                </w:sdt>
-                <w:tbl>
-                  <w:tblPr>
-                    <w:tblStyle w:val="GridTable4-Accent1"/>
-                    <w:tblW w:w="10795" w:type="dxa"/>
-                    <w:tblLayout w:type="fixed"/>
-                    <w:tblLook w:val="04A0" w:firstRow="1" w:lastRow="0" w:firstColumn="1" w:lastColumn="0" w:noHBand="0" w:noVBand="1"/>
-                  </w:tblPr>
-                  <w:tblGrid>
-                    <w:gridCol w:w="1074"/>
-                    <w:gridCol w:w="1711"/>
-                    <w:gridCol w:w="1800"/>
-                    <w:gridCol w:w="1890"/>
-                    <w:gridCol w:w="1890"/>
-                    <w:gridCol w:w="2430"/>
-                  </w:tblGrid>
-                  <w:sdt>
-                    <w:sdtPr>
-                      <w:rPr>
-                        <w:rFonts w:ascii="Segoe UI" w:hAnsi="Segoe UI" w:cs="Segoe UI"/>
-                        <w:b w:val="0"/>
-                        <w:bCs w:val="0"/>
-                        <w:color w:val="auto"/>
-                        <w:sz w:val="18"/>
-                        <w:szCs w:val="18"/>
-                      </w:rPr>
-                      <w:alias w:val="#Nav: /Customer/Integer/AgingBandVisible"/>
-                      <w:tag w:val="#Nav: Standard_Statement/1316"/>
-                      <w:id w:val="-38051641"/>
-                      <w15:dataBinding w:prefixMappings="xmlns:ns0='urn:microsoft-dynamics-nav/reports/Standard_Statement/1316/' " w:xpath="/ns0:NavWordReportXmlPart[1]/ns0:Customer[1]/ns0:Integer[1]/ns0:AgingBandVisible" w:storeItemID="{6DA4901C-D430-4D4B-9017-1CE2DD1B612E}"/>
-                      <w15:repeatingSection/>
-                    </w:sdtPr>
-                    <w:sdtContent>
-                      <w:sdt>
-                        <w:sdtPr>
-                          <w:rPr>
-                            <w:rFonts w:ascii="Segoe UI" w:hAnsi="Segoe UI" w:cs="Segoe UI"/>
-                            <w:b w:val="0"/>
-                            <w:bCs w:val="0"/>
-                            <w:color w:val="auto"/>
-                            <w:sz w:val="18"/>
-                            <w:szCs w:val="18"/>
-                          </w:rPr>
-                          <w:id w:val="1376348379"/>
-                          <w:placeholder>
-                            <w:docPart w:val="DefaultPlaceholder_1081868578"/>
-                          </w:placeholder>
-                          <w15:repeatingSectionItem/>
-                        </w:sdtPr>
-                        <w:sdtContent>
-                          <w:tr>
-                            <w:trPr>
-                              <w:cnfStyle w:val="100000000000" w:firstRow="1" w:lastRow="0" w:firstColumn="0" w:lastColumn="0" w:oddVBand="0" w:evenVBand="0" w:oddHBand="0" w:evenHBand="0" w:firstRowFirstColumn="0" w:firstRowLastColumn="0" w:lastRowFirstColumn="0" w:lastRowLastColumn="0"/>
-                              <w:trHeight w:val="431"/>
-                            </w:trPr>
-                            <w:tc>
-                              <w:tcPr>
-                                <w:cnfStyle w:val="001000000000" w:firstRow="0" w:lastRow="0" w:firstColumn="1" w:lastColumn="0" w:oddVBand="0" w:evenVBand="0" w:oddHBand="0" w:evenHBand="0" w:firstRowFirstColumn="0" w:firstRowLastColumn="0" w:lastRowFirstColumn="0" w:lastRowLastColumn="0"/>
-                                <w:tcW w:w="1074" w:type="dxa"/>
-                              </w:tcPr>
-                              <w:p>
-                                <w:pPr>
-                                  <w:pStyle w:val="NoSpacing"/>
-                                  <w:jc w:val="right"/>
-                                  <w:rPr>
-                                    <w:rFonts w:ascii="Segoe UI" w:hAnsi="Segoe UI" w:cs="Segoe UI"/>
-                                    <w:sz w:val="18"/>
-                                    <w:szCs w:val="18"/>
-                                  </w:rPr>
-                                </w:pPr>
-                              </w:p>
-                            </w:tc>
-                            <w:tc>
-                              <w:tcPr>
-                                <w:tcW w:w="1711" w:type="dxa"/>
-                              </w:tcPr>
-                              <w:sdt>
-                                <w:sdtPr>
-                                  <w:rPr>
-                                    <w:rFonts w:ascii="Segoe UI" w:hAnsi="Segoe UI" w:cs="Segoe UI"/>
-                                    <w:sz w:val="18"/>
-                                    <w:szCs w:val="18"/>
-                                  </w:rPr>
-                                  <w:alias w:val="#Nav: /Customer/Integer/AgingBandVisible/AgingBandLoop/AgingDate41"/>
-                                  <w:tag w:val="#Nav: Standard_Statement/1316"/>
-                                  <w:id w:val="-1406606911"/>
-                                  <w:placeholder>
-                                    <w:docPart w:val="ECC82D957D094C2ABCAE3BC1FB380EC8"/>
-                                  </w:placeholder>
-                                  <w:dataBinding w:prefixMappings="xmlns:ns0='urn:microsoft-dynamics-nav/reports/Standard_Statement/1316/'" w:xpath="/ns0:NavWordReportXmlPart[1]/ns0:Customer[1]/ns0:Integer[1]/ns0:AgingBandVisible[1]/ns0:AgingBandLoop[1]/ns0:AgingDate41[1]" w:storeItemID="{6DA4901C-D430-4D4B-9017-1CE2DD1B612E}"/>
-                                  <w:text/>
-                                </w:sdtPr>
-                                <w:sdtContent>
-                                  <w:p>
-                                    <w:pPr>
-                                      <w:pStyle w:val="NoSpacing"/>
-                                      <w:cnfStyle w:val="100000000000" w:firstRow="1" w:lastRow="0" w:firstColumn="0" w:lastColumn="0" w:oddVBand="0" w:evenVBand="0" w:oddHBand="0" w:evenHBand="0" w:firstRowFirstColumn="0" w:firstRowLastColumn="0" w:lastRowFirstColumn="0" w:lastRowLastColumn="0"/>
-                                      <w:rPr>
-                                        <w:rFonts w:ascii="Segoe UI" w:hAnsi="Segoe UI" w:cs="Segoe UI"/>
-                                        <w:sz w:val="18"/>
-                                        <w:szCs w:val="18"/>
-                                      </w:rPr>
-                                    </w:pPr>
-                                    <w:r>
-                                      <w:rPr>
-                                        <w:rFonts w:ascii="Segoe UI" w:hAnsi="Segoe UI" w:cs="Segoe UI"/>
-                                        <w:sz w:val="18"/>
-                                        <w:szCs w:val="18"/>
-                                      </w:rPr>
-                                      <w:t>AgingDate41</w:t>
-                                    </w:r>
-                                  </w:p>
-                                </w:sdtContent>
-                              </w:sdt>
-                              <w:sdt>
-                                <w:sdtPr>
-                                  <w:rPr>
-                                    <w:rFonts w:ascii="Segoe UI" w:hAnsi="Segoe UI" w:cs="Segoe UI"/>
-                                    <w:sz w:val="18"/>
-                                    <w:szCs w:val="18"/>
-                                  </w:rPr>
-                                  <w:alias w:val="#Nav: /Customer/Integer/AgingBandVisible/AgingBandLoop/AgingDate5"/>
-                                  <w:tag w:val="#Nav: Standard_Statement/1316"/>
-                                  <w:id w:val="-653370629"/>
-                                  <w:placeholder>
-                                    <w:docPart w:val="ECC82D957D094C2ABCAE3BC1FB380EC8"/>
-                                  </w:placeholder>
-                                  <w:dataBinding w:prefixMappings="xmlns:ns0='urn:microsoft-dynamics-nav/reports/Standard_Statement/1316/'" w:xpath="/ns0:NavWordReportXmlPart[1]/ns0:Customer[1]/ns0:Integer[1]/ns0:AgingBandVisible[1]/ns0:AgingBandLoop[1]/ns0:AgingDate5[1]" w:storeItemID="{6DA4901C-D430-4D4B-9017-1CE2DD1B612E}"/>
-                                  <w:text/>
-                                </w:sdtPr>
-                                <w:sdtContent>
-                                  <w:p>
-                                    <w:pPr>
-                                      <w:pStyle w:val="NoSpacing"/>
-                                      <w:cnfStyle w:val="100000000000" w:firstRow="1" w:lastRow="0" w:firstColumn="0" w:lastColumn="0" w:oddVBand="0" w:evenVBand="0" w:oddHBand="0" w:evenHBand="0" w:firstRowFirstColumn="0" w:firstRowLastColumn="0" w:lastRowFirstColumn="0" w:lastRowLastColumn="0"/>
-                                      <w:rPr>
-                                        <w:rFonts w:ascii="Segoe UI" w:hAnsi="Segoe UI" w:cs="Segoe UI"/>
-                                        <w:sz w:val="18"/>
-                                        <w:szCs w:val="18"/>
-                                      </w:rPr>
-                                    </w:pPr>
-                                    <w:r>
-                                      <w:rPr>
-                                        <w:rFonts w:ascii="Segoe UI" w:hAnsi="Segoe UI" w:cs="Segoe UI"/>
-                                        <w:sz w:val="18"/>
-                                        <w:szCs w:val="18"/>
-                                      </w:rPr>
-                                      <w:t>AgingDate5</w:t>
-                                    </w:r>
-                                  </w:p>
-                                </w:sdtContent>
-                              </w:sdt>
-                            </w:tc>
-                            <w:tc>
-                              <w:tcPr>
-                                <w:tcW w:w="1800" w:type="dxa"/>
-                              </w:tcPr>
-                              <w:sdt>
-                                <w:sdtPr>
-                                  <w:rPr>
-                                    <w:rFonts w:ascii="Segoe UI" w:hAnsi="Segoe UI" w:cs="Segoe UI"/>
-                                    <w:sz w:val="18"/>
-                                    <w:szCs w:val="18"/>
-                                  </w:rPr>
-                                  <w:alias w:val="#Nav: /Customer/Integer/AgingBandVisible/AgingBandLoop/AgingDate31"/>
-                                  <w:tag w:val="#Nav: Standard_Statement/1316"/>
-                                  <w:id w:val="1515878199"/>
-                                  <w:placeholder>
-                                    <w:docPart w:val="ECC82D957D094C2ABCAE3BC1FB380EC8"/>
-                                  </w:placeholder>
-                                  <w:dataBinding w:prefixMappings="xmlns:ns0='urn:microsoft-dynamics-nav/reports/Standard_Statement/1316/'" w:xpath="/ns0:NavWordReportXmlPart[1]/ns0:Customer[1]/ns0:Integer[1]/ns0:AgingBandVisible[1]/ns0:AgingBandLoop[1]/ns0:AgingDate31[1]" w:storeItemID="{6DA4901C-D430-4D4B-9017-1CE2DD1B612E}"/>
-                                  <w:text/>
-                                </w:sdtPr>
-                                <w:sdtContent>
-                                  <w:p>
-                                    <w:pPr>
-                                      <w:pStyle w:val="NoSpacing"/>
-                                      <w:cnfStyle w:val="100000000000" w:firstRow="1" w:lastRow="0" w:firstColumn="0" w:lastColumn="0" w:oddVBand="0" w:evenVBand="0" w:oddHBand="0" w:evenHBand="0" w:firstRowFirstColumn="0" w:firstRowLastColumn="0" w:lastRowFirstColumn="0" w:lastRowLastColumn="0"/>
-                                      <w:rPr>
-                                        <w:rFonts w:ascii="Segoe UI" w:hAnsi="Segoe UI" w:cs="Segoe UI"/>
-                                        <w:sz w:val="18"/>
-                                        <w:szCs w:val="18"/>
-                                      </w:rPr>
-                                    </w:pPr>
-                                    <w:r>
-                                      <w:rPr>
-                                        <w:rFonts w:ascii="Segoe UI" w:hAnsi="Segoe UI" w:cs="Segoe UI"/>
-                                        <w:sz w:val="18"/>
-                                        <w:szCs w:val="18"/>
-                                      </w:rPr>
-                                      <w:t>AgingDate31</w:t>
-                                    </w:r>
-                                  </w:p>
-                                </w:sdtContent>
-                              </w:sdt>
-                              <w:sdt>
-                                <w:sdtPr>
-                                  <w:rPr>
-                                    <w:rFonts w:ascii="Segoe UI" w:hAnsi="Segoe UI" w:cs="Segoe UI"/>
-                                    <w:sz w:val="18"/>
-                                    <w:szCs w:val="18"/>
-                                  </w:rPr>
-                                  <w:alias w:val="#Nav: /Customer/Integer/AgingBandVisible/AgingBandLoop/AgingDate4"/>
-                                  <w:tag w:val="#Nav: Standard_Statement/1316"/>
-                                  <w:id w:val="503014985"/>
-                                  <w:placeholder>
-                                    <w:docPart w:val="ECC82D957D094C2ABCAE3BC1FB380EC8"/>
-                                  </w:placeholder>
-                                  <w:dataBinding w:prefixMappings="xmlns:ns0='urn:microsoft-dynamics-nav/reports/Standard_Statement/1316/'" w:xpath="/ns0:NavWordReportXmlPart[1]/ns0:Customer[1]/ns0:Integer[1]/ns0:AgingBandVisible[1]/ns0:AgingBandLoop[1]/ns0:AgingDate4[1]" w:storeItemID="{6DA4901C-D430-4D4B-9017-1CE2DD1B612E}"/>
-                                  <w:text/>
-                                </w:sdtPr>
-                                <w:sdtContent>
-                                  <w:p>
-                                    <w:pPr>
-                                      <w:pStyle w:val="NoSpacing"/>
-                                      <w:cnfStyle w:val="100000000000" w:firstRow="1" w:lastRow="0" w:firstColumn="0" w:lastColumn="0" w:oddVBand="0" w:evenVBand="0" w:oddHBand="0" w:evenHBand="0" w:firstRowFirstColumn="0" w:firstRowLastColumn="0" w:lastRowFirstColumn="0" w:lastRowLastColumn="0"/>
-                                      <w:rPr>
-                                        <w:rFonts w:ascii="Segoe UI" w:hAnsi="Segoe UI" w:cs="Segoe UI"/>
-                                        <w:sz w:val="18"/>
-                                        <w:szCs w:val="18"/>
-                                      </w:rPr>
-                                    </w:pPr>
-                                    <w:r>
-                                      <w:rPr>
-                                        <w:rFonts w:ascii="Segoe UI" w:hAnsi="Segoe UI" w:cs="Segoe UI"/>
-                                        <w:sz w:val="18"/>
-                                        <w:szCs w:val="18"/>
-                                      </w:rPr>
-                                      <w:t>AgingDate4</w:t>
-                                    </w:r>
-                                  </w:p>
-                                </w:sdtContent>
-                              </w:sdt>
-                            </w:tc>
-                            <w:tc>
-                              <w:tcPr>
-                                <w:tcW w:w="1890" w:type="dxa"/>
-                              </w:tcPr>
-                              <w:sdt>
-                                <w:sdtPr>
-                                  <w:rPr>
-                                    <w:rFonts w:ascii="Segoe UI" w:hAnsi="Segoe UI" w:cs="Segoe UI"/>
-                                    <w:sz w:val="18"/>
-                                    <w:szCs w:val="18"/>
-                                  </w:rPr>
-                                  <w:alias w:val="#Nav: /Customer/Integer/AgingBandVisible/AgingBandLoop/AgingDate21"/>
-                                  <w:tag w:val="#Nav: Standard_Statement/1316"/>
-                                  <w:id w:val="2000923207"/>
-                                  <w:placeholder>
-                                    <w:docPart w:val="ECC82D957D094C2ABCAE3BC1FB380EC8"/>
-                                  </w:placeholder>
-                                  <w:dataBinding w:prefixMappings="xmlns:ns0='urn:microsoft-dynamics-nav/reports/Standard_Statement/1316/'" w:xpath="/ns0:NavWordReportXmlPart[1]/ns0:Customer[1]/ns0:Integer[1]/ns0:AgingBandVisible[1]/ns0:AgingBandLoop[1]/ns0:AgingDate21[1]" w:storeItemID="{6DA4901C-D430-4D4B-9017-1CE2DD1B612E}"/>
-                                  <w:text/>
-                                </w:sdtPr>
-                                <w:sdtContent>
-                                  <w:p>
-                                    <w:pPr>
-                                      <w:pStyle w:val="NoSpacing"/>
-                                      <w:cnfStyle w:val="100000000000" w:firstRow="1" w:lastRow="0" w:firstColumn="0" w:lastColumn="0" w:oddVBand="0" w:evenVBand="0" w:oddHBand="0" w:evenHBand="0" w:firstRowFirstColumn="0" w:firstRowLastColumn="0" w:lastRowFirstColumn="0" w:lastRowLastColumn="0"/>
-                                      <w:rPr>
-                                        <w:rFonts w:ascii="Segoe UI" w:hAnsi="Segoe UI" w:cs="Segoe UI"/>
-                                        <w:sz w:val="18"/>
-                                        <w:szCs w:val="18"/>
-                                      </w:rPr>
-                                    </w:pPr>
-                                    <w:r>
-                                      <w:rPr>
-                                        <w:rFonts w:ascii="Segoe UI" w:hAnsi="Segoe UI" w:cs="Segoe UI"/>
-                                        <w:sz w:val="18"/>
-                                        <w:szCs w:val="18"/>
-                                      </w:rPr>
-                                      <w:t>AgingDate21</w:t>
-                                    </w:r>
-                                  </w:p>
-                                </w:sdtContent>
-                              </w:sdt>
-                              <w:sdt>
-                                <w:sdtPr>
-                                  <w:rPr>
-                                    <w:rFonts w:ascii="Segoe UI" w:hAnsi="Segoe UI" w:cs="Segoe UI"/>
-                                    <w:sz w:val="18"/>
-                                    <w:szCs w:val="18"/>
-                                  </w:rPr>
-                                  <w:alias w:val="#Nav: /Customer/Integer/AgingBandVisible/AgingBandLoop/AgingDate3"/>
-                                  <w:tag w:val="#Nav: Standard_Statement/1316"/>
-                                  <w:id w:val="-869538741"/>
-                                  <w:placeholder>
-                                    <w:docPart w:val="ECC82D957D094C2ABCAE3BC1FB380EC8"/>
-                                  </w:placeholder>
-                                  <w:dataBinding w:prefixMappings="xmlns:ns0='urn:microsoft-dynamics-nav/reports/Standard_Statement/1316/'" w:xpath="/ns0:NavWordReportXmlPart[1]/ns0:Customer[1]/ns0:Integer[1]/ns0:AgingBandVisible[1]/ns0:AgingBandLoop[1]/ns0:AgingDate3[1]" w:storeItemID="{6DA4901C-D430-4D4B-9017-1CE2DD1B612E}"/>
-                                  <w:text/>
-                                </w:sdtPr>
-                                <w:sdtContent>
-                                  <w:p>
-                                    <w:pPr>
-                                      <w:pStyle w:val="NoSpacing"/>
-                                      <w:cnfStyle w:val="100000000000" w:firstRow="1" w:lastRow="0" w:firstColumn="0" w:lastColumn="0" w:oddVBand="0" w:evenVBand="0" w:oddHBand="0" w:evenHBand="0" w:firstRowFirstColumn="0" w:firstRowLastColumn="0" w:lastRowFirstColumn="0" w:lastRowLastColumn="0"/>
-                                      <w:rPr>
-                                        <w:rFonts w:ascii="Segoe UI" w:hAnsi="Segoe UI" w:cs="Segoe UI"/>
-                                        <w:sz w:val="18"/>
-                                        <w:szCs w:val="18"/>
-                                      </w:rPr>
-                                    </w:pPr>
-                                    <w:r>
-                                      <w:rPr>
-                                        <w:rFonts w:ascii="Segoe UI" w:hAnsi="Segoe UI" w:cs="Segoe UI"/>
-                                        <w:sz w:val="18"/>
-                                        <w:szCs w:val="18"/>
-                                      </w:rPr>
-                                      <w:t>AgingDate3</w:t>
-                                    </w:r>
-                                  </w:p>
-                                </w:sdtContent>
-                              </w:sdt>
-                            </w:tc>
-                            <w:tc>
-                              <w:tcPr>
-                                <w:tcW w:w="1890" w:type="dxa"/>
-                              </w:tcPr>
-                              <w:sdt>
-                                <w:sdtPr>
-                                  <w:rPr>
-                                    <w:rFonts w:ascii="Segoe UI" w:hAnsi="Segoe UI" w:cs="Segoe UI"/>
-                                    <w:sz w:val="18"/>
-                                    <w:szCs w:val="18"/>
-                                  </w:rPr>
-                                  <w:alias w:val="#Nav: /Customer/Integer/AgingBandVisible/AgingBandLoop/AgingDate1"/>
-                                  <w:tag w:val="#Nav: Standard_Statement/1316"/>
-                                  <w:id w:val="1015430542"/>
-                                  <w:placeholder>
-                                    <w:docPart w:val="57B98E6055D04AB2886C1F74E98DFF58"/>
-                                  </w:placeholder>
-                                  <w:dataBinding w:prefixMappings="xmlns:ns0='urn:microsoft-dynamics-nav/reports/Standard_Statement/1316/'" w:xpath="/ns0:NavWordReportXmlPart[1]/ns0:Customer[1]/ns0:Integer[1]/ns0:AgingBandVisible[1]/ns0:AgingBandLoop[1]/ns0:AgingDate1[1]" w:storeItemID="{6DA4901C-D430-4D4B-9017-1CE2DD1B612E}"/>
-                                  <w:text/>
-                                </w:sdtPr>
-                                <w:sdtContent>
-                                  <w:p>
-                                    <w:pPr>
-                                      <w:pStyle w:val="NoSpacing"/>
-                                      <w:cnfStyle w:val="100000000000" w:firstRow="1" w:lastRow="0" w:firstColumn="0" w:lastColumn="0" w:oddVBand="0" w:evenVBand="0" w:oddHBand="0" w:evenHBand="0" w:firstRowFirstColumn="0" w:firstRowLastColumn="0" w:lastRowFirstColumn="0" w:lastRowLastColumn="0"/>
-                                      <w:rPr>
-                                        <w:rFonts w:ascii="Segoe UI" w:hAnsi="Segoe UI" w:cs="Segoe UI"/>
-                                        <w:sz w:val="18"/>
-                                        <w:szCs w:val="18"/>
-                                      </w:rPr>
-                                    </w:pPr>
-                                    <w:r>
-                                      <w:rPr>
-                                        <w:rFonts w:ascii="Segoe UI" w:hAnsi="Segoe UI" w:cs="Segoe UI"/>
-                                        <w:sz w:val="18"/>
-                                        <w:szCs w:val="18"/>
-                                      </w:rPr>
-                                      <w:t>AgingDate1</w:t>
-                                    </w:r>
-                                  </w:p>
-                                </w:sdtContent>
-                              </w:sdt>
-                              <w:sdt>
-                                <w:sdtPr>
-                                  <w:rPr>
-                                    <w:rFonts w:ascii="Segoe UI" w:hAnsi="Segoe UI" w:cs="Segoe UI"/>
-                                    <w:sz w:val="18"/>
-                                    <w:szCs w:val="18"/>
-                                  </w:rPr>
-                                  <w:alias w:val="#Nav: /Customer/Integer/AgingBandVisible/AgingBandLoop/AgingDate2"/>
-                                  <w:tag w:val="#Nav: Standard_Statement/1316"/>
-                                  <w:id w:val="1006324691"/>
-                                  <w:placeholder>
-                                    <w:docPart w:val="57B98E6055D04AB2886C1F74E98DFF58"/>
-                                  </w:placeholder>
-                                  <w:dataBinding w:prefixMappings="xmlns:ns0='urn:microsoft-dynamics-nav/reports/Standard_Statement/1316/'" w:xpath="/ns0:NavWordReportXmlPart[1]/ns0:Customer[1]/ns0:Integer[1]/ns0:AgingBandVisible[1]/ns0:AgingBandLoop[1]/ns0:AgingDate2[1]" w:storeItemID="{6DA4901C-D430-4D4B-9017-1CE2DD1B612E}"/>
-                                  <w:text/>
-                                </w:sdtPr>
-                                <w:sdtContent>
-                                  <w:p>
-                                    <w:pPr>
-                                      <w:pStyle w:val="NoSpacing"/>
-                                      <w:cnfStyle w:val="100000000000" w:firstRow="1" w:lastRow="0" w:firstColumn="0" w:lastColumn="0" w:oddVBand="0" w:evenVBand="0" w:oddHBand="0" w:evenHBand="0" w:firstRowFirstColumn="0" w:firstRowLastColumn="0" w:lastRowFirstColumn="0" w:lastRowLastColumn="0"/>
-                                      <w:rPr>
-                                        <w:rFonts w:ascii="Segoe UI" w:hAnsi="Segoe UI" w:cs="Segoe UI"/>
-                                        <w:sz w:val="18"/>
-                                        <w:szCs w:val="18"/>
-                                      </w:rPr>
-                                    </w:pPr>
-                                    <w:r>
-                                      <w:rPr>
-                                        <w:rFonts w:ascii="Segoe UI" w:hAnsi="Segoe UI" w:cs="Segoe UI"/>
-                                        <w:sz w:val="18"/>
-                                        <w:szCs w:val="18"/>
-                                      </w:rPr>
-                                      <w:t>AgingDate2</w:t>
-                                    </w:r>
-                                  </w:p>
-                                </w:sdtContent>
-                              </w:sdt>
-                            </w:tc>
-                            <w:sdt>
-                              <w:sdtPr>
-                                <w:rPr>
-                                  <w:rFonts w:ascii="Segoe UI" w:hAnsi="Segoe UI" w:cs="Segoe UI"/>
-                                  <w:sz w:val="18"/>
-                                  <w:szCs w:val="18"/>
-                                </w:rPr>
-                                <w:alias w:val="#Nav: /Customer/Integer/AgingBandVisible/AgingBandLoop/beforeCaption"/>
-                                <w:tag w:val="#Nav: Standard_Statement/1316"/>
-                                <w:id w:val="-1913837829"/>
-                                <w:placeholder>
-                                  <w:docPart w:val="F94FE720535B423DBF60BA1A8809AEB2"/>
-                                </w:placeholder>
-                                <w:dataBinding w:prefixMappings="xmlns:ns0='urn:microsoft-dynamics-nav/reports/Standard_Statement/1316/'" w:xpath="/ns0:NavWordReportXmlPart[1]/ns0:Customer[1]/ns0:Integer[1]/ns0:AgingBandVisible[1]/ns0:AgingBandLoop[1]/ns0:beforeCaption[1]" w:storeItemID="{6DA4901C-D430-4D4B-9017-1CE2DD1B612E}"/>
-                                <w:text/>
-                              </w:sdtPr>
-                              <w:sdtContent>
-                                <w:tc>
-                                  <w:tcPr>
-                                    <w:tcW w:w="2430" w:type="dxa"/>
-                                  </w:tcPr>
-                                  <w:p>
-                                    <w:pPr>
-                                      <w:pStyle w:val="NoSpacing"/>
-                                      <w:cnfStyle w:val="100000000000" w:firstRow="1" w:lastRow="0" w:firstColumn="0" w:lastColumn="0" w:oddVBand="0" w:evenVBand="0" w:oddHBand="0" w:evenHBand="0" w:firstRowFirstColumn="0" w:firstRowLastColumn="0" w:lastRowFirstColumn="0" w:lastRowLastColumn="0"/>
-                                      <w:rPr>
-                                        <w:rFonts w:ascii="Segoe UI" w:hAnsi="Segoe UI" w:cs="Segoe UI"/>
-                                        <w:sz w:val="18"/>
-                                        <w:szCs w:val="18"/>
-                                      </w:rPr>
-                                    </w:pPr>
-                                    <w:r>
-                                      <w:rPr>
-                                        <w:rFonts w:ascii="Segoe UI" w:hAnsi="Segoe UI" w:cs="Segoe UI"/>
-                                        <w:sz w:val="18"/>
-                                        <w:szCs w:val="18"/>
-                                      </w:rPr>
-                                      <w:t>beforeCaption</w:t>
-                                    </w:r>
-                                  </w:p>
-                                </w:tc>
-                              </w:sdtContent>
-                            </w:sdt>
-                          </w:tr>
-                        </w:sdtContent>
-                      </w:sdt>
-                    </w:sdtContent>
-                  </w:sdt>
-                  <w:sdt>
-                    <w:sdtPr>
-                      <w:rPr>
-                        <w:rFonts w:ascii="Segoe UI" w:hAnsi="Segoe UI" w:cs="Segoe UI"/>
-                        <w:b w:val="0"/>
-                        <w:bCs w:val="0"/>
-                        <w:sz w:val="18"/>
-                        <w:szCs w:val="18"/>
-                      </w:rPr>
-                      <w:alias w:val="#Nav: /Customer/Integer/AgingBandVisible/AgingBandLoop"/>
-                      <w:tag w:val="#Nav: Standard_Statement/1316"/>
-                      <w:id w:val="1867410406"/>
-                      <w15:dataBinding w:prefixMappings="xmlns:ns0='urn:microsoft-dynamics-nav/reports/Standard_Statement/1316/' " w:xpath="/ns0:NavWordReportXmlPart[1]/ns0:Customer[1]/ns0:Integer[1]/ns0:AgingBandVisible[1]/ns0:AgingBandLoop" w:storeItemID="{6DA4901C-D430-4D4B-9017-1CE2DD1B612E}"/>
-                      <w15:repeatingSection/>
-                    </w:sdtPr>
-                    <w:sdtContent>
-                      <w:sdt>
-                        <w:sdtPr>
-                          <w:rPr>
-                            <w:rFonts w:ascii="Segoe UI" w:hAnsi="Segoe UI" w:cs="Segoe UI"/>
-                            <w:b w:val="0"/>
-                            <w:bCs w:val="0"/>
-                            <w:sz w:val="18"/>
-                            <w:szCs w:val="18"/>
-                          </w:rPr>
-                          <w:id w:val="854156780"/>
-                          <w:placeholder>
-                            <w:docPart w:val="DefaultPlaceholder_1081868578"/>
-                          </w:placeholder>
-                          <w15:repeatingSectionItem/>
-                        </w:sdtPr>
-                        <w:sdtContent>
-                          <w:tr>
-                            <w:trPr>
-                              <w:cnfStyle w:val="000000100000" w:firstRow="0" w:lastRow="0" w:firstColumn="0" w:lastColumn="0" w:oddVBand="0" w:evenVBand="0" w:oddHBand="1" w:evenHBand="0" w:firstRowFirstColumn="0" w:firstRowLastColumn="0" w:lastRowFirstColumn="0" w:lastRowLastColumn="0"/>
-                            </w:trPr>
-                            <w:sdt>
-                              <w:sdtPr>
-                                <w:rPr>
-                                  <w:rFonts w:ascii="Segoe UI" w:hAnsi="Segoe UI" w:cs="Segoe UI"/>
-                                  <w:b w:val="0"/>
-                                  <w:bCs w:val="0"/>
-                                  <w:sz w:val="18"/>
-                                  <w:szCs w:val="18"/>
-                                </w:rPr>
-                                <w:alias w:val="#Nav: /Customer/Integer/AgingBandVisible/AgingBandLoop/AgingBandCurrencyCode"/>
-                                <w:tag w:val="#Nav: Standard_Statement/1316"/>
-                                <w:id w:val="-1108120679"/>
-                                <w:placeholder>
-                                  <w:docPart w:val="57B98E6055D04AB2886C1F74E98DFF58"/>
-                                </w:placeholder>
-                                <w:dataBinding w:prefixMappings="xmlns:ns0='urn:microsoft-dynamics-nav/reports/Standard_Statement/1316/'" w:xpath="/ns0:NavWordReportXmlPart[1]/ns0:Customer[1]/ns0:Integer[1]/ns0:AgingBandVisible[1]/ns0:AgingBandLoop[1]/ns0:AgingBandCurrencyCode[1]" w:storeItemID="{6DA4901C-D430-4D4B-9017-1CE2DD1B612E}"/>
-                                <w:text/>
-                              </w:sdtPr>
-                              <w:sdtContent>
-                                <w:tc>
-                                  <w:tcPr>
-                                    <w:cnfStyle w:val="001000000000" w:firstRow="0" w:lastRow="0" w:firstColumn="1" w:lastColumn="0" w:oddVBand="0" w:evenVBand="0" w:oddHBand="0" w:evenHBand="0" w:firstRowFirstColumn="0" w:firstRowLastColumn="0" w:lastRowFirstColumn="0" w:lastRowLastColumn="0"/>
-                                    <w:tcW w:w="1074" w:type="dxa"/>
-                                    <w:hideMark/>
-                                  </w:tcPr>
-                                  <w:p>
-                                    <w:pPr>
-                                      <w:pStyle w:val="NoSpacing"/>
-                                      <w:rPr>
-                                        <w:rFonts w:ascii="Segoe UI" w:hAnsi="Segoe UI" w:cs="Segoe UI"/>
-                                        <w:sz w:val="18"/>
-                                        <w:szCs w:val="18"/>
-                                      </w:rPr>
-                                    </w:pPr>
-                                    <w:r>
-                                      <w:rPr>
-                                        <w:rFonts w:ascii="Segoe UI" w:hAnsi="Segoe UI" w:cs="Segoe UI"/>
-                                        <w:b w:val="0"/>
-                                        <w:sz w:val="18"/>
-                                        <w:szCs w:val="18"/>
-                                      </w:rPr>
-                                      <w:t>AgingBandCurrencyCode</w:t>
-                                    </w:r>
-                                  </w:p>
-                                </w:tc>
-                              </w:sdtContent>
-                            </w:sdt>
-                            <w:sdt>
-                              <w:sdtPr>
-                                <w:rPr>
-                                  <w:rFonts w:ascii="Segoe UI" w:hAnsi="Segoe UI" w:cs="Segoe UI"/>
-                                  <w:sz w:val="18"/>
-                                  <w:szCs w:val="18"/>
-                                </w:rPr>
-                                <w:alias w:val="#Nav: /Customer/Integer/AgingBandVisible/AgingBandLoop/AgingBandBufCol5Amt"/>
-                                <w:tag w:val="#Nav: Standard_Statement/1316"/>
-                                <w:id w:val="902568639"/>
-                                <w:placeholder>
-                                  <w:docPart w:val="57B98E6055D04AB2886C1F74E98DFF58"/>
-                                </w:placeholder>
-                                <w:dataBinding w:prefixMappings="xmlns:ns0='urn:microsoft-dynamics-nav/reports/Standard_Statement/1316/'" w:xpath="/ns0:NavWordReportXmlPart[1]/ns0:Customer[1]/ns0:Integer[1]/ns0:AgingBandVisible[1]/ns0:AgingBandLoop[1]/ns0:AgingBandBufCol5Amt[1]" w:storeItemID="{6DA4901C-D430-4D4B-9017-1CE2DD1B612E}"/>
-                                <w:text/>
-                              </w:sdtPr>
-                              <w:sdtContent>
-                                <w:tc>
-                                  <w:tcPr>
-                                    <w:tcW w:w="1711" w:type="dxa"/>
-                                  </w:tcPr>
-                                  <w:p>
-                                    <w:pPr>
-                                      <w:pStyle w:val="NoSpacing"/>
-                                      <w:cnfStyle w:val="000000100000" w:firstRow="0" w:lastRow="0" w:firstColumn="0" w:lastColumn="0" w:oddVBand="0" w:evenVBand="0" w:oddHBand="1" w:evenHBand="0" w:firstRowFirstColumn="0" w:firstRowLastColumn="0" w:lastRowFirstColumn="0" w:lastRowLastColumn="0"/>
-                                      <w:rPr>
-                                        <w:rFonts w:ascii="Segoe UI" w:hAnsi="Segoe UI" w:cs="Segoe UI"/>
-                                        <w:sz w:val="18"/>
-                                        <w:szCs w:val="18"/>
-                                      </w:rPr>
-                                    </w:pPr>
-                                    <w:r>
-                                      <w:rPr>
-                                        <w:rFonts w:ascii="Segoe UI" w:hAnsi="Segoe UI" w:cs="Segoe UI"/>
-                                        <w:sz w:val="18"/>
-                                        <w:szCs w:val="18"/>
-                                      </w:rPr>
-                                      <w:t>AgingBandBufCol5Amt</w:t>
-                                    </w:r>
-                                  </w:p>
-                                </w:tc>
-                              </w:sdtContent>
-                            </w:sdt>
-                            <w:sdt>
-                              <w:sdtPr>
-                                <w:rPr>
-                                  <w:rFonts w:ascii="Segoe UI" w:hAnsi="Segoe UI" w:cs="Segoe UI"/>
-                                  <w:sz w:val="18"/>
-                                  <w:szCs w:val="18"/>
-                                </w:rPr>
-                                <w:alias w:val="#Nav: /Customer/Integer/AgingBandVisible/AgingBandLoop/AgingBandBufCol4Amt"/>
-                                <w:tag w:val="#Nav: Standard_Statement/1316"/>
-                                <w:id w:val="1384825051"/>
-                                <w:placeholder>
-                                  <w:docPart w:val="57B98E6055D04AB2886C1F74E98DFF58"/>
-                                </w:placeholder>
-                                <w:dataBinding w:prefixMappings="xmlns:ns0='urn:microsoft-dynamics-nav/reports/Standard_Statement/1316/'" w:xpath="/ns0:NavWordReportXmlPart[1]/ns0:Customer[1]/ns0:Integer[1]/ns0:AgingBandVisible[1]/ns0:AgingBandLoop[1]/ns0:AgingBandBufCol4Amt[1]" w:storeItemID="{6DA4901C-D430-4D4B-9017-1CE2DD1B612E}"/>
-                                <w:text/>
-                              </w:sdtPr>
-                              <w:sdtContent>
-                                <w:tc>
-                                  <w:tcPr>
-                                    <w:tcW w:w="1800" w:type="dxa"/>
-                                  </w:tcPr>
-                                  <w:p>
-                                    <w:pPr>
-                                      <w:pStyle w:val="NoSpacing"/>
-                                      <w:cnfStyle w:val="000000100000" w:firstRow="0" w:lastRow="0" w:firstColumn="0" w:lastColumn="0" w:oddVBand="0" w:evenVBand="0" w:oddHBand="1" w:evenHBand="0" w:firstRowFirstColumn="0" w:firstRowLastColumn="0" w:lastRowFirstColumn="0" w:lastRowLastColumn="0"/>
-                                      <w:rPr>
-                                        <w:rFonts w:ascii="Segoe UI" w:hAnsi="Segoe UI" w:cs="Segoe UI"/>
-                                        <w:sz w:val="18"/>
-                                        <w:szCs w:val="18"/>
-                                      </w:rPr>
-                                    </w:pPr>
-                                    <w:r>
-                                      <w:rPr>
-                                        <w:rFonts w:ascii="Segoe UI" w:hAnsi="Segoe UI" w:cs="Segoe UI"/>
-                                        <w:sz w:val="18"/>
-                                        <w:szCs w:val="18"/>
-                                      </w:rPr>
-                                      <w:t>AgingBandBufCol4Amt</w:t>
-                                    </w:r>
-                                  </w:p>
-                                </w:tc>
-                              </w:sdtContent>
-                            </w:sdt>
-                            <w:sdt>
-                              <w:sdtPr>
-                                <w:rPr>
-                                  <w:rFonts w:ascii="Segoe UI" w:hAnsi="Segoe UI" w:cs="Segoe UI"/>
-                                  <w:sz w:val="18"/>
-                                  <w:szCs w:val="18"/>
-                                </w:rPr>
-                                <w:alias w:val="#Nav: /Customer/Integer/AgingBandVisible/AgingBandLoop/AgingBandBufCol3Amt"/>
-                                <w:tag w:val="#Nav: Standard_Statement/1316"/>
-                                <w:id w:val="50436426"/>
-                                <w:placeholder>
-                                  <w:docPart w:val="57B98E6055D04AB2886C1F74E98DFF58"/>
-                                </w:placeholder>
-                                <w:dataBinding w:prefixMappings="xmlns:ns0='urn:microsoft-dynamics-nav/reports/Standard_Statement/1316/'" w:xpath="/ns0:NavWordReportXmlPart[1]/ns0:Customer[1]/ns0:Integer[1]/ns0:AgingBandVisible[1]/ns0:AgingBandLoop[1]/ns0:AgingBandBufCol3Amt[1]" w:storeItemID="{6DA4901C-D430-4D4B-9017-1CE2DD1B612E}"/>
-                                <w:text/>
-                              </w:sdtPr>
-                              <w:sdtContent>
-                                <w:tc>
-                                  <w:tcPr>
-                                    <w:tcW w:w="1890" w:type="dxa"/>
-                                  </w:tcPr>
-                                  <w:p>
-                                    <w:pPr>
-                                      <w:pStyle w:val="NoSpacing"/>
-                                      <w:cnfStyle w:val="000000100000" w:firstRow="0" w:lastRow="0" w:firstColumn="0" w:lastColumn="0" w:oddVBand="0" w:evenVBand="0" w:oddHBand="1" w:evenHBand="0" w:firstRowFirstColumn="0" w:firstRowLastColumn="0" w:lastRowFirstColumn="0" w:lastRowLastColumn="0"/>
-                                      <w:rPr>
-                                        <w:rFonts w:ascii="Segoe UI" w:hAnsi="Segoe UI" w:cs="Segoe UI"/>
-                                        <w:sz w:val="18"/>
-                                        <w:szCs w:val="18"/>
-                                      </w:rPr>
-                                    </w:pPr>
-                                    <w:r>
-                                      <w:rPr>
-                                        <w:rFonts w:ascii="Segoe UI" w:hAnsi="Segoe UI" w:cs="Segoe UI"/>
-                                        <w:sz w:val="18"/>
-                                        <w:szCs w:val="18"/>
-                                      </w:rPr>
-                                      <w:t>AgingBandBufCol3Amt</w:t>
-                                    </w:r>
-                                  </w:p>
-                                </w:tc>
-                              </w:sdtContent>
-                            </w:sdt>
-                            <w:sdt>
-                              <w:sdtPr>
-                                <w:rPr>
-                                  <w:rFonts w:ascii="Segoe UI" w:hAnsi="Segoe UI" w:cs="Segoe UI"/>
-                                  <w:sz w:val="18"/>
-                                  <w:szCs w:val="18"/>
-                                </w:rPr>
-                                <w:alias w:val="#Nav: /Customer/Integer/AgingBandVisible/AgingBandLoop/AgingBandBufCol2Amt"/>
-                                <w:tag w:val="#Nav: Standard_Statement/1316"/>
-                                <w:id w:val="-51153109"/>
-                                <w:placeholder>
-                                  <w:docPart w:val="57B98E6055D04AB2886C1F74E98DFF58"/>
-                                </w:placeholder>
-                                <w:dataBinding w:prefixMappings="xmlns:ns0='urn:microsoft-dynamics-nav/reports/Standard_Statement/1316/'" w:xpath="/ns0:NavWordReportXmlPart[1]/ns0:Customer[1]/ns0:Integer[1]/ns0:AgingBandVisible[1]/ns0:AgingBandLoop[1]/ns0:AgingBandBufCol2Amt[1]" w:storeItemID="{6DA4901C-D430-4D4B-9017-1CE2DD1B612E}"/>
-                                <w:text/>
-                              </w:sdtPr>
-                              <w:sdtContent>
-                                <w:tc>
-                                  <w:tcPr>
-                                    <w:tcW w:w="1890" w:type="dxa"/>
-                                  </w:tcPr>
-                                  <w:p>
-                                    <w:pPr>
-                                      <w:pStyle w:val="NoSpacing"/>
-                                      <w:cnfStyle w:val="000000100000" w:firstRow="0" w:lastRow="0" w:firstColumn="0" w:lastColumn="0" w:oddVBand="0" w:evenVBand="0" w:oddHBand="1" w:evenHBand="0" w:firstRowFirstColumn="0" w:firstRowLastColumn="0" w:lastRowFirstColumn="0" w:lastRowLastColumn="0"/>
-                                      <w:rPr>
-                                        <w:rFonts w:ascii="Segoe UI" w:hAnsi="Segoe UI" w:cs="Segoe UI"/>
-                                        <w:sz w:val="18"/>
-                                        <w:szCs w:val="18"/>
-                                      </w:rPr>
-                                    </w:pPr>
-                                    <w:r>
-                                      <w:rPr>
-                                        <w:rFonts w:ascii="Segoe UI" w:hAnsi="Segoe UI" w:cs="Segoe UI"/>
-                                        <w:sz w:val="18"/>
-                                        <w:szCs w:val="18"/>
-                                      </w:rPr>
-                                      <w:t>AgingBandBufCol2Amt</w:t>
-                                    </w:r>
-                                  </w:p>
-                                </w:tc>
-                              </w:sdtContent>
-                            </w:sdt>
-                            <w:sdt>
-                              <w:sdtPr>
-                                <w:rPr>
-                                  <w:rFonts w:ascii="Segoe UI" w:hAnsi="Segoe UI" w:cs="Segoe UI"/>
-                                  <w:sz w:val="18"/>
-                                  <w:szCs w:val="18"/>
-                                </w:rPr>
-                                <w:alias w:val="#Nav: /Customer/Integer/AgingBandVisible/AgingBandLoop/AgingBandBufCol1Amt"/>
-                                <w:tag w:val="#Nav: Standard_Statement/1316"/>
-                                <w:id w:val="412830405"/>
-                                <w:placeholder>
-                                  <w:docPart w:val="57B98E6055D04AB2886C1F74E98DFF58"/>
-                                </w:placeholder>
-                                <w:dataBinding w:prefixMappings="xmlns:ns0='urn:microsoft-dynamics-nav/reports/Standard_Statement/1316/'" w:xpath="/ns0:NavWordReportXmlPart[1]/ns0:Customer[1]/ns0:Integer[1]/ns0:AgingBandVisible[1]/ns0:AgingBandLoop[1]/ns0:AgingBandBufCol1Amt[1]" w:storeItemID="{6DA4901C-D430-4D4B-9017-1CE2DD1B612E}"/>
-                                <w:text/>
-                              </w:sdtPr>
-                              <w:sdtContent>
-                                <w:tc>
-                                  <w:tcPr>
-                                    <w:tcW w:w="2430" w:type="dxa"/>
-                                  </w:tcPr>
-                                  <w:p>
-                                    <w:pPr>
-                                      <w:pStyle w:val="NoSpacing"/>
-                                      <w:cnfStyle w:val="000000100000" w:firstRow="0" w:lastRow="0" w:firstColumn="0" w:lastColumn="0" w:oddVBand="0" w:evenVBand="0" w:oddHBand="1" w:evenHBand="0" w:firstRowFirstColumn="0" w:firstRowLastColumn="0" w:lastRowFirstColumn="0" w:lastRowLastColumn="0"/>
-                                      <w:rPr>
-                                        <w:rFonts w:ascii="Segoe UI" w:hAnsi="Segoe UI" w:cs="Segoe UI"/>
-                                        <w:sz w:val="18"/>
-                                        <w:szCs w:val="18"/>
-                                      </w:rPr>
-                                    </w:pPr>
-                                    <w:r>
-                                      <w:rPr>
-                                        <w:rFonts w:ascii="Segoe UI" w:hAnsi="Segoe UI" w:cs="Segoe UI"/>
-                                        <w:sz w:val="18"/>
-                                        <w:szCs w:val="18"/>
-                                      </w:rPr>
-                                      <w:t>AgingBandBufCol1Amt</w:t>
-                                    </w:r>
-                                  </w:p>
-                                </w:tc>
-                              </w:sdtContent>
-                            </w:sdt>
-                          </w:tr>
-                        </w:sdtContent>
-                      </w:sdt>
-                    </w:sdtContent>
-                  </w:sdt>
-                </w:tbl>
                 <w:p>
                   <w:pPr>
                     <w:rPr>
@@ -4232,6 +2264,7 @@
               <w:text/>
             </w:sdtPr>
             <w:sdtContent>
+              <w:proofErr w:type="spellStart"/>
               <w:r>
                 <w:rPr>
                   <w:rFonts w:ascii="Segoe UI" w:hAnsi="Segoe UI" w:cs="Segoe UI"/>
@@ -4241,6 +2274,7 @@
                 </w:rPr>
                 <w:t>PhoneNo_CompanyInfo</w:t>
               </w:r>
+              <w:proofErr w:type="spellEnd"/>
             </w:sdtContent>
           </w:sdt>
           <w:r>
@@ -4270,6 +2304,7 @@
               <w:text/>
             </w:sdtPr>
             <w:sdtContent>
+              <w:proofErr w:type="spellStart"/>
               <w:r>
                 <w:rPr>
                   <w:rFonts w:ascii="Segoe UI" w:hAnsi="Segoe UI" w:cs="Segoe UI"/>
@@ -4279,6 +2314,7 @@
                 </w:rPr>
                 <w:t>CompanyInfoEmail</w:t>
               </w:r>
+              <w:proofErr w:type="spellEnd"/>
             </w:sdtContent>
           </w:sdt>
         </w:p>
@@ -5592,93 +3628,6 @@
     </w:docPart>
     <w:docPart>
       <w:docPartPr>
-        <w:name w:val="ECC82D957D094C2ABCAE3BC1FB380EC8"/>
-        <w:category>
-          <w:name w:val="General"/>
-          <w:gallery w:val="placeholder"/>
-        </w:category>
-        <w:types>
-          <w:type w:val="bbPlcHdr"/>
-        </w:types>
-        <w:behaviors>
-          <w:behavior w:val="content"/>
-        </w:behaviors>
-        <w:guid w:val="{3A1F4495-0D8D-4A8F-9ACF-288767743A67}"/>
-      </w:docPartPr>
-      <w:docPartBody>
-        <w:p>
-          <w:pPr>
-            <w:pStyle w:val="ECC82D957D094C2ABCAE3BC1FB380EC8"/>
-          </w:pPr>
-          <w:r>
-            <w:rPr>
-              <w:rStyle w:val="PlaceholderText"/>
-            </w:rPr>
-            <w:t>Click here to enter text.</w:t>
-          </w:r>
-        </w:p>
-      </w:docPartBody>
-    </w:docPart>
-    <w:docPart>
-      <w:docPartPr>
-        <w:name w:val="57B98E6055D04AB2886C1F74E98DFF58"/>
-        <w:category>
-          <w:name w:val="General"/>
-          <w:gallery w:val="placeholder"/>
-        </w:category>
-        <w:types>
-          <w:type w:val="bbPlcHdr"/>
-        </w:types>
-        <w:behaviors>
-          <w:behavior w:val="content"/>
-        </w:behaviors>
-        <w:guid w:val="{354F2680-349C-4084-ABC6-ECC6D1D48385}"/>
-      </w:docPartPr>
-      <w:docPartBody>
-        <w:p>
-          <w:pPr>
-            <w:pStyle w:val="57B98E6055D04AB2886C1F74E98DFF58"/>
-          </w:pPr>
-          <w:r>
-            <w:rPr>
-              <w:rStyle w:val="PlaceholderText"/>
-            </w:rPr>
-            <w:t>Click here to enter text.</w:t>
-          </w:r>
-        </w:p>
-      </w:docPartBody>
-    </w:docPart>
-    <w:docPart>
-      <w:docPartPr>
-        <w:name w:val="F94FE720535B423DBF60BA1A8809AEB2"/>
-        <w:category>
-          <w:name w:val="General"/>
-          <w:gallery w:val="placeholder"/>
-        </w:category>
-        <w:types>
-          <w:type w:val="bbPlcHdr"/>
-        </w:types>
-        <w:behaviors>
-          <w:behavior w:val="content"/>
-        </w:behaviors>
-        <w:guid w:val="{88DFD1E7-6FA1-4809-B398-D89457BDA638}"/>
-      </w:docPartPr>
-      <w:docPartBody>
-        <w:p>
-          <w:pPr>
-            <w:pStyle w:val="F94FE720535B423DBF60BA1A8809AEB2"/>
-          </w:pPr>
-          <w:r>
-            <w:rPr>
-              <w:rStyle w:val="PlaceholderText"/>
-            </w:rPr>
-            <w:t>Click here to enter text.</w:t>
-          </w:r>
-        </w:p>
-      </w:docPartBody>
-    </w:docPart>
-    <w:docPart>
-      <w:docPartPr>
         <w:name w:val="0FFAD9EF9E2C4CFABFDF6D70F99DD4A8"/>
         <w:category>
           <w:name w:val="General"/>
@@ -5723,35 +3672,6 @@
       </w:docPartPr>
       <w:docPartBody>
         <w:p>
-          <w:r>
-            <w:rPr>
-              <w:rStyle w:val="PlaceholderText"/>
-            </w:rPr>
-            <w:t>Click or tap here to enter text.</w:t>
-          </w:r>
-        </w:p>
-      </w:docPartBody>
-    </w:docPart>
-    <w:docPart>
-      <w:docPartPr>
-        <w:name w:val="3834BC54B19A4BD6950A4B7BA50B6792"/>
-        <w:category>
-          <w:name w:val="General"/>
-          <w:gallery w:val="placeholder"/>
-        </w:category>
-        <w:types>
-          <w:type w:val="bbPlcHdr"/>
-        </w:types>
-        <w:behaviors>
-          <w:behavior w:val="content"/>
-        </w:behaviors>
-        <w:guid w:val="{91C214C0-1F6D-44A9-80EE-EFF27D7648B9}"/>
-      </w:docPartPr>
-      <w:docPartBody>
-        <w:p>
-          <w:pPr>
-            <w:pStyle w:val="3834BC54B19A4BD6950A4B7BA50B6792"/>
-          </w:pPr>
           <w:r>
             <w:rPr>
               <w:rStyle w:val="PlaceholderText"/>
@@ -5926,6 +3846,7 @@
     <w:rsid w:val="00166BDB"/>
     <w:rsid w:val="00190C0E"/>
     <w:rsid w:val="001B4D32"/>
+    <w:rsid w:val="001C04E6"/>
     <w:rsid w:val="001D08B4"/>
     <w:rsid w:val="001F3C97"/>
     <w:rsid w:val="002072F9"/>
@@ -5955,9 +3876,11 @@
     <w:rsid w:val="00486992"/>
     <w:rsid w:val="00486F24"/>
     <w:rsid w:val="00492F88"/>
+    <w:rsid w:val="004B0AB3"/>
     <w:rsid w:val="004C457B"/>
     <w:rsid w:val="004C6E35"/>
     <w:rsid w:val="004D5EB4"/>
+    <w:rsid w:val="004E6483"/>
     <w:rsid w:val="00507678"/>
     <w:rsid w:val="00515E7C"/>
     <w:rsid w:val="005540CF"/>
@@ -6021,6 +3944,7 @@
     <w:rsid w:val="00B86823"/>
     <w:rsid w:val="00BA1923"/>
     <w:rsid w:val="00BD001D"/>
+    <w:rsid w:val="00BD5724"/>
     <w:rsid w:val="00BE0887"/>
     <w:rsid w:val="00C14D95"/>
     <w:rsid w:val="00C20904"/>
@@ -6545,20 +4469,6 @@
     <w:name w:val="0FFAD9EF9E2C4CFABFDF6D70F99DD4A8"/>
     <w:rsid w:val="00667C6D"/>
   </w:style>
-  <w:style w:type="paragraph" w:customStyle="1" w:styleId="3834BC54B19A4BD6950A4B7BA50B6792">
-    <w:name w:val="3834BC54B19A4BD6950A4B7BA50B6792"/>
-    <w:rsid w:val="00A4431F"/>
-    <w:pPr>
-      <w:spacing w:line="278" w:lineRule="auto"/>
-    </w:pPr>
-    <w:rPr>
-      <w:kern w:val="2"/>
-      <w:sz w:val="24"/>
-      <w:szCs w:val="24"/>
-      <w:lang w:val="fr-CA" w:eastAsia="fr-CA"/>
-      <w14:ligatures w14:val="standardContextual"/>
-    </w:rPr>
-  </w:style>
   <w:style w:type="paragraph" w:customStyle="1" w:styleId="2C080788BAF44739A8A6ACFFF6195964">
     <w:name w:val="2C080788BAF44739A8A6ACFFF6195964"/>
     <w:rsid w:val="001B4D32"/>

--- a/Campbellford Extension/src/WordLayouts/CFS Customer Statement.docx
+++ b/Campbellford Extension/src/WordLayouts/CFS Customer Statement.docx
@@ -219,7 +219,7 @@
                           <w:placeholder>
                             <w:docPart w:val="781FB13D53534CB3A86CEB1ABC62DE4F"/>
                           </w:placeholder>
-                          <w15:dataBinding w:prefixMappings="xmlns:ns0='urn:microsoft-dynamics-nav/reports/Standard_Statement/1316/' " w:xpath="/ns0:NavWordReportXmlPart[1]/ns0:Customer[1]/ns0:CFSCustAddress4[1]" w:storeItemID="{6DA4901C-D430-4D4B-9017-1CE2DD1B612E}" w16sdtdh:storeItemChecksum="T2DS/g=="/>
+                          <w15:dataBinding w:prefixMappings="xmlns:ns0='urn:microsoft-dynamics-nav/reports/Standard_Statement/1316/' " w:xpath="/ns0:NavWordReportXmlPart[1]/ns0:Customer[1]/ns0:CFSCustAddress4[1]" w:storeItemID="{6DA4901C-D430-4D4B-9017-1CE2DD1B612E}" w16sdtdh:storeItemChecksum="rWFFng=="/>
                         </w:sdtPr>
                         <w:sdtContent>
                           <w:p>
@@ -264,7 +264,7 @@
                             <w:placeholder>
                               <w:docPart w:val="781FB13D53534CB3A86CEB1ABC62DE4F"/>
                             </w:placeholder>
-                            <w15:dataBinding w:prefixMappings="xmlns:ns0='urn:microsoft-dynamics-nav/reports/Standard_Statement/1316/' " w:xpath="/ns0:NavWordReportXmlPart[1]/ns0:Customer[1]/ns0:CFSCustAddress5[1]" w:storeItemID="{6DA4901C-D430-4D4B-9017-1CE2DD1B612E}" w16sdtdh:storeItemChecksum="T2DS/g=="/>
+                            <w15:dataBinding w:prefixMappings="xmlns:ns0='urn:microsoft-dynamics-nav/reports/Standard_Statement/1316/' " w:xpath="/ns0:NavWordReportXmlPart[1]/ns0:Customer[1]/ns0:CFSCustAddress5[1]" w:storeItemID="{6DA4901C-D430-4D4B-9017-1CE2DD1B612E}" w16sdtdh:storeItemChecksum="rWFFng=="/>
                           </w:sdtPr>
                           <w:sdtContent>
                             <w:r>
@@ -385,7 +385,6 @@
                                 <w:szCs w:val="16"/>
                               </w:rPr>
                             </w:pPr>
-                            <w:proofErr w:type="spellStart"/>
                             <w:r>
                               <w:rPr>
                                 <w:rFonts w:ascii="Segoe UI" w:hAnsi="Segoe UI" w:cs="Segoe UI"/>
@@ -394,7 +393,6 @@
                               </w:rPr>
                               <w:t>DocDateCaption</w:t>
                             </w:r>
-                            <w:proofErr w:type="spellEnd"/>
                           </w:p>
                         </w:tc>
                       </w:sdtContent>
@@ -428,7 +426,6 @@
                                 <w:szCs w:val="16"/>
                               </w:rPr>
                             </w:pPr>
-                            <w:proofErr w:type="spellStart"/>
                             <w:r>
                               <w:rPr>
                                 <w:rFonts w:ascii="Segoe UI" w:hAnsi="Segoe UI" w:cs="Segoe UI"/>
@@ -437,7 +434,6 @@
                               </w:rPr>
                               <w:t>TodayFormatted</w:t>
                             </w:r>
-                            <w:proofErr w:type="spellEnd"/>
                           </w:p>
                         </w:tc>
                       </w:sdtContent>
@@ -473,7 +469,6 @@
                                 <w:szCs w:val="16"/>
                               </w:rPr>
                             </w:pPr>
-                            <w:proofErr w:type="spellStart"/>
                             <w:r>
                               <w:rPr>
                                 <w:rFonts w:ascii="Segoe UI" w:hAnsi="Segoe UI" w:cs="Segoe UI"/>
@@ -482,7 +477,6 @@
                               </w:rPr>
                               <w:t>StartDateCaption</w:t>
                             </w:r>
-                            <w:proofErr w:type="spellEnd"/>
                           </w:p>
                         </w:tc>
                       </w:sdtContent>
@@ -559,7 +553,6 @@
                                 <w:szCs w:val="16"/>
                               </w:rPr>
                             </w:pPr>
-                            <w:proofErr w:type="spellStart"/>
                             <w:r>
                               <w:rPr>
                                 <w:rFonts w:ascii="Segoe UI" w:hAnsi="Segoe UI" w:cs="Segoe UI"/>
@@ -568,7 +561,6 @@
                               </w:rPr>
                               <w:t>EndDateCaption</w:t>
                             </w:r>
-                            <w:proofErr w:type="spellEnd"/>
                           </w:p>
                         </w:tc>
                       </w:sdtContent>
@@ -602,7 +594,6 @@
                                 <w:szCs w:val="16"/>
                               </w:rPr>
                             </w:pPr>
-                            <w:proofErr w:type="spellStart"/>
                             <w:r>
                               <w:rPr>
                                 <w:rFonts w:ascii="Segoe UI" w:hAnsi="Segoe UI" w:cs="Segoe UI"/>
@@ -611,7 +602,6 @@
                               </w:rPr>
                               <w:t>EndDate</w:t>
                             </w:r>
-                            <w:proofErr w:type="spellEnd"/>
                           </w:p>
                         </w:tc>
                       </w:sdtContent>
@@ -681,7 +671,6 @@
                                 <w:szCs w:val="18"/>
                               </w:rPr>
                             </w:pPr>
-                            <w:proofErr w:type="spellStart"/>
                             <w:r>
                               <w:rPr>
                                 <w:rFonts w:ascii="Segoe UI" w:hAnsi="Segoe UI" w:cs="Segoe UI"/>
@@ -690,7 +679,6 @@
                               </w:rPr>
                               <w:t>PostDate_DtldCustLedgEntriesCaption</w:t>
                             </w:r>
-                            <w:proofErr w:type="spellEnd"/>
                           </w:p>
                         </w:tc>
                       </w:sdtContent>
@@ -726,7 +714,6 @@
                                 <w:szCs w:val="18"/>
                               </w:rPr>
                             </w:pPr>
-                            <w:proofErr w:type="spellStart"/>
                             <w:r>
                               <w:rPr>
                                 <w:rFonts w:ascii="Segoe UI" w:hAnsi="Segoe UI" w:cs="Segoe UI"/>
@@ -735,7 +722,6 @@
                               </w:rPr>
                               <w:t>DocNo_DtldCustLedgEntriesCaption</w:t>
                             </w:r>
-                            <w:proofErr w:type="spellEnd"/>
                           </w:p>
                         </w:tc>
                       </w:sdtContent>
@@ -944,7 +930,6 @@
                                 <w:szCs w:val="18"/>
                               </w:rPr>
                             </w:pPr>
-                            <w:proofErr w:type="spellStart"/>
                             <w:r>
                               <w:rPr>
                                 <w:rFonts w:ascii="Segoe UI" w:hAnsi="Segoe UI" w:cs="Segoe UI"/>
@@ -953,7 +938,6 @@
                               </w:rPr>
                               <w:t>CustBalanceCaption</w:t>
                             </w:r>
-                            <w:proofErr w:type="spellEnd"/>
                           </w:p>
                         </w:tc>
                       </w:sdtContent>
@@ -1067,11 +1051,9 @@
                                     <w:text/>
                                   </w:sdtPr>
                                   <w:sdtContent>
-                                    <w:proofErr w:type="spellStart"/>
                                     <w:r>
                                       <w:t>StartBalance</w:t>
                                     </w:r>
-                                    <w:proofErr w:type="spellEnd"/>
                                   </w:sdtContent>
                                 </w:sdt>
                               </w:p>
@@ -1150,7 +1132,6 @@
                                                 <w:szCs w:val="18"/>
                                               </w:rPr>
                                             </w:pPr>
-                                            <w:proofErr w:type="spellStart"/>
                                             <w:r>
                                               <w:rPr>
                                                 <w:rFonts w:ascii="Segoe UI" w:hAnsi="Segoe UI" w:cs="Segoe UI"/>
@@ -1160,7 +1141,6 @@
                                               </w:rPr>
                                               <w:t>PostDate_DtldCustLedgEntries</w:t>
                                             </w:r>
-                                            <w:proofErr w:type="spellEnd"/>
                                           </w:p>
                                         </w:tc>
                                       </w:sdtContent>
@@ -1196,7 +1176,6 @@
                                                 <w:szCs w:val="18"/>
                                               </w:rPr>
                                             </w:pPr>
-                                            <w:proofErr w:type="spellStart"/>
                                             <w:r>
                                               <w:rPr>
                                                 <w:rFonts w:ascii="Segoe UI" w:hAnsi="Segoe UI" w:cs="Segoe UI"/>
@@ -1205,7 +1184,6 @@
                                               </w:rPr>
                                               <w:t>DocNo_DtldCustLedgEntries</w:t>
                                             </w:r>
-                                            <w:proofErr w:type="spellEnd"/>
                                           </w:p>
                                         </w:tc>
                                       </w:sdtContent>
@@ -1285,7 +1263,6 @@
                                                 <w:szCs w:val="18"/>
                                               </w:rPr>
                                             </w:pPr>
-                                            <w:proofErr w:type="spellStart"/>
                                             <w:r>
                                               <w:rPr>
                                                 <w:rFonts w:ascii="Segoe UI" w:hAnsi="Segoe UI" w:cs="Segoe UI"/>
@@ -1294,7 +1271,6 @@
                                               </w:rPr>
                                               <w:t>DueDate_DtldCustLedgEntries</w:t>
                                             </w:r>
-                                            <w:proofErr w:type="spellEnd"/>
                                           </w:p>
                                         </w:tc>
                                       </w:sdtContent>
@@ -1330,7 +1306,6 @@
                                                 <w:szCs w:val="18"/>
                                               </w:rPr>
                                             </w:pPr>
-                                            <w:proofErr w:type="spellStart"/>
                                             <w:r>
                                               <w:rPr>
                                                 <w:rFonts w:ascii="Segoe UI" w:hAnsi="Segoe UI" w:cs="Segoe UI"/>
@@ -1339,7 +1314,6 @@
                                               </w:rPr>
                                               <w:t>Amt_DtldCustLedgEntries</w:t>
                                             </w:r>
-                                            <w:proofErr w:type="spellEnd"/>
                                           </w:p>
                                         </w:tc>
                                       </w:sdtContent>
@@ -1375,7 +1349,6 @@
                                                 <w:szCs w:val="18"/>
                                               </w:rPr>
                                             </w:pPr>
-                                            <w:proofErr w:type="spellStart"/>
                                             <w:r>
                                               <w:rPr>
                                                 <w:rFonts w:ascii="Segoe UI" w:hAnsi="Segoe UI" w:cs="Segoe UI"/>
@@ -1384,7 +1357,6 @@
                                               </w:rPr>
                                               <w:t>RemainAmt_DtldCustLedgEntries</w:t>
                                             </w:r>
-                                            <w:proofErr w:type="spellEnd"/>
                                           </w:p>
                                         </w:tc>
                                       </w:sdtContent>
@@ -1420,7 +1392,6 @@
                                                 <w:szCs w:val="18"/>
                                               </w:rPr>
                                             </w:pPr>
-                                            <w:proofErr w:type="spellStart"/>
                                             <w:r>
                                               <w:rPr>
                                                 <w:rFonts w:ascii="Segoe UI" w:hAnsi="Segoe UI" w:cs="Segoe UI"/>
@@ -1429,7 +1400,6 @@
                                               </w:rPr>
                                               <w:t>CustBalance</w:t>
                                             </w:r>
-                                            <w:proofErr w:type="spellEnd"/>
                                           </w:p>
                                         </w:tc>
                                       </w:sdtContent>
@@ -1459,6 +1429,40 @@
                                     <w:szCs w:val="18"/>
                                   </w:rPr>
                                 </w:pPr>
+                                <w:r>
+                                  <w:rPr>
+                                    <w:rFonts w:ascii="Segoe UI" w:hAnsi="Segoe UI" w:cs="Segoe UI"/>
+                                    <w:sz w:val="18"/>
+                                    <w:szCs w:val="18"/>
+                                  </w:rPr>
+                                  <w:t xml:space="preserve">Total HST: </w:t>
+                                </w:r>
+                                <w:sdt>
+                                  <w:sdtPr>
+                                    <w:rPr>
+                                      <w:rFonts w:ascii="Segoe UI" w:hAnsi="Segoe UI" w:cs="Segoe UI"/>
+                                      <w:sz w:val="18"/>
+                                      <w:szCs w:val="18"/>
+                                    </w:rPr>
+                                    <w:id w:val="-1647035643"/>
+                                    <w:placeholder>
+                                      <w:docPart w:val="DefaultPlaceholder_-1854013440"/>
+                                    </w:placeholder>
+                                    <w15:dataBinding w:prefixMappings="xmlns:ns0='urn:microsoft-dynamics-nav/reports/Standard_Statement/1316/' " w:xpath="/ns0:NavWordReportXmlPart[1]/ns0:Customer[1]/ns0:Integer[1]/ns0:CurrencyLoop[1]/ns0:CustLedgEntryFooter[1]/ns0:CFSTotalTax[1]" w:storeItemID="{6DA4901C-D430-4D4B-9017-1CE2DD1B612E}" w16sdtdh:storeItemChecksum="rWFFng=="/>
+                                    <w:alias w:val="#Nav: /Customer/Integer/CurrencyLoop/CustLedgEntryFooter/CFSTotalTax"/>
+                                    <w:tag w:val="#Nav: Standard_Statement/1316"/>
+                                  </w:sdtPr>
+                                  <w:sdtContent>
+                                    <w:r>
+                                      <w:rPr>
+                                        <w:rFonts w:ascii="Segoe UI" w:hAnsi="Segoe UI" w:cs="Segoe UI"/>
+                                        <w:sz w:val="18"/>
+                                        <w:szCs w:val="18"/>
+                                      </w:rPr>
+                                      <w:t>CFSTotalTax</w:t>
+                                    </w:r>
+                                  </w:sdtContent>
+                                </w:sdt>
                               </w:p>
                             </w:tc>
                             <w:tc>
@@ -1580,7 +1584,6 @@
                                         <w:szCs w:val="18"/>
                                       </w:rPr>
                                     </w:pPr>
-                                    <w:proofErr w:type="spellStart"/>
                                     <w:r>
                                       <w:rPr>
                                         <w:rFonts w:ascii="Segoe UI" w:hAnsi="Segoe UI" w:cs="Segoe UI"/>
@@ -1590,7 +1593,6 @@
                                       </w:rPr>
                                       <w:t>CustBalance_CustLedgEntryHdrFooter</w:t>
                                     </w:r>
-                                    <w:proofErr w:type="spellEnd"/>
                                   </w:p>
                                 </w:tc>
                               </w:sdtContent>
@@ -1609,6 +1611,796 @@
                     </w:rPr>
                   </w:pPr>
                 </w:p>
+                <w:sdt>
+                  <w:sdtPr>
+                    <w:rPr>
+                      <w:rFonts w:ascii="Segoe UI" w:hAnsi="Segoe UI" w:cs="Segoe UI"/>
+                      <w:sz w:val="18"/>
+                      <w:szCs w:val="18"/>
+                    </w:rPr>
+                    <w:alias w:val="#Nav: /Customer/Integer/AgingBandVisible/AgingBandLoop/AgingBandEndingDate"/>
+                    <w:tag w:val="#Nav: Standard_Statement/1316"/>
+                    <w:id w:val="-1456399055"/>
+                    <w:placeholder>
+                      <w:docPart w:val="87EF1B7428FD49E1A925EE426A39479C"/>
+                    </w:placeholder>
+                    <w:dataBinding w:prefixMappings="xmlns:ns0='urn:microsoft-dynamics-nav/reports/Standard_Statement/1316/'" w:xpath="/ns0:NavWordReportXmlPart[1]/ns0:Customer[1]/ns0:Integer[1]/ns0:AgingBandVisible[1]/ns0:AgingBandLoop[1]/ns0:AgingBandEndingDate[1]" w:storeItemID="{6DA4901C-D430-4D4B-9017-1CE2DD1B612E}"/>
+                    <w:text/>
+                  </w:sdtPr>
+                  <w:sdtContent>
+                    <w:p>
+                      <w:pPr>
+                        <w:pStyle w:val="NoSpacing"/>
+                        <w:rPr>
+                          <w:rFonts w:ascii="Segoe UI" w:hAnsi="Segoe UI" w:cs="Segoe UI"/>
+                          <w:sz w:val="18"/>
+                          <w:szCs w:val="18"/>
+                        </w:rPr>
+                      </w:pPr>
+                      <w:r>
+                        <w:rPr>
+                          <w:rFonts w:ascii="Segoe UI" w:hAnsi="Segoe UI" w:cs="Segoe UI"/>
+                          <w:sz w:val="18"/>
+                          <w:szCs w:val="18"/>
+                        </w:rPr>
+                        <w:t>AgingBandEndingDate</w:t>
+                      </w:r>
+                    </w:p>
+                  </w:sdtContent>
+                </w:sdt>
+                <w:tbl>
+                  <w:tblPr>
+                    <w:tblStyle w:val="GridTable4-Accent1"/>
+                    <w:tblW w:w="10795" w:type="dxa"/>
+                    <w:tblLayout w:type="fixed"/>
+                    <w:tblLook w:val="04A0" w:firstRow="1" w:lastRow="0" w:firstColumn="1" w:lastColumn="0" w:noHBand="0" w:noVBand="1"/>
+                  </w:tblPr>
+                  <w:tblGrid>
+                    <w:gridCol w:w="1074"/>
+                    <w:gridCol w:w="1711"/>
+                    <w:gridCol w:w="1800"/>
+                    <w:gridCol w:w="1890"/>
+                    <w:gridCol w:w="1890"/>
+                    <w:gridCol w:w="2430"/>
+                  </w:tblGrid>
+                  <w:sdt>
+                    <w:sdtPr>
+                      <w:rPr>
+                        <w:rFonts w:ascii="Segoe UI" w:hAnsi="Segoe UI" w:cs="Segoe UI"/>
+                        <w:b w:val="0"/>
+                        <w:bCs w:val="0"/>
+                        <w:color w:val="auto"/>
+                        <w:sz w:val="18"/>
+                        <w:szCs w:val="18"/>
+                      </w:rPr>
+                      <w:alias w:val="#Nav: /Customer/Integer/AgingBandVisible"/>
+                      <w:tag w:val="#Nav: Standard_Statement/1316"/>
+                      <w:id w:val="794961046"/>
+                      <w15:dataBinding w:prefixMappings="xmlns:ns0='urn:microsoft-dynamics-nav/reports/Standard_Statement/1316/' " w:xpath="/ns0:NavWordReportXmlPart[1]/ns0:Customer[1]/ns0:Integer[1]/ns0:AgingBandVisible" w:storeItemID="{6DA4901C-D430-4D4B-9017-1CE2DD1B612E}"/>
+                      <w15:repeatingSection/>
+                    </w:sdtPr>
+                    <w:sdtContent>
+                      <w:sdt>
+                        <w:sdtPr>
+                          <w:rPr>
+                            <w:rFonts w:ascii="Segoe UI" w:hAnsi="Segoe UI" w:cs="Segoe UI"/>
+                            <w:b w:val="0"/>
+                            <w:bCs w:val="0"/>
+                            <w:color w:val="auto"/>
+                            <w:sz w:val="18"/>
+                            <w:szCs w:val="18"/>
+                          </w:rPr>
+                          <w:id w:val="-1881853897"/>
+                          <w:placeholder>
+                            <w:docPart w:val="DefaultPlaceholder_-1854013435"/>
+                          </w:placeholder>
+                          <w15:repeatingSectionItem/>
+                        </w:sdtPr>
+                        <w:sdtContent>
+                          <w:tr>
+                            <w:trPr>
+                              <w:cnfStyle w:val="100000000000" w:firstRow="1" w:lastRow="0" w:firstColumn="0" w:lastColumn="0" w:oddVBand="0" w:evenVBand="0" w:oddHBand="0" w:evenHBand="0" w:firstRowFirstColumn="0" w:firstRowLastColumn="0" w:lastRowFirstColumn="0" w:lastRowLastColumn="0"/>
+                              <w:trHeight w:val="431"/>
+                            </w:trPr>
+                            <w:tc>
+                              <w:tcPr>
+                                <w:cnfStyle w:val="001000000000" w:firstRow="0" w:lastRow="0" w:firstColumn="1" w:lastColumn="0" w:oddVBand="0" w:evenVBand="0" w:oddHBand="0" w:evenHBand="0" w:firstRowFirstColumn="0" w:firstRowLastColumn="0" w:lastRowFirstColumn="0" w:lastRowLastColumn="0"/>
+                                <w:tcW w:w="1074" w:type="dxa"/>
+                              </w:tcPr>
+                              <w:p>
+                                <w:pPr>
+                                  <w:pStyle w:val="NoSpacing"/>
+                                  <w:jc w:val="right"/>
+                                  <w:rPr>
+                                    <w:rFonts w:ascii="Segoe UI" w:hAnsi="Segoe UI" w:cs="Segoe UI"/>
+                                    <w:sz w:val="18"/>
+                                    <w:szCs w:val="18"/>
+                                  </w:rPr>
+                                </w:pPr>
+                              </w:p>
+                            </w:tc>
+                            <w:tc>
+                              <w:tcPr>
+                                <w:tcW w:w="1711" w:type="dxa"/>
+                              </w:tcPr>
+                              <w:sdt>
+                                <w:sdtPr>
+                                  <w:rPr>
+                                    <w:rFonts w:ascii="Segoe UI" w:hAnsi="Segoe UI" w:cs="Segoe UI"/>
+                                    <w:sz w:val="18"/>
+                                    <w:szCs w:val="18"/>
+                                  </w:rPr>
+                                  <w:alias w:val="#Nav: /Customer/Integer/AgingBandVisible/AgingBandLoop/AgingDate41"/>
+                                  <w:tag w:val="#Nav: Standard_Statement/1316"/>
+                                  <w:id w:val="-1406606911"/>
+                                  <w:placeholder>
+                                    <w:docPart w:val="DEFC44DC798C4DB98E23920C71FB8E54"/>
+                                  </w:placeholder>
+                                  <w:dataBinding w:prefixMappings="xmlns:ns0='urn:microsoft-dynamics-nav/reports/Standard_Statement/1316/'" w:xpath="/ns0:NavWordReportXmlPart[1]/ns0:Customer[1]/ns0:Integer[1]/ns0:AgingBandVisible[1]/ns0:AgingBandLoop[1]/ns0:AgingDate41[1]" w:storeItemID="{6DA4901C-D430-4D4B-9017-1CE2DD1B612E}"/>
+                                  <w:text/>
+                                </w:sdtPr>
+                                <w:sdtContent>
+                                  <w:p>
+                                    <w:pPr>
+                                      <w:pStyle w:val="NoSpacing"/>
+                                      <w:cnfStyle w:val="100000000000" w:firstRow="1" w:lastRow="0" w:firstColumn="0" w:lastColumn="0" w:oddVBand="0" w:evenVBand="0" w:oddHBand="0" w:evenHBand="0" w:firstRowFirstColumn="0" w:firstRowLastColumn="0" w:lastRowFirstColumn="0" w:lastRowLastColumn="0"/>
+                                      <w:rPr>
+                                        <w:rFonts w:ascii="Segoe UI" w:hAnsi="Segoe UI" w:cs="Segoe UI"/>
+                                        <w:sz w:val="18"/>
+                                        <w:szCs w:val="18"/>
+                                      </w:rPr>
+                                    </w:pPr>
+                                    <w:r>
+                                      <w:rPr>
+                                        <w:rFonts w:ascii="Segoe UI" w:hAnsi="Segoe UI" w:cs="Segoe UI"/>
+                                        <w:sz w:val="18"/>
+                                        <w:szCs w:val="18"/>
+                                      </w:rPr>
+                                      <w:t>AgingDate41</w:t>
+                                    </w:r>
+                                  </w:p>
+                                </w:sdtContent>
+                              </w:sdt>
+                              <w:sdt>
+                                <w:sdtPr>
+                                  <w:rPr>
+                                    <w:rFonts w:ascii="Segoe UI" w:hAnsi="Segoe UI" w:cs="Segoe UI"/>
+                                    <w:sz w:val="18"/>
+                                    <w:szCs w:val="18"/>
+                                  </w:rPr>
+                                  <w:alias w:val="#Nav: /Customer/Integer/AgingBandVisible/AgingBandLoop/AgingDate5"/>
+                                  <w:tag w:val="#Nav: Standard_Statement/1316"/>
+                                  <w:id w:val="-653370629"/>
+                                  <w:placeholder>
+                                    <w:docPart w:val="DEFC44DC798C4DB98E23920C71FB8E54"/>
+                                  </w:placeholder>
+                                  <w:dataBinding w:prefixMappings="xmlns:ns0='urn:microsoft-dynamics-nav/reports/Standard_Statement/1316/'" w:xpath="/ns0:NavWordReportXmlPart[1]/ns0:Customer[1]/ns0:Integer[1]/ns0:AgingBandVisible[1]/ns0:AgingBandLoop[1]/ns0:AgingDate5[1]" w:storeItemID="{6DA4901C-D430-4D4B-9017-1CE2DD1B612E}"/>
+                                  <w:text/>
+                                </w:sdtPr>
+                                <w:sdtContent>
+                                  <w:p>
+                                    <w:pPr>
+                                      <w:pStyle w:val="NoSpacing"/>
+                                      <w:cnfStyle w:val="100000000000" w:firstRow="1" w:lastRow="0" w:firstColumn="0" w:lastColumn="0" w:oddVBand="0" w:evenVBand="0" w:oddHBand="0" w:evenHBand="0" w:firstRowFirstColumn="0" w:firstRowLastColumn="0" w:lastRowFirstColumn="0" w:lastRowLastColumn="0"/>
+                                      <w:rPr>
+                                        <w:rFonts w:ascii="Segoe UI" w:hAnsi="Segoe UI" w:cs="Segoe UI"/>
+                                        <w:sz w:val="18"/>
+                                        <w:szCs w:val="18"/>
+                                      </w:rPr>
+                                    </w:pPr>
+                                    <w:r>
+                                      <w:rPr>
+                                        <w:rFonts w:ascii="Segoe UI" w:hAnsi="Segoe UI" w:cs="Segoe UI"/>
+                                        <w:sz w:val="18"/>
+                                        <w:szCs w:val="18"/>
+                                      </w:rPr>
+                                      <w:t>AgingDate5</w:t>
+                                    </w:r>
+                                  </w:p>
+                                </w:sdtContent>
+                              </w:sdt>
+                            </w:tc>
+                            <w:tc>
+                              <w:tcPr>
+                                <w:tcW w:w="1800" w:type="dxa"/>
+                              </w:tcPr>
+                              <w:sdt>
+                                <w:sdtPr>
+                                  <w:rPr>
+                                    <w:rFonts w:ascii="Segoe UI" w:hAnsi="Segoe UI" w:cs="Segoe UI"/>
+                                    <w:sz w:val="18"/>
+                                    <w:szCs w:val="18"/>
+                                  </w:rPr>
+                                  <w:alias w:val="#Nav: /Customer/Integer/AgingBandVisible/AgingBandLoop/AgingDate31"/>
+                                  <w:tag w:val="#Nav: Standard_Statement/1316"/>
+                                  <w:id w:val="1515878199"/>
+                                  <w:placeholder>
+                                    <w:docPart w:val="DEFC44DC798C4DB98E23920C71FB8E54"/>
+                                  </w:placeholder>
+                                  <w:dataBinding w:prefixMappings="xmlns:ns0='urn:microsoft-dynamics-nav/reports/Standard_Statement/1316/'" w:xpath="/ns0:NavWordReportXmlPart[1]/ns0:Customer[1]/ns0:Integer[1]/ns0:AgingBandVisible[1]/ns0:AgingBandLoop[1]/ns0:AgingDate31[1]" w:storeItemID="{6DA4901C-D430-4D4B-9017-1CE2DD1B612E}"/>
+                                  <w:text/>
+                                </w:sdtPr>
+                                <w:sdtContent>
+                                  <w:p>
+                                    <w:pPr>
+                                      <w:pStyle w:val="NoSpacing"/>
+                                      <w:cnfStyle w:val="100000000000" w:firstRow="1" w:lastRow="0" w:firstColumn="0" w:lastColumn="0" w:oddVBand="0" w:evenVBand="0" w:oddHBand="0" w:evenHBand="0" w:firstRowFirstColumn="0" w:firstRowLastColumn="0" w:lastRowFirstColumn="0" w:lastRowLastColumn="0"/>
+                                      <w:rPr>
+                                        <w:rFonts w:ascii="Segoe UI" w:hAnsi="Segoe UI" w:cs="Segoe UI"/>
+                                        <w:sz w:val="18"/>
+                                        <w:szCs w:val="18"/>
+                                      </w:rPr>
+                                    </w:pPr>
+                                    <w:r>
+                                      <w:rPr>
+                                        <w:rFonts w:ascii="Segoe UI" w:hAnsi="Segoe UI" w:cs="Segoe UI"/>
+                                        <w:sz w:val="18"/>
+                                        <w:szCs w:val="18"/>
+                                      </w:rPr>
+                                      <w:t>AgingDate31</w:t>
+                                    </w:r>
+                                  </w:p>
+                                </w:sdtContent>
+                              </w:sdt>
+                              <w:sdt>
+                                <w:sdtPr>
+                                  <w:rPr>
+                                    <w:rFonts w:ascii="Segoe UI" w:hAnsi="Segoe UI" w:cs="Segoe UI"/>
+                                    <w:sz w:val="18"/>
+                                    <w:szCs w:val="18"/>
+                                  </w:rPr>
+                                  <w:alias w:val="#Nav: /Customer/Integer/AgingBandVisible/AgingBandLoop/AgingDate4"/>
+                                  <w:tag w:val="#Nav: Standard_Statement/1316"/>
+                                  <w:id w:val="503014985"/>
+                                  <w:placeholder>
+                                    <w:docPart w:val="DEFC44DC798C4DB98E23920C71FB8E54"/>
+                                  </w:placeholder>
+                                  <w:dataBinding w:prefixMappings="xmlns:ns0='urn:microsoft-dynamics-nav/reports/Standard_Statement/1316/'" w:xpath="/ns0:NavWordReportXmlPart[1]/ns0:Customer[1]/ns0:Integer[1]/ns0:AgingBandVisible[1]/ns0:AgingBandLoop[1]/ns0:AgingDate4[1]" w:storeItemID="{6DA4901C-D430-4D4B-9017-1CE2DD1B612E}"/>
+                                  <w:text/>
+                                </w:sdtPr>
+                                <w:sdtContent>
+                                  <w:p>
+                                    <w:pPr>
+                                      <w:pStyle w:val="NoSpacing"/>
+                                      <w:cnfStyle w:val="100000000000" w:firstRow="1" w:lastRow="0" w:firstColumn="0" w:lastColumn="0" w:oddVBand="0" w:evenVBand="0" w:oddHBand="0" w:evenHBand="0" w:firstRowFirstColumn="0" w:firstRowLastColumn="0" w:lastRowFirstColumn="0" w:lastRowLastColumn="0"/>
+                                      <w:rPr>
+                                        <w:rFonts w:ascii="Segoe UI" w:hAnsi="Segoe UI" w:cs="Segoe UI"/>
+                                        <w:sz w:val="18"/>
+                                        <w:szCs w:val="18"/>
+                                      </w:rPr>
+                                    </w:pPr>
+                                    <w:r>
+                                      <w:rPr>
+                                        <w:rFonts w:ascii="Segoe UI" w:hAnsi="Segoe UI" w:cs="Segoe UI"/>
+                                        <w:sz w:val="18"/>
+                                        <w:szCs w:val="18"/>
+                                      </w:rPr>
+                                      <w:t>AgingDate4</w:t>
+                                    </w:r>
+                                  </w:p>
+                                </w:sdtContent>
+                              </w:sdt>
+                            </w:tc>
+                            <w:tc>
+                              <w:tcPr>
+                                <w:tcW w:w="1890" w:type="dxa"/>
+                              </w:tcPr>
+                              <w:sdt>
+                                <w:sdtPr>
+                                  <w:rPr>
+                                    <w:rFonts w:ascii="Segoe UI" w:hAnsi="Segoe UI" w:cs="Segoe UI"/>
+                                    <w:sz w:val="18"/>
+                                    <w:szCs w:val="18"/>
+                                  </w:rPr>
+                                  <w:alias w:val="#Nav: /Customer/Integer/AgingBandVisible/AgingBandLoop/AgingDate21"/>
+                                  <w:tag w:val="#Nav: Standard_Statement/1316"/>
+                                  <w:id w:val="2000923207"/>
+                                  <w:placeholder>
+                                    <w:docPart w:val="DEFC44DC798C4DB98E23920C71FB8E54"/>
+                                  </w:placeholder>
+                                  <w:dataBinding w:prefixMappings="xmlns:ns0='urn:microsoft-dynamics-nav/reports/Standard_Statement/1316/'" w:xpath="/ns0:NavWordReportXmlPart[1]/ns0:Customer[1]/ns0:Integer[1]/ns0:AgingBandVisible[1]/ns0:AgingBandLoop[1]/ns0:AgingDate21[1]" w:storeItemID="{6DA4901C-D430-4D4B-9017-1CE2DD1B612E}"/>
+                                  <w:text/>
+                                </w:sdtPr>
+                                <w:sdtContent>
+                                  <w:p>
+                                    <w:pPr>
+                                      <w:pStyle w:val="NoSpacing"/>
+                                      <w:cnfStyle w:val="100000000000" w:firstRow="1" w:lastRow="0" w:firstColumn="0" w:lastColumn="0" w:oddVBand="0" w:evenVBand="0" w:oddHBand="0" w:evenHBand="0" w:firstRowFirstColumn="0" w:firstRowLastColumn="0" w:lastRowFirstColumn="0" w:lastRowLastColumn="0"/>
+                                      <w:rPr>
+                                        <w:rFonts w:ascii="Segoe UI" w:hAnsi="Segoe UI" w:cs="Segoe UI"/>
+                                        <w:sz w:val="18"/>
+                                        <w:szCs w:val="18"/>
+                                      </w:rPr>
+                                    </w:pPr>
+                                    <w:r>
+                                      <w:rPr>
+                                        <w:rFonts w:ascii="Segoe UI" w:hAnsi="Segoe UI" w:cs="Segoe UI"/>
+                                        <w:sz w:val="18"/>
+                                        <w:szCs w:val="18"/>
+                                      </w:rPr>
+                                      <w:t>AgingDate21</w:t>
+                                    </w:r>
+                                  </w:p>
+                                </w:sdtContent>
+                              </w:sdt>
+                              <w:sdt>
+                                <w:sdtPr>
+                                  <w:rPr>
+                                    <w:rFonts w:ascii="Segoe UI" w:hAnsi="Segoe UI" w:cs="Segoe UI"/>
+                                    <w:sz w:val="18"/>
+                                    <w:szCs w:val="18"/>
+                                  </w:rPr>
+                                  <w:alias w:val="#Nav: /Customer/Integer/AgingBandVisible/AgingBandLoop/AgingDate3"/>
+                                  <w:tag w:val="#Nav: Standard_Statement/1316"/>
+                                  <w:id w:val="-869538741"/>
+                                  <w:placeholder>
+                                    <w:docPart w:val="DEFC44DC798C4DB98E23920C71FB8E54"/>
+                                  </w:placeholder>
+                                  <w:dataBinding w:prefixMappings="xmlns:ns0='urn:microsoft-dynamics-nav/reports/Standard_Statement/1316/'" w:xpath="/ns0:NavWordReportXmlPart[1]/ns0:Customer[1]/ns0:Integer[1]/ns0:AgingBandVisible[1]/ns0:AgingBandLoop[1]/ns0:AgingDate3[1]" w:storeItemID="{6DA4901C-D430-4D4B-9017-1CE2DD1B612E}"/>
+                                  <w:text/>
+                                </w:sdtPr>
+                                <w:sdtContent>
+                                  <w:p>
+                                    <w:pPr>
+                                      <w:pStyle w:val="NoSpacing"/>
+                                      <w:cnfStyle w:val="100000000000" w:firstRow="1" w:lastRow="0" w:firstColumn="0" w:lastColumn="0" w:oddVBand="0" w:evenVBand="0" w:oddHBand="0" w:evenHBand="0" w:firstRowFirstColumn="0" w:firstRowLastColumn="0" w:lastRowFirstColumn="0" w:lastRowLastColumn="0"/>
+                                      <w:rPr>
+                                        <w:rFonts w:ascii="Segoe UI" w:hAnsi="Segoe UI" w:cs="Segoe UI"/>
+                                        <w:sz w:val="18"/>
+                                        <w:szCs w:val="18"/>
+                                      </w:rPr>
+                                    </w:pPr>
+                                    <w:r>
+                                      <w:rPr>
+                                        <w:rFonts w:ascii="Segoe UI" w:hAnsi="Segoe UI" w:cs="Segoe UI"/>
+                                        <w:sz w:val="18"/>
+                                        <w:szCs w:val="18"/>
+                                      </w:rPr>
+                                      <w:t>AgingDate3</w:t>
+                                    </w:r>
+                                  </w:p>
+                                </w:sdtContent>
+                              </w:sdt>
+                            </w:tc>
+                            <w:tc>
+                              <w:tcPr>
+                                <w:tcW w:w="1890" w:type="dxa"/>
+                              </w:tcPr>
+                              <w:sdt>
+                                <w:sdtPr>
+                                  <w:rPr>
+                                    <w:rFonts w:ascii="Segoe UI" w:hAnsi="Segoe UI" w:cs="Segoe UI"/>
+                                    <w:sz w:val="18"/>
+                                    <w:szCs w:val="18"/>
+                                  </w:rPr>
+                                  <w:alias w:val="#Nav: /Customer/Integer/AgingBandVisible/AgingBandLoop/AgingDate1"/>
+                                  <w:tag w:val="#Nav: Standard_Statement/1316"/>
+                                  <w:id w:val="1015430542"/>
+                                  <w:placeholder>
+                                    <w:docPart w:val="D9922CE1A0544C3BBF658B088F16375D"/>
+                                  </w:placeholder>
+                                  <w:dataBinding w:prefixMappings="xmlns:ns0='urn:microsoft-dynamics-nav/reports/Standard_Statement/1316/'" w:xpath="/ns0:NavWordReportXmlPart[1]/ns0:Customer[1]/ns0:Integer[1]/ns0:AgingBandVisible[1]/ns0:AgingBandLoop[1]/ns0:AgingDate1[1]" w:storeItemID="{6DA4901C-D430-4D4B-9017-1CE2DD1B612E}"/>
+                                  <w:text/>
+                                </w:sdtPr>
+                                <w:sdtContent>
+                                  <w:p>
+                                    <w:pPr>
+                                      <w:pStyle w:val="NoSpacing"/>
+                                      <w:cnfStyle w:val="100000000000" w:firstRow="1" w:lastRow="0" w:firstColumn="0" w:lastColumn="0" w:oddVBand="0" w:evenVBand="0" w:oddHBand="0" w:evenHBand="0" w:firstRowFirstColumn="0" w:firstRowLastColumn="0" w:lastRowFirstColumn="0" w:lastRowLastColumn="0"/>
+                                      <w:rPr>
+                                        <w:rFonts w:ascii="Segoe UI" w:hAnsi="Segoe UI" w:cs="Segoe UI"/>
+                                        <w:sz w:val="18"/>
+                                        <w:szCs w:val="18"/>
+                                      </w:rPr>
+                                    </w:pPr>
+                                    <w:r>
+                                      <w:rPr>
+                                        <w:rFonts w:ascii="Segoe UI" w:hAnsi="Segoe UI" w:cs="Segoe UI"/>
+                                        <w:sz w:val="18"/>
+                                        <w:szCs w:val="18"/>
+                                      </w:rPr>
+                                      <w:t>AgingDate1</w:t>
+                                    </w:r>
+                                  </w:p>
+                                </w:sdtContent>
+                              </w:sdt>
+                              <w:sdt>
+                                <w:sdtPr>
+                                  <w:rPr>
+                                    <w:rFonts w:ascii="Segoe UI" w:hAnsi="Segoe UI" w:cs="Segoe UI"/>
+                                    <w:sz w:val="18"/>
+                                    <w:szCs w:val="18"/>
+                                  </w:rPr>
+                                  <w:alias w:val="#Nav: /Customer/Integer/AgingBandVisible/AgingBandLoop/AgingDate2"/>
+                                  <w:tag w:val="#Nav: Standard_Statement/1316"/>
+                                  <w:id w:val="1006324691"/>
+                                  <w:placeholder>
+                                    <w:docPart w:val="D9922CE1A0544C3BBF658B088F16375D"/>
+                                  </w:placeholder>
+                                  <w:dataBinding w:prefixMappings="xmlns:ns0='urn:microsoft-dynamics-nav/reports/Standard_Statement/1316/'" w:xpath="/ns0:NavWordReportXmlPart[1]/ns0:Customer[1]/ns0:Integer[1]/ns0:AgingBandVisible[1]/ns0:AgingBandLoop[1]/ns0:AgingDate2[1]" w:storeItemID="{6DA4901C-D430-4D4B-9017-1CE2DD1B612E}"/>
+                                  <w:text/>
+                                </w:sdtPr>
+                                <w:sdtContent>
+                                  <w:p>
+                                    <w:pPr>
+                                      <w:pStyle w:val="NoSpacing"/>
+                                      <w:cnfStyle w:val="100000000000" w:firstRow="1" w:lastRow="0" w:firstColumn="0" w:lastColumn="0" w:oddVBand="0" w:evenVBand="0" w:oddHBand="0" w:evenHBand="0" w:firstRowFirstColumn="0" w:firstRowLastColumn="0" w:lastRowFirstColumn="0" w:lastRowLastColumn="0"/>
+                                      <w:rPr>
+                                        <w:rFonts w:ascii="Segoe UI" w:hAnsi="Segoe UI" w:cs="Segoe UI"/>
+                                        <w:sz w:val="18"/>
+                                        <w:szCs w:val="18"/>
+                                      </w:rPr>
+                                    </w:pPr>
+                                    <w:r>
+                                      <w:rPr>
+                                        <w:rFonts w:ascii="Segoe UI" w:hAnsi="Segoe UI" w:cs="Segoe UI"/>
+                                        <w:sz w:val="18"/>
+                                        <w:szCs w:val="18"/>
+                                      </w:rPr>
+                                      <w:t>AgingDate2</w:t>
+                                    </w:r>
+                                  </w:p>
+                                </w:sdtContent>
+                              </w:sdt>
+                            </w:tc>
+                            <w:sdt>
+                              <w:sdtPr>
+                                <w:rPr>
+                                  <w:rFonts w:ascii="Segoe UI" w:hAnsi="Segoe UI" w:cs="Segoe UI"/>
+                                  <w:sz w:val="18"/>
+                                  <w:szCs w:val="18"/>
+                                </w:rPr>
+                                <w:alias w:val="#Nav: /Customer/Integer/AgingBandVisible/AgingBandLoop/beforeCaption"/>
+                                <w:tag w:val="#Nav: Standard_Statement/1316"/>
+                                <w:id w:val="-1913837829"/>
+                                <w:placeholder>
+                                  <w:docPart w:val="177463A903CD47898BAF4AEEC5FE31C1"/>
+                                </w:placeholder>
+                                <w:dataBinding w:prefixMappings="xmlns:ns0='urn:microsoft-dynamics-nav/reports/Standard_Statement/1316/'" w:xpath="/ns0:NavWordReportXmlPart[1]/ns0:Customer[1]/ns0:Integer[1]/ns0:AgingBandVisible[1]/ns0:AgingBandLoop[1]/ns0:beforeCaption[1]" w:storeItemID="{6DA4901C-D430-4D4B-9017-1CE2DD1B612E}"/>
+                                <w:text/>
+                              </w:sdtPr>
+                              <w:sdtContent>
+                                <w:tc>
+                                  <w:tcPr>
+                                    <w:tcW w:w="2430" w:type="dxa"/>
+                                  </w:tcPr>
+                                  <w:p>
+                                    <w:pPr>
+                                      <w:pStyle w:val="NoSpacing"/>
+                                      <w:cnfStyle w:val="100000000000" w:firstRow="1" w:lastRow="0" w:firstColumn="0" w:lastColumn="0" w:oddVBand="0" w:evenVBand="0" w:oddHBand="0" w:evenHBand="0" w:firstRowFirstColumn="0" w:firstRowLastColumn="0" w:lastRowFirstColumn="0" w:lastRowLastColumn="0"/>
+                                      <w:rPr>
+                                        <w:rFonts w:ascii="Segoe UI" w:hAnsi="Segoe UI" w:cs="Segoe UI"/>
+                                        <w:sz w:val="18"/>
+                                        <w:szCs w:val="18"/>
+                                      </w:rPr>
+                                    </w:pPr>
+                                    <w:r>
+                                      <w:rPr>
+                                        <w:rFonts w:ascii="Segoe UI" w:hAnsi="Segoe UI" w:cs="Segoe UI"/>
+                                        <w:sz w:val="18"/>
+                                        <w:szCs w:val="18"/>
+                                      </w:rPr>
+                                      <w:t>beforeCaption</w:t>
+                                    </w:r>
+                                  </w:p>
+                                </w:tc>
+                              </w:sdtContent>
+                            </w:sdt>
+                          </w:tr>
+                        </w:sdtContent>
+                      </w:sdt>
+                    </w:sdtContent>
+                  </w:sdt>
+                  <w:sdt>
+                    <w:sdtPr>
+                      <w:rPr>
+                        <w:rFonts w:ascii="Segoe UI" w:hAnsi="Segoe UI" w:cs="Segoe UI"/>
+                        <w:b w:val="0"/>
+                        <w:bCs w:val="0"/>
+                        <w:sz w:val="18"/>
+                        <w:szCs w:val="18"/>
+                      </w:rPr>
+                      <w:alias w:val="#Nav: /Customer/Integer/AgingBandVisible/AgingBandLoop"/>
+                      <w:tag w:val="#Nav: Standard_Statement/1316"/>
+                      <w:id w:val="226429661"/>
+                      <w15:dataBinding w:prefixMappings="xmlns:ns0='urn:microsoft-dynamics-nav/reports/Standard_Statement/1316/' " w:xpath="/ns0:NavWordReportXmlPart[1]/ns0:Customer[1]/ns0:Integer[1]/ns0:AgingBandVisible[1]/ns0:AgingBandLoop" w:storeItemID="{6DA4901C-D430-4D4B-9017-1CE2DD1B612E}"/>
+                      <w15:repeatingSection/>
+                    </w:sdtPr>
+                    <w:sdtContent>
+                      <w:sdt>
+                        <w:sdtPr>
+                          <w:rPr>
+                            <w:rFonts w:ascii="Segoe UI" w:hAnsi="Segoe UI" w:cs="Segoe UI"/>
+                            <w:b w:val="0"/>
+                            <w:bCs w:val="0"/>
+                            <w:sz w:val="18"/>
+                            <w:szCs w:val="18"/>
+                          </w:rPr>
+                          <w:id w:val="733744794"/>
+                          <w:placeholder>
+                            <w:docPart w:val="DefaultPlaceholder_-1854013435"/>
+                          </w:placeholder>
+                          <w15:repeatingSectionItem/>
+                        </w:sdtPr>
+                        <w:sdtContent>
+                          <w:tr>
+                            <w:trPr>
+                              <w:cnfStyle w:val="000000100000" w:firstRow="0" w:lastRow="0" w:firstColumn="0" w:lastColumn="0" w:oddVBand="0" w:evenVBand="0" w:oddHBand="1" w:evenHBand="0" w:firstRowFirstColumn="0" w:firstRowLastColumn="0" w:lastRowFirstColumn="0" w:lastRowLastColumn="0"/>
+                            </w:trPr>
+                            <w:sdt>
+                              <w:sdtPr>
+                                <w:rPr>
+                                  <w:rFonts w:ascii="Segoe UI" w:hAnsi="Segoe UI" w:cs="Segoe UI"/>
+                                  <w:b w:val="0"/>
+                                  <w:bCs w:val="0"/>
+                                  <w:sz w:val="18"/>
+                                  <w:szCs w:val="18"/>
+                                </w:rPr>
+                                <w:alias w:val="#Nav: /Customer/Integer/AgingBandVisible/AgingBandLoop/AgingBandCurrencyCode"/>
+                                <w:tag w:val="#Nav: Standard_Statement/1316"/>
+                                <w:id w:val="-1108120679"/>
+                                <w:placeholder>
+                                  <w:docPart w:val="D9922CE1A0544C3BBF658B088F16375D"/>
+                                </w:placeholder>
+                                <w:dataBinding w:prefixMappings="xmlns:ns0='urn:microsoft-dynamics-nav/reports/Standard_Statement/1316/'" w:xpath="/ns0:NavWordReportXmlPart[1]/ns0:Customer[1]/ns0:Integer[1]/ns0:AgingBandVisible[1]/ns0:AgingBandLoop[1]/ns0:AgingBandCurrencyCode[1]" w:storeItemID="{6DA4901C-D430-4D4B-9017-1CE2DD1B612E}"/>
+                                <w:text/>
+                              </w:sdtPr>
+                              <w:sdtEndPr>
+                                <w:rPr>
+                                  <w:b/>
+                                  <w:bCs/>
+                                </w:rPr>
+                              </w:sdtEndPr>
+                              <w:sdtContent>
+                                <w:tc>
+                                  <w:tcPr>
+                                    <w:cnfStyle w:val="001000000000" w:firstRow="0" w:lastRow="0" w:firstColumn="1" w:lastColumn="0" w:oddVBand="0" w:evenVBand="0" w:oddHBand="0" w:evenHBand="0" w:firstRowFirstColumn="0" w:firstRowLastColumn="0" w:lastRowFirstColumn="0" w:lastRowLastColumn="0"/>
+                                    <w:tcW w:w="1074" w:type="dxa"/>
+                                    <w:hideMark/>
+                                  </w:tcPr>
+                                  <w:p>
+                                    <w:pPr>
+                                      <w:pStyle w:val="NoSpacing"/>
+                                      <w:rPr>
+                                        <w:rFonts w:ascii="Segoe UI" w:hAnsi="Segoe UI" w:cs="Segoe UI"/>
+                                        <w:sz w:val="18"/>
+                                        <w:szCs w:val="18"/>
+                                      </w:rPr>
+                                    </w:pPr>
+                                    <w:r>
+                                      <w:rPr>
+                                        <w:rFonts w:ascii="Segoe UI" w:hAnsi="Segoe UI" w:cs="Segoe UI"/>
+                                        <w:b w:val="0"/>
+                                        <w:sz w:val="18"/>
+                                        <w:szCs w:val="18"/>
+                                      </w:rPr>
+                                      <w:t>AgingBandCurrencyCode</w:t>
+                                    </w:r>
+                                  </w:p>
+                                </w:tc>
+                              </w:sdtContent>
+                            </w:sdt>
+                            <w:sdt>
+                              <w:sdtPr>
+                                <w:rPr>
+                                  <w:rFonts w:ascii="Segoe UI" w:hAnsi="Segoe UI" w:cs="Segoe UI"/>
+                                  <w:sz w:val="18"/>
+                                  <w:szCs w:val="18"/>
+                                </w:rPr>
+                                <w:alias w:val="#Nav: /Customer/Integer/AgingBandVisible/AgingBandLoop/AgingBandBufCol5Amt"/>
+                                <w:tag w:val="#Nav: Standard_Statement/1316"/>
+                                <w:id w:val="902568639"/>
+                                <w:placeholder>
+                                  <w:docPart w:val="D9922CE1A0544C3BBF658B088F16375D"/>
+                                </w:placeholder>
+                                <w:dataBinding w:prefixMappings="xmlns:ns0='urn:microsoft-dynamics-nav/reports/Standard_Statement/1316/'" w:xpath="/ns0:NavWordReportXmlPart[1]/ns0:Customer[1]/ns0:Integer[1]/ns0:AgingBandVisible[1]/ns0:AgingBandLoop[1]/ns0:AgingBandBufCol5Amt[1]" w:storeItemID="{6DA4901C-D430-4D4B-9017-1CE2DD1B612E}"/>
+                                <w:text/>
+                              </w:sdtPr>
+                              <w:sdtContent>
+                                <w:tc>
+                                  <w:tcPr>
+                                    <w:tcW w:w="1711" w:type="dxa"/>
+                                  </w:tcPr>
+                                  <w:p>
+                                    <w:pPr>
+                                      <w:pStyle w:val="NoSpacing"/>
+                                      <w:cnfStyle w:val="000000100000" w:firstRow="0" w:lastRow="0" w:firstColumn="0" w:lastColumn="0" w:oddVBand="0" w:evenVBand="0" w:oddHBand="1" w:evenHBand="0" w:firstRowFirstColumn="0" w:firstRowLastColumn="0" w:lastRowFirstColumn="0" w:lastRowLastColumn="0"/>
+                                      <w:rPr>
+                                        <w:rFonts w:ascii="Segoe UI" w:hAnsi="Segoe UI" w:cs="Segoe UI"/>
+                                        <w:sz w:val="18"/>
+                                        <w:szCs w:val="18"/>
+                                      </w:rPr>
+                                    </w:pPr>
+                                    <w:r>
+                                      <w:rPr>
+                                        <w:rFonts w:ascii="Segoe UI" w:hAnsi="Segoe UI" w:cs="Segoe UI"/>
+                                        <w:sz w:val="18"/>
+                                        <w:szCs w:val="18"/>
+                                      </w:rPr>
+                                      <w:t>AgingBandBufCol5Amt</w:t>
+                                    </w:r>
+                                  </w:p>
+                                </w:tc>
+                              </w:sdtContent>
+                            </w:sdt>
+                            <w:sdt>
+                              <w:sdtPr>
+                                <w:rPr>
+                                  <w:rFonts w:ascii="Segoe UI" w:hAnsi="Segoe UI" w:cs="Segoe UI"/>
+                                  <w:sz w:val="18"/>
+                                  <w:szCs w:val="18"/>
+                                </w:rPr>
+                                <w:alias w:val="#Nav: /Customer/Integer/AgingBandVisible/AgingBandLoop/AgingBandBufCol4Amt"/>
+                                <w:tag w:val="#Nav: Standard_Statement/1316"/>
+                                <w:id w:val="1384825051"/>
+                                <w:placeholder>
+                                  <w:docPart w:val="D9922CE1A0544C3BBF658B088F16375D"/>
+                                </w:placeholder>
+                                <w:dataBinding w:prefixMappings="xmlns:ns0='urn:microsoft-dynamics-nav/reports/Standard_Statement/1316/'" w:xpath="/ns0:NavWordReportXmlPart[1]/ns0:Customer[1]/ns0:Integer[1]/ns0:AgingBandVisible[1]/ns0:AgingBandLoop[1]/ns0:AgingBandBufCol4Amt[1]" w:storeItemID="{6DA4901C-D430-4D4B-9017-1CE2DD1B612E}"/>
+                                <w:text/>
+                              </w:sdtPr>
+                              <w:sdtContent>
+                                <w:tc>
+                                  <w:tcPr>
+                                    <w:tcW w:w="1800" w:type="dxa"/>
+                                  </w:tcPr>
+                                  <w:p>
+                                    <w:pPr>
+                                      <w:pStyle w:val="NoSpacing"/>
+                                      <w:cnfStyle w:val="000000100000" w:firstRow="0" w:lastRow="0" w:firstColumn="0" w:lastColumn="0" w:oddVBand="0" w:evenVBand="0" w:oddHBand="1" w:evenHBand="0" w:firstRowFirstColumn="0" w:firstRowLastColumn="0" w:lastRowFirstColumn="0" w:lastRowLastColumn="0"/>
+                                      <w:rPr>
+                                        <w:rFonts w:ascii="Segoe UI" w:hAnsi="Segoe UI" w:cs="Segoe UI"/>
+                                        <w:sz w:val="18"/>
+                                        <w:szCs w:val="18"/>
+                                      </w:rPr>
+                                    </w:pPr>
+                                    <w:r>
+                                      <w:rPr>
+                                        <w:rFonts w:ascii="Segoe UI" w:hAnsi="Segoe UI" w:cs="Segoe UI"/>
+                                        <w:sz w:val="18"/>
+                                        <w:szCs w:val="18"/>
+                                      </w:rPr>
+                                      <w:t>AgingBandBufCol4Amt</w:t>
+                                    </w:r>
+                                  </w:p>
+                                </w:tc>
+                              </w:sdtContent>
+                            </w:sdt>
+                            <w:sdt>
+                              <w:sdtPr>
+                                <w:rPr>
+                                  <w:rFonts w:ascii="Segoe UI" w:hAnsi="Segoe UI" w:cs="Segoe UI"/>
+                                  <w:sz w:val="18"/>
+                                  <w:szCs w:val="18"/>
+                                </w:rPr>
+                                <w:alias w:val="#Nav: /Customer/Integer/AgingBandVisible/AgingBandLoop/AgingBandBufCol3Amt"/>
+                                <w:tag w:val="#Nav: Standard_Statement/1316"/>
+                                <w:id w:val="50436426"/>
+                                <w:placeholder>
+                                  <w:docPart w:val="D9922CE1A0544C3BBF658B088F16375D"/>
+                                </w:placeholder>
+                                <w:dataBinding w:prefixMappings="xmlns:ns0='urn:microsoft-dynamics-nav/reports/Standard_Statement/1316/'" w:xpath="/ns0:NavWordReportXmlPart[1]/ns0:Customer[1]/ns0:Integer[1]/ns0:AgingBandVisible[1]/ns0:AgingBandLoop[1]/ns0:AgingBandBufCol3Amt[1]" w:storeItemID="{6DA4901C-D430-4D4B-9017-1CE2DD1B612E}"/>
+                                <w:text/>
+                              </w:sdtPr>
+                              <w:sdtContent>
+                                <w:tc>
+                                  <w:tcPr>
+                                    <w:tcW w:w="1890" w:type="dxa"/>
+                                  </w:tcPr>
+                                  <w:p>
+                                    <w:pPr>
+                                      <w:pStyle w:val="NoSpacing"/>
+                                      <w:cnfStyle w:val="000000100000" w:firstRow="0" w:lastRow="0" w:firstColumn="0" w:lastColumn="0" w:oddVBand="0" w:evenVBand="0" w:oddHBand="1" w:evenHBand="0" w:firstRowFirstColumn="0" w:firstRowLastColumn="0" w:lastRowFirstColumn="0" w:lastRowLastColumn="0"/>
+                                      <w:rPr>
+                                        <w:rFonts w:ascii="Segoe UI" w:hAnsi="Segoe UI" w:cs="Segoe UI"/>
+                                        <w:sz w:val="18"/>
+                                        <w:szCs w:val="18"/>
+                                      </w:rPr>
+                                    </w:pPr>
+                                    <w:r>
+                                      <w:rPr>
+                                        <w:rFonts w:ascii="Segoe UI" w:hAnsi="Segoe UI" w:cs="Segoe UI"/>
+                                        <w:sz w:val="18"/>
+                                        <w:szCs w:val="18"/>
+                                      </w:rPr>
+                                      <w:t>AgingBandBufCol3Amt</w:t>
+                                    </w:r>
+                                  </w:p>
+                                </w:tc>
+                              </w:sdtContent>
+                            </w:sdt>
+                            <w:sdt>
+                              <w:sdtPr>
+                                <w:rPr>
+                                  <w:rFonts w:ascii="Segoe UI" w:hAnsi="Segoe UI" w:cs="Segoe UI"/>
+                                  <w:sz w:val="18"/>
+                                  <w:szCs w:val="18"/>
+                                </w:rPr>
+                                <w:alias w:val="#Nav: /Customer/Integer/AgingBandVisible/AgingBandLoop/AgingBandBufCol2Amt"/>
+                                <w:tag w:val="#Nav: Standard_Statement/1316"/>
+                                <w:id w:val="-51153109"/>
+                                <w:placeholder>
+                                  <w:docPart w:val="D9922CE1A0544C3BBF658B088F16375D"/>
+                                </w:placeholder>
+                                <w:dataBinding w:prefixMappings="xmlns:ns0='urn:microsoft-dynamics-nav/reports/Standard_Statement/1316/'" w:xpath="/ns0:NavWordReportXmlPart[1]/ns0:Customer[1]/ns0:Integer[1]/ns0:AgingBandVisible[1]/ns0:AgingBandLoop[1]/ns0:AgingBandBufCol2Amt[1]" w:storeItemID="{6DA4901C-D430-4D4B-9017-1CE2DD1B612E}"/>
+                                <w:text/>
+                              </w:sdtPr>
+                              <w:sdtContent>
+                                <w:tc>
+                                  <w:tcPr>
+                                    <w:tcW w:w="1890" w:type="dxa"/>
+                                  </w:tcPr>
+                                  <w:p>
+                                    <w:pPr>
+                                      <w:pStyle w:val="NoSpacing"/>
+                                      <w:cnfStyle w:val="000000100000" w:firstRow="0" w:lastRow="0" w:firstColumn="0" w:lastColumn="0" w:oddVBand="0" w:evenVBand="0" w:oddHBand="1" w:evenHBand="0" w:firstRowFirstColumn="0" w:firstRowLastColumn="0" w:lastRowFirstColumn="0" w:lastRowLastColumn="0"/>
+                                      <w:rPr>
+                                        <w:rFonts w:ascii="Segoe UI" w:hAnsi="Segoe UI" w:cs="Segoe UI"/>
+                                        <w:sz w:val="18"/>
+                                        <w:szCs w:val="18"/>
+                                      </w:rPr>
+                                    </w:pPr>
+                                    <w:r>
+                                      <w:rPr>
+                                        <w:rFonts w:ascii="Segoe UI" w:hAnsi="Segoe UI" w:cs="Segoe UI"/>
+                                        <w:sz w:val="18"/>
+                                        <w:szCs w:val="18"/>
+                                      </w:rPr>
+                                      <w:t>AgingBandBufCol2Amt</w:t>
+                                    </w:r>
+                                  </w:p>
+                                </w:tc>
+                              </w:sdtContent>
+                            </w:sdt>
+                            <w:sdt>
+                              <w:sdtPr>
+                                <w:rPr>
+                                  <w:rFonts w:ascii="Segoe UI" w:hAnsi="Segoe UI" w:cs="Segoe UI"/>
+                                  <w:sz w:val="18"/>
+                                  <w:szCs w:val="18"/>
+                                </w:rPr>
+                                <w:alias w:val="#Nav: /Customer/Integer/AgingBandVisible/AgingBandLoop/AgingBandBufCol1Amt"/>
+                                <w:tag w:val="#Nav: Standard_Statement/1316"/>
+                                <w:id w:val="412830405"/>
+                                <w:placeholder>
+                                  <w:docPart w:val="D9922CE1A0544C3BBF658B088F16375D"/>
+                                </w:placeholder>
+                                <w:dataBinding w:prefixMappings="xmlns:ns0='urn:microsoft-dynamics-nav/reports/Standard_Statement/1316/'" w:xpath="/ns0:NavWordReportXmlPart[1]/ns0:Customer[1]/ns0:Integer[1]/ns0:AgingBandVisible[1]/ns0:AgingBandLoop[1]/ns0:AgingBandBufCol1Amt[1]" w:storeItemID="{6DA4901C-D430-4D4B-9017-1CE2DD1B612E}"/>
+                                <w:text/>
+                              </w:sdtPr>
+                              <w:sdtContent>
+                                <w:tc>
+                                  <w:tcPr>
+                                    <w:tcW w:w="2430" w:type="dxa"/>
+                                  </w:tcPr>
+                                  <w:p>
+                                    <w:pPr>
+                                      <w:pStyle w:val="NoSpacing"/>
+                                      <w:cnfStyle w:val="000000100000" w:firstRow="0" w:lastRow="0" w:firstColumn="0" w:lastColumn="0" w:oddVBand="0" w:evenVBand="0" w:oddHBand="1" w:evenHBand="0" w:firstRowFirstColumn="0" w:firstRowLastColumn="0" w:lastRowFirstColumn="0" w:lastRowLastColumn="0"/>
+                                      <w:rPr>
+                                        <w:rFonts w:ascii="Segoe UI" w:hAnsi="Segoe UI" w:cs="Segoe UI"/>
+                                        <w:sz w:val="18"/>
+                                        <w:szCs w:val="18"/>
+                                      </w:rPr>
+                                    </w:pPr>
+                                    <w:r>
+                                      <w:rPr>
+                                        <w:rFonts w:ascii="Segoe UI" w:hAnsi="Segoe UI" w:cs="Segoe UI"/>
+                                        <w:sz w:val="18"/>
+                                        <w:szCs w:val="18"/>
+                                      </w:rPr>
+                                      <w:t>AgingBandBufCol1Amt</w:t>
+                                    </w:r>
+                                  </w:p>
+                                </w:tc>
+                              </w:sdtContent>
+                            </w:sdt>
+                          </w:tr>
+                        </w:sdtContent>
+                      </w:sdt>
+                    </w:sdtContent>
+                  </w:sdt>
+                </w:tbl>
                 <w:p>
                   <w:pPr>
                     <w:rPr>
@@ -2264,7 +3056,6 @@
               <w:text/>
             </w:sdtPr>
             <w:sdtContent>
-              <w:proofErr w:type="spellStart"/>
               <w:r>
                 <w:rPr>
                   <w:rFonts w:ascii="Segoe UI" w:hAnsi="Segoe UI" w:cs="Segoe UI"/>
@@ -2274,7 +3065,6 @@
                 </w:rPr>
                 <w:t>PhoneNo_CompanyInfo</w:t>
               </w:r>
-              <w:proofErr w:type="spellEnd"/>
             </w:sdtContent>
           </w:sdt>
           <w:r>
@@ -2304,7 +3094,6 @@
               <w:text/>
             </w:sdtPr>
             <w:sdtContent>
-              <w:proofErr w:type="spellStart"/>
               <w:r>
                 <w:rPr>
                   <w:rFonts w:ascii="Segoe UI" w:hAnsi="Segoe UI" w:cs="Segoe UI"/>
@@ -2314,7 +3103,6 @@
                 </w:rPr>
                 <w:t>CompanyInfoEmail</w:t>
               </w:r>
-              <w:proofErr w:type="spellEnd"/>
             </w:sdtContent>
           </w:sdt>
         </w:p>
@@ -3768,6 +4556,148 @@
         </w:p>
       </w:docPartBody>
     </w:docPart>
+    <w:docPart>
+      <w:docPartPr>
+        <w:name w:val="DefaultPlaceholder_-1854013435"/>
+        <w:category>
+          <w:name w:val="General"/>
+          <w:gallery w:val="placeholder"/>
+        </w:category>
+        <w:types>
+          <w:type w:val="bbPlcHdr"/>
+        </w:types>
+        <w:behaviors>
+          <w:behavior w:val="content"/>
+        </w:behaviors>
+        <w:guid w:val="{1B11121A-C757-480C-B408-EF15F36FDE79}"/>
+      </w:docPartPr>
+      <w:docPartBody>
+        <w:p>
+          <w:r>
+            <w:rPr>
+              <w:rStyle w:val="PlaceholderText"/>
+            </w:rPr>
+            <w:t>Enter any content that you want to repeat, including other content controls. You can also insert this control around table rows in order to repeat parts of a table.</w:t>
+          </w:r>
+        </w:p>
+      </w:docPartBody>
+    </w:docPart>
+    <w:docPart>
+      <w:docPartPr>
+        <w:name w:val="87EF1B7428FD49E1A925EE426A39479C"/>
+        <w:category>
+          <w:name w:val="General"/>
+          <w:gallery w:val="placeholder"/>
+        </w:category>
+        <w:types>
+          <w:type w:val="bbPlcHdr"/>
+        </w:types>
+        <w:behaviors>
+          <w:behavior w:val="content"/>
+        </w:behaviors>
+        <w:guid w:val="{8D198B56-49E5-49FE-8846-B9AE70E34CD1}"/>
+      </w:docPartPr>
+      <w:docPartBody>
+        <w:p>
+          <w:pPr>
+            <w:pStyle w:val="87EF1B7428FD49E1A925EE426A39479C"/>
+          </w:pPr>
+          <w:r>
+            <w:rPr>
+              <w:rStyle w:val="PlaceholderText"/>
+            </w:rPr>
+            <w:t>Click here to enter text.</w:t>
+          </w:r>
+        </w:p>
+      </w:docPartBody>
+    </w:docPart>
+    <w:docPart>
+      <w:docPartPr>
+        <w:name w:val="DEFC44DC798C4DB98E23920C71FB8E54"/>
+        <w:category>
+          <w:name w:val="General"/>
+          <w:gallery w:val="placeholder"/>
+        </w:category>
+        <w:types>
+          <w:type w:val="bbPlcHdr"/>
+        </w:types>
+        <w:behaviors>
+          <w:behavior w:val="content"/>
+        </w:behaviors>
+        <w:guid w:val="{0E3BF16D-8226-4094-B753-CD7B795E46B0}"/>
+      </w:docPartPr>
+      <w:docPartBody>
+        <w:p>
+          <w:pPr>
+            <w:pStyle w:val="DEFC44DC798C4DB98E23920C71FB8E54"/>
+          </w:pPr>
+          <w:r>
+            <w:rPr>
+              <w:rStyle w:val="PlaceholderText"/>
+            </w:rPr>
+            <w:t>Click here to enter text.</w:t>
+          </w:r>
+        </w:p>
+      </w:docPartBody>
+    </w:docPart>
+    <w:docPart>
+      <w:docPartPr>
+        <w:name w:val="D9922CE1A0544C3BBF658B088F16375D"/>
+        <w:category>
+          <w:name w:val="General"/>
+          <w:gallery w:val="placeholder"/>
+        </w:category>
+        <w:types>
+          <w:type w:val="bbPlcHdr"/>
+        </w:types>
+        <w:behaviors>
+          <w:behavior w:val="content"/>
+        </w:behaviors>
+        <w:guid w:val="{41405B7F-63C9-47DD-80E6-3D65224E9D1B}"/>
+      </w:docPartPr>
+      <w:docPartBody>
+        <w:p>
+          <w:pPr>
+            <w:pStyle w:val="D9922CE1A0544C3BBF658B088F16375D"/>
+          </w:pPr>
+          <w:r>
+            <w:rPr>
+              <w:rStyle w:val="PlaceholderText"/>
+            </w:rPr>
+            <w:t>Click here to enter text.</w:t>
+          </w:r>
+        </w:p>
+      </w:docPartBody>
+    </w:docPart>
+    <w:docPart>
+      <w:docPartPr>
+        <w:name w:val="177463A903CD47898BAF4AEEC5FE31C1"/>
+        <w:category>
+          <w:name w:val="General"/>
+          <w:gallery w:val="placeholder"/>
+        </w:category>
+        <w:types>
+          <w:type w:val="bbPlcHdr"/>
+        </w:types>
+        <w:behaviors>
+          <w:behavior w:val="content"/>
+        </w:behaviors>
+        <w:guid w:val="{0F9465B5-0486-4E97-9582-59262C908AC9}"/>
+      </w:docPartPr>
+      <w:docPartBody>
+        <w:p>
+          <w:pPr>
+            <w:pStyle w:val="177463A903CD47898BAF4AEEC5FE31C1"/>
+          </w:pPr>
+          <w:r>
+            <w:rPr>
+              <w:rStyle w:val="PlaceholderText"/>
+            </w:rPr>
+            <w:t>Click here to enter text.</w:t>
+          </w:r>
+        </w:p>
+      </w:docPartBody>
+    </w:docPart>
   </w:docParts>
 </w:glossaryDocument>
 </file>
@@ -3837,6 +4767,7 @@
     <w:rsid w:val="00003A72"/>
     <w:rsid w:val="00010D03"/>
     <w:rsid w:val="00012E17"/>
+    <w:rsid w:val="00077E85"/>
     <w:rsid w:val="000C2730"/>
     <w:rsid w:val="000F0ECF"/>
     <w:rsid w:val="00125EE3"/>
@@ -3861,16 +4792,20 @@
     <w:rsid w:val="002D79F2"/>
     <w:rsid w:val="002E4D61"/>
     <w:rsid w:val="002E601D"/>
+    <w:rsid w:val="00305D47"/>
     <w:rsid w:val="00310AD4"/>
     <w:rsid w:val="0032450D"/>
     <w:rsid w:val="003300D7"/>
     <w:rsid w:val="0033111C"/>
     <w:rsid w:val="003977BD"/>
+    <w:rsid w:val="003C1724"/>
     <w:rsid w:val="003C4BA8"/>
     <w:rsid w:val="003C5E8B"/>
     <w:rsid w:val="003D3D6C"/>
+    <w:rsid w:val="003E6AA5"/>
     <w:rsid w:val="003E747A"/>
     <w:rsid w:val="0042391C"/>
+    <w:rsid w:val="00431905"/>
     <w:rsid w:val="0044512B"/>
     <w:rsid w:val="004461C3"/>
     <w:rsid w:val="00486992"/>
@@ -3883,11 +4818,13 @@
     <w:rsid w:val="004E6483"/>
     <w:rsid w:val="00507678"/>
     <w:rsid w:val="00515E7C"/>
+    <w:rsid w:val="005428C2"/>
     <w:rsid w:val="005540CF"/>
     <w:rsid w:val="00555B1E"/>
     <w:rsid w:val="00563775"/>
     <w:rsid w:val="00615C2D"/>
     <w:rsid w:val="006177EF"/>
+    <w:rsid w:val="00621A4A"/>
     <w:rsid w:val="006318E7"/>
     <w:rsid w:val="00640631"/>
     <w:rsid w:val="0065193F"/>
@@ -3896,10 +4833,13 @@
     <w:rsid w:val="00670A7D"/>
     <w:rsid w:val="006719B3"/>
     <w:rsid w:val="00692159"/>
+    <w:rsid w:val="006E1014"/>
+    <w:rsid w:val="006F47AF"/>
     <w:rsid w:val="007208FD"/>
     <w:rsid w:val="00741EF8"/>
     <w:rsid w:val="0075493D"/>
     <w:rsid w:val="00781D74"/>
+    <w:rsid w:val="007823FD"/>
     <w:rsid w:val="00785730"/>
     <w:rsid w:val="007863F5"/>
     <w:rsid w:val="007941E1"/>
@@ -3951,8 +4891,10 @@
     <w:rsid w:val="00C313A7"/>
     <w:rsid w:val="00C3766B"/>
     <w:rsid w:val="00C47E1F"/>
+    <w:rsid w:val="00CA79C9"/>
     <w:rsid w:val="00CC5D55"/>
     <w:rsid w:val="00D00CF6"/>
+    <w:rsid w:val="00D11F8F"/>
     <w:rsid w:val="00D66E5D"/>
     <w:rsid w:val="00D83457"/>
     <w:rsid w:val="00DA02E7"/>
@@ -3967,12 +4909,15 @@
     <w:rsid w:val="00EC193C"/>
     <w:rsid w:val="00F12D68"/>
     <w:rsid w:val="00F34D36"/>
+    <w:rsid w:val="00F50321"/>
     <w:rsid w:val="00F65E13"/>
     <w:rsid w:val="00F67775"/>
+    <w:rsid w:val="00FB277F"/>
     <w:rsid w:val="00FE5C32"/>
     <w:rsid w:val="00FF00AB"/>
     <w:rsid w:val="00FF13F9"/>
     <w:rsid w:val="00FF4422"/>
+    <w:rsid w:val="00FF60AD"/>
   </w:rsids>
   <m:mathPr>
     <m:mathFont m:val="Cambria Math"/>
@@ -4426,7 +5371,7 @@
     <w:basedOn w:val="DefaultParagraphFont"/>
     <w:uiPriority w:val="99"/>
     <w:semiHidden/>
-    <w:rsid w:val="00B53F77"/>
+    <w:rsid w:val="006E1014"/>
     <w:rPr>
       <w:color w:val="808080"/>
     </w:rPr>
@@ -4453,18 +5398,6 @@
     <w:name w:val="92676F36773A403AB760686F349DC35C"/>
     <w:rsid w:val="003E747A"/>
   </w:style>
-  <w:style w:type="paragraph" w:customStyle="1" w:styleId="ECC82D957D094C2ABCAE3BC1FB380EC8">
-    <w:name w:val="ECC82D957D094C2ABCAE3BC1FB380EC8"/>
-    <w:rsid w:val="007941E1"/>
-  </w:style>
-  <w:style w:type="paragraph" w:customStyle="1" w:styleId="57B98E6055D04AB2886C1F74E98DFF58">
-    <w:name w:val="57B98E6055D04AB2886C1F74E98DFF58"/>
-    <w:rsid w:val="007941E1"/>
-  </w:style>
-  <w:style w:type="paragraph" w:customStyle="1" w:styleId="F94FE720535B423DBF60BA1A8809AEB2">
-    <w:name w:val="F94FE720535B423DBF60BA1A8809AEB2"/>
-    <w:rsid w:val="007941E1"/>
-  </w:style>
   <w:style w:type="paragraph" w:customStyle="1" w:styleId="0FFAD9EF9E2C4CFABFDF6D70F99DD4A8">
     <w:name w:val="0FFAD9EF9E2C4CFABFDF6D70F99DD4A8"/>
     <w:rsid w:val="00667C6D"/>
@@ -4486,6 +5419,62 @@
   <w:style w:type="paragraph" w:customStyle="1" w:styleId="781FB13D53534CB3A86CEB1ABC62DE4F">
     <w:name w:val="781FB13D53534CB3A86CEB1ABC62DE4F"/>
     <w:rsid w:val="001B4D32"/>
+    <w:pPr>
+      <w:spacing w:line="278" w:lineRule="auto"/>
+    </w:pPr>
+    <w:rPr>
+      <w:kern w:val="2"/>
+      <w:sz w:val="24"/>
+      <w:szCs w:val="24"/>
+      <w:lang w:val="en-CA" w:eastAsia="en-CA"/>
+      <w14:ligatures w14:val="standardContextual"/>
+    </w:rPr>
+  </w:style>
+  <w:style w:type="paragraph" w:customStyle="1" w:styleId="87EF1B7428FD49E1A925EE426A39479C">
+    <w:name w:val="87EF1B7428FD49E1A925EE426A39479C"/>
+    <w:rsid w:val="006E1014"/>
+    <w:pPr>
+      <w:spacing w:line="278" w:lineRule="auto"/>
+    </w:pPr>
+    <w:rPr>
+      <w:kern w:val="2"/>
+      <w:sz w:val="24"/>
+      <w:szCs w:val="24"/>
+      <w:lang w:val="en-CA" w:eastAsia="en-CA"/>
+      <w14:ligatures w14:val="standardContextual"/>
+    </w:rPr>
+  </w:style>
+  <w:style w:type="paragraph" w:customStyle="1" w:styleId="DEFC44DC798C4DB98E23920C71FB8E54">
+    <w:name w:val="DEFC44DC798C4DB98E23920C71FB8E54"/>
+    <w:rsid w:val="006E1014"/>
+    <w:pPr>
+      <w:spacing w:line="278" w:lineRule="auto"/>
+    </w:pPr>
+    <w:rPr>
+      <w:kern w:val="2"/>
+      <w:sz w:val="24"/>
+      <w:szCs w:val="24"/>
+      <w:lang w:val="en-CA" w:eastAsia="en-CA"/>
+      <w14:ligatures w14:val="standardContextual"/>
+    </w:rPr>
+  </w:style>
+  <w:style w:type="paragraph" w:customStyle="1" w:styleId="D9922CE1A0544C3BBF658B088F16375D">
+    <w:name w:val="D9922CE1A0544C3BBF658B088F16375D"/>
+    <w:rsid w:val="006E1014"/>
+    <w:pPr>
+      <w:spacing w:line="278" w:lineRule="auto"/>
+    </w:pPr>
+    <w:rPr>
+      <w:kern w:val="2"/>
+      <w:sz w:val="24"/>
+      <w:szCs w:val="24"/>
+      <w:lang w:val="en-CA" w:eastAsia="en-CA"/>
+      <w14:ligatures w14:val="standardContextual"/>
+    </w:rPr>
+  </w:style>
+  <w:style w:type="paragraph" w:customStyle="1" w:styleId="177463A903CD47898BAF4AEEC5FE31C1">
+    <w:name w:val="177463A903CD47898BAF4AEEC5FE31C1"/>
+    <w:rsid w:val="006E1014"/>
     <w:pPr>
       <w:spacing w:line="278" w:lineRule="auto"/>
     </w:pPr>
@@ -4769,785 +5758,783 @@
 </a:theme>
 </file>
 
-<file path=customXml/item1.xml><?xml version="1.0" encoding="utf-8"?>
+<file path=customXml/item1.xml>��< ? x m l   v e r s i o n = " 1 . 0 "   e n c o d i n g = " u t f - 1 6 " ? > + 
+ < N a v W o r d R e p o r t X m l P a r t   x m l n s = " u r n : m i c r o s o f t - d y n a m i c s - n a v / r e p o r t s / S t a n d a r d _ S t a t e m e n t / 1 3 1 6 / " > + 
+     < B C R e p o r t I n f o r m a t i o n > + 
+         < R e p o r t M e t a d a t a > + 
+             < E x t e n s i o n I d > E x t e n s i o n   I D < / E x t e n s i o n I d > + 
+             < E x t e n s i o n N a m e > E x t e n s i o n   N a m e < / E x t e n s i o n N a m e > + 
+             < E x t e n s i o n P u b l i s h e r > E x t e n s i o n   P u b l i s h e r < / E x t e n s i o n P u b l i s h e r > + 
+             < E x t e n s i o n V e r s i o n > E x t e n s i o n   V e r s i o n < / E x t e n s i o n V e r s i o n > + 
+             < R e p o r t I d > R e p o r t   I D < / R e p o r t I d > + 
+             < R e p o r t N a m e > R e p o r t   N a m e < / R e p o r t N a m e > + 
+             < A b o u t T h i s R e p o r t T i t l e > A b o u t   T h i s   R e p o r t   T i t l e < / A b o u t T h i s R e p o r t T i t l e > + 
+             < A b o u t T h i s R e p o r t T e x t > A b o u t   T h i s   R e p o r t   T e x t < / A b o u t T h i s R e p o r t T e x t > + 
+             < R e p o r t H e l p L i n k > R e p o r t   H e l p   L i n k < / R e p o r t H e l p L i n k > + 
+         < / R e p o r t M e t a d a t a > + 
+         < R e p o r t R e q u e s t > + 
+             < T e n a n t E n t r a I d > T e n a n t   E n t r a   I d < / T e n a n t E n t r a I d > + 
+             < E n v i r o n m e n t N a m e > E n v i r o n m e n t   N a m e < / E n v i r o n m e n t N a m e > + 
+             < E n v i r o n m e n t T y p e > E n v i r o n m e n t   T y p e < / E n v i r o n m e n t T y p e > + 
+             < C o m p a n y N a m e > C o m p a n y   N a m e < / C o m p a n y N a m e > + 
+             < C o m p a n y D i s p l a y N a m e > C o m p a n y   D i s p l a y   N a m e < / C o m p a n y D i s p l a y N a m e > + 
+             < C o m p a n y I d > C o m p a n y   I D < / C o m p a n y I d > + 
+             < U s e r N a m e > U s e r   N a m e < / U s e r N a m e > + 
+             < D a t e A n d T i m e > D a t e   a n d   T i m e < / D a t e A n d T i m e > + 
+             < L a n g u a g e > L a n g u a g e < / L a n g u a g e > + 
+             < F o r m a t R e g i o n > F o r m a t   R e g i o n < / F o r m a t R e g i o n > + 
+             < D a t e T i m e V a l u e s > + 
+                 < Y e a r > Y e a r < / Y e a r > + 
+                 < M o n t h N u m b e r > M o n t h   N u m b e r < / M o n t h N u m b e r > + 
+                 < D a y N u m b e r > D a y   N u m b e r < / D a y N u m b e r > + 
+                 < H o u r > H o u r < / H o u r > + 
+                 < M i n u t e > M i n u t e < / M i n u t e > + 
+             < / D a t e T i m e V a l u e s > + 
+         < / R e p o r t R e q u e s t > + 
+     < / B C R e p o r t I n f o r m a t i o n > + 
+     < C u s t o m e r > + 
+         < C F S C u s t A d d r e s s 1 > C F S C u s t A d d r e s s 1 < / C F S C u s t A d d r e s s 1 > + 
+         < C F S C u s t A d d r e s s 2 > C F S C u s t A d d r e s s 2 < / C F S C u s t A d d r e s s 2 > + 
+         < C F S C u s t A d d r e s s 3 > C F S C u s t A d d r e s s 3 < / C F S C u s t A d d r e s s 3 > + 
+         < C F S C u s t A d d r e s s 4 > C F S C u s t A d d r e s s 4 < / C F S C u s t A d d r e s s 4 > + 
+         < C F S C u s t A d d r e s s 5 > C F S C u s t A d d r e s s 5 < / C F S C u s t A d d r e s s 5 > + 
+         < C F S C u s t A d d r e s s 6 > C F S C u s t A d d r e s s 6 < / C F S C u s t A d d r e s s 6 > + 
+         < C F S C u s t A d d r e s s 7 > C F S C u s t A d d r e s s 7 < / C F S C u s t A d d r e s s 7 > + 
+         < C F S C u s t A d d r e s s 8 > C F S C u s t A d d r e s s 8 < / C F S C u s t A d d r e s s 8 > + 
+         < N o _ C u s t > N o _ C u s t < / N o _ C u s t > + 
+         < I n t e g e r > + 
+             < B a n k A c c N o _ C o m p a n y I n f o > B a n k A c c N o _ C o m p a n y I n f o < / B a n k A c c N o _ C o m p a n y I n f o > + 
+             < B a n k A c c N o _ C o m p a n y I n f o C a p t i o n > B a n k A c c N o _ C o m p a n y I n f o C a p t i o n < / B a n k A c c N o _ C o m p a n y I n f o C a p t i o n > + 
+             < B a n k N a m e _ C o m p a n y I n f o > B a n k N a m e _ C o m p a n y I n f o < / B a n k N a m e _ C o m p a n y I n f o > + 
+             < B a n k N a m e _ C o m p a n y I n f o C a p t i o n > B a n k N a m e _ C o m p a n y I n f o C a p t i o n < / B a n k N a m e _ C o m p a n y I n f o C a p t i o n > + 
+             < C o m p a n y A d d r 1 > C o m p a n y A d d r 1 < / C o m p a n y A d d r 1 > + 
+             < C o m p a n y A d d r 2 > C o m p a n y A d d r 2 < / C o m p a n y A d d r 2 > + 
+             < C o m p a n y A d d r 3 > C o m p a n y A d d r 3 < / C o m p a n y A d d r 3 > + 
+             < C o m p a n y A d d r 4 > C o m p a n y A d d r 4 < / C o m p a n y A d d r 4 > + 
+             < C o m p a n y A d d r 5 > C o m p a n y A d d r 5 < / C o m p a n y A d d r 5 > + 
+             < C o m p a n y A d d r 6 > C o m p a n y A d d r 6 < / C o m p a n y A d d r 6 > + 
+             < C o m p a n y A d d r 7 > C o m p a n y A d d r 7 < / C o m p a n y A d d r 7 > + 
+             < C o m p a n y A d d r 8 > C o m p a n y A d d r 8 < / C o m p a n y A d d r 8 > + 
+             < C o m p a n y I n f o 1 P i c t u r e   / > + 
+             < C o m p a n y I n f o 2 P i c t u r e   / > + 
+             < C o m p a n y I n f o 3 P i c t u r e   / > + 
+             < C o m p a n y I n f o E m a i l > C o m p a n y I n f o E m a i l < / C o m p a n y I n f o E m a i l > + 
+             < C o m p a n y I n f o E m a i l C a p t i o n > C o m p a n y I n f o E m a i l C a p t i o n < / C o m p a n y I n f o E m a i l C a p t i o n > + 
+             < C o m p a n y I n f o H o m e P a g e > C o m p a n y I n f o H o m e P a g e < / C o m p a n y I n f o H o m e P a g e > + 
+             < C o m p a n y I n f o H o m e p a g e C a p t i o n > C o m p a n y I n f o H o m e p a g e C a p t i o n < / C o m p a n y I n f o H o m e p a g e C a p t i o n > + 
+             < C o m p a n y L e g a l O f f i c e > C o m p a n y L e g a l O f f i c e < / C o m p a n y L e g a l O f f i c e > + 
+             < C o m p a n y L e g a l O f f i c e _ L b l > C o m p a n y L e g a l O f f i c e _ L b l < / C o m p a n y L e g a l O f f i c e _ L b l > + 
+             < C o m p a n y P i c t u r e   / > + 
+             < C u r r R e p o r t P a g e N o C a p t i o n > C u r r R e p o r t P a g e N o C a p t i o n < / C u r r R e p o r t P a g e N o C a p t i o n > + 
+             < C u s t A d d r 1 > C u s t A d d r 1 < / C u s t A d d r 1 > + 
+             < C u s t A d d r 2 > C u s t A d d r 2 < / C u s t A d d r 2 > + 
+             < C u s t A d d r 3 > C u s t A d d r 3 < / C u s t A d d r 3 > + 
+             < C u s t A d d r 4 > C u s t A d d r 4 < / C u s t A d d r 4 > + 
+             < C u s t A d d r 5 > C u s t A d d r 5 < / C u s t A d d r 5 > + 
+             < C u s t A d d r 6 > C u s t A d d r 6 < / C u s t A d d r 6 > + 
+             < C u s t A d d r 7 > C u s t A d d r 7 < / C u s t A d d r 7 > + 
+             < C u s t A d d r 8 > C u s t A d d r 8 < / C u s t A d d r 8 > + 
+             < C u s t B a l a n c e C a p t i o n > C u s t B a l a n c e C a p t i o n < / C u s t B a l a n c e C a p t i o n > + 
+             < D e s c _ C u s t L e d g E n t r y 2 C a p t i o n > D e s c _ C u s t L e d g E n t r y 2 C a p t i o n < / D e s c _ C u s t L e d g E n t r y 2 C a p t i o n > + 
+             < D o c D a t e C a p t i o n > D o c D a t e C a p t i o n < / D o c D a t e C a p t i o n > + 
+             < D o c N o _ D t l d C u s t L e d g E n t r i e s C a p t i o n > D o c N o _ D t l d C u s t L e d g E n t r i e s C a p t i o n < / D o c N o _ D t l d C u s t L e d g E n t r i e s C a p t i o n > + 
+             < D u e D a t e _ C u s t L e d g E n t r y 2 C a p t i o n > D u e D a t e _ C u s t L e d g E n t r y 2 C a p t i o n < / D u e D a t e _ C u s t L e d g E n t r y 2 C a p t i o n > + 
+             < E n d D a t e > E n d D a t e < / E n d D a t e > + 
+             < E n d D a t e C a p t i o n > E n d D a t e C a p t i o n < / E n d D a t e C a p t i o n > + 
+             < G i r o N o _ C o m p a n y I n f o > G i r o N o _ C o m p a n y I n f o < / G i r o N o _ C o m p a n y I n f o > + 
+             < G i r o N o _ C o m p a n y I n f o C a p t i o n > G i r o N o _ C o m p a n y I n f o C a p t i o n < / G i r o N o _ C o m p a n y I n f o C a p t i o n > + 
+             < L a s t S t a t m n t N o _ C u s t > L a s t S t a t m n t N o _ C u s t < / L a s t S t a t m n t N o _ C u s t > + 
+             < L a s t S t a t m n t N o _ C u s t C a p t i o n > L a s t S t a t m n t N o _ C u s t C a p t i o n < / L a s t S t a t m n t N o _ C u s t C a p t i o n > + 
+             < N o 1 _ C u s t > N o 1 _ C u s t < / N o 1 _ C u s t > + 
+             < N o 1 _ C u s t C a p t i o n > N o 1 _ C u s t C a p t i o n < / N o 1 _ C u s t C a p t i o n > + 
+             < O r i g i n a l A m t _ C u s t L e d g E n t r y 2 C a p t i o n > O r i g i n a l A m t _ C u s t L e d g E n t r y 2 C a p t i o n < / O r i g i n a l A m t _ C u s t L e d g E n t r y 2 C a p t i o n > + 
+             < P h o n e N o _ C o m p a n y I n f o > P h o n e N o _ C o m p a n y I n f o < / P h o n e N o _ C o m p a n y I n f o > + 
+             < P h o n e N o _ C o m p a n y I n f o C a p t i o n > P h o n e N o _ C o m p a n y I n f o C a p t i o n < / P h o n e N o _ C o m p a n y I n f o C a p t i o n > + 
+             < P o s t D a t e _ D t l d C u s t L e d g E n t r i e s C a p t i o n > P o s t D a t e _ D t l d C u s t L e d g E n t r i e s C a p t i o n < / P o s t D a t e _ D t l d C u s t L e d g E n t r i e s C a p t i o n > + 
+             < R e m a i n A m t C u s t L e d g E n t r y 2 C a p t i o n > R e m a i n A m t C u s t L e d g E n t r y 2 C a p t i o n < / R e m a i n A m t C u s t L e d g E n t r y 2 C a p t i o n > + 
+             < S t a r t D a t e > S t a r t D a t e < / S t a r t D a t e > + 
+             < S t a r t D a t e C a p t i o n > S t a r t D a t e C a p t i o n < / S t a r t D a t e C a p t i o n > + 
+             < S t a t e m e n t C a p t i o n > S t a t e m e n t C a p t i o n < / S t a t e m e n t C a p t i o n > + 
+             < T o d a y F o r m a t t e d > T o d a y F o r m a t t e d < / T o d a y F o r m a t t e d > + 
+             < V A T R e g N o _ C o m p a n y I n f o > V A T R e g N o _ C o m p a n y I n f o < / V A T R e g N o _ C o m p a n y I n f o > + 
+             < V A T R e g N o _ C o m p a n y I n f o C a p t i o n > V A T R e g N o _ C o m p a n y I n f o C a p t i o n < / V A T R e g N o _ C o m p a n y I n f o C a p t i o n > + 
+             < C u r r e n c y L o o p > + 
+                 < T o t a l _ C a p t i o n 2 > T o t a l _ C a p t i o n 2 < / T o t a l _ C a p t i o n 2 > + 
+                 < C u s t L e d g E n t r y H d r > + 
+                     < C u r r e n c y 2 C o d e _ C u s t L e d g E n t r y H d r > C u r r e n c y 2 C o d e _ C u s t L e d g E n t r y H d r < / C u r r e n c y 2 C o d e _ C u s t L e d g E n t r y H d r > + 
+                     < C u r r e n c y C o d e 3 > C u r r e n c y C o d e 3 < / C u r r e n c y C o d e 3 > + 
+                     < C u s t B a l a n c e _ C u s t L e d g E n t r y H d r > C u s t B a l a n c e _ C u s t L e d g E n t r y H d r < / C u s t B a l a n c e _ C u s t L e d g E n t r y H d r > + 
+                     < D t l d C u s t L e d g E n t r y T y p e > D t l d C u s t L e d g E n t r y T y p e < / D t l d C u s t L e d g E n t r y T y p e > + 
+                     < E n t r i e s E x i s t s > E n t r i e s E x i s t s < / E n t r i e s E x i s t s > + 
+                     < I s N e w C u s t C u r r e n c y G r o u p > I s N e w C u s t C u r r e n c y G r o u p < / I s N e w C u s t C u r r e n c y G r o u p > + 
+                     < P r i n t L i n e > P r i n t L i n e < / P r i n t L i n e > + 
+                     < S t a r t B a l a n c e > S t a r t B a l a n c e < / S t a r t B a l a n c e > + 
+                     < D t l d C u s t L e d g E n t r i e s > + 
+                         < A m t _ D t l d C u s t L e d g E n t r i e s > A m t _ D t l d C u s t L e d g E n t r i e s < / A m t _ D t l d C u s t L e d g E n t r i e s > + 
+                         < C u r r C o d e _ D t l d C u s t L e d g E n t r i e s > C u r r C o d e _ D t l d C u s t L e d g E n t r i e s < / C u r r C o d e _ D t l d C u s t L e d g E n t r i e s > + 
+                         < C u r r e n c y 2 C o d e > C u r r e n c y 2 C o d e < / C u r r e n c y 2 C o d e > + 
+                         < C u s t B a l a n c e > C u s t B a l a n c e < / C u s t B a l a n c e > + 
+                         < D e s c r i p t i o n > D e s c r i p t i o n < / D e s c r i p t i o n > + 
+                         < D o c N o _ D t l d C u s t L e d g E n t r i e s > D o c N o _ D t l d C u s t L e d g E n t r i e s < / D o c N o _ D t l d C u s t L e d g E n t r i e s > + 
+                         < D u e D a t e _ D t l d C u s t L e d g E n t r i e s > D u e D a t e _ D t l d C u s t L e d g E n t r i e s < / D u e D a t e _ D t l d C u s t L e d g E n t r i e s > + 
+                         < P o s t D a t e _ D t l d C u s t L e d g E n t r i e s > P o s t D a t e _ D t l d C u s t L e d g E n t r i e s < / P o s t D a t e _ D t l d C u s t L e d g E n t r i e s > + 
+                         < R e m a i n A m t _ D t l d C u s t L e d g E n t r i e s > R e m a i n A m t _ D t l d C u s t L e d g E n t r i e s < / R e m a i n A m t _ D t l d C u s t L e d g E n t r i e s > + 
+                         < Y o u r R e f e r e n c e _ D t l d C u s t L e d g E n t r i e s > Y o u r R e f e r e n c e _ D t l d C u s t L e d g E n t r i e s < / Y o u r R e f e r e n c e _ D t l d C u s t L e d g E n t r i e s > + 
+                     < / D t l d C u s t L e d g E n t r i e s > + 
+                 < / C u s t L e d g E n t r y H d r > + 
+                 < C u s t L e d g E n t r y F o o t e r > + 
+                     < C F S T o t a l T a x > C F S T o t a l T a x < / C F S T o t a l T a x > + 
+                     < C u r r e n c y C o d e 3 _ C u s t L e d g E n t r y F o o t e r > C u r r e n c y C o d e 3 _ C u s t L e d g E n t r y F o o t e r < / C u r r e n c y C o d e 3 _ C u s t L e d g E n t r y F o o t e r > + 
+                     < C u s t B a l a n c e _ C u s t L e d g E n t r y H d r F o o t e r > C u s t B a l a n c e _ C u s t L e d g E n t r y H d r F o o t e r < / C u s t B a l a n c e _ C u s t L e d g E n t r y H d r F o o t e r > + 
+                     < E n t r i e s E x i s t s l _ C u s t L e d g E n t r y F o o t e r C a p t i o n > E n t r i e s E x i s t s l _ C u s t L e d g E n t r y F o o t e r C a p t i o n < / E n t r i e s E x i s t s l _ C u s t L e d g E n t r y F o o t e r C a p t i o n > + 
+                     < T o t a l _ C a p t i o n > T o t a l _ C a p t i o n < / T o t a l _ C a p t i o n > + 
+                 < / C u s t L e d g E n t r y F o o t e r > + 
+                 < O v e r d u e V i s i b l e > + 
+                     < C u r r e n c y C o d e 3 _ C u s t L e d g E n t r y 2 > C u r r e n c y C o d e 3 _ C u s t L e d g E n t r y 2 < / C u r r e n c y C o d e 3 _ C u s t L e d g E n t r y 2 > + 
+                     < D e s c _ C u s t L e d g E n t r y 2 C a p t i o n 2 > D e s c _ C u s t L e d g E n t r y 2 C a p t i o n 2 < / D e s c _ C u s t L e d g E n t r y 2 C a p t i o n 2 > + 
+                     < D o c N o _ D t l d C u s t L e d g E n t r i e s C a p t i o n 2 > D o c N o _ D t l d C u s t L e d g E n t r i e s C a p t i o n 2 < / D o c N o _ D t l d C u s t L e d g E n t r i e s C a p t i o n 2 > + 
+                     < D u e D a t e _ C u s t L e d g E n t r y 2 C a p t i o n 2 > D u e D a t e _ C u s t L e d g E n t r y 2 C a p t i o n 2 < / D u e D a t e _ C u s t L e d g E n t r y 2 C a p t i o n 2 > + 
+                     < O r i g i n a l A m t _ C u s t L e d g E n t r y 2 C a p t i o n 2 > O r i g i n a l A m t _ C u s t L e d g E n t r y 2 C a p t i o n 2 < / O r i g i n a l A m t _ C u s t L e d g E n t r y 2 C a p t i o n 2 > + 
+                     < O v e r D u e E n t r i e s > O v e r D u e E n t r i e s < / O v e r D u e E n t r i e s > + 
+                     < P o s t D a t e _ D t l d C u s t L e d g E n t r i e s C a p t i o n 2 > P o s t D a t e _ D t l d C u s t L e d g E n t r i e s C a p t i o n 2 < / P o s t D a t e _ D t l d C u s t L e d g E n t r i e s C a p t i o n 2 > + 
+                     < R e m a i n A m t C u s t L e d g E n t r y 2 C a p t i o n 2 > R e m a i n A m t C u s t L e d g E n t r y 2 C a p t i o n 2 < / R e m a i n A m t C u s t L e d g E n t r y 2 C a p t i o n 2 > + 
+                     < T o t a l _ C a p t i o n 3 > T o t a l _ C a p t i o n 3 < / T o t a l _ C a p t i o n 3 > + 
+                     < C u s t L e d g E n t r y 2 > + 
+                         < C u r r C o d e _ C u s t L e d g E n t r y 2 > C u r r C o d e _ C u s t L e d g E n t r y 2 < / C u r r C o d e _ C u s t L e d g E n t r y 2 > + 
+                         < C u r r e n c y 2 C o d e _ C u s t L e d g E n t r y 2 > C u r r e n c y 2 C o d e _ C u s t L e d g E n t r y 2 < / C u r r e n c y 2 C o d e _ C u s t L e d g E n t r y 2 > + 
+                         < C u s t N o _ C u s t L e d g E n t r y 2 > C u s t N o _ C u s t L e d g E n t r y 2 < / C u s t N o _ C u s t L e d g E n t r y 2 > + 
+                         < D e s c _ C u s t L e d g E n t r y 2 > D e s c _ C u s t L e d g E n t r y 2 < / D e s c _ C u s t L e d g E n t r y 2 > + 
+                         < D o c N o _ C u s t L e d g E n t r y 2 > D o c N o _ C u s t L e d g E n t r y 2 < / D o c N o _ C u s t L e d g E n t r y 2 > + 
+                         < D u e D a t e _ C u s t L e d g E n t r y 2 > D u e D a t e _ C u s t L e d g E n t r y 2 < / D u e D a t e _ C u s t L e d g E n t r y 2 > + 
+                         < O r i g i n a l A m t _ C u s t L e d g E n t r y 2 > O r i g i n a l A m t _ C u s t L e d g E n t r y 2 < / O r i g i n a l A m t _ C u s t L e d g E n t r y 2 > + 
+                         < P o s t D a t e _ C u s t L e d g E n t r y 2 > P o s t D a t e _ C u s t L e d g E n t r y 2 < / P o s t D a t e _ C u s t L e d g E n t r y 2 > + 
+                         < P r i n t E n t r i e s D u e > P r i n t E n t r i e s D u e < / P r i n t E n t r i e s D u e > + 
+                         < R e m a i n A m t _ C u s t L e d g E n t r y 2 > R e m a i n A m t _ C u s t L e d g E n t r y 2 < / R e m a i n A m t _ C u s t L e d g E n t r y 2 > + 
+                         < Y o u r R e f e r e n c e _ C u s t L e d g E n t r y 2 > Y o u r R e f e r e n c e _ C u s t L e d g E n t r y 2 < / Y o u r R e f e r e n c e _ C u s t L e d g E n t r y 2 > + 
+                     < / C u s t L e d g E n t r y 2 > + 
+                     < O v e r d u e E n t r y F o o d e r > + 
+                         < O v e r d u e B a l a n c e > O v e r d u e B a l a n c e < / O v e r d u e B a l a n c e > + 
+                     < / O v e r d u e E n t r y F o o d e r > + 
+                 < / O v e r d u e V i s i b l e > + 
+             < / C u r r e n c y L o o p > + 
+             < A g i n g B a n d V i s i b l e > + 
+                 < A g i n g C u s t L e d g E n t r y   / > + 
+                 < A g i n g B a n d L o o p > + 
+                     < A g i n g B a n d B u f C o l 1 A m t > A g i n g B a n d B u f C o l 1 A m t < / A g i n g B a n d B u f C o l 1 A m t > + 
+                     < A g i n g B a n d B u f C o l 2 A m t > A g i n g B a n d B u f C o l 2 A m t < / A g i n g B a n d B u f C o l 2 A m t > + 
+                     < A g i n g B a n d B u f C o l 3 A m t > A g i n g B a n d B u f C o l 3 A m t < / A g i n g B a n d B u f C o l 3 A m t > + 
+                     < A g i n g B a n d B u f C o l 4 A m t > A g i n g B a n d B u f C o l 4 A m t < / A g i n g B a n d B u f C o l 4 A m t > + 
+                     < A g i n g B a n d B u f C o l 5 A m t > A g i n g B a n d B u f C o l 5 A m t < / A g i n g B a n d B u f C o l 5 A m t > + 
+                     < A g i n g B a n d C u r r e n c y C o d e > A g i n g B a n d C u r r e n c y C o d e < / A g i n g B a n d C u r r e n c y C o d e > + 
+                     < A g i n g B a n d E n d i n g D a t e > A g i n g B a n d E n d i n g D a t e < / A g i n g B a n d E n d i n g D a t e > + 
+                     < A g i n g D a t e 1 > A g i n g D a t e 1 < / A g i n g D a t e 1 > + 
+                     < A g i n g D a t e 2 > A g i n g D a t e 2 < / A g i n g D a t e 2 > + 
+                     < A g i n g D a t e 2 1 > A g i n g D a t e 2 1 < / A g i n g D a t e 2 1 > + 
+                     < A g i n g D a t e 3 > A g i n g D a t e 3 < / A g i n g D a t e 3 > + 
+                     < A g i n g D a t e 3 1 > A g i n g D a t e 3 1 < / A g i n g D a t e 3 1 > + 
+                     < A g i n g D a t e 4 > A g i n g D a t e 4 < / A g i n g D a t e 4 > + 
+                     < A g i n g D a t e 4 1 > A g i n g D a t e 4 1 < / A g i n g D a t e 4 1 > + 
+                     < A g i n g D a t e 5 > A g i n g D a t e 5 < / A g i n g D a t e 5 > + 
+                     < A g i n g D a t e H e a d e r 1 > A g i n g D a t e H e a d e r 1 < / A g i n g D a t e H e a d e r 1 > + 
+                     < A g i n g D a t e H e a d e r 2 > A g i n g D a t e H e a d e r 2 < / A g i n g D a t e H e a d e r 2 > + 
+                     < A g i n g D a t e H e a d e r 3 > A g i n g D a t e H e a d e r 3 < / A g i n g D a t e H e a d e r 3 > + 
+                     < A g i n g D a t e H e a d e r 4 > A g i n g D a t e H e a d e r 4 < / A g i n g D a t e H e a d e r 4 > + 
+                     < b e f o r e C a p t i o n > b e f o r e C a p t i o n < / b e f o r e C a p t i o n > + 
+                 < / A g i n g B a n d L o o p > + 
+             < / A g i n g B a n d V i s i b l e > + 
+         < / I n t e g e r > + 
+         < L e t t e r T e x t > + 
+             < B o d y T e x t > B o d y T e x t < / B o d y T e x t > + 
+             < C l o s i n g T e x t > C l o s i n g T e x t < / C l o s i n g T e x t > + 
+             < G r e e t i n g T e x t > G r e e t i n g T e x t < / G r e e t i n g T e x t > + 
+         < / L e t t e r T e x t > + 
+     < / C u s t o m e r > + 
+ < / N a v W o r d R e p o r t X m l P a r t > 
+</file>
+
+<file path=customXml/item2.xml>��< ? x m l   v e r s i o n = " 1 . 0 "   e n c o d i n g = " u t f - 1 6 " ? > + 
+ < N a v W o r d R e p o r t X m l P a r t   x m l n s = " u r n : m i c r o s o f t - d y n a m i c s - b u s i n e s s c e n t r a l / i n t e r n a l / e x t e n d e d / r e p o r t s / S t a n d a r d _ S t a t e m e n t / 1 3 1 6 / " > + 
+     < B C R e p o r t I n f o r m a t i o n > + 
+         < R e p o r t M e t a d a t a > + 
+             < E x t e n s i o n I d > E x t e n s i o n   I D < / E x t e n s i o n I d > + 
+             < E x t e n s i o n N a m e > E x t e n s i o n   N a m e < / E x t e n s i o n N a m e > + 
+             < E x t e n s i o n P u b l i s h e r > E x t e n s i o n   P u b l i s h e r < / E x t e n s i o n P u b l i s h e r > + 
+             < E x t e n s i o n V e r s i o n > E x t e n s i o n   V e r s i o n < / E x t e n s i o n V e r s i o n > + 
+             < R e p o r t I d > R e p o r t   I D < / R e p o r t I d > + 
+             < R e p o r t N a m e > R e p o r t   N a m e < / R e p o r t N a m e > + 
+             < A b o u t T h i s R e p o r t T i t l e > A b o u t   T h i s   R e p o r t   T i t l e < / A b o u t T h i s R e p o r t T i t l e > + 
+             < A b o u t T h i s R e p o r t T e x t > A b o u t   T h i s   R e p o r t   T e x t < / A b o u t T h i s R e p o r t T e x t > + 
+             < R e p o r t H e l p L i n k > R e p o r t   H e l p   L i n k < / R e p o r t H e l p L i n k > + 
+         < / R e p o r t M e t a d a t a > + 
+         < R e p o r t R e q u e s t > + 
+             < T e n a n t E n t r a I d > T e n a n t   E n t r a   I d < / T e n a n t E n t r a I d > + 
+             < E n v i r o n m e n t N a m e > E n v i r o n m e n t   N a m e < / E n v i r o n m e n t N a m e > + 
+             < E n v i r o n m e n t T y p e > E n v i r o n m e n t   T y p e < / E n v i r o n m e n t T y p e > + 
+             < C o m p a n y N a m e > C o m p a n y   N a m e < / C o m p a n y N a m e > + 
+             < C o m p a n y D i s p l a y N a m e > C o m p a n y   D i s p l a y   N a m e < / C o m p a n y D i s p l a y N a m e > + 
+             < C o m p a n y I d > C o m p a n y   I D < / C o m p a n y I d > + 
+             < U s e r N a m e > U s e r   N a m e < / U s e r N a m e > + 
+             < D a t e A n d T i m e > D a t e   a n d   T i m e < / D a t e A n d T i m e > + 
+             < L a n g u a g e > L a n g u a g e < / L a n g u a g e > + 
+             < F o r m a t R e g i o n > F o r m a t   R e g i o n < / F o r m a t R e g i o n > + 
+             < D a t e T i m e V a l u e s > + 
+                 < Y e a r > Y e a r < / Y e a r > + 
+                 < M o n t h N u m b e r > M o n t h   N u m b e r < / M o n t h N u m b e r > + 
+                 < D a y N u m b e r > D a y   N u m b e r < / D a y N u m b e r > + 
+                 < H o u r > H o u r < / H o u r > + 
+                 < M i n u t e > M i n u t e < / M i n u t e > + 
+             < / D a t e T i m e V a l u e s > + 
+         < / R e p o r t R e q u e s t > + 
+     < / B C R e p o r t I n f o r m a t i o n > + 
+     < T o o l t i p s   / > + 
+     < C u s t o m e r   E l e m e n t T y p e = " D a t a I t e m "   E l e m e n t I d = " 1 5 2 5 1 9 1 9 9 " > + 
+         < C F S C u s t A d d r e s s 1   E l e m e n t T y p e = " C o l u m n "   E l e m e n t I d = " 1 0 1 0 7 4 5 6 2 7 "   D a t a T y p e = " T e x t " > C F S C u s t A d d r e s s 1 < / C F S C u s t A d d r e s s 1 > + 
+         < C F S C u s t A d d r e s s 2   E l e m e n t T y p e = " C o l u m n "   E l e m e n t I d = " 3 7 3 0 4 9 0 1 0 "   D a t a T y p e = " T e x t " > C F S C u s t A d d r e s s 2 < / C F S C u s t A d d r e s s 2 > + 
+         < C F S C u s t A d d r e s s 3   E l e m e n t T y p e = " C o l u m n "   E l e m e n t I d = " 2 6 4 6 4 7 6 0 7 "   D a t a T y p e = " T e x t " > C F S C u s t A d d r e s s 3 < / C F S C u s t A d d r e s s 3 > + 
+         < C F S C u s t A d d r e s s 4   E l e m e n t T y p e = " C o l u m n "   E l e m e n t I d = " 9 5 7 3 8 5 8 4 "   D a t a T y p e = " T e x t " > C F S C u s t A d d r e s s 4 < / C F S C u s t A d d r e s s 4 > + 
+         < C F S C u s t A d d r e s s 5   E l e m e n t T y p e = " C o l u m n "   E l e m e n t I d = " 7 3 3 4 3 5 2 0 1 "   D a t a T y p e = " T e x t " > C F S C u s t A d d r e s s 5 < / C F S C u s t A d d r e s s 5 > + 
+         < C F S C u s t A d d r e s s 6   E l e m e n t T y p e = " C o l u m n "   E l e m e n t I d = " 1 3 7 1 1 3 1 8 1 8 "   D a t a T y p e = " T e x t " > C F S C u s t A d d r e s s 6 < / C F S C u s t A d d r e s s 6 > + 
+         < C F S C u s t A d d r e s s 7   E l e m e n t T y p e = " C o l u m n "   E l e m e n t I d = " 2 0 0 8 8 2 8 4 3 5 "   D a t a T y p e = " T e x t " > C F S C u s t A d d r e s s 7 < / C F S C u s t A d d r e s s 7 > + 
+         < C F S C u s t A d d r e s s 8   E l e m e n t T y p e = " C o l u m n "   E l e m e n t I d = " 1 8 3 9 9 1 9 4 1 2 "   D a t a T y p e = " T e x t " > C F S C u s t A d d r e s s 8 < / C F S C u s t A d d r e s s 8 > + 
+         < N o _ C u s t   E l e m e n t T y p e = " C o l u m n "   E l e m e n t I d = " 6 0 3 9 7 0 8 4 6 "   D a t a T y p e = " C o d e " > N o _ C u s t < / N o _ C u s t > + 
+         < I n t e g e r   E l e m e n t T y p e = " D a t a I t e m "   E l e m e n t I d = " 1 7 3 5 6 9 8 6 1 9 " > + 
+             < B a n k A c c N o _ C o m p a n y I n f o   E l e m e n t T y p e = " C o l u m n "   E l e m e n t I d = " 8 6 4 5 4 5 9 0 7 "   D a t a T y p e = " T e x t " > B a n k A c c N o _ C o m p a n y I n f o < / B a n k A c c N o _ C o m p a n y I n f o > + 
+             < B a n k A c c N o _ C o m p a n y I n f o C a p t i o n   E l e m e n t T y p e = " C o l u m n "   E l e m e n t I d = " 1 9 1 8 8 5 3 8 1 3 "   D a t a T y p e = " L a b e l " > B a n k A c c N o _ C o m p a n y I n f o C a p t i o n < / B a n k A c c N o _ C o m p a n y I n f o C a p t i o n > + 
+             < B a n k N a m e _ C o m p a n y I n f o   E l e m e n t T y p e = " C o l u m n "   E l e m e n t I d = " 1 9 1 7 2 0 2 0 4 2 "   D a t a T y p e = " T e x t " > B a n k N a m e _ C o m p a n y I n f o < / B a n k N a m e _ C o m p a n y I n f o > + 
+             < B a n k N a m e _ C o m p a n y I n f o C a p t i o n   E l e m e n t T y p e = " C o l u m n "   E l e m e n t I d = " 1 6 0 4 3 0 7 5 8 8 "   D a t a T y p e = " L a b e l " > B a n k N a m e _ C o m p a n y I n f o C a p t i o n < / B a n k N a m e _ C o m p a n y I n f o C a p t i o n > + 
+             < C o m p a n y A d d r 1   E l e m e n t T y p e = " C o l u m n "   E l e m e n t I d = " 8 8 5 0 9 6 1 0 4 "   D a t a T y p e = " T e x t " > C o m p a n y A d d r 1 < / C o m p a n y A d d r 1 > + 
+             < C o m p a n y A d d r 2   E l e m e n t T y p e = " C o l u m n "   E l e m e n t I d = " 1 0 2 7 9 9 3 7 4 7 "   D a t a T y p e = " T e x t " > C o m p a n y A d d r 2 < / C o m p a n y A d d r 2 > + 
+             < C o m p a n y A d d r 3   E l e m e n t T y p e = " C o l u m n "   E l e m e n t I d = " 3 9 0 2 9 7 1 3 0 "   D a t a T y p e = " T e x t " > C o m p a n y A d d r 3 < / C o m p a n y A d d r 3 > + 
+             < C o m p a n y A d d r 4   E l e m e n t T y p e = " C o l u m n "   E l e m e n t I d = " 1 9 9 1 5 8 0 3 1 5 "   D a t a T y p e = " T e x t " > C o m p a n y A d d r 4 < / C o m p a n y A d d r 4 > + 
+             < C o m p a n y A d d r 5   E l e m e n t T y p e = " C o l u m n "   E l e m e n t I d = " 1 6 6 5 6 9 0 3 6 4 "   D a t a T y p e = " T e x t " > C o m p a n y A d d r 5 < / C o m p a n y A d d r 5 > + 
+             < C o m p a n y A d d r 6   E l e m e n t T y p e = " C o l u m n "   E l e m e n t I d = " 7 1 6 1 8 7 0 8 1 "   D a t a T y p e = " T e x t " > C o m p a n y A d d r 6 < / C o m p a n y A d d r 6 > + 
+             < C o m p a n y A d d r 7   E l e m e n t T y p e = " C o l u m n "   E l e m e n t I d = " 1 3 5 3 8 8 3 6 9 8 "   D a t a T y p e = " T e x t " > C o m p a n y A d d r 7 < / C o m p a n y A d d r 7 > + 
+             < C o m p a n y A d d r 8   E l e m e n t T y p e = " C o l u m n "   E l e m e n t I d = " 1 0 5 4 0 0 5 1 2 7 "   D a t a T y p e = " T e x t " > C o m p a n y A d d r 8 < / C o m p a n y A d d r 8 > + 
+             < C o m p a n y I n f o 1 P i c t u r e   E l e m e n t T y p e = " C o l u m n "   E l e m e n t I d = " 1 0 1 8 2 0 6 5 0 3 "   D a t a T y p e = " B l o b "   / > + 
+             < C o m p a n y I n f o 2 P i c t u r e   E l e m e n t T y p e = " C o l u m n "   E l e m e n t I d = " 9 8 9 6 7 0 4 7 4 "   D a t a T y p e = " B l o b "   / > + 
+             < C o m p a n y I n f o 3 P i c t u r e   E l e m e n t T y p e = " C o l u m n "   E l e m e n t I d = " 5 7 9 7 0 4 0 5 9 "   D a t a T y p e = " B l o b "   / > + 
+             < C o m p a n y I n f o E m a i l   E l e m e n t T y p e = " C o l u m n "   E l e m e n t I d = " 9 1 4 8 1 2 2 4 0 "   D a t a T y p e = " T e x t " > C o m p a n y I n f o E m a i l < / C o m p a n y I n f o E m a i l > + 
+             < C o m p a n y I n f o E m a i l C a p t i o n   E l e m e n t T y p e = " C o l u m n "   E l e m e n t I d = " 1 5 5 2 1 6 7 2 3 0 "   D a t a T y p e = " L a b e l " > C o m p a n y I n f o E m a i l C a p t i o n < / C o m p a n y I n f o E m a i l C a p t i o n > + 
+             < C o m p a n y I n f o H o m e P a g e   E l e m e n t T y p e = " C o l u m n "   E l e m e n t I d = " 1 5 3 0 3 1 7 4 4 0 "   D a t a T y p e = " T e x t " > C o m p a n y I n f o H o m e P a g e < / C o m p a n y I n f o H o m e P a g e > + 
+             < C o m p a n y I n f o H o m e p a g e C a p t i o n   E l e m e n t T y p e = " C o l u m n "   E l e m e n t I d = " 1 5 2 9 8 2 3 8 6 "   D a t a T y p e = " L a b e l " > C o m p a n y I n f o H o m e p a g e C a p t i o n < / C o m p a n y I n f o H o m e p a g e C a p t i o n > + 
+             < C o m p a n y L e g a l O f f i c e   E l e m e n t T y p e = " C o l u m n "   E l e m e n t I d = " 7 1 4 2 5 8 1 1 1 "   D a t a T y p e = " T e x t " > C o m p a n y L e g a l O f f i c e < / C o m p a n y L e g a l O f f i c e > + 
+             < C o m p a n y L e g a l O f f i c e _ L b l   E l e m e n t T y p e = " C o l u m n "   E l e m e n t I d = " 1 5 3 3 1 7 5 1 0 8 "   D a t a T y p e = " T e x t " > C o m p a n y L e g a l O f f i c e _ L b l < / C o m p a n y L e g a l O f f i c e _ L b l > + 
+             < C o m p a n y P i c t u r e   E l e m e n t T y p e = " C o l u m n "   E l e m e n t I d = " 1 3 9 7 4 1 1 0 7 4 "   D a t a T y p e = " B l o b "   / > + 
+             < C u r r R e p o r t P a g e N o C a p t i o n   E l e m e n t T y p e = " C o l u m n "   E l e m e n t I d = " 2 0 2 2 2 2 5 3 5 1 "   D a t a T y p e = " L a b e l " > C u r r R e p o r t P a g e N o C a p t i o n < / C u r r R e p o r t P a g e N o C a p t i o n > + 
+             < C u s t A d d r 1   E l e m e n t T y p e = " C o l u m n "   E l e m e n t I d = " 1 3 6 8 0 2 7 5 2 2 "   D a t a T y p e = " T e x t " > C u s t A d d r 1 < / C u s t A d d r 1 > + 
+             < C u s t A d d r 2   E l e m e n t T y p e = " C o l u m n "   E l e m e n t I d = " 2 0 0 5 7 2 4 1 3 9 "   D a t a T y p e = " T e x t " > C u s t A d d r 2 < / C u s t A d d r 2 > + 
+             < C u s t A d d r 3   E l e m e n t T y p e = " C o l u m n "   E l e m e n t I d = " 1 6 5 1 5 4 6 5 4 0 "   D a t a T y p e = " T e x t " > C u s t A d d r 3 < / C u s t A d d r 3 > + 
+             < C u s t A d d r 4   E l e m e n t T y p e = " C o l u m n "   E l e m e n t I d = " 1 0 1 3 8 4 9 9 2 3 "   D a t a T y p e = " T e x t " > C u s t A d d r 4 < / C u s t A d d r 4 > + 
+             < C u s t A d d r 5   E l e m e n t T y p e = " C o l u m n "   E l e m e n t I d = " 3 7 6 1 5 3 3 0 6 "   D a t a T y p e = " T e x t " > C u s t A d d r 5 < / C u s t A d d r 5 > + 
+             < C u s t A d d r 6   E l e m e n t T y p e = " C o l u m n "   E l e m e n t I d = " 2 6 1 5 4 3 3 1 1 "   D a t a T y p e = " T e x t " > C u s t A d d r 6 < / C u s t A d d r 6 > + 
+             < C u s t A d d r 7   E l e m e n t T y p e = " C o l u m n "   E l e m e n t I d = " 8 9 9 2 3 9 9 2 8 "   D a t a T y p e = " T e x t " > C u s t A d d r 7 < / C u s t A d d r 7 > + 
+             < C u s t A d d r 8   E l e m e n t T y p e = " C o l u m n "   E l e m e n t I d = " 1 5 3 6 9 3 6 5 4 5 "   D a t a T y p e = " T e x t " > C u s t A d d r 8 < / C u s t A d d r 8 > + 
+             < C u s t B a l a n c e C a p t i o n   E l e m e n t T y p e = " C o l u m n "   E l e m e n t I d = " 6 0 8 6 6 1 8 8 4 "   D a t a T y p e = " L a b e l " > C u s t B a l a n c e C a p t i o n < / C u s t B a l a n c e C a p t i o n > + 
+             < D e s c _ C u s t L e d g E n t r y 2 C a p t i o n   E l e m e n t T y p e = " C o l u m n "   E l e m e n t I d = " 1 8 7 4 4 3 7 6 7 2 "   D a t a T y p e = " S t r i n g " > D e s c _ C u s t L e d g E n t r y 2 C a p t i o n < / D e s c _ C u s t L e d g E n t r y 2 C a p t i o n > + 
+             < D o c D a t e C a p t i o n   E l e m e n t T y p e = " C o l u m n "   E l e m e n t I d = " 1 1 5 7 6 2 1 5 3 7 "   D a t a T y p e = " L a b e l " > D o c D a t e C a p t i o n < / D o c D a t e C a p t i o n > + 
+             < D o c N o _ D t l d C u s t L e d g E n t r i e s C a p t i o n   E l e m e n t T y p e = " C o l u m n "   E l e m e n t I d = " 6 0 1 5 1 5 5 5 6 "   D a t a T y p e = " S t r i n g " > D o c N o _ D t l d C u s t L e d g E n t r i e s C a p t i o n < / D o c N o _ D t l d C u s t L e d g E n t r i e s C a p t i o n > + 
+             < D u e D a t e _ C u s t L e d g E n t r y 2 C a p t i o n   E l e m e n t T y p e = " C o l u m n "   E l e m e n t I d = " 8 1 9 2 8 5 8 5 "   D a t a T y p e = " L a b e l " > D u e D a t e _ C u s t L e d g E n t r y 2 C a p t i o n < / D u e D a t e _ C u s t L e d g E n t r y 2 C a p t i o n > + 
+             < E n d D a t e   E l e m e n t T y p e = " C o l u m n "   E l e m e n t I d = " 1 3 0 2 0 8 2 6 1 0 "   D a t a T y p e = " S t r i n g " > E n d D a t e < / E n d D a t e > + 
+             < E n d D a t e C a p t i o n   E l e m e n t T y p e = " C o l u m n "   E l e m e n t I d = " 1 3 5 3 1 9 2 8 0 "   D a t a T y p e = " L a b e l " > E n d D a t e C a p t i o n < / E n d D a t e C a p t i o n > + 
+             < G i r o N o _ C o m p a n y I n f o   E l e m e n t T y p e = " C o l u m n "   E l e m e n t I d = " 5 6 5 4 8 5 5 1 9 "   D a t a T y p e = " T e x t " > G i r o N o _ C o m p a n y I n f o < / G i r o N o _ C o m p a n y I n f o > + 
+             < G i r o N o _ C o m p a n y I n f o C a p t i o n   E l e m e n t T y p e = " C o l u m n "   E l e m e n t I d = " 1 6 5 8 5 3 3 3 6 9 "   D a t a T y p e = " L a b e l " > G i r o N o _ C o m p a n y I n f o C a p t i o n < / G i r o N o _ C o m p a n y I n f o C a p t i o n > + 
+             < L a s t S t a t m n t N o _ C u s t   E l e m e n t T y p e = " C o l u m n "   E l e m e n t I d = " 1 3 8 8 0 8 0 0 2 9 "   D a t a T y p e = " S t r i n g " > L a s t S t a t m n t N o _ C u s t < / L a s t S t a t m n t N o _ C u s t > + 
+             < L a s t S t a t m n t N o _ C u s t C a p t i o n   E l e m e n t T y p e = " C o l u m n "   E l e m e n t I d = " 8 9 2 5 6 7 8 3 5 "   D a t a T y p e = " L a b e l " > L a s t S t a t m n t N o _ C u s t C a p t i o n < / L a s t S t a t m n t N o _ C u s t C a p t i o n > + 
+             < N o 1 _ C u s t   E l e m e n t T y p e = " C o l u m n "   E l e m e n t I d = " 9 1 2 7 7 0 5 0 9 "   D a t a T y p e = " C o d e " > N o 1 _ C u s t < / N o 1 _ C u s t > + 
+             < N o 1 _ C u s t C a p t i o n   E l e m e n t T y p e = " C o l u m n "   E l e m e n t I d = " 1 6 6 1 8 9 3 3 9 7 "   D a t a T y p e = " L a b e l " > N o 1 _ C u s t C a p t i o n < / N o 1 _ C u s t C a p t i o n > + 
+             < O r i g i n a l A m t _ C u s t L e d g E n t r y 2 C a p t i o n   E l e m e n t T y p e = " C o l u m n "   E l e m e n t I d = " 8 4 8 8 4 4 3 9 2 "   D a t a T y p e = " S t r i n g " > O r i g i n a l A m t _ C u s t L e d g E n t r y 2 C a p t i o n < / O r i g i n a l A m t _ C u s t L e d g E n t r y 2 C a p t i o n > + 
+             < P h o n e N o _ C o m p a n y I n f o   E l e m e n t T y p e = " C o l u m n "   E l e m e n t I d = " 1 6 0 6 4 2 8 3 9 4 "   D a t a T y p e = " T e x t " > P h o n e N o _ C o m p a n y I n f o < / P h o n e N o _ C o m p a n y I n f o > + 
+             < P h o n e N o _ C o m p a n y I n f o C a p t i o n   E l e m e n t T y p e = " C o l u m n "   E l e m e n t I d = " 1 8 7 6 0 4 7 7 0 4 "   D a t a T y p e = " L a b e l " > P h o n e N o _ C o m p a n y I n f o C a p t i o n < / P h o n e N o _ C o m p a n y I n f o C a p t i o n > + 
+             < P o s t D a t e _ D t l d C u s t L e d g E n t r i e s C a p t i o n   E l e m e n t T y p e = " C o l u m n "   E l e m e n t I d = " 1 0 3 3 1 2 5 4 2 5 "   D a t a T y p e = " L a b e l " > P o s t D a t e _ D t l d C u s t L e d g E n t r i e s C a p t i o n < / P o s t D a t e _ D t l d C u s t L e d g E n t r i e s C a p t i o n > + 
+             < R e m a i n A m t C u s t L e d g E n t r y 2 C a p t i o n   E l e m e n t T y p e = " C o l u m n "   E l e m e n t I d = " 1 6 3 2 7 0 6 4 0 6 "   D a t a T y p e = " S t r i n g " > R e m a i n A m t C u s t L e d g E n t r y 2 C a p t i o n < / R e m a i n A m t C u s t L e d g E n t r y 2 C a p t i o n > + 
+             < S t a r t D a t e   E l e m e n t T y p e = " C o l u m n "   E l e m e n t I d = " 1 4 5 7 6 6 9 4 1 7 "   D a t a T y p e = " S t r i n g " > S t a r t D a t e < / S t a r t D a t e > + 
+             < S t a r t D a t e C a p t i o n   E l e m e n t T y p e = " C o l u m n "   E l e m e n t I d = " 1 9 8 0 7 4 5 8 7 1 "   D a t a T y p e = " L a b e l " > S t a r t D a t e C a p t i o n < / S t a r t D a t e C a p t i o n > + 
+             < S t a t e m e n t C a p t i o n   E l e m e n t T y p e = " C o l u m n "   E l e m e n t I d = " 2 3 9 3 8 2 "   D a t a T y p e = " L a b e l " > S t a t e m e n t C a p t i o n < / S t a t e m e n t C a p t i o n > + 
+             < T o d a y F o r m a t t e d   E l e m e n t T y p e = " C o l u m n "   E l e m e n t I d = " 2 7 0 4 5 1 4 0 "   D a t a T y p e = " S t r i n g " > T o d a y F o r m a t t e d < / T o d a y F o r m a t t e d > + 
+             < V A T R e g N o _ C o m p a n y I n f o   E l e m e n t T y p e = " C o l u m n "   E l e m e n t I d = " 9 4 4 0 2 9 3 7 7 "   D a t a T y p e = " T e x t " > V A T R e g N o _ C o m p a n y I n f o < / V A T R e g N o _ C o m p a n y I n f o > + 
+             < V A T R e g N o _ C o m p a n y I n f o C a p t i o n   E l e m e n t T y p e = " C o l u m n "   E l e m e n t I d = " 1 1 9 3 2 7 6 3 7 5 "   D a t a T y p e = " L a b e l " > V A T R e g N o _ C o m p a n y I n f o C a p t i o n < / V A T R e g N o _ C o m p a n y I n f o C a p t i o n > + 
+             < C u r r e n c y L o o p   E l e m e n t T y p e = " D a t a I t e m "   E l e m e n t I d = " 1 3 0 4 5 2 2 1 9 8 " > + 
+                 < T o t a l _ C a p t i o n 2   E l e m e n t T y p e = " C o l u m n "   E l e m e n t I d = " 1 9 9 1 3 0 2 6 0 "   D a t a T y p e = " L a b e l " > T o t a l _ C a p t i o n 2 < / T o t a l _ C a p t i o n 2 > + 
+                 < C u s t L e d g E n t r y H d r   E l e m e n t T y p e = " D a t a I t e m "   E l e m e n t I d = " 9 4 2 7 0 7 9 3 2 " > + 
+                     < C u r r e n c y 2 C o d e _ C u s t L e d g E n t r y H d r   E l e m e n t T y p e = " C o l u m n "   E l e m e n t I d = " 1 3 4 9 2 7 9 6 1 1 "   D a t a T y p e = " S t r i n g " > C u r r e n c y 2 C o d e _ C u s t L e d g E n t r y H d r < / C u r r e n c y 2 C o d e _ C u s t L e d g E n t r y H d r > + 
+                     < C u r r e n c y C o d e 3   E l e m e n t T y p e = " C o l u m n "   E l e m e n t I d = " 6 1 8 1 4 2 9 0 8 "   D a t a T y p e = " C o d e " > C u r r e n c y C o d e 3 < / C u r r e n c y C o d e 3 > + 
+                     < C u s t B a l a n c e _ C u s t L e d g E n t r y H d r   E l e m e n t T y p e = " C o l u m n "   E l e m e n t I d = " 4 9 7 1 9 1 3 5 6 "   D a t a T y p e = " D e c i m a l " > C u s t B a l a n c e _ C u s t L e d g E n t r y H d r < / C u s t B a l a n c e _ C u s t L e d g E n t r y H d r > + 
+                     < D t l d C u s t L e d g E n t r y T y p e   E l e m e n t T y p e = " C o l u m n "   E l e m e n t I d = " 8 9 2 0 6 7 4 8 6 "   D a t a T y p e = " S t r i n g " > D t l d C u s t L e d g E n t r y T y p e < / D t l d C u s t L e d g E n t r y T y p e > + 
+                     < E n t r i e s E x i s t s   E l e m e n t T y p e = " C o l u m n "   E l e m e n t I d = " 1 8 9 9 2 2 0 4 1 "   D a t a T y p e = " B o o l e a n " > E n t r i e s E x i s t s < / E n t r i e s E x i s t s > + 
+                     < I s N e w C u s t C u r r e n c y G r o u p   E l e m e n t T y p e = " C o l u m n "   E l e m e n t I d = " 1 1 6 2 5 3 5 5 3 8 "   D a t a T y p e = " B o o l e a n " > I s N e w C u s t C u r r e n c y G r o u p < / I s N e w C u s t C u r r e n c y G r o u p > + 
+                     < P r i n t L i n e   E l e m e n t T y p e = " C o l u m n "   E l e m e n t I d = " 5 9 8 4 7 9 9 9 0 "   D a t a T y p e = " B o o l e a n " > P r i n t L i n e < / P r i n t L i n e > + 
+                     < S t a r t B a l a n c e   E l e m e n t T y p e = " C o l u m n "   E l e m e n t I d = " 3 2 9 4 8 3 5 7 9 "   D a t a T y p e = " D e c i m a l " > S t a r t B a l a n c e < / S t a r t B a l a n c e > + 
+                     < D t l d C u s t L e d g E n t r i e s   E l e m e n t T y p e = " D a t a I t e m "   E l e m e n t I d = " 1 1 1 1 4 6 3 1 7 2 " > + 
+                         < A m t _ D t l d C u s t L e d g E n t r i e s   E l e m e n t T y p e = " C o l u m n "   E l e m e n t I d = " 8 9 7 9 8 5 1 7 9 "   D a t a T y p e = " D e c i m a l " > A m t _ D t l d C u s t L e d g E n t r i e s < / A m t _ D t l d C u s t L e d g E n t r i e s > + 
+                         < C u r r C o d e _ D t l d C u s t L e d g E n t r i e s   E l e m e n t T y p e = " C o l u m n "   E l e m e n t I d = " 3 2 7 0 9 9 9 8 4 "   D a t a T y p e = " C o d e " > C u r r C o d e _ D t l d C u s t L e d g E n t r i e s < / C u r r C o d e _ D t l d C u s t L e d g E n t r i e s > + 
+                         < C u r r e n c y 2 C o d e   E l e m e n t T y p e = " C o l u m n "   E l e m e n t I d = " 4 6 5 9 9 3 8 2 7 "   D a t a T y p e = " C o d e " > C u r r e n c y 2 C o d e < / C u r r e n c y 2 C o d e > + 
+                         < C u s t B a l a n c e   E l e m e n t T y p e = " C o l u m n "   E l e m e n t I d = " 1 4 1 3 7 0 1 5 0 2 "   D a t a T y p e = " D e c i m a l " > C u s t B a l a n c e < / C u s t B a l a n c e > + 
+                         < D e s c r i p t i o n   E l e m e n t T y p e = " C o l u m n "   E l e m e n t I d = " 1 3 1 4 3 5 1 3 0 7 "   D a t a T y p e = " T e x t " > D e s c r i p t i o n < / D e s c r i p t i o n > + 
+                         < D o c N o _ D t l d C u s t L e d g E n t r i e s   E l e m e n t T y p e = " C o l u m n "   E l e m e n t I d = " 2 2 4 2 9 8 6 5 4 "   D a t a T y p e = " C o d e " > D o c N o _ D t l d C u s t L e d g E n t r i e s < / D o c N o _ D t l d C u s t L e d g E n t r i e s > + 
+                         < D u e D a t e _ D t l d C u s t L e d g E n t r i e s   E l e m e n t T y p e = " C o l u m n "   E l e m e n t I d = " 1 4 1 7 8 6 1 6 0 3 "   D a t a T y p e = " S t r i n g " > D u e D a t e _ D t l d C u s t L e d g E n t r i e s < / D u e D a t e _ D t l d C u s t L e d g E n t r i e s > + 
+                         < P o s t D a t e _ D t l d C u s t L e d g E n t r i e s   E l e m e n t T y p e = " C o l u m n "   E l e m e n t I d = " 1 6 8 8 2 9 9 9 1 3 "   D a t a T y p e = " S t r i n g " > P o s t D a t e _ D t l d C u s t L e d g E n t r i e s < / P o s t D a t e _ D t l d C u s t L e d g E n t r i e s > + 
+                         < R e m a i n A m t _ D t l d C u s t L e d g E n t r i e s   E l e m e n t T y p e = " C o l u m n "   E l e m e n t I d = " 1 4 5 7 2 4 8 8 2 5 "   D a t a T y p e = " D e c i m a l " > R e m a i n A m t _ D t l d C u s t L e d g E n t r i e s < / R e m a i n A m t _ D t l d C u s t L e d g E n t r i e s > + 
+                         < Y o u r R e f e r e n c e _ D t l d C u s t L e d g E n t r i e s   E l e m e n t T y p e = " C o l u m n "   E l e m e n t I d = " 6 7 5 1 3 6 1 6 7 "   D a t a T y p e = " T e x t " > Y o u r R e f e r e n c e _ D t l d C u s t L e d g E n t r i e s < / Y o u r R e f e r e n c e _ D t l d C u s t L e d g E n t r i e s > + 
+                     < / D t l d C u s t L e d g E n t r i e s > + 
+                 < / C u s t L e d g E n t r y H d r > + 
+                 < C u s t L e d g E n t r y F o o t e r   E l e m e n t T y p e = " D a t a I t e m "   E l e m e n t I d = " 9 2 5 1 1 8 7 3 5 " > + 
+                     < C F S T o t a l T a x   E l e m e n t T y p e = " C o l u m n "   E l e m e n t I d = " 1 3 5 3 9 8 2 9 3 2 "   D a t a T y p e = " S t r i n g " > C F S T o t a l T a x < / C F S T o t a l T a x > + 
+                     < C u r r e n c y C o d e 3 _ C u s t L e d g E n t r y F o o t e r   E l e m e n t T y p e = " C o l u m n "   E l e m e n t I d = " 1 7 6 5 6 9 2 8 1 "   D a t a T y p e = " C o d e " > C u r r e n c y C o d e 3 _ C u s t L e d g E n t r y F o o t e r < / C u r r e n c y C o d e 3 _ C u s t L e d g E n t r y F o o t e r > + 
+                     < C u s t B a l a n c e _ C u s t L e d g E n t r y H d r F o o t e r   E l e m e n t T y p e = " C o l u m n "   E l e m e n t I d = " 1 3 6 7 2 1 4 5 9 3 "   D a t a T y p e = " D e c i m a l " > C u s t B a l a n c e _ C u s t L e d g E n t r y H d r F o o t e r < / C u s t B a l a n c e _ C u s t L e d g E n t r y H d r F o o t e r > + 
+                     < E n t r i e s E x i s t s l _ C u s t L e d g E n t r y F o o t e r C a p t i o n   E l e m e n t T y p e = " C o l u m n "   E l e m e n t I d = " 1 1 7 7 0 6 9 2 3 2 "   D a t a T y p e = " B o o l e a n " > E n t r i e s E x i s t s l _ C u s t L e d g E n t r y F o o t e r C a p t i o n < / E n t r i e s E x i s t s l _ C u s t L e d g E n t r y F o o t e r C a p t i o n > + 
+                     < T o t a l _ C a p t i o n   E l e m e n t T y p e = " C o l u m n "   E l e m e n t I d = " 6 1 1 5 9 7 6 3 4 "   D a t a T y p e = " L a b e l " > T o t a l _ C a p t i o n < / T o t a l _ C a p t i o n > + 
+                 < / C u s t L e d g E n t r y F o o t e r > + 
+                 < O v e r d u e V i s i b l e   E l e m e n t T y p e = " D a t a I t e m "   E l e m e n t I d = " 1 4 2 6 6 4 4 0 8 7 " > + 
+                     < C u r r e n c y C o d e 3 _ C u s t L e d g E n t r y 2   E l e m e n t T y p e = " C o l u m n "   E l e m e n t I d = " 1 4 9 4 2 9 8 6 2 2 "   D a t a T y p e = " C o d e " > C u r r e n c y C o d e 3 _ C u s t L e d g E n t r y 2 < / C u r r e n c y C o d e 3 _ C u s t L e d g E n t r y 2 > + 
+                     < D e s c _ C u s t L e d g E n t r y 2 C a p t i o n 2   E l e m e n t T y p e = " C o l u m n "   E l e m e n t I d = " 1 9 5 4 6 4 5 1 6 2 "   D a t a T y p e = " S t r i n g " > D e s c _ C u s t L e d g E n t r y 2 C a p t i o n 2 < / D e s c _ C u s t L e d g E n t r y 2 C a p t i o n 2 > + 
+                     < D o c N o _ D t l d C u s t L e d g E n t r i e s C a p t i o n 2   E l e m e n t T y p e = " C o l u m n "   E l e m e n t I d = " 1 0 9 6 5 7 7 3 7 8 "   D a t a T y p e = " S t r i n g " > D o c N o _ D t l d C u s t L e d g E n t r i e s C a p t i o n 2 < / D o c N o _ D t l d C u s t L e d g E n t r i e s C a p t i o n 2 > + 
+                     < D u e D a t e _ C u s t L e d g E n t r y 2 C a p t i o n 2   E l e m e n t T y p e = " C o l u m n "   E l e m e n t I d = " 9 0 1 1 8 8 6 8 5 "   D a t a T y p e = " L a b e l " > D u e D a t e _ C u s t L e d g E n t r y 2 C a p t i o n 2 < / D u e D a t e _ C u s t L e d g E n t r y 2 C a p t i o n 2 > + 
+                     < O r i g i n a l A m t _ C u s t L e d g E n t r y 2 C a p t i o n 2   E l e m e n t T y p e = " C o l u m n "   E l e m e n t I d = " 1 6 4 9 8 2 3 4 6 6 "   D a t a T y p e = " S t r i n g " > O r i g i n a l A m t _ C u s t L e d g E n t r y 2 C a p t i o n 2 < / O r i g i n a l A m t _ C u s t L e d g E n t r y 2 C a p t i o n 2 > + 
+                     < O v e r D u e E n t r i e s   E l e m e n t T y p e = " C o l u m n "   E l e m e n t I d = " 2 3 9 2 5 5 2 1 3 "   D a t a T y p e = " S t r i n g " > O v e r D u e E n t r i e s < / O v e r D u e E n t r i e s > + 
+                     < P o s t D a t e _ D t l d C u s t L e d g E n t r i e s C a p t i o n 2   E l e m e n t T y p e = " C o l u m n "   E l e m e n t I d = " 7 1 5 0 7 2 1 9 7 "   D a t a T y p e = " L a b e l " > P o s t D a t e _ D t l d C u s t L e d g E n t r i e s C a p t i o n 2 < / P o s t D a t e _ D t l d C u s t L e d g E n t r i e s C a p t i o n 2 > + 
+                     < R e m a i n A m t C u s t L e d g E n t r y 2 C a p t i o n 2   E l e m e n t T y p e = " C o l u m n "   E l e m e n t I d = " 5 0 5 0 3 3 9 6 0 "   D a t a T y p e = " S t r i n g " > R e m a i n A m t C u s t L e d g E n t r y 2 C a p t i o n 2 < / R e m a i n A m t C u s t L e d g E n t r y 2 C a p t i o n 2 > + 
+                     < T o t a l _ C a p t i o n 3   E l e m e n t T y p e = " C o l u m n "   E l e m e n t I d = " 4 3 8 5 6 6 3 5 7 "   D a t a T y p e = " L a b e l " > T o t a l _ C a p t i o n 3 < / T o t a l _ C a p t i o n 3 > + 
+                     < C u s t L e d g E n t r y 2   E l e m e n t T y p e = " D a t a I t e m "   E l e m e n t I d = " 1 3 7 2 6 3 7 0 0 8 " > + 
+                         < C u r r C o d e _ C u s t L e d g E n t r y 2   E l e m e n t T y p e = " C o l u m n "   E l e m e n t I d = " 1 5 8 9 5 4 6 2 6 8 "   D a t a T y p e = " C o d e " > C u r r C o d e _ C u s t L e d g E n t r y 2 < / C u r r C o d e _ C u s t L e d g E n t r y 2 > + 
+                         < C u r r e n c y 2 C o d e _ C u s t L e d g E n t r y 2   E l e m e n t T y p e = " C o l u m n "   E l e m e n t I d = " 1 4 2 6 8 6 9 3 0 3 "   D a t a T y p e = " C o d e " > C u r r e n c y 2 C o d e _ C u s t L e d g E n t r y 2 < / C u r r e n c y 2 C o d e _ C u s t L e d g E n t r y 2 > + 
+                         < C u s t N o _ C u s t L e d g E n t r y 2   E l e m e n t T y p e = " C o l u m n "   E l e m e n t I d = " 1 3 5 3 0 8 9 7 4 5 "   D a t a T y p e = " C o d e " > C u s t N o _ C u s t L e d g E n t r y 2 < / C u s t N o _ C u s t L e d g E n t r y 2 > + 
+                         < D e s c _ C u s t L e d g E n t r y 2   E l e m e n t T y p e = " C o l u m n "   E l e m e n t I d = " 4 0 4 4 4 3 7 9 8 "   D a t a T y p e = " T e x t " > D e s c _ C u s t L e d g E n t r y 2 < / D e s c _ C u s t L e d g E n t r y 2 > + 
+                         < D o c N o _ C u s t L e d g E n t r y 2   E l e m e n t T y p e = " C o l u m n "   E l e m e n t I d = " 5 1 0 9 1 4 9 4 "   D a t a T y p e = " C o d e " > D o c N o _ C u s t L e d g E n t r y 2 < / D o c N o _ C u s t L e d g E n t r y 2 > + 
+                         < D u e D a t e _ C u s t L e d g E n t r y 2   E l e m e n t T y p e = " C o l u m n "   E l e m e n t I d = " 1 6 3 5 3 6 3 6 4 7 "   D a t a T y p e = " S t r i n g " > D u e D a t e _ C u s t L e d g E n t r y 2 < / D u e D a t e _ C u s t L e d g E n t r y 2 > + 
+                         < O r i g i n a l A m t _ C u s t L e d g E n t r y 2   E l e m e n t T y p e = " C o l u m n "   E l e m e n t I d = " 6 5 4 0 4 5 0 9 8 "   D a t a T y p e = " D e c i m a l " > O r i g i n a l A m t _ C u s t L e d g E n t r y 2 < / O r i g i n a l A m t _ C u s t L e d g E n t r y 2 > + 
+                         < P o s t D a t e _ C u s t L e d g E n t r y 2   E l e m e n t T y p e = " C o l u m n "   E l e m e n t I d = " 1 8 1 7 1 9 2 0 4 3 "   D a t a T y p e = " S t r i n g " > P o s t D a t e _ C u s t L e d g E n t r y 2 < / P o s t D a t e _ C u s t L e d g E n t r y 2 > + 
+                         < P r i n t E n t r i e s D u e   E l e m e n t T y p e = " C o l u m n "   E l e m e n t I d = " 6 9 3 7 0 0 1 2 6 "   D a t a T y p e = " B o o l e a n " > P r i n t E n t r i e s D u e < / P r i n t E n t r i e s D u e > + 
+                         < R e m a i n A m t _ C u s t L e d g E n t r y 2   E l e m e n t T y p e = " C o l u m n "   E l e m e n t I d = " 7 5 6 3 4 5 4 1 3 "   D a t a T y p e = " D e c i m a l " > R e m a i n A m t _ C u s t L e d g E n t r y 2 < / R e m a i n A m t _ C u s t L e d g E n t r y 2 > + 
+                         < Y o u r R e f e r e n c e _ C u s t L e d g E n t r y 2   E l e m e n t T y p e = " C o l u m n "   E l e m e n t I d = " 2 0 5 5 4 0 4 3 9 5 "   D a t a T y p e = " T e x t " > Y o u r R e f e r e n c e _ C u s t L e d g E n t r y 2 < / Y o u r R e f e r e n c e _ C u s t L e d g E n t r y 2 > + 
+                     < / C u s t L e d g E n t r y 2 > + 
+                     < O v e r d u e E n t r y F o o d e r   E l e m e n t T y p e = " D a t a I t e m "   E l e m e n t I d = " 1 6 5 9 2 3 5 9 3 4 " > + 
+                         < O v e r d u e B a l a n c e   E l e m e n t T y p e = " C o l u m n "   E l e m e n t I d = " 1 1 8 6 1 4 8 4 3 9 "   D a t a T y p e = " D e c i m a l " > O v e r d u e B a l a n c e < / O v e r d u e B a l a n c e > + 
+                     < / O v e r d u e E n t r y F o o d e r > + 
+                 < / O v e r d u e V i s i b l e > + 
+             < / C u r r e n c y L o o p > + 
+             < A g i n g B a n d V i s i b l e   E l e m e n t T y p e = " D a t a I t e m "   E l e m e n t I d = " 1 9 4 1 7 6 5 1 4 0 " > + 
+                 < A g i n g C u s t L e d g E n t r y   E l e m e n t T y p e = " D a t a I t e m "   E l e m e n t I d = " 7 0 4 1 6 5 1 3 2 "   / > + 
+                 < A g i n g B a n d L o o p   E l e m e n t T y p e = " D a t a I t e m "   E l e m e n t I d = " 1 5 2 9 3 9 4 0 2 2 " > + 
+                     < A g i n g B a n d B u f C o l 1 A m t   E l e m e n t T y p e = " C o l u m n "   E l e m e n t I d = " 1 9 4 8 7 4 9 4 5 4 "   D a t a T y p e = " D e c i m a l " > A g i n g B a n d B u f C o l 1 A m t < / A g i n g B a n d B u f C o l 1 A m t > + 
+                     < A g i n g B a n d B u f C o l 2 A m t   E l e m e n t T y p e = " C o l u m n "   E l e m e n t I d = " 1 9 5 6 4 3 5 6 1 5 "   D a t a T y p e = " D e c i m a l " > A g i n g B a n d B u f C o l 2 A m t < / A g i n g B a n d B u f C o l 2 A m t > + 
+                     < A g i n g B a n d B u f C o l 3 A m t   E l e m e n t T y p e = " C o l u m n "   E l e m e n t I d = " 9 7 5 6 7 9 1 5 2 "   D a t a T y p e = " D e c i m a l " > A g i n g B a n d B u f C o l 3 A m t < / A g i n g B a n d B u f C o l 3 A m t > + 
+                     < A g i n g B a n d B u f C o l 4 A m t   E l e m e n t T y p e = " C o l u m n "   E l e m e n t I d = " 1 2 3 5 5 5 5 7 0 5 "   D a t a T y p e = " D e c i m a l " > A g i n g B a n d B u f C o l 4 A m t < / A g i n g B a n d B u f C o l 4 A m t > + 
+                     < A g i n g B a n d B u f C o l 5 A m t   E l e m e n t T y p e = " C o l u m n "   E l e m e n t I d = " 4 2 4 7 8 1 3 0 2 "   D a t a T y p e = " D e c i m a l " > A g i n g B a n d B u f C o l 5 A m t < / A g i n g B a n d B u f C o l 5 A m t > + 
+                     < A g i n g B a n d C u r r e n c y C o d e   E l e m e n t T y p e = " C o l u m n "   E l e m e n t I d = " 1 3 1 1 1 3 8 9 6 8 "   D a t a T y p e = " C o d e " > A g i n g B a n d C u r r e n c y C o d e < / A g i n g B a n d C u r r e n c y C o d e > + 
+                     < A g i n g B a n d E n d i n g D a t e   E l e m e n t T y p e = " C o l u m n "   E l e m e n t I d = " 1 3 9 0 8 7 6 8 7 "   D a t a T y p e = " S t r i n g " > A g i n g B a n d E n d i n g D a t e < / A g i n g B a n d E n d i n g D a t e > + 
+                     < A g i n g D a t e 1   E l e m e n t T y p e = " C o l u m n "   E l e m e n t I d = " 4 7 9 6 0 6 2 6 6 "   D a t a T y p e = " S t r i n g " > A g i n g D a t e 1 < / A g i n g D a t e 1 > + 
+                     < A g i n g D a t e 2   E l e m e n t T y p e = " C o l u m n "   E l e m e n t I d = " 1 1 1 7 3 0 2 8 8 3 "   D a t a T y p e = " S t r i n g " > A g i n g D a t e 2 < / A g i n g D a t e 2 > + 
+                     < A g i n g D a t e 2 1   E l e m e n t T y p e = " C o l u m n "   E l e m e n t I d = " 3 1 3 5 0 1 0 6 8 "   D a t a T y p e = " S t r i n g " > A g i n g D a t e 2 1 < / A g i n g D a t e 2 1 > + 
+                     < A g i n g D a t e 3   E l e m e n t T y p e = " C o l u m n "   E l e m e n t I d = " 1 7 5 4 9 9 9 5 0 0 "   D a t a T y p e = " S t r i n g " > A g i n g D a t e 3 < / A g i n g D a t e 3 > + 
+                     < A g i n g D a t e 3 1   E l e m e n t T y p e = " C o l u m n "   E l e m e n t I d = " 1 9 1 4 0 6 0 5 3 1 "   D a t a T y p e = " S t r i n g " > A g i n g D a t e 3 1 < / A g i n g D a t e 3 1 > + 
+                     < A g i n g D a t e 4   E l e m e n t T y p e = " C o l u m n "   E l e m e n t I d = " 1 9 0 2 2 7 1 1 7 9 "   D a t a T y p e = " S t r i n g " > A g i n g D a t e 4 < / A g i n g D a t e 4 > + 
+                     < A g i n g D a t e 4 1   E l e m e n t T y p e = " C o l u m n "   E l e m e n t I d = " 8 4 9 7 6 9 6 1 0 "   D a t a T y p e = " S t r i n g " > A g i n g D a t e 4 1 < / A g i n g D a t e 4 1 > + 
+                     < A g i n g D a t e 5   E l e m e n t T y p e = " C o l u m n "   E l e m e n t I d = " 1 2 6 4 5 7 4 5 6 2 "   D a t a T y p e = " S t r i n g " > A g i n g D a t e 5 < / A g i n g D a t e 5 > + 
+                     < A g i n g D a t e H e a d e r 1   E l e m e n t T y p e = " C o l u m n "   E l e m e n t I d = " 2 8 6 3 5 0 7 5 9 "   D a t a T y p e = " T e x t " > A g i n g D a t e H e a d e r 1 < / A g i n g D a t e H e a d e r 1 > + 
+                     < A g i n g D a t e H e a d e r 2   E l e m e n t T y p e = " C o l u m n "   E l e m e n t I d = " 3 5 1 3 4 5 8 5 8 "   D a t a T y p e = " T e x t " > A g i n g D a t e H e a d e r 2 < / A g i n g D a t e H e a d e r 2 > + 
+                     < A g i n g D a t e H e a d e r 3   E l e m e n t T y p e = " C o l u m n "   E l e m e n t I d = " 9 8 9 0 4 2 4 7 5 "   D a t a T y p e = " T e x t " > A g i n g D a t e H e a d e r 3 < / A g i n g D a t e H e a d e r 3 > + 
+                     < A g i n g D a t e H e a d e r 4   E l e m e n t T y p e = " C o l u m n "   E l e m e n t I d = " 1 6 2 6 7 3 9 0 9 2 "   D a t a T y p e = " T e x t " > A g i n g D a t e H e a d e r 4 < / A g i n g D a t e H e a d e r 4 > + 
+                     < b e f o r e C a p t i o n   E l e m e n t T y p e = " C o l u m n "   E l e m e n t I d = " 1 0 1 3 0 1 9 7 1 8 "   D a t a T y p e = " L a b e l " > b e f o r e C a p t i o n < / b e f o r e C a p t i o n > + 
+                 < / A g i n g B a n d L o o p > + 
+             < / A g i n g B a n d V i s i b l e > + 
+         < / I n t e g e r > + 
+         < L e t t e r T e x t   E l e m e n t T y p e = " D a t a I t e m "   E l e m e n t I d = " 1 5 1 0 3 5 3 8 3 4 " > + 
+             < B o d y T e x t   E l e m e n t T y p e = " C o l u m n "   E l e m e n t I d = " 1 4 9 7 5 9 8 0 8 "   D a t a T y p e = " L a b e l " > B o d y T e x t < / B o d y T e x t > + 
+             < C l o s i n g T e x t   E l e m e n t T y p e = " C o l u m n "   E l e m e n t I d = " 5 1 2 1 3 5 9 0 9 "   D a t a T y p e = " L a b e l " > C l o s i n g T e x t < / C l o s i n g T e x t > + 
+             < G r e e t i n g T e x t   E l e m e n t T y p e = " C o l u m n "   E l e m e n t I d = " 1 1 7 5 2 7 9 2 8 9 "   D a t a T y p e = " L a b e l " > G r e e t i n g T e x t < / G r e e t i n g T e x t > + 
+         < / L e t t e r T e x t > + 
+     < / C u s t o m e r > + 
+ < / N a v W o r d R e p o r t X m l P a r t > 
+</file>
+
+<file path=customXml/item3.xml><?xml version="1.0" encoding="utf-8"?>
 <b:Sources xmlns:b="http://schemas.openxmlformats.org/officeDocument/2006/bibliography" xmlns="http://schemas.openxmlformats.org/officeDocument/2006/bibliography" SelectedStyle="\apasixtheditionofficeonline.xsl" StyleName="APA" Version="6"/>
 </file>
 
-<file path=customXml/item2.xml>��< ? x m l   v e r s i o n = " 1 . 0 "   e n c o d i n g = " u t f - 1 6 " ? > - 
- < N a v W o r d R e p o r t X m l P a r t   x m l n s = " u r n : m i c r o s o f t - d y n a m i c s - n a v / r e p o r t s / S t a n d a r d _ S t a t e m e n t / 1 3 1 6 / " > - 
-     < B C R e p o r t I n f o r m a t i o n > - 
-         < R e p o r t M e t a d a t a > - 
-             < E x t e n s i o n I d > E x t e n s i o n   I D < / E x t e n s i o n I d > - 
-             < E x t e n s i o n N a m e > E x t e n s i o n   N a m e < / E x t e n s i o n N a m e > - 
-             < E x t e n s i o n P u b l i s h e r > E x t e n s i o n   P u b l i s h e r < / E x t e n s i o n P u b l i s h e r > - 
-             < E x t e n s i o n V e r s i o n > E x t e n s i o n   V e r s i o n < / E x t e n s i o n V e r s i o n > - 
-             < R e p o r t I d > R e p o r t   I D < / R e p o r t I d > - 
-             < R e p o r t N a m e > R e p o r t   N a m e < / R e p o r t N a m e > - 
-             < A b o u t T h i s R e p o r t T i t l e > A b o u t   T h i s   R e p o r t   T i t l e < / A b o u t T h i s R e p o r t T i t l e > - 
-             < A b o u t T h i s R e p o r t T e x t > A b o u t   T h i s   R e p o r t   T e x t < / A b o u t T h i s R e p o r t T e x t > - 
-             < R e p o r t H e l p L i n k > R e p o r t   H e l p   L i n k < / R e p o r t H e l p L i n k > - 
-         < / R e p o r t M e t a d a t a > - 
-         < R e p o r t R e q u e s t > - 
-             < T e n a n t E n t r a I d > T e n a n t   E n t r a   I d < / T e n a n t E n t r a I d > - 
-             < E n v i r o n m e n t N a m e > E n v i r o n m e n t   N a m e < / E n v i r o n m e n t N a m e > - 
-             < E n v i r o n m e n t T y p e > E n v i r o n m e n t   T y p e < / E n v i r o n m e n t T y p e > - 
-             < C o m p a n y N a m e > C o m p a n y   N a m e < / C o m p a n y N a m e > - 
-             < C o m p a n y D i s p l a y N a m e > C o m p a n y   D i s p l a y   N a m e < / C o m p a n y D i s p l a y N a m e > - 
-             < C o m p a n y I d > C o m p a n y   I D < / C o m p a n y I d > - 
-             < U s e r N a m e > U s e r   N a m e < / U s e r N a m e > - 
-             < D a t e A n d T i m e > D a t e   a n d   T i m e < / D a t e A n d T i m e > - 
-             < L a n g u a g e > L a n g u a g e < / L a n g u a g e > - 
-             < F o r m a t R e g i o n > F o r m a t   R e g i o n < / F o r m a t R e g i o n > - 
-             < D a t e T i m e V a l u e s > - 
-                 < Y e a r > Y e a r < / Y e a r > - 
-                 < M o n t h N u m b e r > M o n t h   N u m b e r < / M o n t h N u m b e r > - 
-                 < D a y N u m b e r > D a y   N u m b e r < / D a y N u m b e r > - 
-                 < H o u r > H o u r < / H o u r > - 
-                 < M i n u t e > M i n u t e < / M i n u t e > - 
-             < / D a t e T i m e V a l u e s > - 
-         < / R e p o r t R e q u e s t > - 
-     < / B C R e p o r t I n f o r m a t i o n > - 
-     < C u s t o m e r > - 
-         < C F S C u s t A d d r e s s 1 > C F S C u s t A d d r e s s 1 < / C F S C u s t A d d r e s s 1 > - 
-         < C F S C u s t A d d r e s s 2 > C F S C u s t A d d r e s s 2 < / C F S C u s t A d d r e s s 2 > - 
-         < C F S C u s t A d d r e s s 3 > C F S C u s t A d d r e s s 3 < / C F S C u s t A d d r e s s 3 > - 
-         < C F S C u s t A d d r e s s 4 > C F S C u s t A d d r e s s 4 < / C F S C u s t A d d r e s s 4 > - 
-         < C F S C u s t A d d r e s s 5 > C F S C u s t A d d r e s s 5 < / C F S C u s t A d d r e s s 5 > - 
-         < C F S C u s t A d d r e s s 6 > C F S C u s t A d d r e s s 6 < / C F S C u s t A d d r e s s 6 > - 
-         < C F S C u s t A d d r e s s 7 > C F S C u s t A d d r e s s 7 < / C F S C u s t A d d r e s s 7 > - 
-         < C F S C u s t A d d r e s s 8 > C F S C u s t A d d r e s s 8 < / C F S C u s t A d d r e s s 8 > - 
-         < N o _ C u s t > N o _ C u s t < / N o _ C u s t > - 
-         < I n t e g e r > - 
-             < B a n k A c c N o _ C o m p a n y I n f o > B a n k A c c N o _ C o m p a n y I n f o < / B a n k A c c N o _ C o m p a n y I n f o > - 
-             < B a n k A c c N o _ C o m p a n y I n f o C a p t i o n > B a n k A c c N o _ C o m p a n y I n f o C a p t i o n < / B a n k A c c N o _ C o m p a n y I n f o C a p t i o n > - 
-             < B a n k N a m e _ C o m p a n y I n f o > B a n k N a m e _ C o m p a n y I n f o < / B a n k N a m e _ C o m p a n y I n f o > - 
-             < B a n k N a m e _ C o m p a n y I n f o C a p t i o n > B a n k N a m e _ C o m p a n y I n f o C a p t i o n < / B a n k N a m e _ C o m p a n y I n f o C a p t i o n > - 
-             < C o m p a n y A d d r 1 > C o m p a n y A d d r 1 < / C o m p a n y A d d r 1 > - 
-             < C o m p a n y A d d r 2 > C o m p a n y A d d r 2 < / C o m p a n y A d d r 2 > - 
-             < C o m p a n y A d d r 3 > C o m p a n y A d d r 3 < / C o m p a n y A d d r 3 > - 
-             < C o m p a n y A d d r 4 > C o m p a n y A d d r 4 < / C o m p a n y A d d r 4 > - 
-             < C o m p a n y A d d r 5 > C o m p a n y A d d r 5 < / C o m p a n y A d d r 5 > - 
-             < C o m p a n y A d d r 6 > C o m p a n y A d d r 6 < / C o m p a n y A d d r 6 > - 
-             < C o m p a n y A d d r 7 > C o m p a n y A d d r 7 < / C o m p a n y A d d r 7 > - 
-             < C o m p a n y A d d r 8 > C o m p a n y A d d r 8 < / C o m p a n y A d d r 8 > - 
-             < C o m p a n y I n f o 1 P i c t u r e   / > - 
-             < C o m p a n y I n f o 2 P i c t u r e   / > - 
-             < C o m p a n y I n f o 3 P i c t u r e   / > - 
-             < C o m p a n y I n f o E m a i l > C o m p a n y I n f o E m a i l < / C o m p a n y I n f o E m a i l > - 
-             < C o m p a n y I n f o E m a i l C a p t i o n > C o m p a n y I n f o E m a i l C a p t i o n < / C o m p a n y I n f o E m a i l C a p t i o n > - 
-             < C o m p a n y I n f o H o m e P a g e > C o m p a n y I n f o H o m e P a g e < / C o m p a n y I n f o H o m e P a g e > - 
-             < C o m p a n y I n f o H o m e p a g e C a p t i o n > C o m p a n y I n f o H o m e p a g e C a p t i o n < / C o m p a n y I n f o H o m e p a g e C a p t i o n > - 
-             < C o m p a n y L e g a l O f f i c e > C o m p a n y L e g a l O f f i c e < / C o m p a n y L e g a l O f f i c e > - 
-             < C o m p a n y L e g a l O f f i c e _ L b l > C o m p a n y L e g a l O f f i c e _ L b l < / C o m p a n y L e g a l O f f i c e _ L b l > - 
-             < C o m p a n y P i c t u r e   / > - 
-             < C u r r R e p o r t P a g e N o C a p t i o n > C u r r R e p o r t P a g e N o C a p t i o n < / C u r r R e p o r t P a g e N o C a p t i o n > - 
-             < C u s t A d d r 1 > C u s t A d d r 1 < / C u s t A d d r 1 > - 
-             < C u s t A d d r 2 > C u s t A d d r 2 < / C u s t A d d r 2 > - 
-             < C u s t A d d r 3 > C u s t A d d r 3 < / C u s t A d d r 3 > - 
-             < C u s t A d d r 4 > C u s t A d d r 4 < / C u s t A d d r 4 > - 
-             < C u s t A d d r 5 > C u s t A d d r 5 < / C u s t A d d r 5 > - 
-             < C u s t A d d r 6 > C u s t A d d r 6 < / C u s t A d d r 6 > - 
-             < C u s t A d d r 7 > C u s t A d d r 7 < / C u s t A d d r 7 > - 
-             < C u s t A d d r 8 > C u s t A d d r 8 < / C u s t A d d r 8 > - 
-             < C u s t B a l a n c e C a p t i o n > C u s t B a l a n c e C a p t i o n < / C u s t B a l a n c e C a p t i o n > - 
-             < D e s c _ C u s t L e d g E n t r y 2 C a p t i o n > D e s c _ C u s t L e d g E n t r y 2 C a p t i o n < / D e s c _ C u s t L e d g E n t r y 2 C a p t i o n > - 
-             < D o c D a t e C a p t i o n > D o c D a t e C a p t i o n < / D o c D a t e C a p t i o n > - 
-             < D o c N o _ D t l d C u s t L e d g E n t r i e s C a p t i o n > D o c N o _ D t l d C u s t L e d g E n t r i e s C a p t i o n < / D o c N o _ D t l d C u s t L e d g E n t r i e s C a p t i o n > - 
-             < D u e D a t e _ C u s t L e d g E n t r y 2 C a p t i o n > D u e D a t e _ C u s t L e d g E n t r y 2 C a p t i o n < / D u e D a t e _ C u s t L e d g E n t r y 2 C a p t i o n > - 
-             < E n d D a t e > E n d D a t e < / E n d D a t e > - 
-             < E n d D a t e C a p t i o n > E n d D a t e C a p t i o n < / E n d D a t e C a p t i o n > - 
-             < G i r o N o _ C o m p a n y I n f o > G i r o N o _ C o m p a n y I n f o < / G i r o N o _ C o m p a n y I n f o > - 
-             < G i r o N o _ C o m p a n y I n f o C a p t i o n > G i r o N o _ C o m p a n y I n f o C a p t i o n < / G i r o N o _ C o m p a n y I n f o C a p t i o n > - 
-             < L a s t S t a t m n t N o _ C u s t > L a s t S t a t m n t N o _ C u s t < / L a s t S t a t m n t N o _ C u s t > - 
-             < L a s t S t a t m n t N o _ C u s t C a p t i o n > L a s t S t a t m n t N o _ C u s t C a p t i o n < / L a s t S t a t m n t N o _ C u s t C a p t i o n > - 
-             < N o 1 _ C u s t > N o 1 _ C u s t < / N o 1 _ C u s t > - 
-             < N o 1 _ C u s t C a p t i o n > N o 1 _ C u s t C a p t i o n < / N o 1 _ C u s t C a p t i o n > - 
-             < O r i g i n a l A m t _ C u s t L e d g E n t r y 2 C a p t i o n > O r i g i n a l A m t _ C u s t L e d g E n t r y 2 C a p t i o n < / O r i g i n a l A m t _ C u s t L e d g E n t r y 2 C a p t i o n > - 
-             < P h o n e N o _ C o m p a n y I n f o > P h o n e N o _ C o m p a n y I n f o < / P h o n e N o _ C o m p a n y I n f o > - 
-             < P h o n e N o _ C o m p a n y I n f o C a p t i o n > P h o n e N o _ C o m p a n y I n f o C a p t i o n < / P h o n e N o _ C o m p a n y I n f o C a p t i o n > - 
-             < P o s t D a t e _ D t l d C u s t L e d g E n t r i e s C a p t i o n > P o s t D a t e _ D t l d C u s t L e d g E n t r i e s C a p t i o n < / P o s t D a t e _ D t l d C u s t L e d g E n t r i e s C a p t i o n > - 
-             < R e m a i n A m t C u s t L e d g E n t r y 2 C a p t i o n > R e m a i n A m t C u s t L e d g E n t r y 2 C a p t i o n < / R e m a i n A m t C u s t L e d g E n t r y 2 C a p t i o n > - 
-             < S t a r t D a t e > S t a r t D a t e < / S t a r t D a t e > - 
-             < S t a r t D a t e C a p t i o n > S t a r t D a t e C a p t i o n < / S t a r t D a t e C a p t i o n > - 
-             < S t a t e m e n t C a p t i o n > S t a t e m e n t C a p t i o n < / S t a t e m e n t C a p t i o n > - 
-             < T o d a y F o r m a t t e d > T o d a y F o r m a t t e d < / T o d a y F o r m a t t e d > - 
-             < V A T R e g N o _ C o m p a n y I n f o > V A T R e g N o _ C o m p a n y I n f o < / V A T R e g N o _ C o m p a n y I n f o > - 
-             < V A T R e g N o _ C o m p a n y I n f o C a p t i o n > V A T R e g N o _ C o m p a n y I n f o C a p t i o n < / V A T R e g N o _ C o m p a n y I n f o C a p t i o n > - 
-             < C u r r e n c y L o o p > - 
-                 < T o t a l _ C a p t i o n 2 > T o t a l _ C a p t i o n 2 < / T o t a l _ C a p t i o n 2 > - 
-                 < C u s t L e d g E n t r y H d r > - 
-                     < C u r r e n c y 2 C o d e _ C u s t L e d g E n t r y H d r > C u r r e n c y 2 C o d e _ C u s t L e d g E n t r y H d r < / C u r r e n c y 2 C o d e _ C u s t L e d g E n t r y H d r > - 
-                     < C u r r e n c y C o d e 3 > C u r r e n c y C o d e 3 < / C u r r e n c y C o d e 3 > - 
-                     < C u s t B a l a n c e _ C u s t L e d g E n t r y H d r > C u s t B a l a n c e _ C u s t L e d g E n t r y H d r < / C u s t B a l a n c e _ C u s t L e d g E n t r y H d r > - 
-                     < D t l d C u s t L e d g E n t r y T y p e > D t l d C u s t L e d g E n t r y T y p e < / D t l d C u s t L e d g E n t r y T y p e > - 
-                     < E n t r i e s E x i s t s > E n t r i e s E x i s t s < / E n t r i e s E x i s t s > - 
-                     < I s N e w C u s t C u r r e n c y G r o u p > I s N e w C u s t C u r r e n c y G r o u p < / I s N e w C u s t C u r r e n c y G r o u p > - 
-                     < P r i n t L i n e > P r i n t L i n e < / P r i n t L i n e > - 
-                     < S t a r t B a l a n c e > S t a r t B a l a n c e < / S t a r t B a l a n c e > - 
-                     < D t l d C u s t L e d g E n t r i e s > - 
-                         < A m t _ D t l d C u s t L e d g E n t r i e s > A m t _ D t l d C u s t L e d g E n t r i e s < / A m t _ D t l d C u s t L e d g E n t r i e s > - 
-                         < C u r r C o d e _ D t l d C u s t L e d g E n t r i e s > C u r r C o d e _ D t l d C u s t L e d g E n t r i e s < / C u r r C o d e _ D t l d C u s t L e d g E n t r i e s > - 
-                         < C u r r e n c y 2 C o d e > C u r r e n c y 2 C o d e < / C u r r e n c y 2 C o d e > - 
-                         < C u s t B a l a n c e > C u s t B a l a n c e < / C u s t B a l a n c e > - 
-                         < D e s c r i p t i o n > D e s c r i p t i o n < / D e s c r i p t i o n > - 
-                         < D o c N o _ D t l d C u s t L e d g E n t r i e s > D o c N o _ D t l d C u s t L e d g E n t r i e s < / D o c N o _ D t l d C u s t L e d g E n t r i e s > - 
-                         < D u e D a t e _ D t l d C u s t L e d g E n t r i e s > D u e D a t e _ D t l d C u s t L e d g E n t r i e s < / D u e D a t e _ D t l d C u s t L e d g E n t r i e s > - 
-                         < P o s t D a t e _ D t l d C u s t L e d g E n t r i e s > P o s t D a t e _ D t l d C u s t L e d g E n t r i e s < / P o s t D a t e _ D t l d C u s t L e d g E n t r i e s > - 
-                         < R e m a i n A m t _ D t l d C u s t L e d g E n t r i e s > R e m a i n A m t _ D t l d C u s t L e d g E n t r i e s < / R e m a i n A m t _ D t l d C u s t L e d g E n t r i e s > - 
-                         < Y o u r R e f e r e n c e _ D t l d C u s t L e d g E n t r i e s > Y o u r R e f e r e n c e _ D t l d C u s t L e d g E n t r i e s < / Y o u r R e f e r e n c e _ D t l d C u s t L e d g E n t r i e s > - 
-                     < / D t l d C u s t L e d g E n t r i e s > - 
-                 < / C u s t L e d g E n t r y H d r > - 
-                 < C u s t L e d g E n t r y F o o t e r > - 
-                     < C u r r e n c y C o d e 3 _ C u s t L e d g E n t r y F o o t e r > C u r r e n c y C o d e 3 _ C u s t L e d g E n t r y F o o t e r < / C u r r e n c y C o d e 3 _ C u s t L e d g E n t r y F o o t e r > - 
-                     < C u s t B a l a n c e _ C u s t L e d g E n t r y H d r F o o t e r > C u s t B a l a n c e _ C u s t L e d g E n t r y H d r F o o t e r < / C u s t B a l a n c e _ C u s t L e d g E n t r y H d r F o o t e r > - 
-                     < E n t r i e s E x i s t s l _ C u s t L e d g E n t r y F o o t e r C a p t i o n > E n t r i e s E x i s t s l _ C u s t L e d g E n t r y F o o t e r C a p t i o n < / E n t r i e s E x i s t s l _ C u s t L e d g E n t r y F o o t e r C a p t i o n > - 
-                     < T o t a l _ C a p t i o n > T o t a l _ C a p t i o n < / T o t a l _ C a p t i o n > - 
-                 < / C u s t L e d g E n t r y F o o t e r > - 
-                 < O v e r d u e V i s i b l e > - 
-                     < C u r r e n c y C o d e 3 _ C u s t L e d g E n t r y 2 > C u r r e n c y C o d e 3 _ C u s t L e d g E n t r y 2 < / C u r r e n c y C o d e 3 _ C u s t L e d g E n t r y 2 > - 
-                     < D e s c _ C u s t L e d g E n t r y 2 C a p t i o n 2 > D e s c _ C u s t L e d g E n t r y 2 C a p t i o n 2 < / D e s c _ C u s t L e d g E n t r y 2 C a p t i o n 2 > - 
-                     < D o c N o _ D t l d C u s t L e d g E n t r i e s C a p t i o n 2 > D o c N o _ D t l d C u s t L e d g E n t r i e s C a p t i o n 2 < / D o c N o _ D t l d C u s t L e d g E n t r i e s C a p t i o n 2 > - 
-                     < D u e D a t e _ C u s t L e d g E n t r y 2 C a p t i o n 2 > D u e D a t e _ C u s t L e d g E n t r y 2 C a p t i o n 2 < / D u e D a t e _ C u s t L e d g E n t r y 2 C a p t i o n 2 > - 
-                     < O r i g i n a l A m t _ C u s t L e d g E n t r y 2 C a p t i o n 2 > O r i g i n a l A m t _ C u s t L e d g E n t r y 2 C a p t i o n 2 < / O r i g i n a l A m t _ C u s t L e d g E n t r y 2 C a p t i o n 2 > - 
-                     < O v e r D u e E n t r i e s > O v e r D u e E n t r i e s < / O v e r D u e E n t r i e s > - 
-                     < P o s t D a t e _ D t l d C u s t L e d g E n t r i e s C a p t i o n 2 > P o s t D a t e _ D t l d C u s t L e d g E n t r i e s C a p t i o n 2 < / P o s t D a t e _ D t l d C u s t L e d g E n t r i e s C a p t i o n 2 > - 
-                     < R e m a i n A m t C u s t L e d g E n t r y 2 C a p t i o n 2 > R e m a i n A m t C u s t L e d g E n t r y 2 C a p t i o n 2 < / R e m a i n A m t C u s t L e d g E n t r y 2 C a p t i o n 2 > - 
-                     < T o t a l _ C a p t i o n 3 > T o t a l _ C a p t i o n 3 < / T o t a l _ C a p t i o n 3 > - 
-                     < C u s t L e d g E n t r y 2 > - 
-                         < C u r r C o d e _ C u s t L e d g E n t r y 2 > C u r r C o d e _ C u s t L e d g E n t r y 2 < / C u r r C o d e _ C u s t L e d g E n t r y 2 > - 
-                         < C u r r e n c y 2 C o d e _ C u s t L e d g E n t r y 2 > C u r r e n c y 2 C o d e _ C u s t L e d g E n t r y 2 < / C u r r e n c y 2 C o d e _ C u s t L e d g E n t r y 2 > - 
-                         < C u s t N o _ C u s t L e d g E n t r y 2 > C u s t N o _ C u s t L e d g E n t r y 2 < / C u s t N o _ C u s t L e d g E n t r y 2 > - 
-                         < D e s c _ C u s t L e d g E n t r y 2 > D e s c _ C u s t L e d g E n t r y 2 < / D e s c _ C u s t L e d g E n t r y 2 > - 
-                         < D o c N o _ C u s t L e d g E n t r y 2 > D o c N o _ C u s t L e d g E n t r y 2 < / D o c N o _ C u s t L e d g E n t r y 2 > - 
-                         < D u e D a t e _ C u s t L e d g E n t r y 2 > D u e D a t e _ C u s t L e d g E n t r y 2 < / D u e D a t e _ C u s t L e d g E n t r y 2 > - 
-                         < O r i g i n a l A m t _ C u s t L e d g E n t r y 2 > O r i g i n a l A m t _ C u s t L e d g E n t r y 2 < / O r i g i n a l A m t _ C u s t L e d g E n t r y 2 > - 
-                         < P o s t D a t e _ C u s t L e d g E n t r y 2 > P o s t D a t e _ C u s t L e d g E n t r y 2 < / P o s t D a t e _ C u s t L e d g E n t r y 2 > - 
-                         < P r i n t E n t r i e s D u e > P r i n t E n t r i e s D u e < / P r i n t E n t r i e s D u e > - 
-                         < R e m a i n A m t _ C u s t L e d g E n t r y 2 > R e m a i n A m t _ C u s t L e d g E n t r y 2 < / R e m a i n A m t _ C u s t L e d g E n t r y 2 > - 
-                         < Y o u r R e f e r e n c e _ C u s t L e d g E n t r y 2 > Y o u r R e f e r e n c e _ C u s t L e d g E n t r y 2 < / Y o u r R e f e r e n c e _ C u s t L e d g E n t r y 2 > - 
-                     < / C u s t L e d g E n t r y 2 > - 
-                     < O v e r d u e E n t r y F o o d e r > - 
-                         < O v e r d u e B a l a n c e > O v e r d u e B a l a n c e < / O v e r d u e B a l a n c e > - 
-                     < / O v e r d u e E n t r y F o o d e r > - 
-                 < / O v e r d u e V i s i b l e > - 
-             < / C u r r e n c y L o o p > - 
-             < A g i n g B a n d V i s i b l e > - 
-                 < A g i n g C u s t L e d g E n t r y   / > - 
-                 < A g i n g B a n d L o o p > - 
-                     < A g i n g B a n d B u f C o l 1 A m t > A g i n g B a n d B u f C o l 1 A m t < / A g i n g B a n d B u f C o l 1 A m t > - 
-                     < A g i n g B a n d B u f C o l 2 A m t > A g i n g B a n d B u f C o l 2 A m t < / A g i n g B a n d B u f C o l 2 A m t > - 
-                     < A g i n g B a n d B u f C o l 3 A m t > A g i n g B a n d B u f C o l 3 A m t < / A g i n g B a n d B u f C o l 3 A m t > - 
-                     < A g i n g B a n d B u f C o l 4 A m t > A g i n g B a n d B u f C o l 4 A m t < / A g i n g B a n d B u f C o l 4 A m t > - 
-                     < A g i n g B a n d B u f C o l 5 A m t > A g i n g B a n d B u f C o l 5 A m t < / A g i n g B a n d B u f C o l 5 A m t > - 
-                     < A g i n g B a n d C u r r e n c y C o d e > A g i n g B a n d C u r r e n c y C o d e < / A g i n g B a n d C u r r e n c y C o d e > - 
-                     < A g i n g B a n d E n d i n g D a t e > A g i n g B a n d E n d i n g D a t e < / A g i n g B a n d E n d i n g D a t e > - 
-                     < A g i n g D a t e 1 > A g i n g D a t e 1 < / A g i n g D a t e 1 > - 
-                     < A g i n g D a t e 2 > A g i n g D a t e 2 < / A g i n g D a t e 2 > - 
-                     < A g i n g D a t e 2 1 > A g i n g D a t e 2 1 < / A g i n g D a t e 2 1 > - 
-                     < A g i n g D a t e 3 > A g i n g D a t e 3 < / A g i n g D a t e 3 > - 
-                     < A g i n g D a t e 3 1 > A g i n g D a t e 3 1 < / A g i n g D a t e 3 1 > - 
-                     < A g i n g D a t e 4 > A g i n g D a t e 4 < / A g i n g D a t e 4 > - 
-                     < A g i n g D a t e 4 1 > A g i n g D a t e 4 1 < / A g i n g D a t e 4 1 > - 
-                     < A g i n g D a t e 5 > A g i n g D a t e 5 < / A g i n g D a t e 5 > - 
-                     < A g i n g D a t e H e a d e r 1 > A g i n g D a t e H e a d e r 1 < / A g i n g D a t e H e a d e r 1 > - 
-                     < A g i n g D a t e H e a d e r 2 > A g i n g D a t e H e a d e r 2 < / A g i n g D a t e H e a d e r 2 > - 
-                     < A g i n g D a t e H e a d e r 3 > A g i n g D a t e H e a d e r 3 < / A g i n g D a t e H e a d e r 3 > - 
-                     < A g i n g D a t e H e a d e r 4 > A g i n g D a t e H e a d e r 4 < / A g i n g D a t e H e a d e r 4 > - 
-                     < b e f o r e C a p t i o n > b e f o r e C a p t i o n < / b e f o r e C a p t i o n > - 
-                 < / A g i n g B a n d L o o p > - 
-             < / A g i n g B a n d V i s i b l e > - 
-         < / I n t e g e r > - 
-         < L e t t e r T e x t > - 
-             < B o d y T e x t > B o d y T e x t < / B o d y T e x t > - 
-             < C l o s i n g T e x t > C l o s i n g T e x t < / C l o s i n g T e x t > - 
-             < G r e e t i n g T e x t > G r e e t i n g T e x t < / G r e e t i n g T e x t > - 
-         < / L e t t e r T e x t > - 
-     < / C u s t o m e r > - 
- < / N a v W o r d R e p o r t X m l P a r t > 
-</file>
-
-<file path=customXml/item3.xml>��< ? x m l   v e r s i o n = " 1 . 0 "   e n c o d i n g = " u t f - 1 6 " ? > < N a v W o r d R e p o r t X m l P a r t   x m l n s = " u r n : m i c r o s o f t - d y n a m i c s - b u s i n e s s c e n t r a l / i n t e r n a l / e x t e n d e d / r e p o r t s / S t a n d a r d _ S t a t e m e n t / 1 3 1 6 / " > - 
-     < B C R e p o r t I n f o r m a t i o n > - 
-         < R e p o r t M e t a d a t a > - 
-             < E x t e n s i o n I d > E x t e n s i o n   I D < / E x t e n s i o n I d > - 
-             < E x t e n s i o n N a m e > E x t e n s i o n   N a m e < / E x t e n s i o n N a m e > - 
-             < E x t e n s i o n P u b l i s h e r > E x t e n s i o n   P u b l i s h e r < / E x t e n s i o n P u b l i s h e r > - 
-             < E x t e n s i o n V e r s i o n > E x t e n s i o n   V e r s i o n < / E x t e n s i o n V e r s i o n > - 
-             < R e p o r t I d > R e p o r t   I D < / R e p o r t I d > - 
-             < R e p o r t N a m e > R e p o r t   N a m e < / R e p o r t N a m e > - 
-             < A b o u t T h i s R e p o r t T i t l e > A b o u t   T h i s   R e p o r t   T i t l e < / A b o u t T h i s R e p o r t T i t l e > - 
-             < A b o u t T h i s R e p o r t T e x t > A b o u t   T h i s   R e p o r t   T e x t < / A b o u t T h i s R e p o r t T e x t > - 
-             < R e p o r t H e l p L i n k > R e p o r t   H e l p   L i n k < / R e p o r t H e l p L i n k > - 
-         < / R e p o r t M e t a d a t a > - 
-         < R e p o r t R e q u e s t > - 
-             < T e n a n t E n t r a I d > T e n a n t   E n t r a   I d < / T e n a n t E n t r a I d > - 
-             < E n v i r o n m e n t N a m e > E n v i r o n m e n t   N a m e < / E n v i r o n m e n t N a m e > - 
-             < E n v i r o n m e n t T y p e > E n v i r o n m e n t   T y p e < / E n v i r o n m e n t T y p e > - 
-             < C o m p a n y N a m e > C o m p a n y   N a m e < / C o m p a n y N a m e > - 
-             < C o m p a n y D i s p l a y N a m e > C o m p a n y   D i s p l a y   N a m e < / C o m p a n y D i s p l a y N a m e > - 
-             < C o m p a n y I d > C o m p a n y   I D < / C o m p a n y I d > - 
-             < U s e r N a m e > U s e r   N a m e < / U s e r N a m e > - 
-             < D a t e A n d T i m e > D a t e   a n d   T i m e < / D a t e A n d T i m e > - 
-             < L a n g u a g e > L a n g u a g e < / L a n g u a g e > - 
-             < F o r m a t R e g i o n > F o r m a t   R e g i o n < / F o r m a t R e g i o n > - 
-             < D a t e T i m e V a l u e s > - 
-                 < Y e a r > Y e a r < / Y e a r > - 
-                 < M o n t h N u m b e r > M o n t h   N u m b e r < / M o n t h N u m b e r > - 
-                 < D a y N u m b e r > D a y   N u m b e r < / D a y N u m b e r > - 
-                 < H o u r > H o u r < / H o u r > - 
-                 < M i n u t e > M i n u t e < / M i n u t e > - 
-             < / D a t e T i m e V a l u e s > - 
-         < / R e p o r t R e q u e s t > - 
-     < / B C R e p o r t I n f o r m a t i o n > - 
-     < T o o l t i p s / > - 
-     < C u s t o m e r   E l e m e n t T y p e = " D a t a I t e m "   E l e m e n t I d = " 1 5 2 5 1 9 1 9 9 " > - 
-         < C F S C u s t A d d r e s s 1   E l e m e n t T y p e = " C o l u m n "   E l e m e n t I d = " 1 0 1 0 7 4 5 6 2 7 "   D a t a T y p e = " T e x t " > C F S C u s t A d d r e s s 1 < / C F S C u s t A d d r e s s 1 > - 
-         < C F S C u s t A d d r e s s 2   E l e m e n t T y p e = " C o l u m n "   E l e m e n t I d = " 3 7 3 0 4 9 0 1 0 "   D a t a T y p e = " T e x t " > C F S C u s t A d d r e s s 2 < / C F S C u s t A d d r e s s 2 > - 
-         < C F S C u s t A d d r e s s 3   E l e m e n t T y p e = " C o l u m n "   E l e m e n t I d = " 2 6 4 6 4 7 6 0 7 "   D a t a T y p e = " T e x t " > C F S C u s t A d d r e s s 3 < / C F S C u s t A d d r e s s 3 > - 
-         < C F S C u s t A d d r e s s 4   E l e m e n t T y p e = " C o l u m n "   E l e m e n t I d = " 9 5 7 3 8 5 8 4 "   D a t a T y p e = " T e x t " > C F S C u s t A d d r e s s 4 < / C F S C u s t A d d r e s s 4 > - 
-         < C F S C u s t A d d r e s s 5   E l e m e n t T y p e = " C o l u m n "   E l e m e n t I d = " 7 3 3 4 3 5 2 0 1 "   D a t a T y p e = " T e x t " > C F S C u s t A d d r e s s 5 < / C F S C u s t A d d r e s s 5 > - 
-         < C F S C u s t A d d r e s s 6   E l e m e n t T y p e = " C o l u m n "   E l e m e n t I d = " 1 3 7 1 1 3 1 8 1 8 "   D a t a T y p e = " T e x t " > C F S C u s t A d d r e s s 6 < / C F S C u s t A d d r e s s 6 > - 
-         < C F S C u s t A d d r e s s 7   E l e m e n t T y p e = " C o l u m n "   E l e m e n t I d = " 2 0 0 8 8 2 8 4 3 5 "   D a t a T y p e = " T e x t " > C F S C u s t A d d r e s s 7 < / C F S C u s t A d d r e s s 7 > - 
-         < C F S C u s t A d d r e s s 8   E l e m e n t T y p e = " C o l u m n "   E l e m e n t I d = " 1 8 3 9 9 1 9 4 1 2 "   D a t a T y p e = " T e x t " > C F S C u s t A d d r e s s 8 < / C F S C u s t A d d r e s s 8 > - 
-         < N o _ C u s t   E l e m e n t T y p e = " C o l u m n "   E l e m e n t I d = " 6 0 3 9 7 0 8 4 6 "   D a t a T y p e = " C o d e " > N o _ C u s t < / N o _ C u s t > - 
-         < I n t e g e r   E l e m e n t T y p e = " D a t a I t e m "   E l e m e n t I d = " 1 7 3 5 6 9 8 6 1 9 " > - 
-             < B a n k A c c N o _ C o m p a n y I n f o   E l e m e n t T y p e = " C o l u m n "   E l e m e n t I d = " 8 6 4 5 4 5 9 0 7 "   D a t a T y p e = " T e x t " > B a n k A c c N o _ C o m p a n y I n f o < / B a n k A c c N o _ C o m p a n y I n f o > - 
-             < B a n k A c c N o _ C o m p a n y I n f o C a p t i o n   E l e m e n t T y p e = " C o l u m n "   E l e m e n t I d = " 1 9 1 8 8 5 3 8 1 3 "   D a t a T y p e = " L a b e l " > B a n k A c c N o _ C o m p a n y I n f o C a p t i o n < / B a n k A c c N o _ C o m p a n y I n f o C a p t i o n > - 
-             < B a n k N a m e _ C o m p a n y I n f o   E l e m e n t T y p e = " C o l u m n "   E l e m e n t I d = " 1 9 1 7 2 0 2 0 4 2 "   D a t a T y p e = " T e x t " > B a n k N a m e _ C o m p a n y I n f o < / B a n k N a m e _ C o m p a n y I n f o > - 
-             < B a n k N a m e _ C o m p a n y I n f o C a p t i o n   E l e m e n t T y p e = " C o l u m n "   E l e m e n t I d = " 1 6 0 4 3 0 7 5 8 8 "   D a t a T y p e = " L a b e l " > B a n k N a m e _ C o m p a n y I n f o C a p t i o n < / B a n k N a m e _ C o m p a n y I n f o C a p t i o n > - 
-             < C o m p a n y A d d r 1   E l e m e n t T y p e = " C o l u m n "   E l e m e n t I d = " 8 8 5 0 9 6 1 0 4 "   D a t a T y p e = " T e x t " > C o m p a n y A d d r 1 < / C o m p a n y A d d r 1 > - 
-             < C o m p a n y A d d r 2   E l e m e n t T y p e = " C o l u m n "   E l e m e n t I d = " 1 0 2 7 9 9 3 7 4 7 "   D a t a T y p e = " T e x t " > C o m p a n y A d d r 2 < / C o m p a n y A d d r 2 > - 
-             < C o m p a n y A d d r 3   E l e m e n t T y p e = " C o l u m n "   E l e m e n t I d = " 3 9 0 2 9 7 1 3 0 "   D a t a T y p e = " T e x t " > C o m p a n y A d d r 3 < / C o m p a n y A d d r 3 > - 
-             < C o m p a n y A d d r 4   E l e m e n t T y p e = " C o l u m n "   E l e m e n t I d = " 1 9 9 1 5 8 0 3 1 5 "   D a t a T y p e = " T e x t " > C o m p a n y A d d r 4 < / C o m p a n y A d d r 4 > - 
-             < C o m p a n y A d d r 5   E l e m e n t T y p e = " C o l u m n "   E l e m e n t I d = " 1 6 6 5 6 9 0 3 6 4 "   D a t a T y p e = " T e x t " > C o m p a n y A d d r 5 < / C o m p a n y A d d r 5 > - 
-             < C o m p a n y A d d r 6   E l e m e n t T y p e = " C o l u m n "   E l e m e n t I d = " 7 1 6 1 8 7 0 8 1 "   D a t a T y p e = " T e x t " > C o m p a n y A d d r 6 < / C o m p a n y A d d r 6 > - 
-             < C o m p a n y A d d r 7   E l e m e n t T y p e = " C o l u m n "   E l e m e n t I d = " 1 3 5 3 8 8 3 6 9 8 "   D a t a T y p e = " T e x t " > C o m p a n y A d d r 7 < / C o m p a n y A d d r 7 > - 
-             < C o m p a n y A d d r 8   E l e m e n t T y p e = " C o l u m n "   E l e m e n t I d = " 1 0 5 4 0 0 5 1 2 7 "   D a t a T y p e = " T e x t " > C o m p a n y A d d r 8 < / C o m p a n y A d d r 8 > - 
-             < C o m p a n y I n f o 1 P i c t u r e   E l e m e n t T y p e = " C o l u m n "   E l e m e n t I d = " 1 0 1 8 2 0 6 5 0 3 "   D a t a T y p e = " B l o b " / > - 
-             < C o m p a n y I n f o 2 P i c t u r e   E l e m e n t T y p e = " C o l u m n "   E l e m e n t I d = " 9 8 9 6 7 0 4 7 4 "   D a t a T y p e = " B l o b " / > - 
-             < C o m p a n y I n f o 3 P i c t u r e   E l e m e n t T y p e = " C o l u m n "   E l e m e n t I d = " 5 7 9 7 0 4 0 5 9 "   D a t a T y p e = " B l o b " / > - 
-             < C o m p a n y I n f o E m a i l   E l e m e n t T y p e = " C o l u m n "   E l e m e n t I d = " 9 1 4 8 1 2 2 4 0 "   D a t a T y p e = " T e x t " > C o m p a n y I n f o E m a i l < / C o m p a n y I n f o E m a i l > - 
-             < C o m p a n y I n f o E m a i l C a p t i o n   E l e m e n t T y p e = " C o l u m n "   E l e m e n t I d = " 1 5 5 2 1 6 7 2 3 0 "   D a t a T y p e = " L a b e l " > C o m p a n y I n f o E m a i l C a p t i o n < / C o m p a n y I n f o E m a i l C a p t i o n > - 
-             < C o m p a n y I n f o H o m e P a g e   E l e m e n t T y p e = " C o l u m n "   E l e m e n t I d = " 1 5 3 0 3 1 7 4 4 0 "   D a t a T y p e = " T e x t " > C o m p a n y I n f o H o m e P a g e < / C o m p a n y I n f o H o m e P a g e > - 
-             < C o m p a n y I n f o H o m e p a g e C a p t i o n   E l e m e n t T y p e = " C o l u m n "   E l e m e n t I d = " 1 5 2 9 8 2 3 8 6 "   D a t a T y p e = " L a b e l " > C o m p a n y I n f o H o m e p a g e C a p t i o n < / C o m p a n y I n f o H o m e p a g e C a p t i o n > - 
-             < C o m p a n y L e g a l O f f i c e   E l e m e n t T y p e = " C o l u m n "   E l e m e n t I d = " 7 1 4 2 5 8 1 1 1 "   D a t a T y p e = " T e x t " > C o m p a n y L e g a l O f f i c e < / C o m p a n y L e g a l O f f i c e > - 
-             < C o m p a n y L e g a l O f f i c e _ L b l   E l e m e n t T y p e = " C o l u m n "   E l e m e n t I d = " 1 5 3 3 1 7 5 1 0 8 "   D a t a T y p e = " T e x t " > C o m p a n y L e g a l O f f i c e _ L b l < / C o m p a n y L e g a l O f f i c e _ L b l > - 
-             < C o m p a n y P i c t u r e   E l e m e n t T y p e = " C o l u m n "   E l e m e n t I d = " 1 3 9 7 4 1 1 0 7 4 "   D a t a T y p e = " B l o b " / > - 
-             < C u r r R e p o r t P a g e N o C a p t i o n   E l e m e n t T y p e = " C o l u m n "   E l e m e n t I d = " 2 0 2 2 2 2 5 3 5 1 "   D a t a T y p e = " L a b e l " > C u r r R e p o r t P a g e N o C a p t i o n < / C u r r R e p o r t P a g e N o C a p t i o n > - 
-             < C u s t A d d r 1   E l e m e n t T y p e = " C o l u m n "   E l e m e n t I d = " 1 3 6 8 0 2 7 5 2 2 "   D a t a T y p e = " T e x t " > C u s t A d d r 1 < / C u s t A d d r 1 > - 
-             < C u s t A d d r 2   E l e m e n t T y p e = " C o l u m n "   E l e m e n t I d = " 2 0 0 5 7 2 4 1 3 9 "   D a t a T y p e = " T e x t " > C u s t A d d r 2 < / C u s t A d d r 2 > - 
-             < C u s t A d d r 3   E l e m e n t T y p e = " C o l u m n "   E l e m e n t I d = " 1 6 5 1 5 4 6 5 4 0 "   D a t a T y p e = " T e x t " > C u s t A d d r 3 < / C u s t A d d r 3 > - 
-             < C u s t A d d r 4   E l e m e n t T y p e = " C o l u m n "   E l e m e n t I d = " 1 0 1 3 8 4 9 9 2 3 "   D a t a T y p e = " T e x t " > C u s t A d d r 4 < / C u s t A d d r 4 > - 
-             < C u s t A d d r 5   E l e m e n t T y p e = " C o l u m n "   E l e m e n t I d = " 3 7 6 1 5 3 3 0 6 "   D a t a T y p e = " T e x t " > C u s t A d d r 5 < / C u s t A d d r 5 > - 
-             < C u s t A d d r 6   E l e m e n t T y p e = " C o l u m n "   E l e m e n t I d = " 2 6 1 5 4 3 3 1 1 "   D a t a T y p e = " T e x t " > C u s t A d d r 6 < / C u s t A d d r 6 > - 
-             < C u s t A d d r 7   E l e m e n t T y p e = " C o l u m n "   E l e m e n t I d = " 8 9 9 2 3 9 9 2 8 "   D a t a T y p e = " T e x t " > C u s t A d d r 7 < / C u s t A d d r 7 > - 
-             < C u s t A d d r 8   E l e m e n t T y p e = " C o l u m n "   E l e m e n t I d = " 1 5 3 6 9 3 6 5 4 5 "   D a t a T y p e = " T e x t " > C u s t A d d r 8 < / C u s t A d d r 8 > - 
-             < C u s t B a l a n c e C a p t i o n   E l e m e n t T y p e = " C o l u m n "   E l e m e n t I d = " 6 0 8 6 6 1 8 8 4 "   D a t a T y p e = " L a b e l " > C u s t B a l a n c e C a p t i o n < / C u s t B a l a n c e C a p t i o n > - 
-             < D e s c _ C u s t L e d g E n t r y 2 C a p t i o n   E l e m e n t T y p e = " C o l u m n "   E l e m e n t I d = " 1 8 7 4 4 3 7 6 7 2 "   D a t a T y p e = " S t r i n g " > D e s c _ C u s t L e d g E n t r y 2 C a p t i o n < / D e s c _ C u s t L e d g E n t r y 2 C a p t i o n > - 
-             < D o c D a t e C a p t i o n   E l e m e n t T y p e = " C o l u m n "   E l e m e n t I d = " 1 1 5 7 6 2 1 5 3 7 "   D a t a T y p e = " L a b e l " > D o c D a t e C a p t i o n < / D o c D a t e C a p t i o n > - 
-             < D o c N o _ D t l d C u s t L e d g E n t r i e s C a p t i o n   E l e m e n t T y p e = " C o l u m n "   E l e m e n t I d = " 6 0 1 5 1 5 5 5 6 "   D a t a T y p e = " S t r i n g " > D o c N o _ D t l d C u s t L e d g E n t r i e s C a p t i o n < / D o c N o _ D t l d C u s t L e d g E n t r i e s C a p t i o n > - 
-             < D u e D a t e _ C u s t L e d g E n t r y 2 C a p t i o n   E l e m e n t T y p e = " C o l u m n "   E l e m e n t I d = " 8 1 9 2 8 5 8 5 "   D a t a T y p e = " L a b e l " > D u e D a t e _ C u s t L e d g E n t r y 2 C a p t i o n < / D u e D a t e _ C u s t L e d g E n t r y 2 C a p t i o n > - 
-             < E n d D a t e   E l e m e n t T y p e = " C o l u m n "   E l e m e n t I d = " 1 3 0 2 0 8 2 6 1 0 "   D a t a T y p e = " S t r i n g " > E n d D a t e < / E n d D a t e > - 
-             < E n d D a t e C a p t i o n   E l e m e n t T y p e = " C o l u m n "   E l e m e n t I d = " 1 3 5 3 1 9 2 8 0 "   D a t a T y p e = " L a b e l " > E n d D a t e C a p t i o n < / E n d D a t e C a p t i o n > - 
-             < G i r o N o _ C o m p a n y I n f o   E l e m e n t T y p e = " C o l u m n "   E l e m e n t I d = " 5 6 5 4 8 5 5 1 9 "   D a t a T y p e = " T e x t " > G i r o N o _ C o m p a n y I n f o < / G i r o N o _ C o m p a n y I n f o > - 
-             < G i r o N o _ C o m p a n y I n f o C a p t i o n   E l e m e n t T y p e = " C o l u m n "   E l e m e n t I d = " 1 6 5 8 5 3 3 3 6 9 "   D a t a T y p e = " L a b e l " > G i r o N o _ C o m p a n y I n f o C a p t i o n < / G i r o N o _ C o m p a n y I n f o C a p t i o n > - 
-             < L a s t S t a t m n t N o _ C u s t   E l e m e n t T y p e = " C o l u m n "   E l e m e n t I d = " 1 3 8 8 0 8 0 0 2 9 "   D a t a T y p e = " S t r i n g " > L a s t S t a t m n t N o _ C u s t < / L a s t S t a t m n t N o _ C u s t > - 
-             < L a s t S t a t m n t N o _ C u s t C a p t i o n   E l e m e n t T y p e = " C o l u m n "   E l e m e n t I d = " 8 9 2 5 6 7 8 3 5 "   D a t a T y p e = " L a b e l " > L a s t S t a t m n t N o _ C u s t C a p t i o n < / L a s t S t a t m n t N o _ C u s t C a p t i o n > - 
-             < N o 1 _ C u s t   E l e m e n t T y p e = " C o l u m n "   E l e m e n t I d = " 9 1 2 7 7 0 5 0 9 "   D a t a T y p e = " C o d e " > N o 1 _ C u s t < / N o 1 _ C u s t > - 
-             < N o 1 _ C u s t C a p t i o n   E l e m e n t T y p e = " C o l u m n "   E l e m e n t I d = " 1 6 6 1 8 9 3 3 9 7 "   D a t a T y p e = " L a b e l " > N o 1 _ C u s t C a p t i o n < / N o 1 _ C u s t C a p t i o n > - 
-             < O r i g i n a l A m t _ C u s t L e d g E n t r y 2 C a p t i o n   E l e m e n t T y p e = " C o l u m n "   E l e m e n t I d = " 8 4 8 8 4 4 3 9 2 "   D a t a T y p e = " S t r i n g " > O r i g i n a l A m t _ C u s t L e d g E n t r y 2 C a p t i o n < / O r i g i n a l A m t _ C u s t L e d g E n t r y 2 C a p t i o n > - 
-             < P h o n e N o _ C o m p a n y I n f o   E l e m e n t T y p e = " C o l u m n "   E l e m e n t I d = " 1 6 0 6 4 2 8 3 9 4 "   D a t a T y p e = " T e x t " > P h o n e N o _ C o m p a n y I n f o < / P h o n e N o _ C o m p a n y I n f o > - 
-             < P h o n e N o _ C o m p a n y I n f o C a p t i o n   E l e m e n t T y p e = " C o l u m n "   E l e m e n t I d = " 1 8 7 6 0 4 7 7 0 4 "   D a t a T y p e = " L a b e l " > P h o n e N o _ C o m p a n y I n f o C a p t i o n < / P h o n e N o _ C o m p a n y I n f o C a p t i o n > - 
-             < P o s t D a t e _ D t l d C u s t L e d g E n t r i e s C a p t i o n   E l e m e n t T y p e = " C o l u m n "   E l e m e n t I d = " 1 0 3 3 1 2 5 4 2 5 "   D a t a T y p e = " L a b e l " > P o s t D a t e _ D t l d C u s t L e d g E n t r i e s C a p t i o n < / P o s t D a t e _ D t l d C u s t L e d g E n t r i e s C a p t i o n > - 
-             < R e m a i n A m t C u s t L e d g E n t r y 2 C a p t i o n   E l e m e n t T y p e = " C o l u m n "   E l e m e n t I d = " 1 6 3 2 7 0 6 4 0 6 "   D a t a T y p e = " S t r i n g " > R e m a i n A m t C u s t L e d g E n t r y 2 C a p t i o n < / R e m a i n A m t C u s t L e d g E n t r y 2 C a p t i o n > - 
-             < S t a r t D a t e   E l e m e n t T y p e = " C o l u m n "   E l e m e n t I d = " 1 4 5 7 6 6 9 4 1 7 "   D a t a T y p e = " S t r i n g " > S t a r t D a t e < / S t a r t D a t e > - 
-             < S t a r t D a t e C a p t i o n   E l e m e n t T y p e = " C o l u m n "   E l e m e n t I d = " 1 9 8 0 7 4 5 8 7 1 "   D a t a T y p e = " L a b e l " > S t a r t D a t e C a p t i o n < / S t a r t D a t e C a p t i o n > - 
-             < S t a t e m e n t C a p t i o n   E l e m e n t T y p e = " C o l u m n "   E l e m e n t I d = " 2 3 9 3 8 2 "   D a t a T y p e = " L a b e l " > S t a t e m e n t C a p t i o n < / S t a t e m e n t C a p t i o n > - 
-             < T o d a y F o r m a t t e d   E l e m e n t T y p e = " C o l u m n "   E l e m e n t I d = " 2 7 0 4 5 1 4 0 "   D a t a T y p e = " S t r i n g " > T o d a y F o r m a t t e d < / T o d a y F o r m a t t e d > - 
-             < V A T R e g N o _ C o m p a n y I n f o   E l e m e n t T y p e = " C o l u m n "   E l e m e n t I d = " 9 4 4 0 2 9 3 7 7 "   D a t a T y p e = " T e x t " > V A T R e g N o _ C o m p a n y I n f o < / V A T R e g N o _ C o m p a n y I n f o > - 
-             < V A T R e g N o _ C o m p a n y I n f o C a p t i o n   E l e m e n t T y p e = " C o l u m n "   E l e m e n t I d = " 1 1 9 3 2 7 6 3 7 5 "   D a t a T y p e = " L a b e l " > V A T R e g N o _ C o m p a n y I n f o C a p t i o n < / V A T R e g N o _ C o m p a n y I n f o C a p t i o n > - 
-             < C u r r e n c y L o o p   E l e m e n t T y p e = " D a t a I t e m "   E l e m e n t I d = " 1 3 0 4 5 2 2 1 9 8 " > - 
-                 < T o t a l _ C a p t i o n 2   E l e m e n t T y p e = " C o l u m n "   E l e m e n t I d = " 1 9 9 1 3 0 2 6 0 "   D a t a T y p e = " L a b e l " > T o t a l _ C a p t i o n 2 < / T o t a l _ C a p t i o n 2 > - 
-                 < C u s t L e d g E n t r y H d r   E l e m e n t T y p e = " D a t a I t e m "   E l e m e n t I d = " 9 4 2 7 0 7 9 3 2 " > - 
-                     < C u r r e n c y 2 C o d e _ C u s t L e d g E n t r y H d r   E l e m e n t T y p e = " C o l u m n "   E l e m e n t I d = " 1 3 4 9 2 7 9 6 1 1 "   D a t a T y p e = " S t r i n g " > C u r r e n c y 2 C o d e _ C u s t L e d g E n t r y H d r < / C u r r e n c y 2 C o d e _ C u s t L e d g E n t r y H d r > - 
-                     < C u r r e n c y C o d e 3   E l e m e n t T y p e = " C o l u m n "   E l e m e n t I d = " 6 1 8 1 4 2 9 0 8 "   D a t a T y p e = " C o d e " > C u r r e n c y C o d e 3 < / C u r r e n c y C o d e 3 > - 
-                     < C u s t B a l a n c e _ C u s t L e d g E n t r y H d r   E l e m e n t T y p e = " C o l u m n "   E l e m e n t I d = " 4 9 7 1 9 1 3 5 6 "   D a t a T y p e = " D e c i m a l " > C u s t B a l a n c e _ C u s t L e d g E n t r y H d r < / C u s t B a l a n c e _ C u s t L e d g E n t r y H d r > - 
-                     < D t l d C u s t L e d g E n t r y T y p e   E l e m e n t T y p e = " C o l u m n "   E l e m e n t I d = " 8 9 2 0 6 7 4 8 6 "   D a t a T y p e = " S t r i n g " > D t l d C u s t L e d g E n t r y T y p e < / D t l d C u s t L e d g E n t r y T y p e > - 
-                     < E n t r i e s E x i s t s   E l e m e n t T y p e = " C o l u m n "   E l e m e n t I d = " 1 8 9 9 2 2 0 4 1 "   D a t a T y p e = " B o o l e a n " > E n t r i e s E x i s t s < / E n t r i e s E x i s t s > - 
-                     < I s N e w C u s t C u r r e n c y G r o u p   E l e m e n t T y p e = " C o l u m n "   E l e m e n t I d = " 1 1 6 2 5 3 5 5 3 8 "   D a t a T y p e = " B o o l e a n " > I s N e w C u s t C u r r e n c y G r o u p < / I s N e w C u s t C u r r e n c y G r o u p > - 
-                     < P r i n t L i n e   E l e m e n t T y p e = " C o l u m n "   E l e m e n t I d = " 5 9 8 4 7 9 9 9 0 "   D a t a T y p e = " B o o l e a n " > P r i n t L i n e < / P r i n t L i n e > - 
-                     < S t a r t B a l a n c e   E l e m e n t T y p e = " C o l u m n "   E l e m e n t I d = " 3 2 9 4 8 3 5 7 9 "   D a t a T y p e = " D e c i m a l " > S t a r t B a l a n c e < / S t a r t B a l a n c e > - 
-                     < D t l d C u s t L e d g E n t r i e s   E l e m e n t T y p e = " D a t a I t e m "   E l e m e n t I d = " 1 1 1 1 4 6 3 1 7 2 " > - 
-                         < A m t _ D t l d C u s t L e d g E n t r i e s   E l e m e n t T y p e = " C o l u m n "   E l e m e n t I d = " 8 9 7 9 8 5 1 7 9 "   D a t a T y p e = " D e c i m a l " > A m t _ D t l d C u s t L e d g E n t r i e s < / A m t _ D t l d C u s t L e d g E n t r i e s > - 
-                         < C u r r C o d e _ D t l d C u s t L e d g E n t r i e s   E l e m e n t T y p e = " C o l u m n "   E l e m e n t I d = " 3 2 7 0 9 9 9 8 4 "   D a t a T y p e = " C o d e " > C u r r C o d e _ D t l d C u s t L e d g E n t r i e s < / C u r r C o d e _ D t l d C u s t L e d g E n t r i e s > - 
-                         < C u r r e n c y 2 C o d e   E l e m e n t T y p e = " C o l u m n "   E l e m e n t I d = " 4 6 5 9 9 3 8 2 7 "   D a t a T y p e = " C o d e " > C u r r e n c y 2 C o d e < / C u r r e n c y 2 C o d e > - 
-                         < C u s t B a l a n c e   E l e m e n t T y p e = " C o l u m n "   E l e m e n t I d = " 1 4 1 3 7 0 1 5 0 2 "   D a t a T y p e = " D e c i m a l " > C u s t B a l a n c e < / C u s t B a l a n c e > - 
-                         < D e s c r i p t i o n   E l e m e n t T y p e = " C o l u m n "   E l e m e n t I d = " 1 3 1 4 3 5 1 3 0 7 "   D a t a T y p e = " T e x t " > D e s c r i p t i o n < / D e s c r i p t i o n > - 
-                         < D o c N o _ D t l d C u s t L e d g E n t r i e s   E l e m e n t T y p e = " C o l u m n "   E l e m e n t I d = " 2 2 4 2 9 8 6 5 4 "   D a t a T y p e = " C o d e " > D o c N o _ D t l d C u s t L e d g E n t r i e s < / D o c N o _ D t l d C u s t L e d g E n t r i e s > - 
-                         < D u e D a t e _ D t l d C u s t L e d g E n t r i e s   E l e m e n t T y p e = " C o l u m n "   E l e m e n t I d = " 1 4 1 7 8 6 1 6 0 3 "   D a t a T y p e = " S t r i n g " > D u e D a t e _ D t l d C u s t L e d g E n t r i e s < / D u e D a t e _ D t l d C u s t L e d g E n t r i e s > - 
-                         < P o s t D a t e _ D t l d C u s t L e d g E n t r i e s   E l e m e n t T y p e = " C o l u m n "   E l e m e n t I d = " 1 6 8 8 2 9 9 9 1 3 "   D a t a T y p e = " S t r i n g " > P o s t D a t e _ D t l d C u s t L e d g E n t r i e s < / P o s t D a t e _ D t l d C u s t L e d g E n t r i e s > - 
-                         < R e m a i n A m t _ D t l d C u s t L e d g E n t r i e s   E l e m e n t T y p e = " C o l u m n "   E l e m e n t I d = " 1 4 5 7 2 4 8 8 2 5 "   D a t a T y p e = " D e c i m a l " > R e m a i n A m t _ D t l d C u s t L e d g E n t r i e s < / R e m a i n A m t _ D t l d C u s t L e d g E n t r i e s > - 
-                         < Y o u r R e f e r e n c e _ D t l d C u s t L e d g E n t r i e s   E l e m e n t T y p e = " C o l u m n "   E l e m e n t I d = " 6 7 5 1 3 6 1 6 7 "   D a t a T y p e = " T e x t " > Y o u r R e f e r e n c e _ D t l d C u s t L e d g E n t r i e s < / Y o u r R e f e r e n c e _ D t l d C u s t L e d g E n t r i e s > - 
-                     < / D t l d C u s t L e d g E n t r i e s > - 
-                 < / C u s t L e d g E n t r y H d r > - 
-                 < C u s t L e d g E n t r y F o o t e r   E l e m e n t T y p e = " D a t a I t e m "   E l e m e n t I d = " 9 2 5 1 1 8 7 3 5 " > - 
-                     < C u r r e n c y C o d e 3 _ C u s t L e d g E n t r y F o o t e r   E l e m e n t T y p e = " C o l u m n "   E l e m e n t I d = " 1 7 6 5 6 9 2 8 1 "   D a t a T y p e = " C o d e " > C u r r e n c y C o d e 3 _ C u s t L e d g E n t r y F o o t e r < / C u r r e n c y C o d e 3 _ C u s t L e d g E n t r y F o o t e r > - 
-                     < C u s t B a l a n c e _ C u s t L e d g E n t r y H d r F o o t e r   E l e m e n t T y p e = " C o l u m n "   E l e m e n t I d = " 1 3 6 7 2 1 4 5 9 3 "   D a t a T y p e = " D e c i m a l " > C u s t B a l a n c e _ C u s t L e d g E n t r y H d r F o o t e r < / C u s t B a l a n c e _ C u s t L e d g E n t r y H d r F o o t e r > - 
-                     < E n t r i e s E x i s t s l _ C u s t L e d g E n t r y F o o t e r C a p t i o n   E l e m e n t T y p e = " C o l u m n "   E l e m e n t I d = " 1 1 7 7 0 6 9 2 3 2 "   D a t a T y p e = " B o o l e a n " > E n t r i e s E x i s t s l _ C u s t L e d g E n t r y F o o t e r C a p t i o n < / E n t r i e s E x i s t s l _ C u s t L e d g E n t r y F o o t e r C a p t i o n > - 
-                     < T o t a l _ C a p t i o n   E l e m e n t T y p e = " C o l u m n "   E l e m e n t I d = " 6 1 1 5 9 7 6 3 4 "   D a t a T y p e = " L a b e l " > T o t a l _ C a p t i o n < / T o t a l _ C a p t i o n > - 
-                 < / C u s t L e d g E n t r y F o o t e r > - 
-                 < O v e r d u e V i s i b l e   E l e m e n t T y p e = " D a t a I t e m "   E l e m e n t I d = " 1 4 2 6 6 4 4 0 8 7 " > - 
-                     < C u r r e n c y C o d e 3 _ C u s t L e d g E n t r y 2   E l e m e n t T y p e = " C o l u m n "   E l e m e n t I d = " 1 4 9 4 2 9 8 6 2 2 "   D a t a T y p e = " C o d e " > C u r r e n c y C o d e 3 _ C u s t L e d g E n t r y 2 < / C u r r e n c y C o d e 3 _ C u s t L e d g E n t r y 2 > - 
-                     < D e s c _ C u s t L e d g E n t r y 2 C a p t i o n 2   E l e m e n t T y p e = " C o l u m n "   E l e m e n t I d = " 1 9 5 4 6 4 5 1 6 2 "   D a t a T y p e = " S t r i n g " > D e s c _ C u s t L e d g E n t r y 2 C a p t i o n 2 < / D e s c _ C u s t L e d g E n t r y 2 C a p t i o n 2 > - 
-                     < D o c N o _ D t l d C u s t L e d g E n t r i e s C a p t i o n 2   E l e m e n t T y p e = " C o l u m n "   E l e m e n t I d = " 1 0 9 6 5 7 7 3 7 8 "   D a t a T y p e = " S t r i n g " > D o c N o _ D t l d C u s t L e d g E n t r i e s C a p t i o n 2 < / D o c N o _ D t l d C u s t L e d g E n t r i e s C a p t i o n 2 > - 
-                     < D u e D a t e _ C u s t L e d g E n t r y 2 C a p t i o n 2   E l e m e n t T y p e = " C o l u m n "   E l e m e n t I d = " 9 0 1 1 8 8 6 8 5 "   D a t a T y p e = " L a b e l " > D u e D a t e _ C u s t L e d g E n t r y 2 C a p t i o n 2 < / D u e D a t e _ C u s t L e d g E n t r y 2 C a p t i o n 2 > - 
-                     < O r i g i n a l A m t _ C u s t L e d g E n t r y 2 C a p t i o n 2   E l e m e n t T y p e = " C o l u m n "   E l e m e n t I d = " 1 6 4 9 8 2 3 4 6 6 "   D a t a T y p e = " S t r i n g " > O r i g i n a l A m t _ C u s t L e d g E n t r y 2 C a p t i o n 2 < / O r i g i n a l A m t _ C u s t L e d g E n t r y 2 C a p t i o n 2 > - 
-                     < O v e r D u e E n t r i e s   E l e m e n t T y p e = " C o l u m n "   E l e m e n t I d = " 2 3 9 2 5 5 2 1 3 "   D a t a T y p e = " S t r i n g " > O v e r D u e E n t r i e s < / O v e r D u e E n t r i e s > - 
-                     < P o s t D a t e _ D t l d C u s t L e d g E n t r i e s C a p t i o n 2   E l e m e n t T y p e = " C o l u m n "   E l e m e n t I d = " 7 1 5 0 7 2 1 9 7 "   D a t a T y p e = " L a b e l " > P o s t D a t e _ D t l d C u s t L e d g E n t r i e s C a p t i o n 2 < / P o s t D a t e _ D t l d C u s t L e d g E n t r i e s C a p t i o n 2 > - 
-                     < R e m a i n A m t C u s t L e d g E n t r y 2 C a p t i o n 2   E l e m e n t T y p e = " C o l u m n "   E l e m e n t I d = " 5 0 5 0 3 3 9 6 0 "   D a t a T y p e = " S t r i n g " > R e m a i n A m t C u s t L e d g E n t r y 2 C a p t i o n 2 < / R e m a i n A m t C u s t L e d g E n t r y 2 C a p t i o n 2 > - 
-                     < T o t a l _ C a p t i o n 3   E l e m e n t T y p e = " C o l u m n "   E l e m e n t I d = " 4 3 8 5 6 6 3 5 7 "   D a t a T y p e = " L a b e l " > T o t a l _ C a p t i o n 3 < / T o t a l _ C a p t i o n 3 > - 
-                     < C u s t L e d g E n t r y 2   E l e m e n t T y p e = " D a t a I t e m "   E l e m e n t I d = " 1 3 7 2 6 3 7 0 0 8 " > - 
-                         < C u r r C o d e _ C u s t L e d g E n t r y 2   E l e m e n t T y p e = " C o l u m n "   E l e m e n t I d = " 1 5 8 9 5 4 6 2 6 8 "   D a t a T y p e = " C o d e " > C u r r C o d e _ C u s t L e d g E n t r y 2 < / C u r r C o d e _ C u s t L e d g E n t r y 2 > - 
-                         < C u r r e n c y 2 C o d e _ C u s t L e d g E n t r y 2   E l e m e n t T y p e = " C o l u m n "   E l e m e n t I d = " 1 4 2 6 8 6 9 3 0 3 "   D a t a T y p e = " C o d e " > C u r r e n c y 2 C o d e _ C u s t L e d g E n t r y 2 < / C u r r e n c y 2 C o d e _ C u s t L e d g E n t r y 2 > - 
-                         < C u s t N o _ C u s t L e d g E n t r y 2   E l e m e n t T y p e = " C o l u m n "   E l e m e n t I d = " 1 3 5 3 0 8 9 7 4 5 "   D a t a T y p e = " C o d e " > C u s t N o _ C u s t L e d g E n t r y 2 < / C u s t N o _ C u s t L e d g E n t r y 2 > - 
-                         < D e s c _ C u s t L e d g E n t r y 2   E l e m e n t T y p e = " C o l u m n "   E l e m e n t I d = " 4 0 4 4 4 3 7 9 8 "   D a t a T y p e = " T e x t " > D e s c _ C u s t L e d g E n t r y 2 < / D e s c _ C u s t L e d g E n t r y 2 > - 
-                         < D o c N o _ C u s t L e d g E n t r y 2   E l e m e n t T y p e = " C o l u m n "   E l e m e n t I d = " 5 1 0 9 1 4 9 4 "   D a t a T y p e = " C o d e " > D o c N o _ C u s t L e d g E n t r y 2 < / D o c N o _ C u s t L e d g E n t r y 2 > - 
-                         < D u e D a t e _ C u s t L e d g E n t r y 2   E l e m e n t T y p e = " C o l u m n "   E l e m e n t I d = " 1 6 3 5 3 6 3 6 4 7 "   D a t a T y p e = " S t r i n g " > D u e D a t e _ C u s t L e d g E n t r y 2 < / D u e D a t e _ C u s t L e d g E n t r y 2 > - 
-                         < O r i g i n a l A m t _ C u s t L e d g E n t r y 2   E l e m e n t T y p e = " C o l u m n "   E l e m e n t I d = " 6 5 4 0 4 5 0 9 8 "   D a t a T y p e = " D e c i m a l " > O r i g i n a l A m t _ C u s t L e d g E n t r y 2 < / O r i g i n a l A m t _ C u s t L e d g E n t r y 2 > - 
-                         < P o s t D a t e _ C u s t L e d g E n t r y 2   E l e m e n t T y p e = " C o l u m n "   E l e m e n t I d = " 1 8 1 7 1 9 2 0 4 3 "   D a t a T y p e = " S t r i n g " > P o s t D a t e _ C u s t L e d g E n t r y 2 < / P o s t D a t e _ C u s t L e d g E n t r y 2 > - 
-                         < P r i n t E n t r i e s D u e   E l e m e n t T y p e = " C o l u m n "   E l e m e n t I d = " 6 9 3 7 0 0 1 2 6 "   D a t a T y p e = " B o o l e a n " > P r i n t E n t r i e s D u e < / P r i n t E n t r i e s D u e > - 
-                         < R e m a i n A m t _ C u s t L e d g E n t r y 2   E l e m e n t T y p e = " C o l u m n "   E l e m e n t I d = " 7 5 6 3 4 5 4 1 3 "   D a t a T y p e = " D e c i m a l " > R e m a i n A m t _ C u s t L e d g E n t r y 2 < / R e m a i n A m t _ C u s t L e d g E n t r y 2 > - 
-                         < Y o u r R e f e r e n c e _ C u s t L e d g E n t r y 2   E l e m e n t T y p e = " C o l u m n "   E l e m e n t I d = " 2 0 5 5 4 0 4 3 9 5 "   D a t a T y p e = " T e x t " > Y o u r R e f e r e n c e _ C u s t L e d g E n t r y 2 < / Y o u r R e f e r e n c e _ C u s t L e d g E n t r y 2 > - 
-                     < / C u s t L e d g E n t r y 2 > - 
-                     < O v e r d u e E n t r y F o o d e r   E l e m e n t T y p e = " D a t a I t e m "   E l e m e n t I d = " 1 6 5 9 2 3 5 9 3 4 " > - 
-                         < O v e r d u e B a l a n c e   E l e m e n t T y p e = " C o l u m n "   E l e m e n t I d = " 1 1 8 6 1 4 8 4 3 9 "   D a t a T y p e = " D e c i m a l " > O v e r d u e B a l a n c e < / O v e r d u e B a l a n c e > - 
-                     < / O v e r d u e E n t r y F o o d e r > - 
-                 < / O v e r d u e V i s i b l e > - 
-             < / C u r r e n c y L o o p > - 
-             < A g i n g B a n d V i s i b l e   E l e m e n t T y p e = " D a t a I t e m "   E l e m e n t I d = " 1 9 4 1 7 6 5 1 4 0 " > - 
-                 < A g i n g C u s t L e d g E n t r y   E l e m e n t T y p e = " D a t a I t e m "   E l e m e n t I d = " 7 0 4 1 6 5 1 3 2 " / > - 
-                 < A g i n g B a n d L o o p   E l e m e n t T y p e = " D a t a I t e m "   E l e m e n t I d = " 1 5 2 9 3 9 4 0 2 2 " > - 
-                     < A g i n g B a n d B u f C o l 1 A m t   E l e m e n t T y p e = " C o l u m n "   E l e m e n t I d = " 1 9 4 8 7 4 9 4 5 4 "   D a t a T y p e = " D e c i m a l " > A g i n g B a n d B u f C o l 1 A m t < / A g i n g B a n d B u f C o l 1 A m t > - 
-                     < A g i n g B a n d B u f C o l 2 A m t   E l e m e n t T y p e = " C o l u m n "   E l e m e n t I d = " 1 9 5 6 4 3 5 6 1 5 "   D a t a T y p e = " D e c i m a l " > A g i n g B a n d B u f C o l 2 A m t < / A g i n g B a n d B u f C o l 2 A m t > - 
-                     < A g i n g B a n d B u f C o l 3 A m t   E l e m e n t T y p e = " C o l u m n "   E l e m e n t I d = " 9 7 5 6 7 9 1 5 2 "   D a t a T y p e = " D e c i m a l " > A g i n g B a n d B u f C o l 3 A m t < / A g i n g B a n d B u f C o l 3 A m t > - 
-                     < A g i n g B a n d B u f C o l 4 A m t   E l e m e n t T y p e = " C o l u m n "   E l e m e n t I d = " 1 2 3 5 5 5 5 7 0 5 "   D a t a T y p e = " D e c i m a l " > A g i n g B a n d B u f C o l 4 A m t < / A g i n g B a n d B u f C o l 4 A m t > - 
-                     < A g i n g B a n d B u f C o l 5 A m t   E l e m e n t T y p e = " C o l u m n "   E l e m e n t I d = " 4 2 4 7 8 1 3 0 2 "   D a t a T y p e = " D e c i m a l " > A g i n g B a n d B u f C o l 5 A m t < / A g i n g B a n d B u f C o l 5 A m t > - 
-                     < A g i n g B a n d C u r r e n c y C o d e   E l e m e n t T y p e = " C o l u m n "   E l e m e n t I d = " 1 3 1 1 1 3 8 9 6 8 "   D a t a T y p e = " C o d e " > A g i n g B a n d C u r r e n c y C o d e < / A g i n g B a n d C u r r e n c y C o d e > - 
-                     < A g i n g B a n d E n d i n g D a t e   E l e m e n t T y p e = " C o l u m n "   E l e m e n t I d = " 1 3 9 0 8 7 6 8 7 "   D a t a T y p e = " S t r i n g " > A g i n g B a n d E n d i n g D a t e < / A g i n g B a n d E n d i n g D a t e > - 
-                     < A g i n g D a t e 1   E l e m e n t T y p e = " C o l u m n "   E l e m e n t I d = " 4 7 9 6 0 6 2 6 6 "   D a t a T y p e = " S t r i n g " > A g i n g D a t e 1 < / A g i n g D a t e 1 > - 
-                     < A g i n g D a t e 2   E l e m e n t T y p e = " C o l u m n "   E l e m e n t I d = " 1 1 1 7 3 0 2 8 8 3 "   D a t a T y p e = " S t r i n g " > A g i n g D a t e 2 < / A g i n g D a t e 2 > - 
-                     < A g i n g D a t e 2 1   E l e m e n t T y p e = " C o l u m n "   E l e m e n t I d = " 3 1 3 5 0 1 0 6 8 "   D a t a T y p e = " S t r i n g " > A g i n g D a t e 2 1 < / A g i n g D a t e 2 1 > - 
-                     < A g i n g D a t e 3   E l e m e n t T y p e = " C o l u m n "   E l e m e n t I d = " 1 7 5 4 9 9 9 5 0 0 "   D a t a T y p e = " S t r i n g " > A g i n g D a t e 3 < / A g i n g D a t e 3 > - 
-                     < A g i n g D a t e 3 1   E l e m e n t T y p e = " C o l u m n "   E l e m e n t I d = " 1 9 1 4 0 6 0 5 3 1 "   D a t a T y p e = " S t r i n g " > A g i n g D a t e 3 1 < / A g i n g D a t e 3 1 > - 
-                     < A g i n g D a t e 4   E l e m e n t T y p e = " C o l u m n "   E l e m e n t I d = " 1 9 0 2 2 7 1 1 7 9 "   D a t a T y p e = " S t r i n g " > A g i n g D a t e 4 < / A g i n g D a t e 4 > - 
-                     < A g i n g D a t e 4 1   E l e m e n t T y p e = " C o l u m n "   E l e m e n t I d = " 8 4 9 7 6 9 6 1 0 "   D a t a T y p e = " S t r i n g " > A g i n g D a t e 4 1 < / A g i n g D a t e 4 1 > - 
-                     < A g i n g D a t e 5   E l e m e n t T y p e = " C o l u m n "   E l e m e n t I d = " 1 2 6 4 5 7 4 5 6 2 "   D a t a T y p e = " S t r i n g " > A g i n g D a t e 5 < / A g i n g D a t e 5 > - 
-                     < A g i n g D a t e H e a d e r 1   E l e m e n t T y p e = " C o l u m n "   E l e m e n t I d = " 2 8 6 3 5 0 7 5 9 "   D a t a T y p e = " T e x t " > A g i n g D a t e H e a d e r 1 < / A g i n g D a t e H e a d e r 1 > - 
-                     < A g i n g D a t e H e a d e r 2   E l e m e n t T y p e = " C o l u m n "   E l e m e n t I d = " 3 5 1 3 4 5 8 5 8 "   D a t a T y p e = " T e x t " > A g i n g D a t e H e a d e r 2 < / A g i n g D a t e H e a d e r 2 > - 
-                     < A g i n g D a t e H e a d e r 3   E l e m e n t T y p e = " C o l u m n "   E l e m e n t I d = " 9 8 9 0 4 2 4 7 5 "   D a t a T y p e = " T e x t " > A g i n g D a t e H e a d e r 3 < / A g i n g D a t e H e a d e r 3 > - 
-                     < A g i n g D a t e H e a d e r 4   E l e m e n t T y p e = " C o l u m n "   E l e m e n t I d = " 1 6 2 6 7 3 9 0 9 2 "   D a t a T y p e = " T e x t " > A g i n g D a t e H e a d e r 4 < / A g i n g D a t e H e a d e r 4 > - 
-                     < b e f o r e C a p t i o n   E l e m e n t T y p e = " C o l u m n "   E l e m e n t I d = " 1 0 1 3 0 1 9 7 1 8 "   D a t a T y p e = " L a b e l " > b e f o r e C a p t i o n < / b e f o r e C a p t i o n > - 
-                 < / A g i n g B a n d L o o p > - 
-             < / A g i n g B a n d V i s i b l e > - 
-         < / I n t e g e r > - 
-         < L e t t e r T e x t   E l e m e n t T y p e = " D a t a I t e m "   E l e m e n t I d = " 1 5 1 0 3 5 3 8 3 4 " > - 
-             < B o d y T e x t   E l e m e n t T y p e = " C o l u m n "   E l e m e n t I d = " 1 4 9 7 5 9 8 0 8 "   D a t a T y p e = " L a b e l " > B o d y T e x t < / B o d y T e x t > - 
-             < C l o s i n g T e x t   E l e m e n t T y p e = " C o l u m n "   E l e m e n t I d = " 5 1 2 1 3 5 9 0 9 "   D a t a T y p e = " L a b e l " > C l o s i n g T e x t < / C l o s i n g T e x t > - 
-             < G r e e t i n g T e x t   E l e m e n t T y p e = " C o l u m n "   E l e m e n t I d = " 1 1 7 5 2 7 9 2 8 9 "   D a t a T y p e = " L a b e l " > G r e e t i n g T e x t < / G r e e t i n g T e x t > - 
-         < / L e t t e r T e x t > - 
-     < / C u s t o m e r > - 
- < / N a v W o r d R e p o r t X m l P a r t > 
-</file>
-
 <file path=customXml/itemProps1.xml><?xml version="1.0" encoding="utf-8"?>
-<ds:datastoreItem xmlns:ds="http://schemas.openxmlformats.org/officeDocument/2006/customXml" ds:itemID="{9CB80131-D8C5-4FD0-8654-DF7242DD7038}">
-  <ds:schemaRefs>
-    <ds:schemaRef ds:uri="http://schemas.openxmlformats.org/officeDocument/2006/bibliography"/>
-  </ds:schemaRefs>
-</ds:datastoreItem>
-</file>
-
-<file path=customXml/itemProps2.xml><?xml version="1.0" encoding="utf-8"?>
 <ds:datastoreItem xmlns:ds="http://schemas.openxmlformats.org/officeDocument/2006/customXml" ds:itemID="{6DA4901C-D430-4D4B-9017-1CE2DD1B612E}">
   <ds:schemaRefs>
     <ds:schemaRef ds:uri="urn:microsoft-dynamics-nav/reports/Standard_Statement/1316/"/>
@@ -5555,10 +6542,18 @@
 </ds:datastoreItem>
 </file>
 
-<file path=customXml/itemProps3.xml><?xml version="1.0" encoding="utf-8"?>
+<file path=customXml/itemProps2.xml><?xml version="1.0" encoding="utf-8"?>
 <ds:datastoreItem xmlns:ds="http://schemas.openxmlformats.org/officeDocument/2006/customXml" ds:itemID="{F7EEA1EF-F088-48B3-A77F-0F97170C0FF3}">
   <ds:schemaRefs>
     <ds:schemaRef ds:uri="urn:microsoft-dynamics-businesscentral/internal/extended/reports/Standard_Statement/1316/"/>
   </ds:schemaRefs>
 </ds:datastoreItem>
+</file>
+
+<file path=customXml/itemProps3.xml><?xml version="1.0" encoding="utf-8"?>
+<ds:datastoreItem xmlns:ds="http://schemas.openxmlformats.org/officeDocument/2006/customXml" ds:itemID="{9CB80131-D8C5-4FD0-8654-DF7242DD7038}">
+  <ds:schemaRefs>
+    <ds:schemaRef ds:uri="http://schemas.openxmlformats.org/officeDocument/2006/bibliography"/>
+  </ds:schemaRefs>
+</ds:datastoreItem>
 </file>